--- a/5. demonstrate solution.docx
+++ b/5. demonstrate solution.docx
@@ -7735,23 +7735,6 @@
     </w:p>
     <w:p>
       <w:pPr>
-        <w:spacing w:line="240" w:lineRule="auto"/>
-        <w:jc w:val="left"/>
-        <w:rPr>
-          <w:b/>
-          <w:bCs/>
-          <w:lang w:val="en-US"/>
-        </w:rPr>
-      </w:pPr>
-      <w:r>
-        <w:rPr>
-          <w:lang w:val="en-US"/>
-        </w:rPr>
-        <w:br w:type="page"/>
-      </w:r>
-    </w:p>
-    <w:p>
-      <w:pPr>
         <w:pStyle w:val="Heading3"/>
         <w:rPr>
           <w:lang w:val="en-US"/>
@@ -7761,7 +7744,6 @@
         <w:rPr>
           <w:lang w:val="en-US"/>
         </w:rPr>
-        <w:lastRenderedPageBreak/>
         <w:t>Guidelines for prospective active learning</w:t>
       </w:r>
     </w:p>
@@ -13263,13 +13245,6 @@
           <w:szCs w:val="18"/>
         </w:rPr>
       </w:pPr>
-      <w:r>
-        <w:rPr>
-          <w:sz w:val="18"/>
-          <w:szCs w:val="18"/>
-        </w:rPr>
-        <w:br w:type="page"/>
-      </w:r>
     </w:p>
     <w:p>
       <w:pPr>
@@ -13291,12 +13266,11 @@
           <w:sz w:val="18"/>
           <w:szCs w:val="18"/>
         </w:rPr>
-        <w:lastRenderedPageBreak/>
         <w:drawing>
-          <wp:inline distT="0" distB="0" distL="0" distR="0" wp14:anchorId="0CED4352" wp14:editId="09F9C43F">
-            <wp:extent cx="2343807" cy="2362633"/>
-            <wp:effectExtent l="0" t="0" r="5715" b="0"/>
-            <wp:docPr id="2121362755" name="Picture 4" descr="A graph of different networks&#10;&#10;AI-generated content may be incorrect."/>
+          <wp:inline distT="0" distB="0" distL="0" distR="0" wp14:anchorId="26FB2DCD" wp14:editId="4A9E42F8">
+            <wp:extent cx="4632572" cy="1649095"/>
+            <wp:effectExtent l="0" t="0" r="3175" b="1905"/>
+            <wp:docPr id="1942260319" name="Picture 5"/>
             <wp:cNvGraphicFramePr>
               <a:graphicFrameLocks xmlns:a="http://schemas.openxmlformats.org/drawingml/2006/main" noChangeAspect="1"/>
             </wp:cNvGraphicFramePr>
@@ -13304,7 +13278,7 @@
               <a:graphicData uri="http://schemas.openxmlformats.org/drawingml/2006/picture">
                 <pic:pic xmlns:pic="http://schemas.openxmlformats.org/drawingml/2006/picture">
                   <pic:nvPicPr>
-                    <pic:cNvPr id="2121362755" name="Picture 4" descr="A graph of different networks&#10;&#10;AI-generated content may be incorrect."/>
+                    <pic:cNvPr id="1942260319" name="Picture 5"/>
                     <pic:cNvPicPr/>
                   </pic:nvPicPr>
                   <pic:blipFill>
@@ -13322,7 +13296,7 @@
                   <pic:spPr>
                     <a:xfrm>
                       <a:off x="0" y="0"/>
-                      <a:ext cx="2393152" cy="2412374"/>
+                      <a:ext cx="4632572" cy="1649095"/>
                     </a:xfrm>
                     <a:prstGeom prst="rect">
                       <a:avLst/>
@@ -13447,11 +13421,12 @@
           <w:sz w:val="21"/>
           <w:szCs w:val="21"/>
         </w:rPr>
+        <w:lastRenderedPageBreak/>
         <w:drawing>
-          <wp:inline distT="0" distB="0" distL="0" distR="0" wp14:anchorId="7820135C" wp14:editId="7812F2CE">
-            <wp:extent cx="4681728" cy="1536192"/>
-            <wp:effectExtent l="0" t="0" r="5080" b="635"/>
-            <wp:docPr id="705254555" name="Picture 9" descr="A graph with blue spots&#10;&#10;AI-generated content may be incorrect."/>
+          <wp:inline distT="0" distB="0" distL="0" distR="0" wp14:anchorId="7820135C" wp14:editId="02EF895F">
+            <wp:extent cx="4633759" cy="1536192"/>
+            <wp:effectExtent l="0" t="0" r="1905" b="635"/>
+            <wp:docPr id="705254555" name="Picture 9"/>
             <wp:cNvGraphicFramePr>
               <a:graphicFrameLocks xmlns:a="http://schemas.openxmlformats.org/drawingml/2006/main" noChangeAspect="1"/>
             </wp:cNvGraphicFramePr>
@@ -13459,7 +13434,7 @@
               <a:graphicData uri="http://schemas.openxmlformats.org/drawingml/2006/picture">
                 <pic:pic xmlns:pic="http://schemas.openxmlformats.org/drawingml/2006/picture">
                   <pic:nvPicPr>
-                    <pic:cNvPr id="705254555" name="Picture 9" descr="A graph with blue spots&#10;&#10;AI-generated content may be incorrect."/>
+                    <pic:cNvPr id="705254555" name="Picture 9"/>
                     <pic:cNvPicPr/>
                   </pic:nvPicPr>
                   <pic:blipFill>
@@ -13477,7 +13452,7 @@
                   <pic:spPr>
                     <a:xfrm>
                       <a:off x="0" y="0"/>
-                      <a:ext cx="4681728" cy="1536192"/>
+                      <a:ext cx="4633759" cy="1536192"/>
                     </a:xfrm>
                     <a:prstGeom prst="rect">
                       <a:avLst/>
@@ -13644,12 +13619,11 @@
           <w:sz w:val="20"/>
           <w:szCs w:val="20"/>
         </w:rPr>
-        <w:lastRenderedPageBreak/>
         <w:drawing>
-          <wp:inline distT="0" distB="0" distL="0" distR="0" wp14:anchorId="1B0E0EBD" wp14:editId="52BB575A">
-            <wp:extent cx="4681728" cy="1170432"/>
-            <wp:effectExtent l="0" t="0" r="5080" b="0"/>
-            <wp:docPr id="2020914492" name="Picture 1" descr="A comparison of a normal distribution&#10;&#10;AI-generated content may be incorrect."/>
+          <wp:inline distT="0" distB="0" distL="0" distR="0" wp14:anchorId="1B0E0EBD" wp14:editId="657786CA">
+            <wp:extent cx="4681728" cy="1094099"/>
+            <wp:effectExtent l="0" t="0" r="0" b="0"/>
+            <wp:docPr id="2020914492" name="Picture 1"/>
             <wp:cNvGraphicFramePr>
               <a:graphicFrameLocks xmlns:a="http://schemas.openxmlformats.org/drawingml/2006/main" noChangeAspect="1"/>
             </wp:cNvGraphicFramePr>
@@ -13657,7 +13631,7 @@
               <a:graphicData uri="http://schemas.openxmlformats.org/drawingml/2006/picture">
                 <pic:pic xmlns:pic="http://schemas.openxmlformats.org/drawingml/2006/picture">
                   <pic:nvPicPr>
-                    <pic:cNvPr id="2020914492" name="Picture 1" descr="A comparison of a normal distribution&#10;&#10;AI-generated content may be incorrect."/>
+                    <pic:cNvPr id="2020914492" name="Picture 1"/>
                     <pic:cNvPicPr/>
                   </pic:nvPicPr>
                   <pic:blipFill>
@@ -13675,7 +13649,7 @@
                   <pic:spPr>
                     <a:xfrm>
                       <a:off x="0" y="0"/>
-                      <a:ext cx="4681728" cy="1170432"/>
+                      <a:ext cx="4681728" cy="1094099"/>
                     </a:xfrm>
                     <a:prstGeom prst="rect">
                       <a:avLst/>
@@ -13812,11 +13786,12 @@
           <w:sz w:val="20"/>
           <w:szCs w:val="20"/>
         </w:rPr>
+        <w:lastRenderedPageBreak/>
         <w:drawing>
-          <wp:inline distT="0" distB="0" distL="0" distR="0" wp14:anchorId="21085EB5" wp14:editId="041FCAFF">
-            <wp:extent cx="4681728" cy="3483864"/>
+          <wp:inline distT="0" distB="0" distL="0" distR="0" wp14:anchorId="21085EB5" wp14:editId="18748EFD">
+            <wp:extent cx="4681728" cy="3968496"/>
             <wp:effectExtent l="0" t="0" r="5080" b="0"/>
-            <wp:docPr id="416304714" name="Picture 3" descr="A collage of graphs&#10;&#10;AI-generated content may be incorrect."/>
+            <wp:docPr id="416304714" name="Picture 3"/>
             <wp:cNvGraphicFramePr>
               <a:graphicFrameLocks xmlns:a="http://schemas.openxmlformats.org/drawingml/2006/main" noChangeAspect="1"/>
             </wp:cNvGraphicFramePr>
@@ -13824,7 +13799,7 @@
               <a:graphicData uri="http://schemas.openxmlformats.org/drawingml/2006/picture">
                 <pic:pic xmlns:pic="http://schemas.openxmlformats.org/drawingml/2006/picture">
                   <pic:nvPicPr>
-                    <pic:cNvPr id="416304714" name="Picture 3" descr="A collage of graphs&#10;&#10;AI-generated content may be incorrect."/>
+                    <pic:cNvPr id="416304714" name="Picture 3"/>
                     <pic:cNvPicPr/>
                   </pic:nvPicPr>
                   <pic:blipFill>
@@ -13842,7 +13817,7 @@
                   <pic:spPr>
                     <a:xfrm>
                       <a:off x="0" y="0"/>
-                      <a:ext cx="4681728" cy="3483864"/>
+                      <a:ext cx="4681728" cy="3968496"/>
                     </a:xfrm>
                     <a:prstGeom prst="rect">
                       <a:avLst/>
@@ -13912,15 +13887,7 @@
           <w:sz w:val="20"/>
           <w:szCs w:val="20"/>
         </w:rPr>
-        <w:t xml:space="preserve">iversity is reported as the mean Tanimoto similarity of Extended Connectivity </w:t>
-      </w:r>
-      <w:r>
-        <w:rPr>
-          <w:sz w:val="20"/>
-          <w:szCs w:val="20"/>
-        </w:rPr>
-        <w:lastRenderedPageBreak/>
-        <w:t>Fingerprints</w:t>
+        <w:t>iversity is reported as the mean Tanimoto similarity of Extended Connectivity Fingerprints</w:t>
       </w:r>
       <w:r>
         <w:rPr>
@@ -14098,11 +14065,12 @@
           <w:sz w:val="18"/>
           <w:szCs w:val="18"/>
         </w:rPr>
+        <w:lastRenderedPageBreak/>
         <w:drawing>
-          <wp:inline distT="0" distB="0" distL="0" distR="0" wp14:anchorId="251CDCE6" wp14:editId="3DDD7069">
-            <wp:extent cx="4681728" cy="4407408"/>
+          <wp:inline distT="0" distB="0" distL="0" distR="0" wp14:anchorId="251CDCE6" wp14:editId="4B15A555">
+            <wp:extent cx="4681728" cy="2824303"/>
             <wp:effectExtent l="0" t="0" r="5080" b="0"/>
-            <wp:docPr id="632254634" name="Picture 1" descr="A graph of different types of data&#10;&#10;AI-generated content may be incorrect."/>
+            <wp:docPr id="632254634" name="Picture 1"/>
             <wp:cNvGraphicFramePr>
               <a:graphicFrameLocks xmlns:a="http://schemas.openxmlformats.org/drawingml/2006/main" noChangeAspect="1"/>
             </wp:cNvGraphicFramePr>
@@ -14110,7 +14078,7 @@
               <a:graphicData uri="http://schemas.openxmlformats.org/drawingml/2006/picture">
                 <pic:pic xmlns:pic="http://schemas.openxmlformats.org/drawingml/2006/picture">
                   <pic:nvPicPr>
-                    <pic:cNvPr id="632254634" name="Picture 1" descr="A graph of different types of data&#10;&#10;AI-generated content may be incorrect."/>
+                    <pic:cNvPr id="632254634" name="Picture 1"/>
                     <pic:cNvPicPr/>
                   </pic:nvPicPr>
                   <pic:blipFill>
@@ -14128,7 +14096,7 @@
                   <pic:spPr>
                     <a:xfrm>
                       <a:off x="0" y="0"/>
-                      <a:ext cx="4681728" cy="4407408"/>
+                      <a:ext cx="4681728" cy="2824303"/>
                     </a:xfrm>
                     <a:prstGeom prst="rect">
                       <a:avLst/>
@@ -14197,15 +14165,7 @@
           <w:sz w:val="20"/>
           <w:szCs w:val="20"/>
         </w:rPr>
-        <w:t xml:space="preserve"> of 10 experiments with different random starting molecules. All data is perturbed once at the start, so features stay consistent across active learning cycles. Additionally, for each </w:t>
-      </w:r>
-      <w:r>
-        <w:rPr>
-          <w:sz w:val="20"/>
-          <w:szCs w:val="20"/>
-        </w:rPr>
-        <w:lastRenderedPageBreak/>
-        <w:t xml:space="preserve">experiment, three perturbations with different random seeds are performed. Molecular fingerprint neural networks are reported as solid lines, graph neural networks as dashed lines, and random forest control models using ECFPs as dotted lines. </w:t>
+        <w:t xml:space="preserve"> of 10 experiments with different random starting molecules. All data is perturbed once at the start, so features stay consistent across active learning cycles. Additionally, for each experiment, three perturbations with different random seeds are performed. Molecular fingerprint neural networks are reported as solid lines, graph neural networks as dashed lines, and random forest control models using ECFPs as dotted lines. </w:t>
       </w:r>
       <w:r>
         <w:rPr>
@@ -14378,11 +14338,12 @@
           <w:sz w:val="18"/>
           <w:szCs w:val="18"/>
         </w:rPr>
+        <w:lastRenderedPageBreak/>
         <w:drawing>
-          <wp:inline distT="0" distB="0" distL="0" distR="0" wp14:anchorId="1530D6D8" wp14:editId="5EC16F73">
-            <wp:extent cx="4681728" cy="4398264"/>
+          <wp:inline distT="0" distB="0" distL="0" distR="0" wp14:anchorId="1530D6D8" wp14:editId="0F9465E4">
+            <wp:extent cx="4681728" cy="2976968"/>
             <wp:effectExtent l="0" t="0" r="5080" b="0"/>
-            <wp:docPr id="868838890" name="Picture 5" descr="A collage of graphs&#10;&#10;AI-generated content may be incorrect."/>
+            <wp:docPr id="868838890" name="Picture 5"/>
             <wp:cNvGraphicFramePr>
               <a:graphicFrameLocks xmlns:a="http://schemas.openxmlformats.org/drawingml/2006/main" noChangeAspect="1"/>
             </wp:cNvGraphicFramePr>
@@ -14390,7 +14351,7 @@
               <a:graphicData uri="http://schemas.openxmlformats.org/drawingml/2006/picture">
                 <pic:pic xmlns:pic="http://schemas.openxmlformats.org/drawingml/2006/picture">
                   <pic:nvPicPr>
-                    <pic:cNvPr id="868838890" name="Picture 5" descr="A collage of graphs&#10;&#10;AI-generated content may be incorrect."/>
+                    <pic:cNvPr id="868838890" name="Picture 5"/>
                     <pic:cNvPicPr/>
                   </pic:nvPicPr>
                   <pic:blipFill>
@@ -14408,7 +14369,7 @@
                   <pic:spPr>
                     <a:xfrm>
                       <a:off x="0" y="0"/>
-                      <a:ext cx="4681728" cy="4398264"/>
+                      <a:ext cx="4681728" cy="2976968"/>
                     </a:xfrm>
                     <a:prstGeom prst="rect">
                       <a:avLst/>
@@ -14485,15 +14446,7 @@
           <w:sz w:val="20"/>
           <w:szCs w:val="20"/>
         </w:rPr>
-        <w:t xml:space="preserve"> of 10 experiments with different random starting molecules. Molecular fingerprints (ECFPs) are reported on the left-hand column (solid line), graph neural networks on the middle </w:t>
-      </w:r>
-      <w:r>
-        <w:rPr>
-          <w:sz w:val="20"/>
-          <w:szCs w:val="20"/>
-        </w:rPr>
-        <w:lastRenderedPageBreak/>
-        <w:t xml:space="preserve">column (dashed line), and a random forest baseline model using ECFPs on the right-hand columns (dotted line). Every row represents one dataset: </w:t>
+        <w:t xml:space="preserve"> of 10 experiments with different random starting molecules. Molecular fingerprints (ECFPs) are reported on the left-hand column (solid line), graph neural networks on the middle column (dashed line), and a random forest baseline model using ECFPs on the right-hand columns (dotted line). Every row represents one dataset: </w:t>
       </w:r>
       <w:r>
         <w:rPr>
@@ -14571,11 +14524,12 @@
           <w:sz w:val="16"/>
           <w:szCs w:val="16"/>
         </w:rPr>
+        <w:lastRenderedPageBreak/>
         <w:drawing>
-          <wp:inline distT="0" distB="0" distL="0" distR="0" wp14:anchorId="07499EA2" wp14:editId="04FC5123">
-            <wp:extent cx="4681728" cy="4544568"/>
-            <wp:effectExtent l="0" t="0" r="5080" b="2540"/>
-            <wp:docPr id="1257146423" name="Picture 6" descr="A collage of graphs and diagrams&#10;&#10;AI-generated content may be incorrect."/>
+          <wp:inline distT="0" distB="0" distL="0" distR="0" wp14:anchorId="07499EA2" wp14:editId="5F31ABB0">
+            <wp:extent cx="4681728" cy="3231410"/>
+            <wp:effectExtent l="0" t="0" r="5080" b="0"/>
+            <wp:docPr id="1257146423" name="Picture 6"/>
             <wp:cNvGraphicFramePr>
               <a:graphicFrameLocks xmlns:a="http://schemas.openxmlformats.org/drawingml/2006/main" noChangeAspect="1"/>
             </wp:cNvGraphicFramePr>
@@ -14583,7 +14537,7 @@
               <a:graphicData uri="http://schemas.openxmlformats.org/drawingml/2006/picture">
                 <pic:pic xmlns:pic="http://schemas.openxmlformats.org/drawingml/2006/picture">
                   <pic:nvPicPr>
-                    <pic:cNvPr id="1257146423" name="Picture 6" descr="A collage of graphs and diagrams&#10;&#10;AI-generated content may be incorrect."/>
+                    <pic:cNvPr id="1257146423" name="Picture 6"/>
                     <pic:cNvPicPr/>
                   </pic:nvPicPr>
                   <pic:blipFill>
@@ -14601,7 +14555,7 @@
                   <pic:spPr>
                     <a:xfrm>
                       <a:off x="0" y="0"/>
-                      <a:ext cx="4681728" cy="4544568"/>
+                      <a:ext cx="4681728" cy="3231410"/>
                     </a:xfrm>
                     <a:prstGeom prst="rect">
                       <a:avLst/>
@@ -14741,15 +14695,7 @@
           <w:sz w:val="20"/>
           <w:szCs w:val="20"/>
         </w:rPr>
-        <w:t xml:space="preserve"> Two-sided, paired, Wilcoxon Rank Sum tests are performed without multiple testing correction on the last cycle between </w:t>
-      </w:r>
-      <w:r>
-        <w:rPr>
-          <w:sz w:val="20"/>
-          <w:szCs w:val="20"/>
-        </w:rPr>
-        <w:lastRenderedPageBreak/>
-        <w:t>random acquisition (grey) and the other acquisition methods. Statistical significance (p &lt; 0.05) is denoted as *.</w:t>
+        <w:t xml:space="preserve"> Two-sided, paired, Wilcoxon Rank Sum tests are performed without multiple testing correction on the last cycle between random acquisition (grey) and the other acquisition methods. Statistical significance (p &lt; 0.05) is denoted as *.</w:t>
       </w:r>
     </w:p>
     <w:p>
@@ -14787,11 +14733,12 @@
           <w:sz w:val="18"/>
           <w:szCs w:val="18"/>
         </w:rPr>
+        <w:lastRenderedPageBreak/>
         <w:drawing>
-          <wp:inline distT="0" distB="0" distL="0" distR="0" wp14:anchorId="67767AF0" wp14:editId="4BD0AF52">
-            <wp:extent cx="2340864" cy="3483864"/>
-            <wp:effectExtent l="0" t="0" r="0" b="0"/>
-            <wp:docPr id="1969611087" name="Picture 1" descr="A group of graphs with numbers and lines&#10;&#10;AI-generated content may be incorrect."/>
+          <wp:inline distT="0" distB="0" distL="0" distR="0" wp14:anchorId="67767AF0" wp14:editId="4DA572CB">
+            <wp:extent cx="4681728" cy="2331720"/>
+            <wp:effectExtent l="0" t="0" r="5080" b="5080"/>
+            <wp:docPr id="1969611087" name="Picture 1"/>
             <wp:cNvGraphicFramePr>
               <a:graphicFrameLocks xmlns:a="http://schemas.openxmlformats.org/drawingml/2006/main" noChangeAspect="1"/>
             </wp:cNvGraphicFramePr>
@@ -14799,7 +14746,7 @@
               <a:graphicData uri="http://schemas.openxmlformats.org/drawingml/2006/picture">
                 <pic:pic xmlns:pic="http://schemas.openxmlformats.org/drawingml/2006/picture">
                   <pic:nvPicPr>
-                    <pic:cNvPr id="1969611087" name="Picture 1" descr="A group of graphs with numbers and lines&#10;&#10;AI-generated content may be incorrect."/>
+                    <pic:cNvPr id="1969611087" name="Picture 1"/>
                     <pic:cNvPicPr/>
                   </pic:nvPicPr>
                   <pic:blipFill>
@@ -14817,7 +14764,7 @@
                   <pic:spPr>
                     <a:xfrm>
                       <a:off x="0" y="0"/>
-                      <a:ext cx="2340864" cy="3483864"/>
+                      <a:ext cx="4681728" cy="2331720"/>
                     </a:xfrm>
                     <a:prstGeom prst="rect">
                       <a:avLst/>
@@ -14892,14 +14839,7 @@
           <w:sz w:val="20"/>
           <w:szCs w:val="20"/>
         </w:rPr>
-        <w:t>a, b</w:t>
-      </w:r>
-      <w:r>
-        <w:rPr>
-          <w:sz w:val="20"/>
-          <w:szCs w:val="20"/>
-        </w:rPr>
-        <w:t xml:space="preserve">. PKM2, </w:t>
+        <w:t xml:space="preserve">a, </w:t>
       </w:r>
       <w:r>
         <w:rPr>
@@ -14908,14 +14848,14 @@
           <w:sz w:val="20"/>
           <w:szCs w:val="20"/>
         </w:rPr>
-        <w:t>c, d</w:t>
-      </w:r>
-      <w:r>
-        <w:rPr>
-          <w:sz w:val="20"/>
-          <w:szCs w:val="20"/>
-        </w:rPr>
-        <w:t xml:space="preserve">. ALDH1, </w:t>
+        <w:t>d</w:t>
+      </w:r>
+      <w:r>
+        <w:rPr>
+          <w:sz w:val="20"/>
+          <w:szCs w:val="20"/>
+        </w:rPr>
+        <w:t xml:space="preserve">. PKM2, </w:t>
       </w:r>
       <w:r>
         <w:rPr>
@@ -14924,7 +14864,50 @@
           <w:sz w:val="20"/>
           <w:szCs w:val="20"/>
         </w:rPr>
-        <w:t>e, f</w:t>
+        <w:t>b</w:t>
+      </w:r>
+      <w:r>
+        <w:rPr>
+          <w:b/>
+          <w:bCs/>
+          <w:sz w:val="20"/>
+          <w:szCs w:val="20"/>
+        </w:rPr>
+        <w:t xml:space="preserve">, </w:t>
+      </w:r>
+      <w:r>
+        <w:rPr>
+          <w:b/>
+          <w:bCs/>
+          <w:sz w:val="20"/>
+          <w:szCs w:val="20"/>
+        </w:rPr>
+        <w:t>e</w:t>
+      </w:r>
+      <w:r>
+        <w:rPr>
+          <w:sz w:val="20"/>
+          <w:szCs w:val="20"/>
+        </w:rPr>
+        <w:t xml:space="preserve">. ALDH1, </w:t>
+      </w:r>
+      <w:r>
+        <w:rPr>
+          <w:b/>
+          <w:bCs/>
+          <w:sz w:val="20"/>
+          <w:szCs w:val="20"/>
+        </w:rPr>
+        <w:t>c</w:t>
+      </w:r>
+      <w:r>
+        <w:rPr>
+          <w:b/>
+          <w:bCs/>
+          <w:sz w:val="20"/>
+          <w:szCs w:val="20"/>
+        </w:rPr>
+        <w:t>, f</w:t>
       </w:r>
       <w:r>
         <w:rPr>
@@ -14958,10 +14941,10 @@
         </w:rPr>
         <w:lastRenderedPageBreak/>
         <w:drawing>
-          <wp:inline distT="0" distB="0" distL="0" distR="0" wp14:anchorId="78264FD6" wp14:editId="43DE8CE9">
-            <wp:extent cx="4681728" cy="3438144"/>
-            <wp:effectExtent l="0" t="0" r="5080" b="3810"/>
-            <wp:docPr id="1438110358" name="Picture 1" descr="A collage of graphs&#10;&#10;AI-generated content may be incorrect."/>
+          <wp:inline distT="0" distB="0" distL="0" distR="0" wp14:anchorId="78264FD6" wp14:editId="06DFAABB">
+            <wp:extent cx="4681728" cy="3904488"/>
+            <wp:effectExtent l="0" t="0" r="5080" b="0"/>
+            <wp:docPr id="1438110358" name="Picture 1"/>
             <wp:cNvGraphicFramePr>
               <a:graphicFrameLocks xmlns:a="http://schemas.openxmlformats.org/drawingml/2006/main" noChangeAspect="1"/>
             </wp:cNvGraphicFramePr>
@@ -14969,7 +14952,7 @@
               <a:graphicData uri="http://schemas.openxmlformats.org/drawingml/2006/picture">
                 <pic:pic xmlns:pic="http://schemas.openxmlformats.org/drawingml/2006/picture">
                   <pic:nvPicPr>
-                    <pic:cNvPr id="1438110358" name="Picture 1" descr="A collage of graphs&#10;&#10;AI-generated content may be incorrect."/>
+                    <pic:cNvPr id="1438110358" name="Picture 1"/>
                     <pic:cNvPicPr/>
                   </pic:nvPicPr>
                   <pic:blipFill>
@@ -14987,7 +14970,7 @@
                   <pic:spPr>
                     <a:xfrm>
                       <a:off x="0" y="0"/>
-                      <a:ext cx="4681728" cy="3438144"/>
+                      <a:ext cx="4681728" cy="3904488"/>
                     </a:xfrm>
                     <a:prstGeom prst="rect">
                       <a:avLst/>
@@ -15332,10 +15315,10 @@
         </w:rPr>
         <w:lastRenderedPageBreak/>
         <w:drawing>
-          <wp:inline distT="0" distB="0" distL="0" distR="0" wp14:anchorId="3A29ED56" wp14:editId="7E1B7D8E">
-            <wp:extent cx="2340864" cy="1517904"/>
-            <wp:effectExtent l="0" t="0" r="0" b="6350"/>
-            <wp:docPr id="1276277498" name="Picture 2" descr="A comparison of graphs and diagrams&#10;&#10;AI-generated content may be incorrect."/>
+          <wp:inline distT="0" distB="0" distL="0" distR="0" wp14:anchorId="3A29ED56" wp14:editId="3BAD928F">
+            <wp:extent cx="4681728" cy="1344168"/>
+            <wp:effectExtent l="0" t="0" r="5080" b="2540"/>
+            <wp:docPr id="1276277498" name="Picture 2"/>
             <wp:cNvGraphicFramePr>
               <a:graphicFrameLocks xmlns:a="http://schemas.openxmlformats.org/drawingml/2006/main" noChangeAspect="1"/>
             </wp:cNvGraphicFramePr>
@@ -15343,7 +15326,7 @@
               <a:graphicData uri="http://schemas.openxmlformats.org/drawingml/2006/picture">
                 <pic:pic xmlns:pic="http://schemas.openxmlformats.org/drawingml/2006/picture">
                   <pic:nvPicPr>
-                    <pic:cNvPr id="1276277498" name="Picture 2" descr="A comparison of graphs and diagrams&#10;&#10;AI-generated content may be incorrect."/>
+                    <pic:cNvPr id="1276277498" name="Picture 2"/>
                     <pic:cNvPicPr/>
                   </pic:nvPicPr>
                   <pic:blipFill>
@@ -15361,7 +15344,7 @@
                   <pic:spPr>
                     <a:xfrm>
                       <a:off x="0" y="0"/>
-                      <a:ext cx="2340864" cy="1517904"/>
+                      <a:ext cx="4681728" cy="1344168"/>
                     </a:xfrm>
                     <a:prstGeom prst="rect">
                       <a:avLst/>

--- a/5. demonstrate solution.docx
+++ b/5. demonstrate solution.docx
@@ -578,21 +578,7 @@
                               <w:rPr>
                                 <w:lang w:val="en-US"/>
                               </w:rPr>
-                              <w:t xml:space="preserve">and F. </w:t>
-                            </w:r>
-                            <w:proofErr w:type="spellStart"/>
-                            <w:r>
-                              <w:rPr>
-                                <w:lang w:val="en-US"/>
-                              </w:rPr>
-                              <w:t>Grisoni</w:t>
-                            </w:r>
-                            <w:proofErr w:type="spellEnd"/>
-                            <w:r>
-                              <w:rPr>
-                                <w:lang w:val="en-US"/>
-                              </w:rPr>
-                              <w:t xml:space="preserve">, </w:t>
+                              <w:t xml:space="preserve">and F. Grisoni, </w:t>
                             </w:r>
                             <w:r>
                               <w:rPr>
@@ -780,7 +766,7 @@
         <w:rPr>
           <w:lang w:val="en-US"/>
         </w:rPr>
-        <w:instrText xml:space="preserve"> ADDIN ZOTERO_ITEM CSL_CITATION {"citationID":"FwCH2qts","properties":{"formattedCitation":"\\super 1\\nosupersub{}","plainCitation":"1","noteIndex":0},"citationItems":[{"id":"fP2t2TeH/YtUHqNxj","uris":["http://zotero.org/users/local/1JKiESOA/items/BCCJMFFD"],"itemData":{"id":117,"type":"article-journal","abstract":"Deep learning allows computational models that are composed of multiple processing layers to learn representations of data with multiple levels of abstraction. These methods have dramatically improved the state-of-the-art in speech recognition, visual object recognition, object detection and many other domains such as drug discovery and genomics. Deep learning discovers intricate structure in large data sets by using the backpropagation algorithm to indicate how a machine should change its internal parameters that are used to compute the representation in each layer from the representation in the previous layer. Deep convolutional nets have brought about breakthroughs in processing images, video, speech and audio, whereas recurrent nets have shone light on sequential data such as text and speech.","container-title":"Nature","DOI":"10.1038/nature14539","ISSN":"1476-4687","issue":"7553","journalAbbreviation":"Nature","page":"436-444","title":"Deep learning","volume":"521","author":[{"family":"LeCun","given":"Yann"},{"family":"Bengio","given":"Yoshua"},{"family":"Hinton","given":"Geoffrey"}],"issued":{"date-parts":[["2015",5,1]]}}}],"schema":"https://github.com/citation-style-language/schema/raw/master/csl-citation.json"} </w:instrText>
+        <w:instrText xml:space="preserve"> ADDIN ZOTERO_ITEM CSL_CITATION {"citationID":"FwCH2qts","properties":{"formattedCitation":"\\super 1\\nosupersub{}","plainCitation":"1","noteIndex":0},"citationItems":[{"id":"p8eBrFnr/fr1N0z7l","uris":["http://zotero.org/users/local/1JKiESOA/items/BCCJMFFD"],"itemData":{"id":117,"type":"article-journal","abstract":"Deep learning allows computational models that are composed of multiple processing layers to learn representations of data with multiple levels of abstraction. These methods have dramatically improved the state-of-the-art in speech recognition, visual object recognition, object detection and many other domains such as drug discovery and genomics. Deep learning discovers intricate structure in large data sets by using the backpropagation algorithm to indicate how a machine should change its internal parameters that are used to compute the representation in each layer from the representation in the previous layer. Deep convolutional nets have brought about breakthroughs in processing images, video, speech and audio, whereas recurrent nets have shone light on sequential data such as text and speech.","container-title":"Nature","DOI":"10.1038/nature14539","ISSN":"1476-4687","issue":"7553","journalAbbreviation":"Nature","page":"436-444","title":"Deep learning","volume":"521","author":[{"family":"LeCun","given":"Yann"},{"family":"Bengio","given":"Yoshua"},{"family":"Hinton","given":"Geoffrey"}],"issued":{"date-parts":[["2015",5,1]]}}}],"schema":"https://github.com/citation-style-language/schema/raw/master/csl-citation.json"} </w:instrText>
       </w:r>
       <w:r>
         <w:rPr>
@@ -936,7 +922,7 @@
           <w:color w:val="000000" w:themeColor="text1"/>
           <w:lang w:val="en-US"/>
         </w:rPr>
-        <w:instrText xml:space="preserve"> ADDIN ZOTERO_ITEM CSL_CITATION {"citationID":"Ke0R98WS","properties":{"formattedCitation":"\\super 4\\uc0\\u8211{}7\\nosupersub{}","plainCitation":"4–7","noteIndex":0},"citationItems":[{"id":903,"uris":["http://zotero.org/groups/5151721/items/6XKJQ4AF"],"itemData":{"id":903,"type":"article-journal","container-title":"Drug Discovery Today","DOI":"10.1016/S1359-6446(97)01163-X","ISSN":"13596446","issue":"4","journalAbbreviation":"Drug Discovery Today","language":"en","page":"160-178","source":"DOI.org (Crossref)","title":"Virtual screening—an overview","volume":"3","author":[{"family":"Walters","given":"W.Patrick"},{"family":"Stahl","given":"Matthew T"},{"family":"Murcko","given":"Mark A"}],"issued":{"date-parts":[["1998",4]]}}},{"id":947,"uris":["http://zotero.org/groups/5151721/items/XMQF2FRI"],"itemData":{"id":947,"type":"article-journal","container-title":"Cell","DOI":"10.1016/j.cell.2020.01.021","ISSN":"00928674","issue":"4","journalAbbreviation":"Cell","language":"en","page":"688-702.e13","source":"DOI.org (Crossref)","title":"A Deep Learning Approach to Antibiotic Discovery","volume":"180","author":[{"family":"Stokes","given":"Jonathan M."},{"family":"Yang","given":"Kevin"},{"family":"Swanson","given":"Kyle"},{"family":"Jin","given":"Wengong"},{"family":"Cubillos-Ruiz","given":"Andres"},{"family":"Donghia","given":"Nina M."},{"family":"MacNair","given":"Craig R."},{"family":"French","given":"Shawn"},{"family":"Carfrae","given":"Lindsey A."},{"family":"Bloom-Ackermann","given":"Zohar"},{"family":"Tran","given":"Victoria M."},{"family":"Chiappino-Pepe","given":"Anush"},{"family":"Badran","given":"Ahmed H."},{"family":"Andrews","given":"Ian W."},{"family":"Chory","given":"Emma J."},{"family":"Church","given":"George M."},{"family":"Brown","given":"Eric D."},{"family":"Jaakkola","given":"Tommi S."},{"family":"Barzilay","given":"Regina"},{"family":"Collins","given":"James J."}],"issued":{"date-parts":[["2020",2]]}}},{"id":949,"uris":["http://zotero.org/groups/5151721/items/PVDLUUJX"],"itemData":{"id":949,"type":"article-journal","container-title":"Nature Chemical Biology","DOI":"10.1038/s41589-023-01349-8","ISSN":"1552-4450, 1552-4469","journalAbbreviation":"Nat Chem Biol","language":"en","source":"DOI.org (Crossref)","title":"Deep learning-guided discovery of an antibiotic targeting Acinetobacter baumannii","URL":"https://www.nature.com/articles/s41589-023-01349-8","author":[{"family":"Liu","given":"Gary"},{"family":"Catacutan","given":"Denise B."},{"family":"Rathod","given":"Khushi"},{"family":"Swanson","given":"Kyle"},{"family":"Jin","given":"Wengong"},{"family":"Mohammed","given":"Jody C."},{"family":"Chiappino-Pepe","given":"Anush"},{"family":"Syed","given":"Saad A."},{"family":"Fragis","given":"Meghan"},{"family":"Rachwalski","given":"Kenneth"},{"family":"Magolan","given":"Jakob"},{"family":"Surette","given":"Michael G."},{"family":"Coombes","given":"Brian K."},{"family":"Jaakkola","given":"Tommi"},{"family":"Barzilay","given":"Regina"},{"family":"Collins","given":"James J."},{"family":"Stokes","given":"Jonathan M."}],"accessed":{"date-parts":[["2023",10,21]]},"issued":{"date-parts":[["2023",5,25]]}}},{"id":950,"uris":["http://zotero.org/groups/5151721/items/ZTRQLMRU"],"itemData":{"id":950,"type":"article-journal","container-title":"Journal of Medicinal Chemistry","DOI":"10.1021/acs.jmedchem.5b02038","ISSN":"0022-2623, 1520-4804","issue":"15","journalAbbreviation":"J. Med. Chem.","language":"en","page":"7075-7088","source":"DOI.org (Crossref)","title":"Discovery of New Anti-Schistosomal Hits by Integration of QSAR-Based Virtual Screening and High Content Screening","volume":"59","author":[{"family":"Neves","given":"Bruno J."},{"family":"Dantas","given":"Rafael F."},{"family":"Senger","given":"Mario R."},{"family":"Melo-Filho","given":"Cleber C."},{"family":"Valente","given":"Walter C. G."},{"family":"De Almeida","given":"Ana C. M."},{"family":"Rezende-Neto","given":"João M."},{"family":"Lima","given":"Elid F. C."},{"family":"Paveley","given":"Ross"},{"family":"Furnham","given":"Nicholas"},{"family":"Muratov","given":"Eugene"},{"family":"Kamentsky","given":"Lee"},{"family":"Carpenter","given":"Anne E."},{"family":"Braga","given":"Rodolpho C."},{"family":"Silva-Junior","given":"Floriano P."},{"family":"Andrade","given":"Carolina Horta"}],"issued":{"date-parts":[["2016",8,11]]}}}],"schema":"https://github.com/citation-style-language/schema/raw/master/csl-citation.json"} </w:instrText>
+        <w:instrText xml:space="preserve"> ADDIN ZOTERO_ITEM CSL_CITATION {"citationID":"Ke0R98WS","properties":{"formattedCitation":"\\super 4\\uc0\\u8211{}7\\nosupersub{}","plainCitation":"4–7","noteIndex":0},"citationItems":[{"id":903,"uris":["http://zotero.org/groups/5151721/items/6XKJQ4AF"],"itemData":{"id":903,"type":"article-journal","container-title":"Drug Discovery Today","DOI":"10.1016/S1359-6446(97)01163-X","ISSN":"13596446","issue":"4","journalAbbreviation":"Drug Discovery Today","language":"en","page":"160-178","source":"DOI.org (Crossref)","title":"Virtual screening—an overview","volume":"3","author":[{"family":"Walters","given":"W.Patrick"},{"family":"Stahl","given":"Matthew T"},{"family":"Murcko","given":"Mark A"}],"issued":{"date-parts":[["1998",4]]}}},{"id":947,"uris":["http://zotero.org/groups/5151721/items/XMQF2FRI"],"itemData":{"id":947,"type":"article-journal","container-title":"Cell","DOI":"10.1016/j.cell.2020.01.021","ISSN":"00928674","issue":"4","journalAbbreviation":"Cell","language":"en","page":"688-702.e13","source":"DOI.org (Crossref)","title":"A Deep Learning Approach to Antibiotic Discovery","volume":"180","author":[{"family":"Stokes","given":"Jonathan M."},{"family":"Yang","given":"Kevin"},{"family":"Swanson","given":"Kyle"},{"family":"Jin","given":"Wengong"},{"family":"Cubillos-Ruiz","given":"Andres"},{"family":"Donghia","given":"Nina M."},{"family":"MacNair","given":"Craig R."},{"family":"French","given":"Shawn"},{"family":"Carfrae","given":"Lindsey A."},{"family":"Bloom-Ackermann","given":"Zohar"},{"family":"Tran","given":"Victoria M."},{"family":"Chiappino-Pepe","given":"Anush"},{"family":"Badran","given":"Ahmed H."},{"family":"Andrews","given":"Ian W."},{"family":"Chory","given":"Emma J."},{"family":"Church","given":"George M."},{"family":"Brown","given":"Eric D."},{"family":"Jaakkola","given":"Tommi S."},{"family":"Barzilay","given":"Regina"},{"family":"Collins","given":"James J."}],"issued":{"date-parts":[["2020",2]]}}},{"id":949,"uris":["http://zotero.org/groups/5151721/items/PVDLUUJX"],"itemData":{"id":949,"type":"article-journal","container-title":"Nature Chemical Biology","ISSN":"1552-4450, 1552-4469","journalAbbreviation":"Nat Chem Biol","language":"en","page":"1342-1350","source":"DOI.org (Crossref)","title":"Deep learning-guided discovery of an antibiotic targeting Acinetobacter baumannii","volume":"19","author":[{"family":"Liu","given":"Gary"},{"family":"Catacutan","given":"Denise B."},{"family":"Rathod","given":"Khushi"},{"family":"Swanson","given":"Kyle"},{"family":"Jin","given":"Wengong"},{"family":"Mohammed","given":"Jody C."},{"family":"Chiappino-Pepe","given":"Anush"},{"family":"Syed","given":"Saad A."},{"family":"Fragis","given":"Meghan"},{"family":"Rachwalski","given":"Kenneth"},{"family":"Magolan","given":"Jakob"},{"family":"Surette","given":"Michael G."},{"family":"Coombes","given":"Brian K."},{"family":"Jaakkola","given":"Tommi"},{"family":"Barzilay","given":"Regina"},{"family":"Collins","given":"James J."},{"family":"Stokes","given":"Jonathan M."}],"issued":{"date-parts":[["2023",5,25]]}}},{"id":950,"uris":["http://zotero.org/groups/5151721/items/ZTRQLMRU"],"itemData":{"id":950,"type":"article-journal","container-title":"Journal of Medicinal Chemistry","DOI":"10.1021/acs.jmedchem.5b02038","ISSN":"0022-2623, 1520-4804","issue":"15","journalAbbreviation":"J. Med. Chem.","language":"en","page":"7075-7088","source":"DOI.org (Crossref)","title":"Discovery of New Anti-Schistosomal Hits by Integration of QSAR-Based Virtual Screening and High Content Screening","volume":"59","author":[{"family":"Neves","given":"Bruno J."},{"family":"Dantas","given":"Rafael F."},{"family":"Senger","given":"Mario R."},{"family":"Melo-Filho","given":"Cleber C."},{"family":"Valente","given":"Walter C. G."},{"family":"De Almeida","given":"Ana C. M."},{"family":"Rezende-Neto","given":"João M."},{"family":"Lima","given":"Elid F. C."},{"family":"Paveley","given":"Ross"},{"family":"Furnham","given":"Nicholas"},{"family":"Muratov","given":"Eugene"},{"family":"Kamentsky","given":"Lee"},{"family":"Carpenter","given":"Anne E."},{"family":"Braga","given":"Rodolpho C."},{"family":"Silva-Junior","given":"Floriano P."},{"family":"Andrade","given":"Carolina Horta"}],"issued":{"date-parts":[["2016",8,11]]}}}],"schema":"https://github.com/citation-style-language/schema/raw/master/csl-citation.json"} </w:instrText>
       </w:r>
       <w:r>
         <w:rPr>
@@ -1078,7 +1064,7 @@
         <w:rPr>
           <w:lang w:val="en-US"/>
         </w:rPr>
-        <w:instrText xml:space="preserve"> ADDIN ZOTERO_ITEM CSL_CITATION {"citationID":"wkVPI1G8","properties":{"formattedCitation":"\\super 9\\uc0\\u8211{}11\\nosupersub{}","plainCitation":"9–11","noteIndex":0},"citationItems":[{"id":896,"uris":["http://zotero.org/groups/5151721/items/U3IAWRTZ"],"itemData":{"id":896,"type":"article-journal","container-title":"Journal of Chemical Information and Modeling","DOI":"10.1021/acs.jcim.2c01073","ISSN":"1549-9596, 1549-960X","issue":"23","journalAbbreviation":"J. Chem. Inf. Model.","language":"en","page":"5938-5951","source":"DOI.org (Crossref)","title":"Exposing the Limitations of Molecular Machine Learning with Activity Cliffs","volume":"62","author":[{"family":"Van Tilborg","given":"Derek"},{"family":"Alenicheva","given":"Alisa"},{"family":"Grisoni","given":"Francesca"}],"issued":{"date-parts":[["2022",12,12]]}}},{"id":943,"uris":["http://zotero.org/groups/5151721/items/NEV4JETU"],"itemData":{"id":943,"type":"article-journal","container-title":"Journal of Medicinal Chemistry","DOI":"10.1021/acs.jmedchem.2c00487","ISSN":"0022-2623, 1520-4804","issue":"11","journalAbbreviation":"J. Med. Chem.","language":"en","page":"7946-7958","source":"DOI.org (Crossref)","title":"On the Frustration to Predict Binding Affinities from Protein–Ligand Structures with Deep Neural Networks","volume":"65","author":[{"family":"Volkov","given":"Mikhail"},{"family":"Turk","given":"Joseph-André"},{"family":"Drizard","given":"Nicolas"},{"family":"Martin","given":"Nicolas"},{"family":"Hoffmann","given":"Brice"},{"family":"Gaston-Mathé","given":"Yann"},{"family":"Rognan","given":"Didier"}],"issued":{"date-parts":[["2022",6,9]]}}},{"id":945,"uris":["http://zotero.org/groups/5151721/items/EUKEGSUY"],"itemData":{"id":945,"type":"article-journal","container-title":"Journal of Chemical Information and Modeling","DOI":"10.1021/acs.jcim.7b00403","ISSN":"1549-9596, 1549-960X","issue":"5","journalAbbreviation":"J. Chem. Inf. Model.","language":"en","page":"916-932","source":"DOI.org (Crossref)","title":"Most Ligand-Based Classification Benchmarks Reward Memorization Rather than Generalization","volume":"58","author":[{"family":"Wallach","given":"Izhar"},{"family":"Heifets","given":"Abraham"}],"issued":{"date-parts":[["2018",5,29]]}}}],"schema":"https://github.com/citation-style-language/schema/raw/master/csl-citation.json"} </w:instrText>
+        <w:instrText xml:space="preserve"> ADDIN ZOTERO_ITEM CSL_CITATION {"citationID":"a14f3kprdpp","properties":{"formattedCitation":"\\super 9,10\\nosupersub{}","plainCitation":"9,10","noteIndex":0},"citationItems":[{"id":943,"uris":["http://zotero.org/groups/5151721/items/NEV4JETU"],"itemData":{"id":943,"type":"article-journal","container-title":"Journal of Medicinal Chemistry","DOI":"10.1021/acs.jmedchem.2c00487","ISSN":"0022-2623, 1520-4804","issue":"11","journalAbbreviation":"J. Med. Chem.","language":"en","page":"7946-7958","source":"DOI.org (Crossref)","title":"On the Frustration to Predict Binding Affinities from Protein–Ligand Structures with Deep Neural Networks","volume":"65","author":[{"family":"Volkov","given":"Mikhail"},{"family":"Turk","given":"Joseph-André"},{"family":"Drizard","given":"Nicolas"},{"family":"Martin","given":"Nicolas"},{"family":"Hoffmann","given":"Brice"},{"family":"Gaston-Mathé","given":"Yann"},{"family":"Rognan","given":"Didier"}],"issued":{"date-parts":[["2022",6,9]]}}},{"id":945,"uris":["http://zotero.org/groups/5151721/items/EUKEGSUY"],"itemData":{"id":945,"type":"article-journal","container-title":"Journal of Chemical Information and Modeling","DOI":"10.1021/acs.jcim.7b00403","ISSN":"1549-9596, 1549-960X","issue":"5","journalAbbreviation":"J. Chem. Inf. Model.","language":"en","page":"916-932","source":"DOI.org (Crossref)","title":"Most Ligand-Based Classification Benchmarks Reward Memorization Rather than Generalization","volume":"58","author":[{"family":"Wallach","given":"Izhar"},{"family":"Heifets","given":"Abraham"}],"issued":{"date-parts":[["2018",5,29]]}}}],"schema":"https://github.com/citation-style-language/schema/raw/master/csl-citation.json"} </w:instrText>
       </w:r>
       <w:r>
         <w:rPr>
@@ -1091,7 +1077,7 @@
           <w:kern w:val="0"/>
           <w:vertAlign w:val="superscript"/>
         </w:rPr>
-        <w:t>9–11</w:t>
+        <w:t>9,10</w:t>
       </w:r>
       <w:r>
         <w:rPr>
@@ -1127,7 +1113,7 @@
         <w:rPr>
           <w:lang w:val="en-US"/>
         </w:rPr>
-        <w:instrText xml:space="preserve"> ADDIN ZOTERO_ITEM CSL_CITATION {"citationID":"O9v1HFDl","properties":{"formattedCitation":"\\super 12\\nosupersub{}","plainCitation":"12","noteIndex":0},"citationItems":[{"id":1000,"uris":["http://zotero.org/groups/5151721/items/LR9MPATD"],"itemData":{"id":1000,"type":"article-journal","container-title":"Journal of Chemical Information and Modeling","DOI":"10.1021/acs.jcim.2c00509","ISSN":"1549-9596, 1549-960X","issue":"18","journalAbbreviation":"J. Chem. Inf. Model.","language":"en","page":"4537-4548","source":"DOI.org (Crossref)","title":"Chemspace Atlas: Multiscale Chemography of Ultralarge Libraries for Drug Discovery","title-short":"Chemspace Atlas","volume":"62","author":[{"family":"Zabolotna","given":"Yuliana"},{"family":"Bonachera","given":"Fanny"},{"family":"Horvath","given":"Dragos"},{"family":"Lin","given":"Arkadii"},{"family":"Marcou","given":"Gilles"},{"family":"Klimchuk","given":"Olga"},{"family":"Varnek","given":"Alexandre"}],"issued":{"date-parts":[["2022",9,26]]}}}],"schema":"https://github.com/citation-style-language/schema/raw/master/csl-citation.json"} </w:instrText>
+        <w:instrText xml:space="preserve"> ADDIN ZOTERO_ITEM CSL_CITATION {"citationID":"O9v1HFDl","properties":{"formattedCitation":"\\super 11\\nosupersub{}","plainCitation":"11","noteIndex":0},"citationItems":[{"id":1000,"uris":["http://zotero.org/groups/5151721/items/LR9MPATD"],"itemData":{"id":1000,"type":"article-journal","container-title":"Journal of Chemical Information and Modeling","DOI":"10.1021/acs.jcim.2c00509","ISSN":"1549-9596, 1549-960X","issue":"18","journalAbbreviation":"J. Chem. Inf. Model.","language":"en","page":"4537-4548","source":"DOI.org (Crossref)","title":"Chemspace Atlas: Multiscale Chemography of Ultralarge Libraries for Drug Discovery","title-short":"Chemspace Atlas","volume":"62","author":[{"family":"Zabolotna","given":"Yuliana"},{"family":"Bonachera","given":"Fanny"},{"family":"Horvath","given":"Dragos"},{"family":"Lin","given":"Arkadii"},{"family":"Marcou","given":"Gilles"},{"family":"Klimchuk","given":"Olga"},{"family":"Varnek","given":"Alexandre"}],"issued":{"date-parts":[["2022",9,26]]}}}],"schema":"https://github.com/citation-style-language/schema/raw/master/csl-citation.json"} </w:instrText>
       </w:r>
       <w:r>
         <w:rPr>
@@ -1140,7 +1126,7 @@
           <w:kern w:val="0"/>
           <w:vertAlign w:val="superscript"/>
         </w:rPr>
-        <w:t>12</w:t>
+        <w:t>11</w:t>
       </w:r>
       <w:r>
         <w:rPr>
@@ -1190,7 +1176,7 @@
         <w:rPr>
           <w:lang w:val="en-US"/>
         </w:rPr>
-        <w:instrText xml:space="preserve"> ADDIN ZOTERO_ITEM CSL_CITATION {"citationID":"fEMRugeL","properties":{"formattedCitation":"\\super 13\\uc0\\u8211{}15\\nosupersub{}","plainCitation":"13–15","noteIndex":0},"citationItems":[{"id":906,"uris":["http://zotero.org/groups/5151721/items/N55XQURX"],"itemData":{"id":906,"type":"article-journal","container-title":"Drug Discovery Today","DOI":"10.1016/j.drudis.2014.12.004","ISSN":"13596446","issue":"4","journalAbbreviation":"Drug Discovery Today","language":"en","page":"458-465","source":"DOI.org (Crossref)","title":"Active-learning strategies in computer-assisted drug discovery","volume":"20","author":[{"family":"Reker","given":"Daniel"},{"family":"Schneider","given":"Gisbert"}],"issued":{"date-parts":[["2015",4]]}}},{"id":904,"uris":["http://zotero.org/groups/5151721/items/ICRZBTVI"],"itemData":{"id":904,"type":"article-journal","abstract":"Bayesian optimization can accelerate structure-based virtual screening campaigns by minimizing the total number of simulations performed while still identifying the vast majority of computational hits.\n          , \n            \n              Structure-based virtual screening is an important tool in early stage drug discovery that scores the interactions between a target protein and candidate ligands. As virtual libraries continue to grow (in excess of 10\n              8\n              molecules), so too do the resources necessary to conduct exhaustive virtual screening campaigns on these libraries. However, Bayesian optimization techniques, previously employed in other scientific discovery problems, can aid in their exploration: a surrogate structure–property relationship model trained on the predicted affinities of a subset of the library can be applied to the remaining library members, allowing the least promising compounds to be excluded from evaluation. In this study, we explore the application of these techniques to computational docking datasets and assess the impact of surrogate model architecture, acquisition function, and acquisition batch size on optimization performance. We observe significant reductions in computational costs; for example, using a directed-message passing neural network we can identify 94.8% or 89.3% of the top-50 000 ligands in a 100M member library after testing only 2.4% of candidate ligands using an upper confidence bound or greedy acquisition strategy, respectively. Such model-guided searches mitigate the increasing computational costs of screening increasingly large virtual libraries and can accelerate high-throughput virtual screening campaigns with applications beyond docking.","container-title":"Chemical Science","DOI":"10.1039/D0SC06805E","ISSN":"2041-6520, 2041-6539","issue":"22","journalAbbreviation":"Chem. Sci.","language":"en","page":"7866-7881","source":"DOI.org (Crossref)","title":"Accelerating high-throughput virtual screening through molecular pool-based active learning","volume":"12","author":[{"family":"Graff","given":"David E."},{"family":"Shakhnovich","given":"Eugene I."},{"family":"Coley","given":"Connor W."}],"issued":{"date-parts":[["2021"]]}}},{"id":911,"uris":["http://zotero.org/groups/5151721/items/A9W3U52N"],"itemData":{"id":911,"type":"article-journal","container-title":"Drug Discovery Today: Technologies","DOI":"10.1016/j.ddtec.2020.06.001","ISSN":"17406749","journalAbbreviation":"Drug Discovery Today: Technologies","language":"en","page":"73-79","source":"DOI.org (Crossref)","title":"Practical considerations for active machine learning in drug discovery","volume":"32-33","author":[{"family":"Reker","given":"Daniel"}],"issued":{"date-parts":[["2019",12]]}}}],"schema":"https://github.com/citation-style-language/schema/raw/master/csl-citation.json"} </w:instrText>
+        <w:instrText xml:space="preserve"> ADDIN ZOTERO_ITEM CSL_CITATION {"citationID":"fEMRugeL","properties":{"formattedCitation":"\\super 12\\uc0\\u8211{}14\\nosupersub{}","plainCitation":"12–14","noteIndex":0},"citationItems":[{"id":906,"uris":["http://zotero.org/groups/5151721/items/N55XQURX"],"itemData":{"id":906,"type":"article-journal","container-title":"Drug Discovery Today","DOI":"10.1016/j.drudis.2014.12.004","ISSN":"13596446","issue":"4","journalAbbreviation":"Drug Discovery Today","language":"en","page":"458-465","source":"DOI.org (Crossref)","title":"Active-learning strategies in computer-assisted drug discovery","volume":"20","author":[{"family":"Reker","given":"Daniel"},{"family":"Schneider","given":"Gisbert"}],"issued":{"date-parts":[["2015",4]]}}},{"id":904,"uris":["http://zotero.org/groups/5151721/items/ICRZBTVI"],"itemData":{"id":904,"type":"article-journal","abstract":"Bayesian optimization can accelerate structure-based virtual screening campaigns by minimizing the total number of simulations performed while still identifying the vast majority of computational hits.\n          , \n            \n              Structure-based virtual screening is an important tool in early stage drug discovery that scores the interactions between a target protein and candidate ligands. As virtual libraries continue to grow (in excess of 10\n              8\n              molecules), so too do the resources necessary to conduct exhaustive virtual screening campaigns on these libraries. However, Bayesian optimization techniques, previously employed in other scientific discovery problems, can aid in their exploration: a surrogate structure–property relationship model trained on the predicted affinities of a subset of the library can be applied to the remaining library members, allowing the least promising compounds to be excluded from evaluation. In this study, we explore the application of these techniques to computational docking datasets and assess the impact of surrogate model architecture, acquisition function, and acquisition batch size on optimization performance. We observe significant reductions in computational costs; for example, using a directed-message passing neural network we can identify 94.8% or 89.3% of the top-50 000 ligands in a 100M member library after testing only 2.4% of candidate ligands using an upper confidence bound or greedy acquisition strategy, respectively. Such model-guided searches mitigate the increasing computational costs of screening increasingly large virtual libraries and can accelerate high-throughput virtual screening campaigns with applications beyond docking.","container-title":"Chemical Science","DOI":"10.1039/D0SC06805E","ISSN":"2041-6520, 2041-6539","issue":"22","journalAbbreviation":"Chem. Sci.","language":"en","page":"7866-7881","source":"DOI.org (Crossref)","title":"Accelerating high-throughput virtual screening through molecular pool-based active learning","volume":"12","author":[{"family":"Graff","given":"David E."},{"family":"Shakhnovich","given":"Eugene I."},{"family":"Coley","given":"Connor W."}],"issued":{"date-parts":[["2021"]]}}},{"id":911,"uris":["http://zotero.org/groups/5151721/items/A9W3U52N"],"itemData":{"id":911,"type":"article-journal","container-title":"Drug Discovery Today: Technologies","DOI":"10.1016/j.ddtec.2020.06.001","ISSN":"17406749","journalAbbreviation":"Drug Discovery Today: Technologies","language":"en","page":"73-79","source":"DOI.org (Crossref)","title":"Practical considerations for active machine learning in drug discovery","volume":"32-33","author":[{"family":"Reker","given":"Daniel"}],"issued":{"date-parts":[["2019",12]]}}}],"schema":"https://github.com/citation-style-language/schema/raw/master/csl-citation.json"} </w:instrText>
       </w:r>
       <w:r>
         <w:rPr>
@@ -1203,7 +1189,7 @@
           <w:kern w:val="0"/>
           <w:vertAlign w:val="superscript"/>
         </w:rPr>
-        <w:t>13–15</w:t>
+        <w:t>12–14</w:t>
       </w:r>
       <w:r>
         <w:rPr>
@@ -1341,7 +1327,7 @@
         <w:rPr>
           <w:lang w:val="en-US"/>
         </w:rPr>
-        <w:instrText xml:space="preserve"> ADDIN ZOTERO_ITEM CSL_CITATION {"citationID":"HVVmGNDz","properties":{"formattedCitation":"\\super 13\\uc0\\u8211{}20\\nosupersub{}","plainCitation":"13–20","noteIndex":0},"citationItems":[{"id":906,"uris":["http://zotero.org/groups/5151721/items/N55XQURX"],"itemData":{"id":906,"type":"article-journal","container-title":"Drug Discovery Today","DOI":"10.1016/j.drudis.2014.12.004","ISSN":"13596446","issue":"4","journalAbbreviation":"Drug Discovery Today","language":"en","page":"458-465","source":"DOI.org (Crossref)","title":"Active-learning strategies in computer-assisted drug discovery","volume":"20","author":[{"family":"Reker","given":"Daniel"},{"family":"Schneider","given":"Gisbert"}],"issued":{"date-parts":[["2015",4]]}}},{"id":904,"uris":["http://zotero.org/groups/5151721/items/ICRZBTVI"],"itemData":{"id":904,"type":"article-journal","abstract":"Bayesian optimization can accelerate structure-based virtual screening campaigns by minimizing the total number of simulations performed while still identifying the vast majority of computational hits.\n          , \n            \n              Structure-based virtual screening is an important tool in early stage drug discovery that scores the interactions between a target protein and candidate ligands. As virtual libraries continue to grow (in excess of 10\n              8\n              molecules), so too do the resources necessary to conduct exhaustive virtual screening campaigns on these libraries. However, Bayesian optimization techniques, previously employed in other scientific discovery problems, can aid in their exploration: a surrogate structure–property relationship model trained on the predicted affinities of a subset of the library can be applied to the remaining library members, allowing the least promising compounds to be excluded from evaluation. In this study, we explore the application of these techniques to computational docking datasets and assess the impact of surrogate model architecture, acquisition function, and acquisition batch size on optimization performance. We observe significant reductions in computational costs; for example, using a directed-message passing neural network we can identify 94.8% or 89.3% of the top-50 000 ligands in a 100M member library after testing only 2.4% of candidate ligands using an upper confidence bound or greedy acquisition strategy, respectively. Such model-guided searches mitigate the increasing computational costs of screening increasingly large virtual libraries and can accelerate high-throughput virtual screening campaigns with applications beyond docking.","container-title":"Chemical Science","DOI":"10.1039/D0SC06805E","ISSN":"2041-6520, 2041-6539","issue":"22","journalAbbreviation":"Chem. Sci.","language":"en","page":"7866-7881","source":"DOI.org (Crossref)","title":"Accelerating high-throughput virtual screening through molecular pool-based active learning","volume":"12","author":[{"family":"Graff","given":"David E."},{"family":"Shakhnovich","given":"Eugene I."},{"family":"Coley","given":"Connor W."}],"issued":{"date-parts":[["2021"]]}}},{"id":911,"uris":["http://zotero.org/groups/5151721/items/A9W3U52N"],"itemData":{"id":911,"type":"article-journal","container-title":"Drug Discovery Today: Technologies","DOI":"10.1016/j.ddtec.2020.06.001","ISSN":"17406749","journalAbbreviation":"Drug Discovery Today: Technologies","language":"en","page":"73-79","source":"DOI.org (Crossref)","title":"Practical considerations for active machine learning in drug discovery","volume":"32-33","author":[{"family":"Reker","given":"Daniel"}],"issued":{"date-parts":[["2019",12]]}}},{"id":961,"uris":["http://zotero.org/groups/5151721/items/LTRXR6QS"],"itemData":{"id":961,"type":"article-journal","container-title":"Nature Chemical Biology","DOI":"10.1038/nchembio.576","ISSN":"1552-4450, 1552-4469","issue":"6","journalAbbreviation":"Nat Chem Biol","language":"en","page":"327-330","source":"DOI.org (Crossref)","title":"An active role for machine learning in drug development","volume":"7","author":[{"family":"Murphy","given":"Robert F"}],"issued":{"date-parts":[["2011",6]]}}},{"id":964,"uris":["http://zotero.org/groups/5151721/items/CFR99QG7"],"itemData":{"id":964,"type":"article-journal","container-title":"Journal of Chemical Information and Modeling","DOI":"10.1021/ci700085q","ISSN":"1549-9596, 1549-960X","issue":"4","journalAbbreviation":"J. Chem. Inf. Model.","language":"en","page":"930-940","source":"DOI.org (Crossref)","title":"Virtual Screening System for Finding Structurally Diverse Hits by Active Learning","volume":"48","author":[{"family":"Fujiwara","given":"Yukiko"},{"family":"Yamashita","given":"Yoshiko"},{"family":"Osoda","given":"Tsutomu"},{"family":"Asogawa","given":"Minoru"},{"family":"Fukushima","given":"Chiaki"},{"family":"Asao","given":"Masaaki"},{"family":"Shimadzu","given":"Hideshi"},{"family":"Nakao","given":"Kazuya"},{"family":"Shimizu","given":"Ryo"}],"issued":{"date-parts":[["2008",4,1]]}}},{"id":965,"uris":["http://zotero.org/groups/5151721/items/73IJ66GR"],"itemData":{"id":965,"type":"article-journal","container-title":"IBM Journal of Research and Development","DOI":"10.1147/JRD.2018.2881731","ISSN":"0018-8646, 0018-8646","issue":"6","journalAbbreviation":"IBM J. Res. &amp; Dev.","page":"2:1-2:7","source":"DOI.org (Crossref)","title":"Bayesian optimization for accelerated drug discovery","volume":"62","author":[{"family":"Pyzer-Knapp","given":"E. O."}],"issued":{"date-parts":[["2018",11,1]]}}},{"id":966,"uris":["http://zotero.org/groups/5151721/items/78JLGVZM"],"itemData":{"id":966,"type":"article-journal","container-title":"ACS Central Science","DOI":"10.1021/acscentsci.0c00229","ISSN":"2374-7943, 2374-7951","issue":"6","journalAbbreviation":"ACS Cent. Sci.","language":"en","page":"939-949","source":"DOI.org (Crossref)","title":"Deep Docking: A Deep Learning Platform for Augmentation of Structure Based Drug Discovery","title-short":"Deep Docking","volume":"6","author":[{"family":"Gentile","given":"Francesco"},{"family":"Agrawal","given":"Vibudh"},{"family":"Hsing","given":"Michael"},{"family":"Ton","given":"Anh-Tien"},{"family":"Ban","given":"Fuqiang"},{"family":"Norinder","given":"Ulf"},{"family":"Gleave","given":"Martin E."},{"family":"Cherkasov","given":"Artem"}],"issued":{"date-parts":[["2020",6,24]]}}},{"id":968,"uris":["http://zotero.org/groups/5151721/items/CY9CG4J2"],"itemData":{"id":968,"type":"article-journal","container-title":"Journal of Chemical Information and Modeling","DOI":"10.1021/acs.jcim.2c01052","ISSN":"1549-9596, 1549-960X","issue":"2","journalAbbreviation":"J. Chem. Inf. Model.","language":"en","page":"583-594","source":"DOI.org (Crossref)","title":"Active Learning Guided Drug Design Lead Optimization Based on Relative Binding Free Energy Modeling","volume":"63","author":[{"family":"Gusev","given":"Filipp"},{"family":"Gutkin","given":"Evgeny"},{"family":"Kurnikova","given":"Maria G."},{"family":"Isayev","given":"Olexandr"}],"issued":{"date-parts":[["2023",1,23]]}}}],"schema":"https://github.com/citation-style-language/schema/raw/master/csl-citation.json"} </w:instrText>
+        <w:instrText xml:space="preserve"> ADDIN ZOTERO_ITEM CSL_CITATION {"citationID":"HVVmGNDz","properties":{"formattedCitation":"\\super 12\\uc0\\u8211{}19\\nosupersub{}","plainCitation":"12–19","noteIndex":0},"citationItems":[{"id":906,"uris":["http://zotero.org/groups/5151721/items/N55XQURX"],"itemData":{"id":906,"type":"article-journal","container-title":"Drug Discovery Today","DOI":"10.1016/j.drudis.2014.12.004","ISSN":"13596446","issue":"4","journalAbbreviation":"Drug Discovery Today","language":"en","page":"458-465","source":"DOI.org (Crossref)","title":"Active-learning strategies in computer-assisted drug discovery","volume":"20","author":[{"family":"Reker","given":"Daniel"},{"family":"Schneider","given":"Gisbert"}],"issued":{"date-parts":[["2015",4]]}}},{"id":904,"uris":["http://zotero.org/groups/5151721/items/ICRZBTVI"],"itemData":{"id":904,"type":"article-journal","abstract":"Bayesian optimization can accelerate structure-based virtual screening campaigns by minimizing the total number of simulations performed while still identifying the vast majority of computational hits.\n          , \n            \n              Structure-based virtual screening is an important tool in early stage drug discovery that scores the interactions between a target protein and candidate ligands. As virtual libraries continue to grow (in excess of 10\n              8\n              molecules), so too do the resources necessary to conduct exhaustive virtual screening campaigns on these libraries. However, Bayesian optimization techniques, previously employed in other scientific discovery problems, can aid in their exploration: a surrogate structure–property relationship model trained on the predicted affinities of a subset of the library can be applied to the remaining library members, allowing the least promising compounds to be excluded from evaluation. In this study, we explore the application of these techniques to computational docking datasets and assess the impact of surrogate model architecture, acquisition function, and acquisition batch size on optimization performance. We observe significant reductions in computational costs; for example, using a directed-message passing neural network we can identify 94.8% or 89.3% of the top-50 000 ligands in a 100M member library after testing only 2.4% of candidate ligands using an upper confidence bound or greedy acquisition strategy, respectively. Such model-guided searches mitigate the increasing computational costs of screening increasingly large virtual libraries and can accelerate high-throughput virtual screening campaigns with applications beyond docking.","container-title":"Chemical Science","DOI":"10.1039/D0SC06805E","ISSN":"2041-6520, 2041-6539","issue":"22","journalAbbreviation":"Chem. Sci.","language":"en","page":"7866-7881","source":"DOI.org (Crossref)","title":"Accelerating high-throughput virtual screening through molecular pool-based active learning","volume":"12","author":[{"family":"Graff","given":"David E."},{"family":"Shakhnovich","given":"Eugene I."},{"family":"Coley","given":"Connor W."}],"issued":{"date-parts":[["2021"]]}}},{"id":911,"uris":["http://zotero.org/groups/5151721/items/A9W3U52N"],"itemData":{"id":911,"type":"article-journal","container-title":"Drug Discovery Today: Technologies","DOI":"10.1016/j.ddtec.2020.06.001","ISSN":"17406749","journalAbbreviation":"Drug Discovery Today: Technologies","language":"en","page":"73-79","source":"DOI.org (Crossref)","title":"Practical considerations for active machine learning in drug discovery","volume":"32-33","author":[{"family":"Reker","given":"Daniel"}],"issued":{"date-parts":[["2019",12]]}}},{"id":961,"uris":["http://zotero.org/groups/5151721/items/LTRXR6QS"],"itemData":{"id":961,"type":"article-journal","container-title":"Nature Chemical Biology","DOI":"10.1038/nchembio.576","ISSN":"1552-4450, 1552-4469","issue":"6","journalAbbreviation":"Nat Chem Biol","language":"en","page":"327-330","source":"DOI.org (Crossref)","title":"An active role for machine learning in drug development","volume":"7","author":[{"family":"Murphy","given":"Robert F"}],"issued":{"date-parts":[["2011",6]]}}},{"id":964,"uris":["http://zotero.org/groups/5151721/items/CFR99QG7"],"itemData":{"id":964,"type":"article-journal","container-title":"Journal of Chemical Information and Modeling","DOI":"10.1021/ci700085q","ISSN":"1549-9596, 1549-960X","issue":"4","journalAbbreviation":"J. Chem. Inf. Model.","language":"en","page":"930-940","source":"DOI.org (Crossref)","title":"Virtual Screening System for Finding Structurally Diverse Hits by Active Learning","volume":"48","author":[{"family":"Fujiwara","given":"Yukiko"},{"family":"Yamashita","given":"Yoshiko"},{"family":"Osoda","given":"Tsutomu"},{"family":"Asogawa","given":"Minoru"},{"family":"Fukushima","given":"Chiaki"},{"family":"Asao","given":"Masaaki"},{"family":"Shimadzu","given":"Hideshi"},{"family":"Nakao","given":"Kazuya"},{"family":"Shimizu","given":"Ryo"}],"issued":{"date-parts":[["2008",4,1]]}}},{"id":965,"uris":["http://zotero.org/groups/5151721/items/73IJ66GR"],"itemData":{"id":965,"type":"article-journal","container-title":"IBM Journal of Research and Development","ISSN":"0018-8646, 0018-8646","issue":"6","journalAbbreviation":"IBM J. Res. &amp; Dev.","page":"2:1-2:7","source":"DOI.org (Crossref)","title":"Bayesian optimization for accelerated drug discovery","volume":"62","author":[{"family":"Pyzer-Knapp","given":"E. O."}],"issued":{"date-parts":[["2018",11,1]]}}},{"id":966,"uris":["http://zotero.org/groups/5151721/items/78JLGVZM"],"itemData":{"id":966,"type":"article-journal","container-title":"ACS Central Science","DOI":"10.1021/acscentsci.0c00229","ISSN":"2374-7943, 2374-7951","issue":"6","journalAbbreviation":"ACS Cent. Sci.","language":"en","page":"939-949","source":"DOI.org (Crossref)","title":"Deep Docking: A Deep Learning Platform for Augmentation of Structure Based Drug Discovery","title-short":"Deep Docking","volume":"6","author":[{"family":"Gentile","given":"Francesco"},{"family":"Agrawal","given":"Vibudh"},{"family":"Hsing","given":"Michael"},{"family":"Ton","given":"Anh-Tien"},{"family":"Ban","given":"Fuqiang"},{"family":"Norinder","given":"Ulf"},{"family":"Gleave","given":"Martin E."},{"family":"Cherkasov","given":"Artem"}],"issued":{"date-parts":[["2020",6,24]]}}},{"id":968,"uris":["http://zotero.org/groups/5151721/items/CY9CG4J2"],"itemData":{"id":968,"type":"article-journal","container-title":"Journal of Chemical Information and Modeling","DOI":"10.1021/acs.jcim.2c01052","ISSN":"1549-9596, 1549-960X","issue":"2","journalAbbreviation":"J. Chem. Inf. Model.","language":"en","page":"583-594","source":"DOI.org (Crossref)","title":"Active Learning Guided Drug Design Lead Optimization Based on Relative Binding Free Energy Modeling","volume":"63","author":[{"family":"Gusev","given":"Filipp"},{"family":"Gutkin","given":"Evgeny"},{"family":"Kurnikova","given":"Maria G."},{"family":"Isayev","given":"Olexandr"}],"issued":{"date-parts":[["2023",1,23]]}}}],"schema":"https://github.com/citation-style-language/schema/raw/master/csl-citation.json"} </w:instrText>
       </w:r>
       <w:r>
         <w:rPr>
@@ -1354,7 +1340,7 @@
           <w:kern w:val="0"/>
           <w:vertAlign w:val="superscript"/>
         </w:rPr>
-        <w:t>13–20</w:t>
+        <w:t>12–19</w:t>
       </w:r>
       <w:r>
         <w:rPr>
@@ -1404,7 +1390,7 @@
         <w:rPr>
           <w:lang w:val="en-US"/>
         </w:rPr>
-        <w:instrText xml:space="preserve"> ADDIN ZOTERO_ITEM CSL_CITATION {"citationID":"Ov311XJ5","properties":{"formattedCitation":"\\super 13\\nosupersub{}","plainCitation":"13","noteIndex":0},"citationItems":[{"id":906,"uris":["http://zotero.org/groups/5151721/items/N55XQURX"],"itemData":{"id":906,"type":"article-journal","container-title":"Drug Discovery Today","DOI":"10.1016/j.drudis.2014.12.004","ISSN":"13596446","issue":"4","journalAbbreviation":"Drug Discovery Today","language":"en","page":"458-465","source":"DOI.org (Crossref)","title":"Active-learning strategies in computer-assisted drug discovery","volume":"20","author":[{"family":"Reker","given":"Daniel"},{"family":"Schneider","given":"Gisbert"}],"issued":{"date-parts":[["2015",4]]}}}],"schema":"https://github.com/citation-style-language/schema/raw/master/csl-citation.json"} </w:instrText>
+        <w:instrText xml:space="preserve"> ADDIN ZOTERO_ITEM CSL_CITATION {"citationID":"Ov311XJ5","properties":{"formattedCitation":"\\super 12\\nosupersub{}","plainCitation":"12","noteIndex":0},"citationItems":[{"id":906,"uris":["http://zotero.org/groups/5151721/items/N55XQURX"],"itemData":{"id":906,"type":"article-journal","container-title":"Drug Discovery Today","DOI":"10.1016/j.drudis.2014.12.004","ISSN":"13596446","issue":"4","journalAbbreviation":"Drug Discovery Today","language":"en","page":"458-465","source":"DOI.org (Crossref)","title":"Active-learning strategies in computer-assisted drug discovery","volume":"20","author":[{"family":"Reker","given":"Daniel"},{"family":"Schneider","given":"Gisbert"}],"issued":{"date-parts":[["2015",4]]}}}],"schema":"https://github.com/citation-style-language/schema/raw/master/csl-citation.json"} </w:instrText>
       </w:r>
       <w:r>
         <w:rPr>
@@ -1417,7 +1403,7 @@
           <w:kern w:val="0"/>
           <w:vertAlign w:val="superscript"/>
         </w:rPr>
-        <w:t>13</w:t>
+        <w:t>12</w:t>
       </w:r>
       <w:r>
         <w:rPr>
@@ -1461,7 +1447,7 @@
         <w:rPr>
           <w:lang w:val="en-US"/>
         </w:rPr>
-        <w:instrText xml:space="preserve"> ADDIN ZOTERO_ITEM CSL_CITATION {"citationID":"a63t6b849b","properties":{"formattedCitation":"\\super 13,14,17\\uc0\\u8211{}36\\nosupersub{}","plainCitation":"13,14,17–36","noteIndex":0},"citationItems":[{"id":906,"uris":["http://zotero.org/groups/5151721/items/N55XQURX"],"itemData":{"id":906,"type":"article-journal","container-title":"Drug Discovery Today","DOI":"10.1016/j.drudis.2014.12.004","ISSN":"13596446","issue":"4","journalAbbreviation":"Drug Discovery Today","language":"en","page":"458-465","source":"DOI.org (Crossref)","title":"Active-learning strategies in computer-assisted drug discovery","volume":"20","author":[{"family":"Reker","given":"Daniel"},{"family":"Schneider","given":"Gisbert"}],"issued":{"date-parts":[["2015",4]]}}},{"id":904,"uris":["http://zotero.org/groups/5151721/items/ICRZBTVI"],"itemData":{"id":904,"type":"article-journal","abstract":"Bayesian optimization can accelerate structure-based virtual screening campaigns by minimizing the total number of simulations performed while still identifying the vast majority of computational hits.\n          , \n            \n              Structure-based virtual screening is an important tool in early stage drug discovery that scores the interactions between a target protein and candidate ligands. As virtual libraries continue to grow (in excess of 10\n              8\n              molecules), so too do the resources necessary to conduct exhaustive virtual screening campaigns on these libraries. However, Bayesian optimization techniques, previously employed in other scientific discovery problems, can aid in their exploration: a surrogate structure–property relationship model trained on the predicted affinities of a subset of the library can be applied to the remaining library members, allowing the least promising compounds to be excluded from evaluation. In this study, we explore the application of these techniques to computational docking datasets and assess the impact of surrogate model architecture, acquisition function, and acquisition batch size on optimization performance. We observe significant reductions in computational costs; for example, using a directed-message passing neural network we can identify 94.8% or 89.3% of the top-50 000 ligands in a 100M member library after testing only 2.4% of candidate ligands using an upper confidence bound or greedy acquisition strategy, respectively. Such model-guided searches mitigate the increasing computational costs of screening increasingly large virtual libraries and can accelerate high-throughput virtual screening campaigns with applications beyond docking.","container-title":"Chemical Science","DOI":"10.1039/D0SC06805E","ISSN":"2041-6520, 2041-6539","issue":"22","journalAbbreviation":"Chem. Sci.","language":"en","page":"7866-7881","source":"DOI.org (Crossref)","title":"Accelerating high-throughput virtual screening through molecular pool-based active learning","volume":"12","author":[{"family":"Graff","given":"David E."},{"family":"Shakhnovich","given":"Eugene I."},{"family":"Coley","given":"Connor W."}],"issued":{"date-parts":[["2021"]]}}},{"id":964,"uris":["http://zotero.org/groups/5151721/items/CFR99QG7"],"itemData":{"id":964,"type":"article-journal","container-title":"Journal of Chemical Information and Modeling","DOI":"10.1021/ci700085q","ISSN":"1549-9596, 1549-960X","issue":"4","journalAbbreviation":"J. Chem. Inf. Model.","language":"en","page":"930-940","source":"DOI.org (Crossref)","title":"Virtual Screening System for Finding Structurally Diverse Hits by Active Learning","volume":"48","author":[{"family":"Fujiwara","given":"Yukiko"},{"family":"Yamashita","given":"Yoshiko"},{"family":"Osoda","given":"Tsutomu"},{"family":"Asogawa","given":"Minoru"},{"family":"Fukushima","given":"Chiaki"},{"family":"Asao","given":"Masaaki"},{"family":"Shimadzu","given":"Hideshi"},{"family":"Nakao","given":"Kazuya"},{"family":"Shimizu","given":"Ryo"}],"issued":{"date-parts":[["2008",4,1]]}}},{"id":965,"uris":["http://zotero.org/groups/5151721/items/73IJ66GR"],"itemData":{"id":965,"type":"article-journal","container-title":"IBM Journal of Research and Development","DOI":"10.1147/JRD.2018.2881731","ISSN":"0018-8646, 0018-8646","issue":"6","journalAbbreviation":"IBM J. Res. &amp; Dev.","page":"2:1-2:7","source":"DOI.org (Crossref)","title":"Bayesian optimization for accelerated drug discovery","volume":"62","author":[{"family":"Pyzer-Knapp","given":"E. O."}],"issued":{"date-parts":[["2018",11,1]]}}},{"id":966,"uris":["http://zotero.org/groups/5151721/items/78JLGVZM"],"itemData":{"id":966,"type":"article-journal","container-title":"ACS Central Science","DOI":"10.1021/acscentsci.0c00229","ISSN":"2374-7943, 2374-7951","issue":"6","journalAbbreviation":"ACS Cent. Sci.","language":"en","page":"939-949","source":"DOI.org (Crossref)","title":"Deep Docking: A Deep Learning Platform for Augmentation of Structure Based Drug Discovery","title-short":"Deep Docking","volume":"6","author":[{"family":"Gentile","given":"Francesco"},{"family":"Agrawal","given":"Vibudh"},{"family":"Hsing","given":"Michael"},{"family":"Ton","given":"Anh-Tien"},{"family":"Ban","given":"Fuqiang"},{"family":"Norinder","given":"Ulf"},{"family":"Gleave","given":"Martin E."},{"family":"Cherkasov","given":"Artem"}],"issued":{"date-parts":[["2020",6,24]]}}},{"id":968,"uris":["http://zotero.org/groups/5151721/items/CY9CG4J2"],"itemData":{"id":968,"type":"article-journal","container-title":"Journal of Chemical Information and Modeling","DOI":"10.1021/acs.jcim.2c01052","ISSN":"1549-9596, 1549-960X","issue":"2","journalAbbreviation":"J. Chem. Inf. Model.","language":"en","page":"583-594","source":"DOI.org (Crossref)","title":"Active Learning Guided Drug Design Lead Optimization Based on Relative Binding Free Energy Modeling","volume":"63","author":[{"family":"Gusev","given":"Filipp"},{"family":"Gutkin","given":"Evgeny"},{"family":"Kurnikova","given":"Maria G."},{"family":"Isayev","given":"Olexandr"}],"issued":{"date-parts":[["2023",1,23]]}}},{"id":957,"uris":["http://zotero.org/groups/5151721/items/XDUB7LZD"],"itemData":{"id":957,"type":"article-journal","container-title":"Journal of Chemical Information and Modeling","DOI":"10.1021/acs.jcim.2c00602","ISSN":"1549-9596, 1549-960X","issue":"17","journalAbbreviation":"J. Chem. Inf. Model.","language":"en","page":"3970-3981","source":"DOI.org (Crossref)","title":"Batched Bayesian Optimization for Drug Design in Noisy Environments","volume":"62","author":[{"family":"Bellamy","given":"Hugo"},{"family":"Rehim","given":"Abbi Abdel"},{"family":"Orhobor","given":"Oghenejokpeme I."},{"family":"King","given":"Ross"}],"issued":{"date-parts":[["2022",9,12]]}}},{"id":956,"uris":["http://zotero.org/groups/5151721/items/9ENMTUEQ"],"itemData":{"id":956,"type":"article-journal","container-title":"Journal of Chemical Information and Modeling","DOI":"10.1021/acs.jcim.2c00554","ISSN":"1549-9596, 1549-960X","issue":"16","journalAbbreviation":"J. Chem. Inf. Model.","language":"en","page":"3854-3862","source":"DOI.org (Crossref)","title":"Self-Focusing Virtual Screening with Active Design Space Pruning","volume":"62","author":[{"family":"Graff","given":"David E."},{"family":"Aldeghi","given":"Matteo"},{"family":"Morrone","given":"Joseph A."},{"family":"Jordan","given":"Kirk E."},{"family":"Pyzer-Knapp","given":"Edward O."},{"family":"Coley","given":"Connor W."}],"issued":{"date-parts":[["2022",8,22]]}}},{"id":970,"uris":["http://zotero.org/groups/5151721/items/M5XGZH5L"],"itemData":{"id":970,"type":"article-journal","container-title":"Journal of Medicinal Chemistry","DOI":"10.1021/jm400099d","ISSN":"0022-2623, 1520-4804","issue":"7","journalAbbreviation":"J. Med. Chem.","language":"en","page":"3033-3047","source":"DOI.org (Crossref)","title":"Rapid Discovery of a Novel Series of Abl Kinase Inhibitors by Application of an Integrated Microfluidic Synthesis and Screening Platform","volume":"56","author":[{"family":"Desai","given":"Bimbisar"},{"family":"Dixon","given":"Karen"},{"family":"Farrant","given":"Elizabeth"},{"family":"Feng","given":"Qixing"},{"family":"Gibson","given":"Karl R."},{"family":"Van Hoorn","given":"Willem P."},{"family":"Mills","given":"James"},{"family":"Morgan","given":"Trevor"},{"family":"Parry","given":"David M."},{"family":"Ramjee","given":"Manoj K."},{"family":"Selway","given":"Christopher N."},{"family":"Tarver","given":"Gary J."},{"family":"Whitlock","given":"Gavin"},{"family":"Wright","given":"Adrian G."}],"issued":{"date-parts":[["2013",4,11]]}}},{"id":973,"uris":["http://zotero.org/groups/5151721/items/FICG7Z3U"],"itemData":{"id":973,"type":"article-journal","abstract":"Abstract\n            \n              Finding new materials with targeted properties has traditionally been guided by intuition, and trial and error. With increasing chemical complexity, the combinatorial possibilities are too large for an Edisonian approach to be practical. Here we show how an adaptive design strategy, tightly coupled with experiments, can accelerate the discovery process by sequentially identifying the next experiments or calculations, to effectively navigate the complex search space. Our strategy uses inference and global optimization to balance the trade-off between exploitation and exploration of the search space. We demonstrate this by finding very low thermal hysteresis (Δ\n              T\n              ) NiTi-based shape memory alloys, with Ti\n              50.0\n              Ni\n              46.7\n              Cu\n              0.8\n              Fe\n              2.3\n              Pd\n              0.2\n              possessing the smallest Δ\n              T\n              (1.84 K). We synthesize and characterize 36 predicted compositions (9 feedback loops) from a potential space of </w:instrText>
+        <w:instrText xml:space="preserve"> ADDIN ZOTERO_ITEM CSL_CITATION {"citationID":"a63t6b849b","properties":{"formattedCitation":"\\super 12,13,16\\uc0\\u8211{}35\\nosupersub{}","plainCitation":"12,13,16–35","noteIndex":0},"citationItems":[{"id":906,"uris":["http://zotero.org/groups/5151721/items/N55XQURX"],"itemData":{"id":906,"type":"article-journal","container-title":"Drug Discovery Today","DOI":"10.1016/j.drudis.2014.12.004","ISSN":"13596446","issue":"4","journalAbbreviation":"Drug Discovery Today","language":"en","page":"458-465","source":"DOI.org (Crossref)","title":"Active-learning strategies in computer-assisted drug discovery","volume":"20","author":[{"family":"Reker","given":"Daniel"},{"family":"Schneider","given":"Gisbert"}],"issued":{"date-parts":[["2015",4]]}}},{"id":904,"uris":["http://zotero.org/groups/5151721/items/ICRZBTVI"],"itemData":{"id":904,"type":"article-journal","abstract":"Bayesian optimization can accelerate structure-based virtual screening campaigns by minimizing the total number of simulations performed while still identifying the vast majority of computational hits.\n          , \n            \n              Structure-based virtual screening is an important tool in early stage drug discovery that scores the interactions between a target protein and candidate ligands. As virtual libraries continue to grow (in excess of 10\n              8\n              molecules), so too do the resources necessary to conduct exhaustive virtual screening campaigns on these libraries. However, Bayesian optimization techniques, previously employed in other scientific discovery problems, can aid in their exploration: a surrogate structure–property relationship model trained on the predicted affinities of a subset of the library can be applied to the remaining library members, allowing the least promising compounds to be excluded from evaluation. In this study, we explore the application of these techniques to computational docking datasets and assess the impact of surrogate model architecture, acquisition function, and acquisition batch size on optimization performance. We observe significant reductions in computational costs; for example, using a directed-message passing neural network we can identify 94.8% or 89.3% of the top-50 000 ligands in a 100M member library after testing only 2.4% of candidate ligands using an upper confidence bound or greedy acquisition strategy, respectively. Such model-guided searches mitigate the increasing computational costs of screening increasingly large virtual libraries and can accelerate high-throughput virtual screening campaigns with applications beyond docking.","container-title":"Chemical Science","DOI":"10.1039/D0SC06805E","ISSN":"2041-6520, 2041-6539","issue":"22","journalAbbreviation":"Chem. Sci.","language":"en","page":"7866-7881","source":"DOI.org (Crossref)","title":"Accelerating high-throughput virtual screening through molecular pool-based active learning","volume":"12","author":[{"family":"Graff","given":"David E."},{"family":"Shakhnovich","given":"Eugene I."},{"family":"Coley","given":"Connor W."}],"issued":{"date-parts":[["2021"]]}}},{"id":964,"uris":["http://zotero.org/groups/5151721/items/CFR99QG7"],"itemData":{"id":964,"type":"article-journal","container-title":"Journal of Chemical Information and Modeling","DOI":"10.1021/ci700085q","ISSN":"1549-9596, 1549-960X","issue":"4","journalAbbreviation":"J. Chem. Inf. Model.","language":"en","page":"930-940","source":"DOI.org (Crossref)","title":"Virtual Screening System for Finding Structurally Diverse Hits by Active Learning","volume":"48","author":[{"family":"Fujiwara","given":"Yukiko"},{"family":"Yamashita","given":"Yoshiko"},{"family":"Osoda","given":"Tsutomu"},{"family":"Asogawa","given":"Minoru"},{"family":"Fukushima","given":"Chiaki"},{"family":"Asao","given":"Masaaki"},{"family":"Shimadzu","given":"Hideshi"},{"family":"Nakao","given":"Kazuya"},{"family":"Shimizu","given":"Ryo"}],"issued":{"date-parts":[["2008",4,1]]}}},{"id":965,"uris":["http://zotero.org/groups/5151721/items/73IJ66GR"],"itemData":{"id":965,"type":"article-journal","container-title":"IBM Journal of Research and Development","ISSN":"0018-8646, 0018-8646","issue":"6","journalAbbreviation":"IBM J. Res. &amp; Dev.","page":"2:1-2:7","source":"DOI.org (Crossref)","title":"Bayesian optimization for accelerated drug discovery","volume":"62","author":[{"family":"Pyzer-Knapp","given":"E. O."}],"issued":{"date-parts":[["2018",11,1]]}}},{"id":966,"uris":["http://zotero.org/groups/5151721/items/78JLGVZM"],"itemData":{"id":966,"type":"article-journal","container-title":"ACS Central Science","DOI":"10.1021/acscentsci.0c00229","ISSN":"2374-7943, 2374-7951","issue":"6","journalAbbreviation":"ACS Cent. Sci.","language":"en","page":"939-949","source":"DOI.org (Crossref)","title":"Deep Docking: A Deep Learning Platform for Augmentation of Structure Based Drug Discovery","title-short":"Deep Docking","volume":"6","author":[{"family":"Gentile","given":"Francesco"},{"family":"Agrawal","given":"Vibudh"},{"family":"Hsing","given":"Michael"},{"family":"Ton","given":"Anh-Tien"},{"family":"Ban","given":"Fuqiang"},{"family":"Norinder","given":"Ulf"},{"family":"Gleave","given":"Martin E."},{"family":"Cherkasov","given":"Artem"}],"issued":{"date-parts":[["2020",6,24]]}}},{"id":968,"uris":["http://zotero.org/groups/5151721/items/CY9CG4J2"],"itemData":{"id":968,"type":"article-journal","container-title":"Journal of Chemical Information and Modeling","DOI":"10.1021/acs.jcim.2c01052","ISSN":"1549-9596, 1549-960X","issue":"2","journalAbbreviation":"J. Chem. Inf. Model.","language":"en","page":"583-594","source":"DOI.org (Crossref)","title":"Active Learning Guided Drug Design Lead Optimization Based on Relative Binding Free Energy Modeling","volume":"63","author":[{"family":"Gusev","given":"Filipp"},{"family":"Gutkin","given":"Evgeny"},{"family":"Kurnikova","given":"Maria G."},{"family":"Isayev","given":"Olexandr"}],"issued":{"date-parts":[["2023",1,23]]}}},{"id":957,"uris":["http://zotero.org/groups/5151721/items/XDUB7LZD"],"itemData":{"id":957,"type":"article-journal","container-title":"Journal of Chemical Information and Modeling","DOI":"10.1021/acs.jcim.2c00602","ISSN":"1549-9596, 1549-960X","issue":"17","journalAbbreviation":"J. Chem. Inf. Model.","language":"en","page":"3970-3981","source":"DOI.org (Crossref)","title":"Batched Bayesian Optimization for Drug Design in Noisy Environments","volume":"62","author":[{"family":"Bellamy","given":"Hugo"},{"family":"Rehim","given":"Abbi Abdel"},{"family":"Orhobor","given":"Oghenejokpeme I."},{"family":"King","given":"Ross"}],"issued":{"date-parts":[["2022",9,12]]}}},{"id":956,"uris":["http://zotero.org/groups/5151721/items/9ENMTUEQ"],"itemData":{"id":956,"type":"article-journal","container-title":"Journal of Chemical Information and Modeling","DOI":"10.1021/acs.jcim.2c00554","ISSN":"1549-9596, 1549-960X","issue":"16","journalAbbreviation":"J. Chem. Inf. Model.","language":"en","page":"3854-3862","source":"DOI.org (Crossref)","title":"Self-Focusing Virtual Screening with Active Design Space Pruning","volume":"62","author":[{"family":"Graff","given":"David E."},{"family":"Aldeghi","given":"Matteo"},{"family":"Morrone","given":"Joseph A."},{"family":"Jordan","given":"Kirk E."},{"family":"Pyzer-Knapp","given":"Edward O."},{"family":"Coley","given":"Connor W."}],"issued":{"date-parts":[["2022",8,22]]}}},{"id":970,"uris":["http://zotero.org/groups/5151721/items/M5XGZH5L"],"itemData":{"id":970,"type":"article-journal","container-title":"Journal of Medicinal Chemistry","DOI":"10.1021/jm400099d","ISSN":"0022-2623, 1520-4804","issue":"7","journalAbbreviation":"J. Med. Chem.","language":"en","page":"3033-3047","source":"DOI.org (Crossref)","title":"Rapid Discovery of a Novel Series of Abl Kinase Inhibitors by Application of an Integrated Microfluidic Synthesis and Screening Platform","volume":"56","author":[{"family":"Desai","given":"Bimbisar"},{"family":"Dixon","given":"Karen"},{"family":"Farrant","given":"Elizabeth"},{"family":"Feng","given":"Qixing"},{"family":"Gibson","given":"Karl R."},{"family":"Van Hoorn","given":"Willem P."},{"family":"Mills","given":"James"},{"family":"Morgan","given":"Trevor"},{"family":"Parry","given":"David M."},{"family":"Ramjee","given":"Manoj K."},{"family":"Selway","given":"Christopher N."},{"family":"Tarver","given":"Gary J."},{"family":"Whitlock","given":"Gavin"},{"family":"Wright","given":"Adrian G."}],"issued":{"date-parts":[["2013",4,11]]}}},{"id":973,"uris":["http://zotero.org/groups/5151721/items/FICG7Z3U"],"itemData":{"id":973,"type":"article-journal","abstract":"Abstract\n            \n              Finding new materials with targeted properties has traditionally been guided by intuition, and trial and error. With increasing chemical complexity, the combinatorial possibilities are too large for an Edisonian approach to be practical. Here we show how an adaptive design strategy, tightly coupled with experiments, can accelerate the discovery process by sequentially identifying the next experiments or calculations, to effectively navigate the complex search space. Our strategy uses inference and global optimization to balance the trade-off between exploitation and exploration of the search space. We demonstrate this by finding very low thermal hysteresis (Δ\n              T\n              ) NiTi-based shape memory alloys, with Ti\n              50.0\n              Ni\n              46.7\n              Cu\n              0.8\n              Fe\n              2.3\n              Pd\n              0.2\n              possessing the smallest Δ\n              T\n              (1.84 K). We synthesize and characterize 36 predicted compositions (9 feedback loops) from a potential space of </w:instrText>
       </w:r>
       <w:r>
         <w:rPr>
@@ -1513,20 +1499,7 @@
         <w:rPr>
           <w:lang w:val="en-US"/>
         </w:rPr>
-        <w:instrText xml:space="preserve">off between exploration (using uncertainties) and exploitation (using only model predictions) gives the optimal criterion leading to the synthesis of the piezoelectric (Ba\n              0.84\n              Ca\n              0.16\n              )(Ti\n              0.90\n              Zr\n              0.07\n              Sn\n              0.03\n              )O\n              3\n              with the largest electrostrain of 0.23% in the BTO family. Using Landau theory and insights from density functional theory, it is uncovered that the observed large electrostrain is due to the presence of Sn, which allows for the ease of switching of tetragonal domains under an electric field.","container-title":"Advanced Materials","DOI":"10.1002/adma.201702884","ISSN":"0935-9648, 1521-4095","issue":"7","journalAbbreviation":"Advanced Materials","language":"en","page":"1702884","source":"DOI.org (Crossref)","title":"Accelerated Discovery of Large Electrostrains in BaTiO &lt;sub&gt;3&lt;/sub&gt; </w:instrText>
-      </w:r>
-      <w:r>
-        <w:rPr>
-          <w:rFonts w:ascii="Cambria Math" w:hAnsi="Cambria Math" w:cs="Cambria Math"/>
-          <w:lang w:val="en-US"/>
-        </w:rPr>
-        <w:instrText>‐</w:instrText>
-      </w:r>
-      <w:r>
-        <w:rPr>
-          <w:lang w:val="en-US"/>
-        </w:rPr>
-        <w:instrText>Based Piezoelectrics Using Active Learning","volume":"30","author":[{"family":"Yuan","given":"Ruihao"},{"family":"Liu","given":"Zhen"},{"family":"Balachandran","given":"Prasanna V."},{"family":"Xue","given":"Deqing"},{"family":"Zhou","given":"Yumei"},{"family":"Ding","given":"Xiangdong"},{"family":"Sun","given":"Jun"},{"family":"Xue","given":"Dezhen"},{"family":"Lookman","given":"Turab"}],"issued":{"date-parts":[["2018",2]]}}},{"id":775,"uris":["http://zotero.org/groups/5110070/items/34TS5DYL"],"itemData":{"id":775,"type":"article-journal","abstract":"Abstract\n            In materials science, the discovery of recipes that yield nanomaterials with defined optical properties is costly and time-consuming. In this study, we present a two-step framework for a machine learning-driven high-throughput microfluidic platform to rapidly produce silver nanoparticles with the desired absorbance spectrum. Combining a Gaussian process-based Bayesian optimization (BO) with a deep neural network (DNN), the algorithmic framework is able to converge towards the target spectrum after sampling 120 conditions. Once the dataset is large enough to train the DNN with sufficient accuracy in the region of the target spectrum, the DNN is used to predict the colour palette accessible with the reaction synthesis. While remaining interpretable by humans, the proposed framework efficiently optimizes the nanomaterial synthesis and can extract fundamental knowledge of the relationship between chemical composition and optical properties, such as the role of each reactant on the shape and amplitude of the absorbance spectrum.","container-title":"npj Computational Materials","DOI":"10.1038/s41524-021-00520-w","ISSN":"2057-3960","issue":"1","journalAbbreviation":"npj Comput Mater","language":"en","page":"55","source":"DOI.org (Crossref)","title":"Two-step machine learning enables optimized nanoparticle synthesis","volume":"7","author":[{"family":"Mekki-Berrada","given":"Flore"},{"family":"Ren","given":"Zekun"},{"family":"Huang","given":"Tan"},{"family":"Wong","given":"Wai Kuan"},{"family":"Zheng","given":"Fang"},{"family":"Xie","given":"Jiaxun"},{"family":"Tian","given":"Isaac Parker Siyu"},{"family":"Jayavelu","given":"Senthilnath"},{"family":"Mahfoud","given":"Zackaria"},{"family":"Bash","given":"Daniil"},{"family":"Hippalgaonkar","given":"Kedar"},{"family":"Khan","given":"Saif"},{"family":"Buonassisi","given":"Tonio"},{"family":"Li","given":"Qianxiao"},{"family":"Wang","given":"Xiaonan"}],"issued":{"date-parts":[["2021",4,20]]}}},{"id":980,"uris":["http://zotero.org/groups/5151721/items/KQRL2I8T"],"itemData":{"id":980,"type":"article-journal","abstract":"We report a statistically principled method to quantify the uncertainty of machine learning models for molecular properties prediction. We show that this uncertainty estimate can be used to judiciously design experiments.\n          , \n            Predicting bioactivity and physical properties of small molecules is a central challenge in drug discovery. Deep learning is becoming the method of choice but studies to date focus on mean accuracy as the main metric. However, to replace costly and mission-critical experiments by models, a high mean accuracy is not enough: outliers can derail a discovery campaign, thus models need to reliably predict when it will fail, even when the training data is biased; experiments are expensive, thus models need to be data-efficient and suggest informative training sets using active learning. We show that uncertainty quantification and active learning can be achieved by Bayesian semi-supervised graph convolutional neural networks. The Bayesian approach estimates uncertainty in a statistically principled way through sampling from the posterior distribution. Semi-supervised learning disentangles representation learning and regression, keeping uncertainty estimates accurate in the low data limit and allowing the model to start active learning from a small initial pool of training data. Our study highlights the promise of Bayesian deep learning for chemistry.","container-title":"Chemical Science","DOI":"10.1039/C9SC00616H","ISSN":"2041-6520, 2041-6539","issue":"35","journalAbbreviation":"Chem. Sci.","language":"en","page":"8154-8163","source":"DOI.org (Crossref)","title":"Bayesian semi-supervised learning for uncertainty-calibrated prediction of molecular properties and active learning","volume":"10","author":[{"family":"Zhang","given":"Yao"},{"family":"Lee","given":"Alpha A."}],"issued":{"date-parts":[["2019"]]}}},{"id":978,"uris":["http://zotero.org/groups/5151721/items/FM6WRLXR"],"itemData":{"id":978,"type":"article-journal","container-title":"Nature","DOI":"10.1038/nature11691","ISSN":"0028-0836, 1476-4687","issue":"7428","journalAbbreviation":"Nature","language":"en","page":"215-220","source":"DOI.org (Crossref)","title":"Automated design of ligands to polypharmacological profiles","volume":"492","author":[{"family":"Besnard","given":"Jérémy"},{"family":"Ruda","given":"Gian Filippo"},{"family":"Setola","given":"Vincent"},{"family":"Abecassis","given":"Keren"},{"family":"Rodriguiz","given":"Ramona M."},{"family":"Huang","given":"Xi-Ping"},{"family":"Norval","given":"Suzanne"},{"family":"Sassano","given":"Maria F."},{"family":"Shin","given":"Antony I."},{"family":"Webster","given":"Lauren A."},{"family":"Simeons","given":"Frederick R. C."},{"family":"Stojanovski","given":"Laste"},{"family":"Prat","given":"Annik"},{"family":"Seidah","given":"Nabil G."},{"family":"Constam","given":"Daniel B."},{"family":"Bickerton","given":"G. Richard"},{"family":"Read","given":"Kevin D."},{"family":"Wetsel","given":"William C."},{"family":"Gilbert","given":"Ian H."},{"family":"Roth","given":"Bryan L."},{"family":"Hopkins","given":"Andrew L."}],"issued":{"date-parts":[["2012",12]]}}},{"id":1068,"uris":["http://zotero.org/groups/5151721/items/LX63AYGG"],"itemData":{"id":1068,"type":"article-journal","abstract":"This paper presents a diversity-maximizing strategy for actively constructing a compact molecule set for training graph neural network molecular property models.\n          , \n            \n              This paper presents a diversity-maximizing strategy for actively constructing a compact molecule set for training graph neural network molecular property models. In particular, we consider the core-set selection problem,\n              viz.\n              , finding a training set\n              S\n              that is (1) representative and (2) a subset of a pre-defined space\n              U\n              of interest. The strategy iteratively adds new molecules into\n              S\n              so that the its diversity is maximized (in a greedy way) with respect to\n              U\n              ; the diversity itself is determined from a Euclidean distance metric of a feature vector that is extracted from the graph neural network model at that iteration. We apply this strategy to retrospectively construct compact training sets for a number of experimental and computed molecular properties and show that it outperforms random sampling of\n              U\n              in almost all cases. Random sampling and the proposed active learning strategy, however, perform similarly for the QM7 (computed heat of atomization) dataset; further inspection using data visualization and analysis indicates that this is attributable to the manner in which the molecule set was created to maximize functional group diversity. Our method, in general, is property agnostic and does not require the calculation of prediction uncertainty at each iteration.","container-title":"Molecular Systems Design &amp; Engineering","DOI":"10.1039/D2ME00073C","ISSN":"2058-9689","issue":"12","journalAbbreviation":"Mol. Syst. Des. Eng.","language":"en","page":"1697-1706","source":"DOI.org (Crossref)","title":"A diversity maximizing active learning strategy for graph neural network models of chemical properties","volume":"7","author":[{"family":"Li","given":"Bowen"},{"family":"Rangarajan","given":"Srinivas"}],"issued":{"date-parts":[["2022"]]}}},{"id":954,"uris":["http://zotero.org/groups/5151721/items/CIS7C5CN"],"itemData":{"id":954,"type":"article-journal","abstract":"Abstract\n            Lysate-based cell-free systems have become a major platform to study gene expression but batch-to-batch variation makes protein production difficult to predict. Here we describe an active learning approach to explore a combinatorial space of ~4,000,000 cell-free buffer compositions, maximizing protein production and identifying critical parameters involved in cell-free productivity. We also provide a one-step-method to achieve high quality predictions for protein production using minimal experimental effort regardless of the lysate quality.","container-title":"Nature Communications","DOI":"10.1038/s41467-020-15798-5","ISSN":"2041-1723","issue":"1","journalAbbreviation":"Nat Commun","language":"en","page":"1872","source":"DOI.org (Crossref)","title":"Large scale active-learning-guided exploration for in vitro protein production optimization","volume":"11","author":[{"family":"Borkowski","given":"Olivier"},{"family":"Koch","given":"Mathilde"},{"family":"Zettor","given":"Agnès"},{"family":"Pandi","given":"Amir"},{"family":"Batista","given":"Angelo Cardoso"},{"family":"Soudier","given":"Paul"},{"family":"Faulon","given":"Jean-Loup"}],"issued":{"date-parts":[["2020",4,20]]}}},{"id":1073,"uris":["http://zotero.org/groups/5151721/items/26ST88VI"],"itemData":{"id":1073,"type":"article-journal","container-title":"Cell Reports Methods","DOI":"10.1016/j.crmeth.2023.100599","ISSN":"26672375","issue":"10","journalAbbreviation":"Cell Reports Methods","language":"en","page":"100599","source":"DOI.org (Crossref)","title":"RECOVER identifies synergistic drug combinations in vitro through sequential model optimization","volume":"3","author":[{"family":"Bertin","given":"Paul"},{"family":"Rector-Brooks","given":"Jarrid"},{"family":"Sharma","given":"Deepak"},{"family":"Gaudelet","given":"Thomas"},{"family":"Anighoro","given":"Andrew"},{"family":"Gross","given":"Torsten"},{"family":"Martínez-Peña","given":"Francisco"},{"family":"Tang","given":"Eileen L."},{"family":"Suraj","given":"M.S."},{"family":"Regep","given":"Cristian"},{"family":"Hayter","given":"Jeremy B.R."},{"family":"Korablyov","given":"Maksym"},{"family":"Valiante","given":"Nicholas"},{"family":"Van Der Sloot","given":"Almer"},{"family":"Tyers","given":"Mike"},{"family":"Roberts","given":"Charles E.S."},{"family":"Bronstein","given":"Michael M."},{"family":"Lairson","given":"Luke L."},{"family":"Taylor-King","given":"Jake P."},{"family":"Bengio","given":"Yoshua"}],"issued":{"date-parts":[["2023",10]]}}},{"id":1133,"uris":["http://zotero.org/groups/5151721/items/XE9SKHMK"],"itemData":{"id":1133,"type":"article-journal","abstract":"Despite increased complexity over biochemical assays and substantial data imbalance, AL automatically identifies subsets of compounds which maximize prediction on external cytotoxic readouts. Systematic queries deduce reasons and perspectives.\n          , \n            The NCI-60 cancer cell line screening panel has provided insights for development of subtype-specific chemical therapies and repurposing. By extracting chemical structure and cytotoxicity patterns, virtual screening potentially complements the availability of high-throughput assay platforms and improves bioactive compound discovery rates by computational prefiltering of candidate compound libraries. Many groups report high prediction performances in computational models of NCI-60 data when using cross-validation or similar techniques, yet prospective therapy development in novel cancers may have little to no such data and further may not have the resources to perform hit identification using large compound libraries. In contrast to bulk screening and analysis, the active learning methodology has demonstrated how to identify compounds for screening in small batches and update computational models iteratively, leading to predictive models with a minimum number of compounds, and importantly clarifying data volumes at which limits in predictive ability are achieved. Here, in replicate per-cell line experiments using 50% of data (</w:instrText>
+        <w:instrText>off between exploration (using uncertainties) and exploitation (using only model predictions) gives the optimal criterion leading to the synthesis of the piezoelectric (Ba\n              0.84\n              Ca\n              0.16\n              )(Ti\n              0.90\n              Zr\n              0.07\n              Sn\n              0.03\n              )O\n              3\n              with the largest electrostrain of 0.23% in the BTO family. Using Landau theory and insights from density functional theory, it is uncovered that the observed large electrostrain is due to the presence of Sn, which allows for the ease of switching of tetragonal domains under an electric field.","container-title":"Advanced Materials","ISSN":"0935-9648, 1521-4095","issue":"7","journalAbbreviation":"Advanced Materials","language":"en","page":"1702884","source":"DOI.org (Crossref)","title":"Accelerated Discovery of Large Electrostrains in BaTiO&lt;sub&gt;3&lt;/sub&gt;-Based Piezoelectrics Using Active Learning","volume":"30","author":[{"family":"Yuan","given":"Ruihao"},{"family":"Liu","given":"Zhen"},{"family":"Balachandran","given":"Prasanna V."},{"family":"Xue","given":"Deqing"},{"family":"Zhou","given":"Yumei"},{"family":"Ding","given":"Xiangdong"},{"family":"Sun","given":"Jun"},{"family":"Xue","given":"Dezhen"},{"family":"Lookman","given":"Turab"}],"issued":{"date-parts":[["2018",2]]}}},{"id":775,"uris":["http://zotero.org/groups/5110070/items/34TS5DYL"],"itemData":{"id":775,"type":"article-journal","abstract":"Abstract\n            In materials science, the discovery of recipes that yield nanomaterials with defined optical properties is costly and time-consuming. In this study, we present a two-step framework for a machine learning-driven high-throughput microfluidic platform to rapidly produce silver nanoparticles with the desired absorbance spectrum. Combining a Gaussian process-based Bayesian optimization (BO) with a deep neural network (DNN), the algorithmic framework is able to converge towards the target spectrum after sampling 120 conditions. Once the dataset is large enough to train the DNN with sufficient accuracy in the region of the target spectrum, the DNN is used to predict the colour palette accessible with the reaction synthesis. While remaining interpretable by humans, the proposed framework efficiently optimizes the nanomaterial synthesis and can extract fundamental knowledge of the relationship between chemical composition and optical properties, such as the role of each reactant on the shape and amplitude of the absorbance spectrum.","container-title":"npj Computational Materials","DOI":"10.1038/s41524-021-00520-w","ISSN":"2057-3960","issue":"1","journalAbbreviation":"npj Comput Mater","language":"en","page":"55","source":"DOI.org (Crossref)","title":"Two-step machine learning enables optimized nanoparticle synthesis","volume":"7","author":[{"family":"Mekki-Berrada","given":"Flore"},{"family":"Ren","given":"Zekun"},{"family":"Huang","given":"Tan"},{"family":"Wong","given":"Wai Kuan"},{"family":"Zheng","given":"Fang"},{"family":"Xie","given":"Jiaxun"},{"family":"Tian","given":"Isaac Parker Siyu"},{"family":"Jayavelu","given":"Senthilnath"},{"family":"Mahfoud","given":"Zackaria"},{"family":"Bash","given":"Daniil"},{"family":"Hippalgaonkar","given":"Kedar"},{"family":"Khan","given":"Saif"},{"family":"Buonassisi","given":"Tonio"},{"family":"Li","given":"Qianxiao"},{"family":"Wang","given":"Xiaonan"}],"issued":{"date-parts":[["2021",4,20]]}}},{"id":980,"uris":["http://zotero.org/groups/5151721/items/KQRL2I8T"],"itemData":{"id":980,"type":"article-journal","abstract":"We report a statistically principled method to quantify the uncertainty of machine learning models for molecular properties prediction. We show that this uncertainty estimate can be used to judiciously design experiments.\n          , \n            Predicting bioactivity and physical properties of small molecules is a central challenge in drug discovery. Deep learning is becoming the method of choice but studies to date focus on mean accuracy as the main metric. However, to replace costly and mission-critical experiments by models, a high mean accuracy is not enough: outliers can derail a discovery campaign, thus models need to reliably predict when it will fail, even when the training data is biased; experiments are expensive, thus models need to be data-efficient and suggest informative training sets using active learning. We show that uncertainty quantification and active learning can be achieved by Bayesian semi-supervised graph convolutional neural networks. The Bayesian approach estimates uncertainty in a statistically principled way through sampling from the posterior distribution. Semi-supervised learning disentangles representation learning and regression, keeping uncertainty estimates accurate in the low data limit and allowing the model to start active learning from a small initial pool of training data. Our study highlights the promise of Bayesian deep learning for chemistry.","container-title":"Chemical Science","DOI":"10.1039/C9SC00616H","ISSN":"2041-6520, 2041-6539","issue":"35","journalAbbreviation":"Chem. Sci.","language":"en","page":"8154-8163","source":"DOI.org (Crossref)","title":"Bayesian semi-supervised learning for uncertainty-calibrated prediction of molecular properties and active learning","volume":"10","author":[{"family":"Zhang","given":"Yao"},{"family":"Lee","given":"Alpha A."}],"issued":{"date-parts":[["2019"]]}}},{"id":978,"uris":["http://zotero.org/groups/5151721/items/FM6WRLXR"],"itemData":{"id":978,"type":"article-journal","container-title":"Nature","DOI":"10.1038/nature11691","ISSN":"0028-0836, 1476-4687","issue":"7428","journalAbbreviation":"Nature","language":"en","page":"215-220","source":"DOI.org (Crossref)","title":"Automated design of ligands to polypharmacological profiles","volume":"492","author":[{"family":"Besnard","given":"Jérémy"},{"family":"Ruda","given":"Gian Filippo"},{"family":"Setola","given":"Vincent"},{"family":"Abecassis","given":"Keren"},{"family":"Rodriguiz","given":"Ramona M."},{"family":"Huang","given":"Xi-Ping"},{"family":"Norval","given":"Suzanne"},{"family":"Sassano","given":"Maria F."},{"family":"Shin","given":"Antony I."},{"family":"Webster","given":"Lauren A."},{"family":"Simeons","given":"Frederick R. C."},{"family":"Stojanovski","given":"Laste"},{"family":"Prat","given":"Annik"},{"family":"Seidah","given":"Nabil G."},{"family":"Constam","given":"Daniel B."},{"family":"Bickerton","given":"G. Richard"},{"family":"Read","given":"Kevin D."},{"family":"Wetsel","given":"William C."},{"family":"Gilbert","given":"Ian H."},{"family":"Roth","given":"Bryan L."},{"family":"Hopkins","given":"Andrew L."}],"issued":{"date-parts":[["2012",12]]}}},{"id":1068,"uris":["http://zotero.org/groups/5151721/items/LX63AYGG"],"itemData":{"id":1068,"type":"article-journal","abstract":"This paper presents a diversity-maximizing strategy for actively constructing a compact molecule set for training graph neural network molecular property models.\n          , \n            \n              This paper presents a diversity-maximizing strategy for actively constructing a compact molecule set for training graph neural network molecular property models. In particular, we consider the core-set selection problem,\n              viz.\n              , finding a training set\n              S\n              that is (1) representative and (2) a subset of a pre-defined space\n              U\n              of interest. The strategy iteratively adds new molecules into\n              S\n              so that the its diversity is maximized (in a greedy way) with respect to\n              U\n              ; the diversity itself is determined from a Euclidean distance metric of a feature vector that is extracted from the graph neural network model at that iteration. We apply this strategy to retrospectively construct compact training sets for a number of experimental and computed molecular properties and show that it outperforms random sampling of\n              U\n              in almost all cases. Random sampling and the proposed active learning strategy, however, perform similarly for the QM7 (computed heat of atomization) dataset; further inspection using data visualization and analysis indicates that this is attributable to the manner in which the molecule set was created to maximize functional group diversity. Our method, in general, is property agnostic and does not require the calculation of prediction uncertainty at each iteration.","container-title":"Molecular Systems Design &amp; Engineering","DOI":"10.1039/D2ME00073C","ISSN":"2058-9689","issue":"12","journalAbbreviation":"Mol. Syst. Des. Eng.","language":"en","page":"1697-1706","source":"DOI.org (Crossref)","title":"A diversity maximizing active learning strategy for graph neural network models of chemical properties","volume":"7","author":[{"family":"Li","given":"Bowen"},{"family":"Rangarajan","given":"Srinivas"}],"issued":{"date-parts":[["2022"]]}}},{"id":954,"uris":["http://zotero.org/groups/5151721/items/CIS7C5CN"],"itemData":{"id":954,"type":"article-journal","abstract":"Abstract\n            Lysate-based cell-free systems have become a major platform to study gene expression but batch-to-batch variation makes protein production difficult to predict. Here we describe an active learning approach to explore a combinatorial space of ~4,000,000 cell-free buffer compositions, maximizing protein production and identifying critical parameters involved in cell-free productivity. We also provide a one-step-method to achieve high quality predictions for protein production using minimal experimental effort regardless of the lysate quality.","container-title":"Nature Communications","DOI":"10.1038/s41467-020-15798-5","ISSN":"2041-1723","issue":"1","journalAbbreviation":"Nat Commun","language":"en","page":"1872","source":"DOI.org (Crossref)","title":"Large scale active-learning-guided exploration for in vitro protein production optimization","volume":"11","author":[{"family":"Borkowski","given":"Olivier"},{"family":"Koch","given":"Mathilde"},{"family":"Zettor","given":"Agnès"},{"family":"Pandi","given":"Amir"},{"family":"Batista","given":"Angelo Cardoso"},{"family":"Soudier","given":"Paul"},{"family":"Faulon","given":"Jean-Loup"}],"issued":{"date-parts":[["2020",4,20]]}}},{"id":1073,"uris":["http://zotero.org/groups/5151721/items/26ST88VI"],"itemData":{"id":1073,"type":"article-journal","container-title":"Cell Reports Methods","DOI":"10.1016/j.crmeth.2023.100599","ISSN":"26672375","issue":"10","journalAbbreviation":"Cell Reports Methods","language":"en","page":"100599","source":"DOI.org (Crossref)","title":"RECOVER identifies synergistic drug combinations in vitro through sequential model optimization","volume":"3","author":[{"family":"Bertin","given":"Paul"},{"family":"Rector-Brooks","given":"Jarrid"},{"family":"Sharma","given":"Deepak"},{"family":"Gaudelet","given":"Thomas"},{"family":"Anighoro","given":"Andrew"},{"family":"Gross","given":"Torsten"},{"family":"Martínez-Peña","given":"Francisco"},{"family":"Tang","given":"Eileen L."},{"family":"Suraj","given":"M.S."},{"family":"Regep","given":"Cristian"},{"family":"Hayter","given":"Jeremy B.R."},{"family":"Korablyov","given":"Maksym"},{"family":"Valiante","given":"Nicholas"},{"family":"Van Der Sloot","given":"Almer"},{"family":"Tyers","given":"Mike"},{"family":"Roberts","given":"Charles E.S."},{"family":"Bronstein","given":"Michael M."},{"family":"Lairson","given":"Luke L."},{"family":"Taylor-King","given":"Jake P."},{"family":"Bengio","given":"Yoshua"}],"issued":{"date-parts":[["2023",10]]}}},{"id":1133,"uris":["http://zotero.org/groups/5151721/items/XE9SKHMK"],"itemData":{"id":1133,"type":"article-journal","abstract":"Despite increased complexity over biochemical assays and substantial data imbalance, AL automatically identifies subsets of compounds which maximize prediction on external cytotoxic readouts. Systematic queries deduce reasons and perspectives.\n          , \n            The NCI-60 cancer cell line screening panel has provided insights for development of subtype-specific chemical therapies and repurposing. By extracting chemical structure and cytotoxicity patterns, virtual screening potentially complements the availability of high-throughput assay platforms and improves bioactive compound discovery rates by computational prefiltering of candidate compound libraries. Many groups report high prediction performances in computational models of NCI-60 data when using cross-validation or similar techniques, yet prospective therapy development in novel cancers may have little to no such data and further may not have the resources to perform hit identification using large compound libraries. In contrast to bulk screening and analysis, the active learning methodology has demonstrated how to identify compounds for screening in small batches and update computational models iteratively, leading to predictive models with a minimum number of compounds, and importantly clarifying data volumes at which limits in predictive ability are achieved. Here, in replicate per-cell line experiments using 50% of data (</w:instrText>
       </w:r>
       <w:r>
         <w:rPr>
@@ -1552,7 +1525,7 @@
           <w:kern w:val="0"/>
           <w:vertAlign w:val="superscript"/>
         </w:rPr>
-        <w:t>13,14,17–36</w:t>
+        <w:t>12,13,16–35</w:t>
       </w:r>
       <w:r>
         <w:rPr>
@@ -1564,25 +1537,34 @@
         <w:rPr>
           <w:lang w:val="en-US"/>
         </w:rPr>
-        <w:t xml:space="preserve"> (Supplementary Table 1), numerous technical and practical aspects that must be considered when applying active deep learning prospectively remain unaddressed. On one hand, deep learning can offer several advantages over traditional machine learning approaches</w:t>
-      </w:r>
-      <w:r>
-        <w:rPr>
-          <w:vertAlign w:val="superscript"/>
+        <w:t xml:space="preserve"> (Supplementary Table 1), numerous technical and practical aspects that must be considered when applying active deep learning prospectively remain unaddressed. On one hand, deep learning can offer several advantages over traditional machine learning approaches, such as transfer learning or flexibility in the molecular representation used. On the other hand, the </w:t>
+      </w:r>
+      <w:r>
+        <w:rPr>
+          <w:lang w:val="en-US"/>
+        </w:rPr>
+        <w:t>behavior</w:t>
+      </w:r>
+      <w:r>
+        <w:rPr>
+          <w:lang w:val="en-US"/>
+        </w:rPr>
+        <w:t xml:space="preserve"> of active deep learning in data-scarce settings – both in terms of size and molecular diversity – has not been extensively investigated. Even though active (deep) learning is expected to gain relevance in the future in the context of automated molecule discovery and self-driving labs</w:t>
+      </w:r>
+      <w:r>
+        <w:rPr>
           <w:lang w:val="en-US"/>
         </w:rPr>
         <w:fldChar w:fldCharType="begin"/>
       </w:r>
       <w:r>
         <w:rPr>
-          <w:vertAlign w:val="superscript"/>
-          <w:lang w:val="en-US"/>
-        </w:rPr>
-        <w:instrText xml:space="preserve"> ADDIN ZOTERO_ITEM CSL_CITATION {"citationID":"OLbDVGPV","properties":{"formattedCitation":"\\super 37\\nosupersub{}","plainCitation":"37","noteIndex":0},"citationItems":[{"id":"fP2t2TeH/zZmaaJTz","uris":["http://zotero.org/users/local/1JKiESOA/items/5X5ZXKVD"],"itemData":{"id":850,"type":"article-journal","abstract":"Deep learning is becoming increasingly relevant in drug discovery, from de novo design to protein structure prediction and synthesis planning. However, it is often challenged by the small data regimes typical of certain drug discovery tasks. In such scenarios, deep learning approaches–which are notoriously ‘data-hungry’–might fail to live up to their promise. Developing novel approaches to leverage the power of deep learning in low-data scenarios is sparking great attention, and future developments are expected to propel the field further. This mini-review provides an overview of recent low-data-learning approaches in drug discovery, analyzing their hurdles and advantages. Finally, we venture to provide a forecast of future research directions in low-data learning for drug discovery.","container-title":"Current Opinion in Structural Biology","DOI":"10.1016/j.sbi.2024.102818","ISSN":"0959-440X","journalAbbreviation":"Current Opinion in Structural Biology","page":"102818","source":"ScienceDirect","title":"Deep learning for low-data drug discovery: Hurdles and opportunities","title-short":"Deep learning for low-data drug discovery","volume":"86","author":[{"family":"Tilborg","given":"Derek","non-dropping-particle":"van"},{"family":"Brinkmann","given":"Helena"},{"family":"Criscuolo","given":"Emanuele"},{"family":"Rossen","given":"Luke"},{"family":"Özçelik","given":"Rıza"},{"family":"Grisoni","given":"Francesca"}],"issued":{"date-parts":[["2024",6,1]]}}}],"schema":"https://github.com/citation-style-language/schema/raw/master/csl-citation.json"} </w:instrText>
-      </w:r>
-      <w:r>
-        <w:rPr>
-          <w:vertAlign w:val="superscript"/>
+          <w:lang w:val="en-US"/>
+        </w:rPr>
+        <w:instrText xml:space="preserve"> ADDIN ZOTERO_ITEM CSL_CITATION {"citationID":"C3TDZq4U","properties":{"formattedCitation":"\\super 36,37\\nosupersub{}","plainCitation":"36,37","noteIndex":0},"citationItems":[{"id":938,"uris":["http://zotero.org/groups/5151721/items/H7VR9ZMZ"],"itemData":{"id":938,"type":"article-journal","container-title":"Nature Synthesis","DOI":"10.1038/s44160-022-00231-0","ISSN":"2731-0582","issue":"6","journalAbbreviation":"Nat. Synth","language":"en","page":"483-492","source":"DOI.org (Crossref)","title":"The rise of self-driving labs in chemical and materials sciences","volume":"2","author":[{"family":"Abolhasani","given":"Milad"},{"family":"Kumacheva","given":"Eugenia"}],"issued":{"date-parts":[["2023",1,30]]}}},{"id":940,"uris":["http://zotero.org/groups/5151721/items/EYUAD57D"],"itemData":{"id":940,"type":"article-journal","container-title":"Accounts of Chemical Research","DOI":"10.1021/acs.accounts.2c00220","ISSN":"0001-4842, 1520-4898","issue":"17","journalAbbreviation":"Acc. Chem. Res.","language":"en","page":"2454-2466","source":"DOI.org (Crossref)","title":"Autonomous Chemical Experiments: Challenges and Perspectives on Establishing a Self-Driving Lab","title-short":"Autonomous Chemical Experiments","volume":"55","author":[{"family":"Seifrid","given":"Martin"},{"family":"Pollice","given":"Robert"},{"family":"Aguilar-Granda","given":"Andrés"},{"family":"Morgan Chan","given":"Zamyla"},{"family":"Hotta","given":"Kazuhiro"},{"family":"Ser","given":"Cher Tian"},{"family":"Vestfrid","given":"Jenya"},{"family":"Wu","given":"Tony C."},{"family":"Aspuru-Guzik","given":"Alán"}],"issued":{"date-parts":[["2022",9,6]]}}}],"schema":"https://github.com/citation-style-language/schema/raw/master/csl-citation.json"} </w:instrText>
+      </w:r>
+      <w:r>
+        <w:rPr>
           <w:lang w:val="en-US"/>
         </w:rPr>
         <w:fldChar w:fldCharType="separate"/>
@@ -1592,57 +1574,7 @@
           <w:kern w:val="0"/>
           <w:vertAlign w:val="superscript"/>
         </w:rPr>
-        <w:t>37</w:t>
-      </w:r>
-      <w:r>
-        <w:rPr>
-          <w:vertAlign w:val="superscript"/>
-          <w:lang w:val="en-US"/>
-        </w:rPr>
-        <w:fldChar w:fldCharType="end"/>
-      </w:r>
-      <w:r>
-        <w:rPr>
-          <w:lang w:val="en-US"/>
-        </w:rPr>
-        <w:t xml:space="preserve">, such as transfer learning or flexibility in the molecular representation used. On the other hand, the </w:t>
-      </w:r>
-      <w:r>
-        <w:rPr>
-          <w:lang w:val="en-US"/>
-        </w:rPr>
-        <w:t>behavior</w:t>
-      </w:r>
-      <w:r>
-        <w:rPr>
-          <w:lang w:val="en-US"/>
-        </w:rPr>
-        <w:t xml:space="preserve"> of active deep learning in data-scarce settings – both in terms of size and molecular diversity – has not been extensively investigated. Even though active (deep) learning is expected to gain relevance in the future in the context of automated molecule discovery and self-driving labs</w:t>
-      </w:r>
-      <w:r>
-        <w:rPr>
-          <w:lang w:val="en-US"/>
-        </w:rPr>
-        <w:fldChar w:fldCharType="begin"/>
-      </w:r>
-      <w:r>
-        <w:rPr>
-          <w:lang w:val="en-US"/>
-        </w:rPr>
-        <w:instrText xml:space="preserve"> ADDIN ZOTERO_ITEM CSL_CITATION {"citationID":"C3TDZq4U","properties":{"formattedCitation":"\\super 38,39\\nosupersub{}","plainCitation":"38,39","noteIndex":0},"citationItems":[{"id":938,"uris":["http://zotero.org/groups/5151721/items/H7VR9ZMZ"],"itemData":{"id":938,"type":"article-journal","container-title":"Nature Synthesis","DOI":"10.1038/s44160-022-00231-0","ISSN":"2731-0582","issue":"6","journalAbbreviation":"Nat. Synth","language":"en","page":"483-492","source":"DOI.org (Crossref)","title":"The rise of self-driving labs in chemical and materials sciences","volume":"2","author":[{"family":"Abolhasani","given":"Milad"},{"family":"Kumacheva","given":"Eugenia"}],"issued":{"date-parts":[["2023",1,30]]}}},{"id":940,"uris":["http://zotero.org/groups/5151721/items/EYUAD57D"],"itemData":{"id":940,"type":"article-journal","container-title":"Accounts of Chemical Research","DOI":"10.1021/acs.accounts.2c00220","ISSN":"0001-4842, 1520-4898","issue":"17","journalAbbreviation":"Acc. Chem. Res.","language":"en","page":"2454-2466","source":"DOI.org (Crossref)","title":"Autonomous Chemical Experiments: Challenges and Perspectives on Establishing a Self-Driving Lab","title-short":"Autonomous Chemical Experiments","volume":"55","author":[{"family":"Seifrid","given":"Martin"},{"family":"Pollice","given":"Robert"},{"family":"Aguilar-Granda","given":"Andrés"},{"family":"Morgan Chan","given":"Zamyla"},{"family":"Hotta","given":"Kazuhiro"},{"family":"Ser","given":"Cher Tian"},{"family":"Vestfrid","given":"Jenya"},{"family":"Wu","given":"Tony C."},{"family":"Aspuru-Guzik","given":"Alán"}],"issued":{"date-parts":[["2022",9,6]]}}}],"schema":"https://github.com/citation-style-language/schema/raw/master/csl-citation.json"} </w:instrText>
-      </w:r>
-      <w:r>
-        <w:rPr>
-          <w:lang w:val="en-US"/>
-        </w:rPr>
-        <w:fldChar w:fldCharType="separate"/>
-      </w:r>
-      <w:r>
-        <w:rPr>
-          <w:kern w:val="0"/>
-          <w:vertAlign w:val="superscript"/>
-        </w:rPr>
-        <w:t>38,39</w:t>
+        <w:t>36,37</w:t>
       </w:r>
       <w:r>
         <w:rPr>
@@ -1929,7 +1861,7 @@
         <w:rPr>
           <w:lang w:val="en-US"/>
         </w:rPr>
-        <w:instrText xml:space="preserve"> ADDIN ZOTERO_ITEM CSL_CITATION {"citationID":"ZbAR199h","properties":{"formattedCitation":"\\super 14,19,20,35,36\\nosupersub{}","plainCitation":"14,19,20,35,36","noteIndex":0},"citationItems":[{"id":904,"uris":["http://zotero.org/groups/5151721/items/ICRZBTVI"],"itemData":{"id":904,"type":"article-journal","abstract":"Bayesian optimization can accelerate structure-based virtual screening campaigns by minimizing the total number of simulations performed while still identifying the vast majority of computational hits.\n          , \n            \n              Structure-based virtual screening is an important tool in early stage drug discovery that scores the interactions between a target protein and candidate ligands. As virtual libraries continue to grow (in excess of 10\n              8\n              molecules), so too do the resources necessary to conduct exhaustive virtual screening campaigns on these libraries. However, Bayesian optimization techniques, previously employed in other scientific discovery problems, can aid in their exploration: a surrogate structure–property relationship model trained on the predicted affinities of a subset of the library can be applied to the remaining library members, allowing the least promising compounds to be excluded from evaluation. In this study, we explore the application of these techniques to computational docking datasets and assess the impact of surrogate model architecture, acquisition function, and acquisition batch size on optimization performance. We observe significant reductions in computational costs; for example, using a directed-message passing neural network we can identify 94.8% or 89.3% of the top-50 000 ligands in a 100M member library after testing only 2.4% of candidate ligands using an upper confidence bound or greedy acquisition strategy, respectively. Such model-guided searches mitigate the increasing computational costs of screening increasingly large virtual libraries and can accelerate high-throughput virtual screening campaigns with applications beyond docking.","container-title":"Chemical Science","DOI":"10.1039/D0SC06805E","ISSN":"2041-6520, 2041-6539","issue":"22","journalAbbreviation":"Chem. Sci.","language":"en","page":"7866-7881","source":"DOI.org (Crossref)","title":"Accelerating high-throughput virtual screening through molecular pool-based active learning","volume":"12","author":[{"family":"Graff","given":"David E."},{"family":"Shakhnovich","given":"Eugene I."},{"family":"Coley","given":"Connor W."}],"issued":{"date-parts":[["2021"]]}}},{"id":966,"uris":["http://zotero.org/groups/5151721/items/78JLGVZM"],"itemData":{"id":966,"type":"article-journal","container-title":"ACS Central Science","DOI":"10.1021/acscentsci.0c00229","ISSN":"2374-7943, 2374-7951","issue":"6","journalAbbreviation":"ACS Cent. Sci.","language":"en","page":"939-949","source":"DOI.org (Crossref)","title":"Deep Docking: A Deep Learning Platform for Augmentation of Structure Based Drug Discovery","title-short":"Deep Docking","volume":"6","author":[{"family":"Gentile","given":"Francesco"},{"family":"Agrawal","given":"Vibudh"},{"family":"Hsing","given":"Michael"},{"family":"Ton","given":"Anh-Tien"},{"family":"Ban","given":"Fuqiang"},{"family":"Norinder","given":"Ulf"},{"family":"Gleave","given":"Martin E."},{"family":"Cherkasov","given":"Artem"}],"issued":{"date-parts":[["2020",6,24]]}}},{"id":968,"uris":["http://zotero.org/groups/5151721/items/CY9CG4J2"],"itemData":{"id":968,"type":"article-journal","container-title":"Journal of Chemical Information and Modeling","DOI":"10.1021/acs.jcim.2c01052","ISSN":"1549-9596, 1549-960X","issue":"2","journalAbbreviation":"J. Chem. Inf. Model.","language":"en","page":"583-594","source":"DOI.org (Crossref)","title":"Active Learning Guided Drug Design Lead Optimization Based on Relative Binding Free Energy Modeling","volume":"63","author":[{"family":"Gusev","given":"Filipp"},{"family":"Gutkin","given":"Evgeny"},{"family":"Kurnikova","given":"Maria G."},{"family":"Isayev","given":"Olexandr"}],"issued":{"date-parts":[["2023",1,23]]}}},{"id":1138,"uris":["http://zotero.org/groups/5151721/items/5GN6RTQI"],"itemData":{"id":1138,"type":"article-journal","container-title":"Journal of Chemical Information and Modeling","DOI":"10.1021/acs.jcim.9b00367","ISSN":"1549-9596, 1549-960X","issue":"9","journalAbbreviation":"J. Chem. Inf. Model.","language":"en","license":"https://doi.org/10.15223/policy-029","page":"3782-3793","source":"DOI.org (Crossref)","title":"Reaction-Based Enumeration, Active Learning, and Free Energy Calculations To Rapidly Explore Synthetically Tractable Chemical Space and Optimize Potency of Cyclin-Dependent Kinase 2 Inhibitors","volume":"59","author":[{"family":"Konze","given":"Kyle D."},{"family":"Bos","given":"Pieter H."},{"family":"Dahlgren","given":"Markus K."},{"family":"Leswing","given":"Karl"},{"family":"Tubert-Brohman","given":"Ivan"},{"family":"Bortolato","given":"Andrea"},{"family":"Robbason","given":"Braxton"},{"family":"Abel","given":"Robert"},{"family":"Bhat","given":"Sathesh"}],"issued":{"date-parts":[["2019",9,23]]}}},{"id":1136,"uris":["http://zotero.org/groups/5151721/items/57XJV6V5"],"itemData":{"id":1136,"type":"article-journal","container-title":"Journal of Chemical Theory and Computation","DOI":"10.1021/acs.jctc.2c00752","ISSN":"1549-9618, 1549-9626","issue":"10","journalAbbreviation":"J. Chem. Theory Comput.","language":"en","license":"https://creativecommons.org/licenses/by/4.0/","page":"6259-6270","source":"DOI.org (Crossref)","title":"Chemical Space Exploration with Active Learning and Alchemical Free Energies","volume":"18","author":[{"family":"Khalak","given":"Yuriy"},{"family":"Tresadern","given":"Gary"},{"family":"Hahn","given":"David F."},{"family":"De Groot","given":"Bert L."},{"family":"Gapsys","given":"Vytautas"}],"issued":{"date-parts":[["2022",10,11]]}}}],"schema":"https://github.com/citation-style-language/schema/raw/master/csl-citation.json"} </w:instrText>
+        <w:instrText xml:space="preserve"> ADDIN ZOTERO_ITEM CSL_CITATION {"citationID":"ZbAR199h","properties":{"formattedCitation":"\\super 13,18,19,34,35\\nosupersub{}","plainCitation":"13,18,19,34,35","noteIndex":0},"citationItems":[{"id":904,"uris":["http://zotero.org/groups/5151721/items/ICRZBTVI"],"itemData":{"id":904,"type":"article-journal","abstract":"Bayesian optimization can accelerate structure-based virtual screening campaigns by minimizing the total number of simulations performed while still identifying the vast majority of computational hits.\n          , \n            \n              Structure-based virtual screening is an important tool in early stage drug discovery that scores the interactions between a target protein and candidate ligands. As virtual libraries continue to grow (in excess of 10\n              8\n              molecules), so too do the resources necessary to conduct exhaustive virtual screening campaigns on these libraries. However, Bayesian optimization techniques, previously employed in other scientific discovery problems, can aid in their exploration: a surrogate structure–property relationship model trained on the predicted affinities of a subset of the library can be applied to the remaining library members, allowing the least promising compounds to be excluded from evaluation. In this study, we explore the application of these techniques to computational docking datasets and assess the impact of surrogate model architecture, acquisition function, and acquisition batch size on optimization performance. We observe significant reductions in computational costs; for example, using a directed-message passing neural network we can identify 94.8% or 89.3% of the top-50 000 ligands in a 100M member library after testing only 2.4% of candidate ligands using an upper confidence bound or greedy acquisition strategy, respectively. Such model-guided searches mitigate the increasing computational costs of screening increasingly large virtual libraries and can accelerate high-throughput virtual screening campaigns with applications beyond docking.","container-title":"Chemical Science","DOI":"10.1039/D0SC06805E","ISSN":"2041-6520, 2041-6539","issue":"22","journalAbbreviation":"Chem. Sci.","language":"en","page":"7866-7881","source":"DOI.org (Crossref)","title":"Accelerating high-throughput virtual screening through molecular pool-based active learning","volume":"12","author":[{"family":"Graff","given":"David E."},{"family":"Shakhnovich","given":"Eugene I."},{"family":"Coley","given":"Connor W."}],"issued":{"date-parts":[["2021"]]}}},{"id":966,"uris":["http://zotero.org/groups/5151721/items/78JLGVZM"],"itemData":{"id":966,"type":"article-journal","container-title":"ACS Central Science","DOI":"10.1021/acscentsci.0c00229","ISSN":"2374-7943, 2374-7951","issue":"6","journalAbbreviation":"ACS Cent. Sci.","language":"en","page":"939-949","source":"DOI.org (Crossref)","title":"Deep Docking: A Deep Learning Platform for Augmentation of Structure Based Drug Discovery","title-short":"Deep Docking","volume":"6","author":[{"family":"Gentile","given":"Francesco"},{"family":"Agrawal","given":"Vibudh"},{"family":"Hsing","given":"Michael"},{"family":"Ton","given":"Anh-Tien"},{"family":"Ban","given":"Fuqiang"},{"family":"Norinder","given":"Ulf"},{"family":"Gleave","given":"Martin E."},{"family":"Cherkasov","given":"Artem"}],"issued":{"date-parts":[["2020",6,24]]}}},{"id":968,"uris":["http://zotero.org/groups/5151721/items/CY9CG4J2"],"itemData":{"id":968,"type":"article-journal","container-title":"Journal of Chemical Information and Modeling","DOI":"10.1021/acs.jcim.2c01052","ISSN":"1549-9596, 1549-960X","issue":"2","journalAbbreviation":"J. Chem. Inf. Model.","language":"en","page":"583-594","source":"DOI.org (Crossref)","title":"Active Learning Guided Drug Design Lead Optimization Based on Relative Binding Free Energy Modeling","volume":"63","author":[{"family":"Gusev","given":"Filipp"},{"family":"Gutkin","given":"Evgeny"},{"family":"Kurnikova","given":"Maria G."},{"family":"Isayev","given":"Olexandr"}],"issued":{"date-parts":[["2023",1,23]]}}},{"id":1138,"uris":["http://zotero.org/groups/5151721/items/5GN6RTQI"],"itemData":{"id":1138,"type":"article-journal","container-title":"Journal of Chemical Information and Modeling","DOI":"10.1021/acs.jcim.9b00367","ISSN":"1549-9596, 1549-960X","issue":"9","journalAbbreviation":"J. Chem. Inf. Model.","language":"en","license":"https://doi.org/10.15223/policy-029","page":"3782-3793","source":"DOI.org (Crossref)","title":"Reaction-Based Enumeration, Active Learning, and Free Energy Calculations To Rapidly Explore Synthetically Tractable Chemical Space and Optimize Potency of Cyclin-Dependent Kinase 2 Inhibitors","volume":"59","author":[{"family":"Konze","given":"Kyle D."},{"family":"Bos","given":"Pieter H."},{"family":"Dahlgren","given":"Markus K."},{"family":"Leswing","given":"Karl"},{"family":"Tubert-Brohman","given":"Ivan"},{"family":"Bortolato","given":"Andrea"},{"family":"Robbason","given":"Braxton"},{"family":"Abel","given":"Robert"},{"family":"Bhat","given":"Sathesh"}],"issued":{"date-parts":[["2019",9,23]]}}},{"id":1136,"uris":["http://zotero.org/groups/5151721/items/57XJV6V5"],"itemData":{"id":1136,"type":"article-journal","container-title":"Journal of Chemical Theory and Computation","DOI":"10.1021/acs.jctc.2c00752","ISSN":"1549-9618, 1549-9626","issue":"10","journalAbbreviation":"J. Chem. Theory Comput.","language":"en","license":"https://creativecommons.org/licenses/by/4.0/","page":"6259-6270","source":"DOI.org (Crossref)","title":"Chemical Space Exploration with Active Learning and Alchemical Free Energies","volume":"18","author":[{"family":"Khalak","given":"Yuriy"},{"family":"Tresadern","given":"Gary"},{"family":"Hahn","given":"David F."},{"family":"De Groot","given":"Bert L."},{"family":"Gapsys","given":"Vytautas"}],"issued":{"date-parts":[["2022",10,11]]}}}],"schema":"https://github.com/citation-style-language/schema/raw/master/csl-citation.json"} </w:instrText>
       </w:r>
       <w:r>
         <w:rPr>
@@ -1942,7 +1874,7 @@
           <w:kern w:val="0"/>
           <w:vertAlign w:val="superscript"/>
         </w:rPr>
-        <w:t>14,19,20,35,36</w:t>
+        <w:t>13,18,19,34,35</w:t>
       </w:r>
       <w:r>
         <w:rPr>
@@ -2122,7 +2054,7 @@
           <w:color w:val="000000" w:themeColor="text1"/>
           <w:lang w:val="en-US"/>
         </w:rPr>
-        <w:instrText xml:space="preserve"> ADDIN ZOTERO_ITEM CSL_CITATION {"citationID":"uNSOybvk","properties":{"formattedCitation":"\\super 40,41\\nosupersub{}","plainCitation":"40,41","noteIndex":0},"citationItems":[{"id":1132,"uris":["http://zotero.org/groups/5151721/items/EYPV74KZ"],"itemData":{"id":1132,"type":"article-journal","abstract":"Abstract\n            Finding new isofunctional chemotypes with the aim of identifying new lead candidates remains a challenging task in medicinal chemistry. Different virtual screening techniques have been shown to be useful for this scaffold</w:instrText>
+        <w:instrText xml:space="preserve"> ADDIN ZOTERO_ITEM CSL_CITATION {"citationID":"uNSOybvk","properties":{"formattedCitation":"\\super 38,39\\nosupersub{}","plainCitation":"38,39","noteIndex":0},"citationItems":[{"id":1132,"uris":["http://zotero.org/groups/5151721/items/EYPV74KZ"],"itemData":{"id":1132,"type":"article-journal","abstract":"Abstract\n            Finding new isofunctional chemotypes with the aim of identifying new lead candidates remains a challenging task in medicinal chemistry. Different virtual screening techniques have been shown to be useful for this scaffold</w:instrText>
       </w:r>
       <w:r>
         <w:rPr>
@@ -2212,7 +2144,7 @@
           <w:color w:val="000000" w:themeColor="text1"/>
           <w:lang w:val="en-US"/>
         </w:rPr>
-        <w:instrText xml:space="preserve">Hopping","volume":"25","author":[{"family":"Schneider","given":"Gisbert"},{"family":"Schneider","given":"Petra"},{"family":"Renner","given":"Steffen"}],"issued":{"date-parts":[["2006",12]]}}},{"id":"fP2t2TeH/3N0FHmUE","uris":["http://zotero.org/users/local/1JKiESOA/items/3BYEZA7M"],"itemData":{"id":849,"type":"article-journal","abstract":"Due to the escalating downstream costs in the development phase, objective quality assessment of lead series long before entering clinical trials is an increasing necessity within pharmaceutical research.Moving away from the linear process of compound optimization towards a parallel strategy in which the profile of chemical entities is shaped in a multidimensional manner allows the properties of a molecule to be appropriately balanced in a rapid, iterative fashion.The initiating point in a medicinal chemistry programme can arise from a variety of sources. Depending on the target and further information available, they can range from brute-force, serendipity search-based methods to information-rich design approaches for identifying novel chemical entities for further optimization.High-throughput screening campaigns currently provide the main source for chemistry initiation in pharmaceutical research. Assay development time, logistical hurdles and issues concerning compound acquisition increasingly demand alternative approaches to complement this lead discovery pathway.The design of combinatorial compound libraries on the basis of predicted molecular properties is now widely applied, increasing the quality of the product compounds generated. In addition focused libraries can be generated on the basis of ligand or biostructural information most effectively enhanced by support from modern integrated computational and synthetic methods.Computational algorithms allow the annotation and grouping of biological targets as well as chemical structures. 'Chemogenomics' is the interface between disciplines where chemical topology space is married with biological target space. Chemogenomics databases will in future allow existing target-ligand information to be used prospectively to identify drugable targets and design tailored new ligand motifs thus creating valuable knowledge.","container-title":"Nature Reviews Drug Discovery","DOI":"10.1038/nrd1086","ISSN":"1474-1784","issue":"5","journalAbbreviation":"Nat Rev Drug Discov","language":"en","license":"2003 Springer Nature Limited","note":"publisher: Nature Publishing Group","page":"369-378","source":"www.nature.com","title":"Hit and lead generation: beyond high-throughput screening","title-short":"Hit and lead generation","volume":"2","author":[{"family":"Bleicher","given":"Konrad H."},{"family":"Böhm","given":"Hans-Joachim"},{"family":"Müller","given":"Klaus"},{"family":"Alanine","given":"Alexander I."}],"issued":{"date-parts":[["2003",5]]}}}],"schema":"https://github.com/citation-style-language/schema/raw/master/csl-citation.json"} </w:instrText>
+        <w:instrText xml:space="preserve">Hopping","volume":"25","author":[{"family":"Schneider","given":"Gisbert"},{"family":"Schneider","given":"Petra"},{"family":"Renner","given":"Steffen"}],"issued":{"date-parts":[["2006",12]]}}},{"id":"p8eBrFnr/nOgb43uj","uris":["http://zotero.org/users/local/1JKiESOA/items/3BYEZA7M"],"itemData":{"id":849,"type":"article-journal","abstract":"Due to the escalating downstream costs in the development phase, objective quality assessment of lead series long before entering clinical trials is an increasing necessity within pharmaceutical research.Moving away from the linear process of compound optimization towards a parallel strategy in which the profile of chemical entities is shaped in a multidimensional manner allows the properties of a molecule to be appropriately balanced in a rapid, iterative fashion.The initiating point in a medicinal chemistry programme can arise from a variety of sources. Depending on the target and further information available, they can range from brute-force, serendipity search-based methods to information-rich design approaches for identifying novel chemical entities for further optimization.High-throughput screening campaigns currently provide the main source for chemistry initiation in pharmaceutical research. Assay development time, logistical hurdles and issues concerning compound acquisition increasingly demand alternative approaches to complement this lead discovery pathway.The design of combinatorial compound libraries on the basis of predicted molecular properties is now widely applied, increasing the quality of the product compounds generated. In addition focused libraries can be generated on the basis of ligand or biostructural information most effectively enhanced by support from modern integrated computational and synthetic methods.Computational algorithms allow the annotation and grouping of biological targets as well as chemical structures. 'Chemogenomics' is the interface between disciplines where chemical topology space is married with biological target space. Chemogenomics databases will in future allow existing target-ligand information to be used prospectively to identify drugable targets and design tailored new ligand motifs thus creating valuable knowledge.","container-title":"Nature Reviews Drug Discovery","DOI":"10.1038/nrd1086","ISSN":"1474-1784","issue":"5","journalAbbreviation":"Nat Rev Drug Discov","language":"en","license":"2003 Springer Nature Limited","note":"publisher: Nature Publishing Group","page":"369-378","source":"www.nature.com","title":"Hit and lead generation: beyond high-throughput screening","title-short":"Hit and lead generation","volume":"2","author":[{"family":"Bleicher","given":"Konrad H."},{"family":"Böhm","given":"Hans-Joachim"},{"family":"Müller","given":"Klaus"},{"family":"Alanine","given":"Alexander I."}],"issued":{"date-parts":[["2003",5]]}}}],"schema":"https://github.com/citation-style-language/schema/raw/master/csl-citation.json"} </w:instrText>
       </w:r>
       <w:r>
         <w:rPr>
@@ -2227,7 +2159,7 @@
           <w:kern w:val="0"/>
           <w:vertAlign w:val="superscript"/>
         </w:rPr>
-        <w:t>40,41</w:t>
+        <w:t>38,39</w:t>
       </w:r>
       <w:r>
         <w:rPr>
@@ -2551,7 +2483,7 @@
           <w:szCs w:val="20"/>
           <w:lang w:val="en-US"/>
         </w:rPr>
-        <w:instrText xml:space="preserve"> ADDIN ZOTERO_ITEM CSL_CITATION {"citationID":"RRpWjFOg","properties":{"formattedCitation":"\\super 42\\nosupersub{}","plainCitation":"42","noteIndex":0},"citationItems":[{"id":886,"uris":["http://zotero.org/groups/5151721/items/TZZ9AFSV"],"itemData":{"id":886,"type":"article-journal","container-title":"Journal of Chemical Information and Modeling","DOI":"10.1021/acs.jcim.0c00155","ISSN":"1549-9596, 1549-960X","issue":"9","journalAbbreviation":"J. Chem. Inf. Model.","language":"en","page":"4263-4273","source":"DOI.org (Crossref)","title":"LIT-PCBA: An Unbiased Data Set for Machine Learning and Virtual Screening","title-short":"LIT-PCBA","volume":"60","author":[{"family":"Tran-Nguyen","given":"Viet-Khoa"},{"family":"Jacquemard","given":"Célien"},{"family":"Rognan","given":"Didier"}],"issued":{"date-parts":[["2020",9,28]]}}}],"schema":"https://github.com/citation-style-language/schema/raw/master/csl-citation.json"} </w:instrText>
+        <w:instrText xml:space="preserve"> ADDIN ZOTERO_ITEM CSL_CITATION {"citationID":"RRpWjFOg","properties":{"formattedCitation":"\\super 40\\nosupersub{}","plainCitation":"40","noteIndex":0},"citationItems":[{"id":886,"uris":["http://zotero.org/groups/5151721/items/TZZ9AFSV"],"itemData":{"id":886,"type":"article-journal","container-title":"Journal of Chemical Information and Modeling","DOI":"10.1021/acs.jcim.0c00155","ISSN":"1549-9596, 1549-960X","issue":"9","journalAbbreviation":"J. Chem. Inf. Model.","language":"en","page":"4263-4273","source":"DOI.org (Crossref)","title":"LIT-PCBA: An Unbiased Data Set for Machine Learning and Virtual Screening","title-short":"LIT-PCBA","volume":"60","author":[{"family":"Tran-Nguyen","given":"Viet-Khoa"},{"family":"Jacquemard","given":"Célien"},{"family":"Rognan","given":"Didier"}],"issued":{"date-parts":[["2020",9,28]]}}}],"schema":"https://github.com/citation-style-language/schema/raw/master/csl-citation.json"} </w:instrText>
       </w:r>
       <w:r>
         <w:rPr>
@@ -2567,7 +2499,7 @@
           <w:sz w:val="20"/>
           <w:vertAlign w:val="superscript"/>
         </w:rPr>
-        <w:t>42</w:t>
+        <w:t>40</w:t>
       </w:r>
       <w:r>
         <w:rPr>
@@ -3102,7 +3034,7 @@
         <w:rPr>
           <w:lang w:val="en-US"/>
         </w:rPr>
-        <w:instrText xml:space="preserve"> ADDIN ZOTERO_ITEM CSL_CITATION {"citationID":"hl63Iyoy","properties":{"formattedCitation":"\\super 42\\nosupersub{}","plainCitation":"42","noteIndex":0},"citationItems":[{"id":886,"uris":["http://zotero.org/groups/5151721/items/TZZ9AFSV"],"itemData":{"id":886,"type":"article-journal","container-title":"Journal of Chemical Information and Modeling","DOI":"10.1021/acs.jcim.0c00155","ISSN":"1549-9596, 1549-960X","issue":"9","journalAbbreviation":"J. Chem. Inf. Model.","language":"en","page":"4263-4273","source":"DOI.org (Crossref)","title":"LIT-PCBA: An Unbiased Data Set for Machine Learning and Virtual Screening","title-short":"LIT-PCBA","volume":"60","author":[{"family":"Tran-Nguyen","given":"Viet-Khoa"},{"family":"Jacquemard","given":"Célien"},{"family":"Rognan","given":"Didier"}],"issued":{"date-parts":[["2020",9,28]]}}}],"schema":"https://github.com/citation-style-language/schema/raw/master/csl-citation.json"} </w:instrText>
+        <w:instrText xml:space="preserve"> ADDIN ZOTERO_ITEM CSL_CITATION {"citationID":"hl63Iyoy","properties":{"formattedCitation":"\\super 40\\nosupersub{}","plainCitation":"40","noteIndex":0},"citationItems":[{"id":886,"uris":["http://zotero.org/groups/5151721/items/TZZ9AFSV"],"itemData":{"id":886,"type":"article-journal","container-title":"Journal of Chemical Information and Modeling","DOI":"10.1021/acs.jcim.0c00155","ISSN":"1549-9596, 1549-960X","issue":"9","journalAbbreviation":"J. Chem. Inf. Model.","language":"en","page":"4263-4273","source":"DOI.org (Crossref)","title":"LIT-PCBA: An Unbiased Data Set for Machine Learning and Virtual Screening","title-short":"LIT-PCBA","volume":"60","author":[{"family":"Tran-Nguyen","given":"Viet-Khoa"},{"family":"Jacquemard","given":"Célien"},{"family":"Rognan","given":"Didier"}],"issued":{"date-parts":[["2020",9,28]]}}}],"schema":"https://github.com/citation-style-language/schema/raw/master/csl-citation.json"} </w:instrText>
       </w:r>
       <w:r>
         <w:rPr>
@@ -3115,7 +3047,7 @@
           <w:kern w:val="0"/>
           <w:vertAlign w:val="superscript"/>
         </w:rPr>
-        <w:t>42</w:t>
+        <w:t>40</w:t>
       </w:r>
       <w:r>
         <w:rPr>
@@ -3139,7 +3071,7 @@
         <w:rPr>
           <w:lang w:val="en-US"/>
         </w:rPr>
-        <w:instrText xml:space="preserve"> ADDIN ZOTERO_ITEM CSL_CITATION {"citationID":"HvgDTOFy","properties":{"formattedCitation":"\\super 42\\nosupersub{}","plainCitation":"42","noteIndex":0},"citationItems":[{"id":886,"uris":["http://zotero.org/groups/5151721/items/TZZ9AFSV"],"itemData":{"id":886,"type":"article-journal","container-title":"Journal of Chemical Information and Modeling","DOI":"10.1021/acs.jcim.0c00155","ISSN":"1549-9596, 1549-960X","issue":"9","journalAbbreviation":"J. Chem. Inf. Model.","language":"en","page":"4263-4273","source":"DOI.org (Crossref)","title":"LIT-PCBA: An Unbiased Data Set for Machine Learning and Virtual Screening","title-short":"LIT-PCBA","volume":"60","author":[{"family":"Tran-Nguyen","given":"Viet-Khoa"},{"family":"Jacquemard","given":"Célien"},{"family":"Rognan","given":"Didier"}],"issued":{"date-parts":[["2020",9,28]]}}}],"schema":"https://github.com/citation-style-language/schema/raw/master/csl-citation.json"} </w:instrText>
+        <w:instrText xml:space="preserve"> ADDIN ZOTERO_ITEM CSL_CITATION {"citationID":"HvgDTOFy","properties":{"formattedCitation":"\\super 40\\nosupersub{}","plainCitation":"40","noteIndex":0},"citationItems":[{"id":886,"uris":["http://zotero.org/groups/5151721/items/TZZ9AFSV"],"itemData":{"id":886,"type":"article-journal","container-title":"Journal of Chemical Information and Modeling","DOI":"10.1021/acs.jcim.0c00155","ISSN":"1549-9596, 1549-960X","issue":"9","journalAbbreviation":"J. Chem. Inf. Model.","language":"en","page":"4263-4273","source":"DOI.org (Crossref)","title":"LIT-PCBA: An Unbiased Data Set for Machine Learning and Virtual Screening","title-short":"LIT-PCBA","volume":"60","author":[{"family":"Tran-Nguyen","given":"Viet-Khoa"},{"family":"Jacquemard","given":"Célien"},{"family":"Rognan","given":"Didier"}],"issued":{"date-parts":[["2020",9,28]]}}}],"schema":"https://github.com/citation-style-language/schema/raw/master/csl-citation.json"} </w:instrText>
       </w:r>
       <w:r>
         <w:rPr>
@@ -3152,7 +3084,7 @@
           <w:kern w:val="0"/>
           <w:vertAlign w:val="superscript"/>
         </w:rPr>
-        <w:t>42</w:t>
+        <w:t>40</w:t>
       </w:r>
       <w:r>
         <w:rPr>
@@ -3176,7 +3108,7 @@
         <w:rPr>
           <w:lang w:val="en-US"/>
         </w:rPr>
-        <w:instrText xml:space="preserve"> ADDIN ZOTERO_ITEM CSL_CITATION {"citationID":"YaxN5r5z","properties":{"formattedCitation":"\\super 43\\uc0\\u8211{}46\\nosupersub{}","plainCitation":"43–46","noteIndex":0},"citationItems":[{"id":889,"uris":["http://zotero.org/groups/5151721/items/3PL9U3HM"],"itemData":{"id":889,"type":"article-journal","abstract":"Abstract\n            Tumor contains small population of cancer stem cells (CSC) that are responsible for its maintenance and relapse. Analysis of these CSCs may lead to effective prognostic and therapeutic strategies for the treatment of cancer patients. We report here the identification of CSCs from human lung cancer cells using Aldefluor assay followed by fluorescence-activated cell sorting analysis. Isolated cancer cells with relatively high aldehyde dehydrogenase 1 (ALDH1) activity display in vitro features of CSCs, including capacities for proliferation, self-renewal, and differentiation, resistance to chemotherapy, and expressing CSC surface marker CD133. In vivo experiments show that the ALDH1-positive cells could generate tumors that recapitulate the heterogeneity of the parental cancer cells. Immunohistochemical analysis of 303 clinical specimens from three independent cohorts of lung cancer patients and controls show that expression of ALDH1 is positively correlated with the stage and grade of lung tumors and related to a poor prognosis for the patients with early-stage lung cancer. ALDH1 is therefore a lung tumor stem cell-associated marker. These findings offer an important new tool for the study of lung CSCs and provide a potential prognostic factor and therapeutic target for treatment of the patients with lung cancer. (Mol Cancer Res 2009;7(3):330–8)","container-title":"Molecular Cancer Research","DOI":"10.1158/1541-7786.MCR-08-0393","ISSN":"1541-7786, 1557-3125","issue":"3","language":"en","page":"330-338","source":"DOI.org (Crossref)","title":"Aldehyde Dehydrogenase 1 Is a Tumor Stem Cell-Associated Marker in Lung Cancer","volume":"7","author":[{"family":"Jiang","given":"Feng"},{"family":"Qiu","given":"Qi"},{"family":"Khanna","given":"Abha"},{"family":"Todd","given":"Nevins W."},{"family":"Deepak","given":"Janaki"},{"family":"Xing","given":"Lingxiao"},{"family":"Wang","given":"Huijun"},{"family":"Liu","given":"Zhenqiu"},{"family":"Su","given":"Yun"},{"family":"Stass","given":"Sanford A."},{"family":"Katz","given":"Ruth L."}],"issued":{"date-parts":[["2009",3,1]]}}},{"id":891,"uris":["http://zotero.org/groups/5151721/items/M6UCIN6Z"],"itemData":{"id":891,"type":"article-journal","container-title":"PLOS ONE","DOI":"10.1371/journal.pone.0182208","ISSN":"1932-6203","issue":"8","journalAbbreviation":"PLoS ONE","language":"en","page":"e0182208","source":"DOI.org (Crossref)","title":"Aldehyde dehydrogenase 1 (ALDH1) isoform expression and potential clinical implications in hepatocellular carcinoma","volume":"12","author":[{"family":"Yang","given":"Cheng–kun"},{"family":"Wang","given":"Xiang–kun"},{"family":"Liao","given":"Xi–wen"},{"family":"Han","given":"Chuang–ye"},{"family":"Yu","given":"Ting–dong"},{"family":"Qin","given":"Wei"},{"family":"Zhu","given":"Guang–zhi"},{"family":"Su","given":"Hao"},{"family":"Yu","given":"Long"},{"family":"Liu","given":"Xiao–guang"},{"family":"Lu","given":"Si–cong"},{"family":"Chen","given":"Zhi–wei"},{"family":"Liu","given":"Zhen"},{"family":"Huang","given":"Ke–tuan"},{"family":"Liu","given":"Zheng–tao"},{"family":"Liang","given":"Yu"},{"family":"Huang","given":"Jian–lu"},{"family":"Xiao","given":"Kai–yin"},{"family":"Peng","given":"Min–hao"},{"family":"Winkle","given":"Cheryl Ann"},{"family":"O'Brien","given":"Stephen J."},{"family":"Peng","given":"Tao"}],"editor":[{"family":"Lu","given":"Sheng-Nan"}],"issued":{"date-parts":[["2017",8,8]]}}},{"id":884,"uris":["http://zotero.org/groups/5151721/items/J4ZS3NWY"],"itemData":{"id":884,"type":"article-journal","container-title":"Frontiers in Immunology","DOI":"10.3389/fimmu.2017.01300","ISSN":"1664-3224","journalAbbreviation":"Front. Immunol.","page":"1300","source":"DOI.org (Crossref)","title":"Pyruvate Kinase M2 Is Required for the Expression of the Immune Checkpoint PD-L1 in Immune Cells and Tumors","volume":"8","author":[{"family":"Palsson-McDermott","given":"Eva M."},{"family":"Dyck","given":"Lydia"},{"family":"Zasłona","given":"Zbigniew"},{"family":"Menon","given":"Deepthi"},{"family":"McGettrick","given":"Anne F."},{"family":"Mills","given":"Kingston H. G."},{"family":"O’Neill","given":"Luke A."}],"issued":{"date-parts":[["2017",10,13]]}}},{"id":888,"uris":["http://zotero.org/groups/5151721/items/BJ5WAMHZ"],"itemData":{"id":888,"type":"article-journal","container-title":"Nature Reviews Drug Discovery","DOI":"10.1038/nrd3318","ISSN":"1474-1776, 1474-1784","issue":"12","journalAbbreviation":"Nat Rev Drug Discov","language":"en","page":"941-955","source":"DOI.org (Crossref)","title":"Vitamin D, disease and therapeutic opportunities","volume":"9","author":[{"family":"Plum","given":"Lori A."},{"family":"DeLuca","given":"Hector F."}],"issued":{"date-parts":[["2010",12]]}}}],"schema":"https://github.com/citation-style-language/schema/raw/master/csl-citation.json"} </w:instrText>
+        <w:instrText xml:space="preserve"> ADDIN ZOTERO_ITEM CSL_CITATION {"citationID":"YaxN5r5z","properties":{"formattedCitation":"\\super 41\\uc0\\u8211{}44\\nosupersub{}","plainCitation":"41–44","noteIndex":0},"citationItems":[{"id":889,"uris":["http://zotero.org/groups/5151721/items/3PL9U3HM"],"itemData":{"id":889,"type":"article-journal","abstract":"Abstract\n            Tumor contains small population of cancer stem cells (CSC) that are responsible for its maintenance and relapse. Analysis of these CSCs may lead to effective prognostic and therapeutic strategies for the treatment of cancer patients. We report here the identification of CSCs from human lung cancer cells using Aldefluor assay followed by fluorescence-activated cell sorting analysis. Isolated cancer cells with relatively high aldehyde dehydrogenase 1 (ALDH1) activity display in vitro features of CSCs, including capacities for proliferation, self-renewal, and differentiation, resistance to chemotherapy, and expressing CSC surface marker CD133. In vivo experiments show that the ALDH1-positive cells could generate tumors that recapitulate the heterogeneity of the parental cancer cells. Immunohistochemical analysis of 303 clinical specimens from three independent cohorts of lung cancer patients and controls show that expression of ALDH1 is positively correlated with the stage and grade of lung tumors and related to a poor prognosis for the patients with early-stage lung cancer. ALDH1 is therefore a lung tumor stem cell-associated marker. These findings offer an important new tool for the study of lung CSCs and provide a potential prognostic factor and therapeutic target for treatment of the patients with lung cancer. (Mol Cancer Res 2009;7(3):330–8)","container-title":"Molecular Cancer Research","DOI":"10.1158/1541-7786.MCR-08-0393","ISSN":"1541-7786, 1557-3125","issue":"3","language":"en","page":"330-338","source":"DOI.org (Crossref)","title":"Aldehyde Dehydrogenase 1 Is a Tumor Stem Cell-Associated Marker in Lung Cancer","volume":"7","author":[{"family":"Jiang","given":"Feng"},{"family":"Qiu","given":"Qi"},{"family":"Khanna","given":"Abha"},{"family":"Todd","given":"Nevins W."},{"family":"Deepak","given":"Janaki"},{"family":"Xing","given":"Lingxiao"},{"family":"Wang","given":"Huijun"},{"family":"Liu","given":"Zhenqiu"},{"family":"Su","given":"Yun"},{"family":"Stass","given":"Sanford A."},{"family":"Katz","given":"Ruth L."}],"issued":{"date-parts":[["2009",3,1]]}}},{"id":891,"uris":["http://zotero.org/groups/5151721/items/M6UCIN6Z"],"itemData":{"id":891,"type":"article-journal","container-title":"PLOS ONE","DOI":"10.1371/journal.pone.0182208","ISSN":"1932-6203","issue":"8","journalAbbreviation":"PLoS ONE","language":"en","page":"e0182208","source":"DOI.org (Crossref)","title":"Aldehyde dehydrogenase 1 (ALDH1) isoform expression and potential clinical implications in hepatocellular carcinoma","volume":"12","author":[{"family":"Yang","given":"Cheng–kun"},{"family":"Wang","given":"Xiang–kun"},{"family":"Liao","given":"Xi–wen"},{"family":"Han","given":"Chuang–ye"},{"family":"Yu","given":"Ting–dong"},{"family":"Qin","given":"Wei"},{"family":"Zhu","given":"Guang–zhi"},{"family":"Su","given":"Hao"},{"family":"Yu","given":"Long"},{"family":"Liu","given":"Xiao–guang"},{"family":"Lu","given":"Si–cong"},{"family":"Chen","given":"Zhi–wei"},{"family":"Liu","given":"Zhen"},{"family":"Huang","given":"Ke–tuan"},{"family":"Liu","given":"Zheng–tao"},{"family":"Liang","given":"Yu"},{"family":"Huang","given":"Jian–lu"},{"family":"Xiao","given":"Kai–yin"},{"family":"Peng","given":"Min–hao"},{"family":"Winkle","given":"Cheryl Ann"},{"family":"O'Brien","given":"Stephen J."},{"family":"Peng","given":"Tao"}],"editor":[{"family":"Lu","given":"Sheng-Nan"}],"issued":{"date-parts":[["2017",8,8]]}}},{"id":884,"uris":["http://zotero.org/groups/5151721/items/J4ZS3NWY"],"itemData":{"id":884,"type":"article-journal","container-title":"Frontiers in Immunology","DOI":"10.3389/fimmu.2017.01300","ISSN":"1664-3224","journalAbbreviation":"Front. Immunol.","page":"1300","source":"DOI.org (Crossref)","title":"Pyruvate Kinase M2 Is Required for the Expression of the Immune Checkpoint PD-L1 in Immune Cells and Tumors","volume":"8","author":[{"family":"Palsson-McDermott","given":"Eva M."},{"family":"Dyck","given":"Lydia"},{"family":"Zasłona","given":"Zbigniew"},{"family":"Menon","given":"Deepthi"},{"family":"McGettrick","given":"Anne F."},{"family":"Mills","given":"Kingston H. G."},{"family":"O’Neill","given":"Luke A."}],"issued":{"date-parts":[["2017",10,13]]}}},{"id":888,"uris":["http://zotero.org/groups/5151721/items/BJ5WAMHZ"],"itemData":{"id":888,"type":"article-journal","container-title":"Nature Reviews Drug Discovery","DOI":"10.1038/nrd3318","ISSN":"1474-1776, 1474-1784","issue":"12","journalAbbreviation":"Nat Rev Drug Discov","language":"en","page":"941-955","source":"DOI.org (Crossref)","title":"Vitamin D, disease and therapeutic opportunities","volume":"9","author":[{"family":"Plum","given":"Lori A."},{"family":"DeLuca","given":"Hector F."}],"issued":{"date-parts":[["2010",12]]}}}],"schema":"https://github.com/citation-style-language/schema/raw/master/csl-citation.json"} </w:instrText>
       </w:r>
       <w:r>
         <w:rPr>
@@ -3189,7 +3121,7 @@
           <w:kern w:val="0"/>
           <w:vertAlign w:val="superscript"/>
         </w:rPr>
-        <w:t>43–46</w:t>
+        <w:t>41–44</w:t>
       </w:r>
       <w:r>
         <w:rPr>
@@ -3445,7 +3377,7 @@
           <w:vertAlign w:val="superscript"/>
           <w:lang w:val="en-US"/>
         </w:rPr>
-        <w:instrText xml:space="preserve"> ADDIN ZOTERO_ITEM CSL_CITATION {"citationID":"YVMvsdgX","properties":{"formattedCitation":"\\super 47\\nosupersub{}","plainCitation":"47","noteIndex":0},"citationItems":[{"id":930,"uris":["http://zotero.org/groups/5151721/items/A67DS5ES"],"itemData":{"id":930,"type":"article-journal","container-title":"Journal of Chemical Information and Modeling","DOI":"10.1021/ci100050t","ISSN":"1549-9596, 1549-960X","issue":"5","journalAbbreviation":"J. Chem. Inf. Model.","language":"en","page":"742-754","source":"DOI.org (Crossref)","title":"Extended-Connectivity Fingerprints","volume":"50","author":[{"family":"Rogers","given":"David"},{"family":"Hahn","given":"Mathew"}],"issued":{"date-parts":[["2010",5,24]]}}}],"schema":"https://github.com/citation-style-language/schema/raw/master/csl-citation.json"} </w:instrText>
+        <w:instrText xml:space="preserve"> ADDIN ZOTERO_ITEM CSL_CITATION {"citationID":"YVMvsdgX","properties":{"formattedCitation":"\\super 45\\nosupersub{}","plainCitation":"45","noteIndex":0},"citationItems":[{"id":930,"uris":["http://zotero.org/groups/5151721/items/A67DS5ES"],"itemData":{"id":930,"type":"article-journal","container-title":"Journal of Chemical Information and Modeling","DOI":"10.1021/ci100050t","ISSN":"1549-9596, 1549-960X","issue":"5","journalAbbreviation":"J. Chem. Inf. Model.","language":"en","page":"742-754","source":"DOI.org (Crossref)","title":"Extended-Connectivity Fingerprints","volume":"50","author":[{"family":"Rogers","given":"David"},{"family":"Hahn","given":"Mathew"}],"issued":{"date-parts":[["2010",5,24]]}}}],"schema":"https://github.com/citation-style-language/schema/raw/master/csl-citation.json"} </w:instrText>
       </w:r>
       <w:r>
         <w:rPr>
@@ -3459,7 +3391,7 @@
           <w:kern w:val="0"/>
           <w:vertAlign w:val="superscript"/>
         </w:rPr>
-        <w:t>47</w:t>
+        <w:t>45</w:t>
       </w:r>
       <w:r>
         <w:rPr>
@@ -4452,7 +4384,7 @@
               <w:rPr>
                 <w:lang w:val="en-US"/>
               </w:rPr>
-              <w:instrText xml:space="preserve"> ADDIN ZOTERO_ITEM CSL_CITATION {"citationID":"Opjt6SCw","properties":{"formattedCitation":"\\super 5,50\\nosupersub{}","plainCitation":"5,50","noteIndex":0},"citationItems":[{"id":"3eNs8kG8/EQq8mIeV","uris":["http://zotero.org/groups/5151721/items/XMQF2FRI"],"itemData":{"id":947,"type":"article-journal","container-title":"Cell","DOI":"10.1016/j.cell.2020.01.021","ISSN":"00928674","issue":"4","journalAbbreviation":"Cell","language":"en","page":"688-702.e13","source":"DOI.org (Crossref)","title":"A Deep Learning Approach to Antibiotic Discovery","volume":"180","author":[{"family":"Stokes","given":"Jonathan M."},{"family":"Yang","given":"Kevin"},{"family":"Swanson","given":"Kyle"},{"family":"Jin","given":"Wengong"},{"family":"Cubillos-Ruiz","given":"Andres"},{"family":"Donghia","given":"Nina M."},{"family":"MacNair","given":"Craig R."},{"family":"French","given":"Shawn"},{"family":"Carfrae","given":"Lindsey A."},{"family":"Bloom-Ackermann","given":"Zohar"},{"family":"Tran","given":"Victoria M."},{"family":"Chiappino-Pepe","given":"Anush"},{"family":"Badran","given":"Ahmed H."},{"family":"Andrews","given":"Ian W."},{"family":"Chory","given":"Emma J."},{"family":"Church","given":"George M."},{"family":"Brown","given":"Eric D."},{"family":"Jaakkola","given":"Tommi S."},{"family":"Barzilay","given":"Regina"},{"family":"Collins","given":"James J."}],"issued":{"date-parts":[["2020",2]]}}},{"id":"3eNs8kG8/NLpxNwmL","uris":["http://zotero.org/groups/5151721/items/VBMX5TNY"],"itemData":{"id":983,"type":"article-journal","container-title":"Journal of Computer-Aided Molecular Design","DOI":"10.1007/s10822-016-9938-8","ISSN":"0920-654X, 1573-4951","issue":"8","journalAbbreviation":"J Comput Aided Mol Des","language":"en","page":"595-608","source":"DOI.org (Crossref)","title":"Molecular graph convolutions: moving beyond fingerprints","title-short":"Molecular graph convolutions","volume":"30","author":[{"family":"Kearnes","given":"Steven"},{"family":"McCloskey","given":"Kevin"},{"family":"Berndl","given":"Marc"},{"family":"Pande","given":"Vijay"},{"family":"Riley","given":"Patrick"}],"issued":{"date-parts":[["2016",8]]}}}],"schema":"https://github.com/citation-style-language/schema/raw/master/csl-citation.json"} </w:instrText>
+              <w:instrText xml:space="preserve"> ADDIN ZOTERO_ITEM CSL_CITATION {"citationID":"Opjt6SCw","properties":{"formattedCitation":"\\super 5,46\\nosupersub{}","plainCitation":"5,46","noteIndex":0},"citationItems":[{"id":947,"uris":["http://zotero.org/groups/5151721/items/XMQF2FRI"],"itemData":{"id":947,"type":"article-journal","container-title":"Cell","DOI":"10.1016/j.cell.2020.01.021","ISSN":"00928674","issue":"4","journalAbbreviation":"Cell","language":"en","page":"688-702.e13","source":"DOI.org (Crossref)","title":"A Deep Learning Approach to Antibiotic Discovery","volume":"180","author":[{"family":"Stokes","given":"Jonathan M."},{"family":"Yang","given":"Kevin"},{"family":"Swanson","given":"Kyle"},{"family":"Jin","given":"Wengong"},{"family":"Cubillos-Ruiz","given":"Andres"},{"family":"Donghia","given":"Nina M."},{"family":"MacNair","given":"Craig R."},{"family":"French","given":"Shawn"},{"family":"Carfrae","given":"Lindsey A."},{"family":"Bloom-Ackermann","given":"Zohar"},{"family":"Tran","given":"Victoria M."},{"family":"Chiappino-Pepe","given":"Anush"},{"family":"Badran","given":"Ahmed H."},{"family":"Andrews","given":"Ian W."},{"family":"Chory","given":"Emma J."},{"family":"Church","given":"George M."},{"family":"Brown","given":"Eric D."},{"family":"Jaakkola","given":"Tommi S."},{"family":"Barzilay","given":"Regina"},{"family":"Collins","given":"James J."}],"issued":{"date-parts":[["2020",2]]}}},{"id":983,"uris":["http://zotero.org/groups/5151721/items/VBMX5TNY"],"itemData":{"id":983,"type":"article-journal","container-title":"Journal of Computer-Aided Molecular Design","DOI":"10.1007/s10822-016-9938-8","ISSN":"0920-654X, 1573-4951","issue":"8","journalAbbreviation":"J Comput Aided Mol Des","language":"en","page":"595-608","source":"DOI.org (Crossref)","title":"Molecular graph convolutions: moving beyond fingerprints","title-short":"Molecular graph convolutions","volume":"30","author":[{"family":"Kearnes","given":"Steven"},{"family":"McCloskey","given":"Kevin"},{"family":"Berndl","given":"Marc"},{"family":"Pande","given":"Vijay"},{"family":"Riley","given":"Patrick"}],"issued":{"date-parts":[["2016",8]]}}}],"schema":"https://github.com/citation-style-language/schema/raw/master/csl-citation.json"} </w:instrText>
             </w:r>
             <w:r>
               <w:rPr>
@@ -4463,9 +4395,8 @@
             <w:r>
               <w:rPr>
                 <w:vertAlign w:val="superscript"/>
-                <w:lang w:val="en-US"/>
-              </w:rPr>
-              <w:t>5,50</w:t>
+              </w:rPr>
+              <w:t>5,46</w:t>
             </w:r>
             <w:r>
               <w:rPr>
@@ -4513,7 +4444,7 @@
         <w:rPr>
           <w:lang w:val="en-US"/>
         </w:rPr>
-        <w:instrText xml:space="preserve"> ADDIN ZOTERO_ITEM CSL_CITATION {"citationID":"MXQCP1Bf","properties":{"formattedCitation":"\\super 48\\nosupersub{}","plainCitation":"48","noteIndex":0},"citationItems":[{"id":918,"uris":["http://zotero.org/groups/5151721/items/UCEG4ZQR"],"itemData":{"id":918,"type":"article","abstract":"We present a scalable approach for semi-supervised learning on graph-structured data that is based on an efficient variant of convolutional neural networks which operate directly on graphs. We motivate the choice of our convolutional architecture via a localized first-order approximation of spectral graph convolutions. Our model scales linearly in the number of graph edges and learns hidden layer representations that encode both local graph structure and features of nodes. In a number of experiments on citation networks and on a knowledge graph dataset we demonstrate that our approach outperforms related methods by a significant margin.","note":"arXiv:1609.02907 [cs, stat]","number":"arXiv:1609.02907","publisher":"arXiv","source":"arXiv.org","title":"Semi-Supervised Classification with Graph Convolutional Networks","URL":"http://arxiv.org/abs/1609.02907","author":[{"family":"Kipf","given":"Thomas N."},{"family":"Welling","given":"Max"}],"accessed":{"date-parts":[["2023",9,6]]},"issued":{"date-parts":[["2017",2,22]]}}}],"schema":"https://github.com/citation-style-language/schema/raw/master/csl-citation.json"} </w:instrText>
+        <w:instrText xml:space="preserve"> ADDIN ZOTERO_ITEM CSL_CITATION {"citationID":"MXQCP1Bf","properties":{"formattedCitation":"\\super 47\\nosupersub{}","plainCitation":"47","noteIndex":0},"citationItems":[{"id":918,"uris":["http://zotero.org/groups/5151721/items/UCEG4ZQR"],"itemData":{"id":918,"type":"article-journal","abstract":"We present a scalable approach for semi-supervised learning on graph-structured data that is based on an efficient variant of convolutional neural networks which operate directly on graphs. We motivate the choice of our convolutional architecture via a localized first-order approximation of spectral graph convolutions. Our model scales linearly in the number of graph edges and learns hidden layer representations that encode both local graph structure and features of nodes. In a number of experiments on citation networks and on a knowledge graph dataset we demonstrate that our approach outperforms related methods by a significant margin.","container-title":"5th International Conference on Learning Representations","source":"arXiv.org","title":"Semi-Supervised Classification with Graph Convolutional Networks","URL":"http://arxiv.org/abs/1609.02907","author":[{"family":"Kipf","given":"Thomas N."},{"family":"Welling","given":"Max"}],"accessed":{"date-parts":[["2023",9,6]]},"issued":{"date-parts":[["2017",2,22]]}}}],"schema":"https://github.com/citation-style-language/schema/raw/master/csl-citation.json"} </w:instrText>
       </w:r>
       <w:r>
         <w:rPr>
@@ -4526,7 +4457,7 @@
           <w:kern w:val="0"/>
           <w:vertAlign w:val="superscript"/>
         </w:rPr>
-        <w:t>48</w:t>
+        <w:t>47</w:t>
       </w:r>
       <w:r>
         <w:rPr>
@@ -4550,7 +4481,7 @@
         <w:rPr>
           <w:lang w:val="en-US"/>
         </w:rPr>
-        <w:instrText xml:space="preserve"> ADDIN ZOTERO_ITEM CSL_CITATION {"citationID":"byCAPV3h","properties":{"formattedCitation":"\\super 49\\nosupersub{}","plainCitation":"49","noteIndex":0},"citationItems":[{"id":925,"uris":["http://zotero.org/groups/5151721/items/9CRTGDXP"],"itemData":{"id":925,"type":"paper-conference","abstract":"Understanding the uncertainty of a neural network’s (NN) predictions is essential for many purposes. The Bayesian framework provides a principled approach to this, however applying it to NNs is challenging due to large numbers of parameters and data. Ensembling NNs provides an easily implementable, scalable method for uncertainty quantification, however, it has been criticised for not being Bayesian. This work proposes one modification to the usual process that we argue does result in approximate Bayesian inference; regularising parameters about values drawn from a distribution which can be set equal to the prior. A theoretical analysis of the procedure in a simplified setting suggests the recovered posterior is centred correctly but tends to have an underestimated marginal variance, and overestimated correlation. However, two conditions can lead to exact recovery. We argue that these conditions are partially present in NNs.  Empirical evaluations demonstrate it has an advantage over standard ensembling, and is competitive with variational methods.","container-title":"Proceedings of the Twenty Third International Conference on Artificial Intelligence and Statistics","event-title":"International Conference on Artificial Intelligence and Statistics","language":"en","note":"ISSN: 2640-3498","page":"234-244","publisher":"PMLR","source":"proceedings.mlr.press","title":"Uncertainty in Neural Networks: Approximately Bayesian Ensembling","title-short":"Uncertainty in Neural Networks","URL":"https://proceedings.mlr.press/v108/pearce20a.html","author":[{"family":"Pearce","given":"Tim"},{"family":"Leibfried","given":"Felix"},{"family":"Brintrup","given":"Alexandra"}],"accessed":{"date-parts":[["2023",9,6]]},"issued":{"date-parts":[["2020",6,3]]}}}],"schema":"https://github.com/citation-style-language/schema/raw/master/csl-citation.json"} </w:instrText>
+        <w:instrText xml:space="preserve"> ADDIN ZOTERO_ITEM CSL_CITATION {"citationID":"byCAPV3h","properties":{"formattedCitation":"\\super 48\\nosupersub{}","plainCitation":"48","noteIndex":0},"citationItems":[{"id":925,"uris":["http://zotero.org/groups/5151721/items/9CRTGDXP"],"itemData":{"id":925,"type":"article-journal","abstract":"Understanding the uncertainty of a neural network’s (NN) predictions is essential for many purposes. The Bayesian framework provides a principled approach to this, however applying it to NNs is challenging due to large numbers of parameters and data. Ensembling NNs provides an easily implementable, scalable method for uncertainty quantification, however, it has been criticised for not being Bayesian. This work proposes one modification to the usual process that we argue does result in approximate Bayesian inference; regularising parameters about values drawn from a distribution which can be set equal to the prior. A theoretical analysis of the procedure in a simplified setting suggests the recovered posterior is centred correctly but tends to have an underestimated marginal variance, and overestimated correlation. However, two conditions can lead to exact recovery. We argue that these conditions are partially present in NNs.  Empirical evaluations demonstrate it has an advantage over standard ensembling, and is competitive with variational methods.","container-title":"Proceedings of the Twenty Third International Conference on Artificial Intelligence and Statistics","language":"en","note":"ISSN: 2640-3498","source":"proceedings.mlr.press","title":"Uncertainty in Neural Networks: Approximately Bayesian Ensembling","title-short":"Uncertainty in Neural Networks","URL":"https://proceedings.mlr.press/v108/pearce20a.html","author":[{"family":"Pearce","given":"Tim"},{"family":"Leibfried","given":"Felix"},{"family":"Brintrup","given":"Alexandra"}],"accessed":{"date-parts":[["2023",9,6]]},"issued":{"date-parts":[["2020",6,3]]}}}],"schema":"https://github.com/citation-style-language/schema/raw/master/csl-citation.json"} </w:instrText>
       </w:r>
       <w:r>
         <w:rPr>
@@ -4563,7 +4494,7 @@
           <w:kern w:val="0"/>
           <w:vertAlign w:val="superscript"/>
         </w:rPr>
-        <w:t>49</w:t>
+        <w:t>48</w:t>
       </w:r>
       <w:r>
         <w:rPr>
@@ -4836,7 +4767,7 @@
                 <w:iCs/>
                 <w:lang w:val="en-US"/>
               </w:rPr>
-              <w:instrText xml:space="preserve"> ADDIN ZOTERO_ITEM CSL_CITATION {"citationID":"SfX2ZnTY","properties":{"formattedCitation":"\\super 53\\nosupersub{}","plainCitation":"53","noteIndex":0},"citationItems":[{"id":"3eNs8kG8/yDXQORO4","uris":["http://zotero.org/groups/5151721/items/XLMWLZEK"],"itemData":{"id":931,"type":"article","abstract":"Information theoretic active learning has been widely studied for probabilistic models. For simple regression an optimal myopic policy is easily tractable. However, for other tasks and with more complex models, such as classification with nonparametric models, the optimal solution is harder to compute. Current approaches make approximations to achieve tractability. We propose an approach that expresses information gain in terms of predictive entropies, and apply this method to the Gaussian Process Classifier (GPC). Our approach makes minimal approximations to the full information theoretic objective. Our experimental performance compares favourably to many popular active learning algorithms, and has equal or lower computational complexity. We compare well to decision theoretic approaches also, which are privy to more information and require much more computational time. Secondly, by developing further a reformulation of binary preference learning to a classification problem, we extend our algorithm to Gaussian Process preference learning.","note":"arXiv:1112.5745 [cs, stat]","number":"arXiv:1112.5745","publisher":"arXiv","source":"arXiv.org","title":"Bayesian Active Learning for Classification and Preference Learning","URL":"http://arxiv.org/abs/1112.5745","author":[{"family":"Houlsby","given":"Neil"},{"family":"Huszár","given":"Ferenc"},{"family":"Ghahramani","given":"Zoubin"},{"family":"Lengyel","given":"Máté"}],"accessed":{"date-parts":[["2023",9,6]]},"issued":{"date-parts":[["2011",12,24]]}}}],"schema":"https://github.com/citation-style-language/schema/raw/master/csl-citation.json"} </w:instrText>
+              <w:instrText xml:space="preserve"> ADDIN ZOTERO_ITEM CSL_CITATION {"citationID":"SfX2ZnTY","properties":{"formattedCitation":"\\super 49\\nosupersub{}","plainCitation":"49","noteIndex":0},"citationItems":[{"id":931,"uris":["http://zotero.org/groups/5151721/items/XLMWLZEK"],"itemData":{"id":931,"type":"article-journal","abstract":"Information theoretic active learning has been widely studied for probabilistic models. For simple regression an optimal myopic policy is easily tractable. However, for other tasks and with more complex models, such as classification with nonparametric models, the optimal solution is harder to compute. Current approaches make approximations to achieve tractability. We propose an approach that expresses information gain in terms of predictive entropies, and apply this method to the Gaussian Process Classifier (GPC). Our approach makes minimal approximations to the full information theoretic objective. Our experimental performance compares favourably to many popular active learning algorithms, and has equal or lower computational complexity. We compare well to decision theoretic approaches also, which are privy to more information and require much more computational time. Secondly, by developing further a reformulation of binary preference learning to a classification problem, we extend our algorithm to Gaussian Process preference learning.","container-title":"ArXiv (preprint)","note":"arXiv:1112.5745 [cs, stat]","source":"arXiv.org","title":"Bayesian Active Learning for Classification and Preference Learning","URL":"http://arxiv.org/abs/1112.5745","author":[{"family":"Houlsby","given":"Neil"},{"family":"Huszár","given":"Ferenc"},{"family":"Ghahramani","given":"Zoubin"},{"family":"Lengyel","given":"Máté"}],"accessed":{"date-parts":[["2023",9,6]]},"issued":{"date-parts":[["2011",12,24]]}}}],"schema":"https://github.com/citation-style-language/schema/raw/master/csl-citation.json"} </w:instrText>
             </w:r>
             <w:r>
               <w:rPr>
@@ -4849,9 +4780,8 @@
             <w:r>
               <w:rPr>
                 <w:vertAlign w:val="superscript"/>
-                <w:lang w:val="en-US"/>
-              </w:rPr>
-              <w:t>53</w:t>
+              </w:rPr>
+              <w:t>49</w:t>
             </w:r>
             <w:r>
               <w:rPr>
@@ -4914,7 +4844,7 @@
               <w:rPr>
                 <w:lang w:val="en-US"/>
               </w:rPr>
-              <w:instrText xml:space="preserve"> ADDIN ZOTERO_ITEM CSL_CITATION {"citationID":"LJTD32oc","properties":{"formattedCitation":"\\super 53\\nosupersub{}","plainCitation":"53","noteIndex":0},"citationItems":[{"id":"3eNs8kG8/yDXQORO4","uris":["http://zotero.org/groups/5151721/items/XLMWLZEK"],"itemData":{"id":931,"type":"article","abstract":"Information theoretic active learning has been widely studied for probabilistic models. For simple regression an optimal myopic policy is easily tractable. However, for other tasks and with more complex models, such as classification with nonparametric models, the optimal solution is harder to compute. Current approaches make approximations to achieve tractability. We propose an approach that expresses information gain in terms of predictive entropies, and apply this method to the Gaussian Process Classifier (GPC). Our approach makes minimal approximations to the full information theoretic objective. Our experimental performance compares favourably to many popular active learning algorithms, and has equal or lower computational complexity. We compare well to decision theoretic approaches also, which are privy to more information and require much more computational time. Secondly, by developing further a reformulation of binary preference learning to a classification problem, we extend our algorithm to Gaussian Process preference learning.","note":"arXiv:1112.5745 [cs, stat]","number":"arXiv:1112.5745","publisher":"arXiv","source":"arXiv.org","title":"Bayesian Active Learning for Classification and Preference Learning","URL":"http://arxiv.org/abs/1112.5745","author":[{"family":"Houlsby","given":"Neil"},{"family":"Huszár","given":"Ferenc"},{"family":"Ghahramani","given":"Zoubin"},{"family":"Lengyel","given":"Máté"}],"accessed":{"date-parts":[["2023",9,6]]},"issued":{"date-parts":[["2011",12,24]]}}}],"schema":"https://github.com/citation-style-language/schema/raw/master/csl-citation.json"} </w:instrText>
+              <w:instrText xml:space="preserve"> ADDIN ZOTERO_ITEM CSL_CITATION {"citationID":"LJTD32oc","properties":{"formattedCitation":"\\super 49\\nosupersub{}","plainCitation":"49","noteIndex":0},"citationItems":[{"id":931,"uris":["http://zotero.org/groups/5151721/items/XLMWLZEK"],"itemData":{"id":931,"type":"article-journal","abstract":"Information theoretic active learning has been widely studied for probabilistic models. For simple regression an optimal myopic policy is easily tractable. However, for other tasks and with more complex models, such as classification with nonparametric models, the optimal solution is harder to compute. Current approaches make approximations to achieve tractability. We propose an approach that expresses information gain in terms of predictive entropies, and apply this method to the Gaussian Process Classifier (GPC). Our approach makes minimal approximations to the full information theoretic objective. Our experimental performance compares favourably to many popular active learning algorithms, and has equal or lower computational complexity. We compare well to decision theoretic approaches also, which are privy to more information and require much more computational time. Secondly, by developing further a reformulation of binary preference learning to a classification problem, we extend our algorithm to Gaussian Process preference learning.","container-title":"ArXiv (preprint)","note":"arXiv:1112.5745 [cs, stat]","source":"arXiv.org","title":"Bayesian Active Learning for Classification and Preference Learning","URL":"http://arxiv.org/abs/1112.5745","author":[{"family":"Houlsby","given":"Neil"},{"family":"Huszár","given":"Ferenc"},{"family":"Ghahramani","given":"Zoubin"},{"family":"Lengyel","given":"Máté"}],"accessed":{"date-parts":[["2023",9,6]]},"issued":{"date-parts":[["2011",12,24]]}}}],"schema":"https://github.com/citation-style-language/schema/raw/master/csl-citation.json"} </w:instrText>
             </w:r>
             <w:r>
               <w:rPr>
@@ -4925,9 +4855,8 @@
             <w:r>
               <w:rPr>
                 <w:vertAlign w:val="superscript"/>
-                <w:lang w:val="en-US"/>
-              </w:rPr>
-              <w:t>53</w:t>
+              </w:rPr>
+              <w:t>49</w:t>
             </w:r>
             <w:r>
               <w:rPr>
@@ -5072,7 +5001,7 @@
         <w:rPr>
           <w:lang w:val="en-US"/>
         </w:rPr>
-        <w:instrText xml:space="preserve"> ADDIN ZOTERO_ITEM CSL_CITATION {"citationID":"HZyDXJ6k","properties":{"formattedCitation":"\\super 50\\nosupersub{}","plainCitation":"50","noteIndex":0},"citationItems":[{"id":"fP2t2TeH/lFujiGzN","uris":["http://zotero.org/users/local/1JKiESOA/items/83BNV6KL"],"itemData":{"id":44,"type":"article-journal","abstract":"Many metrics are currently used to evaluate the performance of ranking methods in virtual screening (VS), for instance, the area under the receiver operating characteristic curve (ROC), the area under the accumulation curve (AUAC), the average rank of actives, the enrichment factor (EF), and the robust initial enhancement (RIE) proposed by Sheridan et al. In this work, we show that the ROC, the AUAC, and the average rank metrics have the same inappropriate behaviors that make them poor metrics for comparing VS methods whose purpose is to rank actives early in an ordered list (the “early recognition problem”). In doing so, we derive mathematical formulas that relate those metrics together. Moreover, we show that the EF metric is not sensitive to ranking performance before and after the cutoff. Instead, we formally generalize the ROC metric to the early recognition problem which leads us to propose a novel metric called the Boltzmann-enhanced discrimination of receiver operating characteristic that turns out to contain the discrimination power of the RIE metric but incorporates the statistical significance from ROC and its well-behaved boundaries. Finally, two major sources of errors, namely, the statistical error and the “saturation effects”, are examined. This leads to practical recommendations for the number of actives, the number of inactives, and the “early recognition” importance parameter that one should use when comparing ranking methods. Although this work is applied specifically to VS, it is general and can be used to analyze any method that needs to segregate actives toward the front of a rank-ordered list.","container-title":"Journal of Chemical Information and Modeling","DOI":"10.1021/ci600426e","ISSN":"1549-9596","issue":"2","journalAbbreviation":"J. Chem. Inf. Model.","note":"publisher: American Chemical Society","page":"488-508","source":"ACS Publications","title":"Evaluating Virtual Screening Methods:  Good and Bad Metrics for the “Early Recognition” Problem","title-short":"Evaluating Virtual Screening Methods","volume":"47","author":[{"family":"Truchon","given":"Jean-François"},{"family":"Bayly","given":"Christopher I."}],"issued":{"date-parts":[["2007",3,1]]}}}],"schema":"https://github.com/citation-style-language/schema/raw/master/csl-citation.json"} </w:instrText>
+        <w:instrText xml:space="preserve"> ADDIN ZOTERO_ITEM CSL_CITATION {"citationID":"HZyDXJ6k","properties":{"formattedCitation":"\\super 50\\nosupersub{}","plainCitation":"50","noteIndex":0},"citationItems":[{"id":"p8eBrFnr/QTwPZFVL","uris":["http://zotero.org/users/local/1JKiESOA/items/83BNV6KL"],"itemData":{"id":44,"type":"article-journal","abstract":"Many metrics are currently used to evaluate the performance of ranking methods in virtual screening (VS), for instance, the area under the receiver operating characteristic curve (ROC), the area under the accumulation curve (AUAC), the average rank of actives, the enrichment factor (EF), and the robust initial enhancement (RIE) proposed by Sheridan et al. In this work, we show that the ROC, the AUAC, and the average rank metrics have the same inappropriate behaviors that make them poor metrics for comparing VS methods whose purpose is to rank actives early in an ordered list (the “early recognition problem”). In doing so, we derive mathematical formulas that relate those metrics together. Moreover, we show that the EF metric is not sensitive to ranking performance before and after the cutoff. Instead, we formally generalize the ROC metric to the early recognition problem which leads us to propose a novel metric called the Boltzmann-enhanced discrimination of receiver operating characteristic that turns out to contain the discrimination power of the RIE metric but incorporates the statistical significance from ROC and its well-behaved boundaries. Finally, two major sources of errors, namely, the statistical error and the “saturation effects”, are examined. This leads to practical recommendations for the number of actives, the number of inactives, and the “early recognition” importance parameter that one should use when comparing ranking methods. Although this work is applied specifically to VS, it is general and can be used to analyze any method that needs to segregate actives toward the front of a rank-ordered list.","container-title":"Journal of Chemical Information and Modeling","DOI":"10.1021/ci600426e","ISSN":"1549-9596","issue":"2","journalAbbreviation":"J. Chem. Inf. Model.","note":"publisher: American Chemical Society","page":"488-508","source":"ACS Publications","title":"Evaluating Virtual Screening Methods:  Good and Bad Metrics for the “Early Recognition” Problem","title-short":"Evaluating Virtual Screening Methods","volume":"47","author":[{"family":"Truchon","given":"Jean-François"},{"family":"Bayly","given":"Christopher I."}],"issued":{"date-parts":[["2007",3,1]]}}}],"schema":"https://github.com/citation-style-language/schema/raw/master/csl-citation.json"} </w:instrText>
       </w:r>
       <w:r>
         <w:rPr>
@@ -5618,7 +5547,7 @@
         <w:rPr>
           <w:lang w:val="en-US"/>
         </w:rPr>
-        <w:instrText xml:space="preserve"> ADDIN ZOTERO_ITEM CSL_CITATION {"citationID":"xH2OZ6G2","properties":{"formattedCitation":"\\super 51\\nosupersub{}","plainCitation":"51","noteIndex":0},"citationItems":[{"id":"fP2t2TeH/q5yah3Lh","uris":["http://zotero.org/users/local/1JKiESOA/items/T76N3Q84"],"itemData":{"id":852,"type":"article-journal","abstract":"Machine learning methods are becoming integral to scientific inquiry in numerous disciplines. We demonstrated that machine learning can be used to predict the performance of a synthetic reaction in multidimensional chemical space using data obtained via high-throughput experimentation. We created scripts to compute and extract atomic, molecular, and vibrational descriptors for the components of a palladium-catalyzed Buchwald-Hartwig cross-coupling of aryl halides with 4-methylaniline in the presence of various potentially inhibitory additives. Using these descriptors as inputs and reaction yield as output, we showed that a random forest algorithm provides significantly improved predictive performance over linear regression analysis. The random forest model was also successfully applied to sparse training sets and out-of-sample prediction, suggesting its value in facilitating adoption of synthetic methodology.","container-title":"Science","DOI":"10.1126/science.aar5169","issue":"6385","note":"publisher: American Association for the Advancement of Science","page":"186-190","source":"science.org (Atypon)","title":"Predicting reaction performance in C–N cross-coupling using machine learning","volume":"360","author":[{"family":"Ahneman","given":"Derek T."},{"family":"Estrada","given":"Jesús G."},{"family":"Lin","given":"Shishi"},{"family":"Dreher","given":"Spencer D."},{"family":"Doyle","given":"Abigail G."}],"issued":{"date-parts":[["2018",4,13]]}}}],"schema":"https://github.com/citation-style-language/schema/raw/master/csl-citation.json"} </w:instrText>
+        <w:instrText xml:space="preserve"> ADDIN ZOTERO_ITEM CSL_CITATION {"citationID":"xH2OZ6G2","properties":{"formattedCitation":"\\super 51\\nosupersub{}","plainCitation":"51","noteIndex":0},"citationItems":[{"id":"p8eBrFnr/u1ugSUfl","uris":["http://zotero.org/users/local/1JKiESOA/items/T76N3Q84"],"itemData":{"id":852,"type":"article-journal","abstract":"Machine learning methods are becoming integral to scientific inquiry in numerous disciplines. We demonstrated that machine learning can be used to predict the performance of a synthetic reaction in multidimensional chemical space using data obtained via high-throughput experimentation. We created scripts to compute and extract atomic, molecular, and vibrational descriptors for the components of a palladium-catalyzed Buchwald-Hartwig cross-coupling of aryl halides with 4-methylaniline in the presence of various potentially inhibitory additives. Using these descriptors as inputs and reaction yield as output, we showed that a random forest algorithm provides significantly improved predictive performance over linear regression analysis. The random forest model was also successfully applied to sparse training sets and out-of-sample prediction, suggesting its value in facilitating adoption of synthetic methodology.","container-title":"Science","DOI":"10.1126/science.aar5169","issue":"6385","note":"publisher: American Association for the Advancement of Science","page":"186-190","source":"science.org (Atypon)","title":"Predicting reaction performance in C–N cross-coupling using machine learning","volume":"360","author":[{"family":"Ahneman","given":"Derek T."},{"family":"Estrada","given":"Jesús G."},{"family":"Lin","given":"Shishi"},{"family":"Dreher","given":"Spencer D."},{"family":"Doyle","given":"Abigail G."}],"issued":{"date-parts":[["2018",4,13]]}}}],"schema":"https://github.com/citation-style-language/schema/raw/master/csl-citation.json"} </w:instrText>
       </w:r>
       <w:r>
         <w:rPr>
@@ -6356,7 +6285,7 @@
           <w:i/>
           <w:lang w:val="en-US"/>
         </w:rPr>
-        <w:instrText xml:space="preserve"> ADDIN ZOTERO_ITEM CSL_CITATION {"citationID":"YhGvjOC6","properties":{"formattedCitation":"\\super 13\\nosupersub{}","plainCitation":"13","noteIndex":0},"citationItems":[{"id":906,"uris":["http://zotero.org/groups/5151721/items/N55XQURX"],"itemData":{"id":906,"type":"article-journal","container-title":"Drug Discovery Today","DOI":"10.1016/j.drudis.2014.12.004","ISSN":"13596446","issue":"4","journalAbbreviation":"Drug Discovery Today","language":"en","page":"458-465","source":"DOI.org (Crossref)","title":"Active-learning strategies in computer-assisted drug discovery","volume":"20","author":[{"family":"Reker","given":"Daniel"},{"family":"Schneider","given":"Gisbert"}],"issued":{"date-parts":[["2015",4]]}}}],"schema":"https://github.com/citation-style-language/schema/raw/master/csl-citation.json"} </w:instrText>
+        <w:instrText xml:space="preserve"> ADDIN ZOTERO_ITEM CSL_CITATION {"citationID":"YhGvjOC6","properties":{"formattedCitation":"\\super 12\\nosupersub{}","plainCitation":"12","noteIndex":0},"citationItems":[{"id":906,"uris":["http://zotero.org/groups/5151721/items/N55XQURX"],"itemData":{"id":906,"type":"article-journal","container-title":"Drug Discovery Today","DOI":"10.1016/j.drudis.2014.12.004","ISSN":"13596446","issue":"4","journalAbbreviation":"Drug Discovery Today","language":"en","page":"458-465","source":"DOI.org (Crossref)","title":"Active-learning strategies in computer-assisted drug discovery","volume":"20","author":[{"family":"Reker","given":"Daniel"},{"family":"Schneider","given":"Gisbert"}],"issued":{"date-parts":[["2015",4]]}}}],"schema":"https://github.com/citation-style-language/schema/raw/master/csl-citation.json"} </w:instrText>
       </w:r>
       <w:r>
         <w:rPr>
@@ -6370,7 +6299,7 @@
           <w:kern w:val="0"/>
           <w:vertAlign w:val="superscript"/>
         </w:rPr>
-        <w:t>13</w:t>
+        <w:t>12</w:t>
       </w:r>
       <w:r>
         <w:rPr>
@@ -6569,7 +6498,7 @@
           <w:sz w:val="20"/>
           <w:szCs w:val="20"/>
         </w:rPr>
-        <w:instrText xml:space="preserve"> ADDIN ZOTERO_ITEM CSL_CITATION {"citationID":"KpxfyxSF","properties":{"formattedCitation":"\\super 52\\nosupersub{}","plainCitation":"52","noteIndex":0},"citationItems":[{"id":899,"uris":["http://zotero.org/groups/5151721/items/EP7BKLWR"],"itemData":{"id":899,"type":"article","abstract":"UMAP (Uniform Manifold Approximation and Projection) is a novel manifold learning technique for dimension reduction. UMAP is constructed from a theoretical framework based in Riemannian geometry and algebraic topology. The result is a practical scalable algorithm that applies to real world data. The UMAP algorithm is competitive with t-SNE for visualization quality, and arguably preserves more of the global structure with superior run time performance. Furthermore, UMAP has no computational restrictions on embedding dimension, making it viable as a general purpose dimension reduction technique for machine learning.","DOI":"10.48550/arXiv.1802.03426","note":"arXiv:1802.03426 [cs, stat]","number":"arXiv:1802.03426","publisher":"arXiv","source":"arXiv.org","title":"UMAP: Uniform Manifold Approximation and Projection for Dimension Reduction","title-short":"UMAP","URL":"http://arxiv.org/abs/1802.03426","author":[{"family":"McInnes","given":"Leland"},{"family":"Healy","given":"John"},{"family":"Melville","given":"James"}],"accessed":{"date-parts":[["2023",8,21]]},"issued":{"date-parts":[["2020",9,17]]}}}],"schema":"https://github.com/citation-style-language/schema/raw/master/csl-citation.json"} </w:instrText>
+        <w:instrText xml:space="preserve"> ADDIN ZOTERO_ITEM CSL_CITATION {"citationID":"KpxfyxSF","properties":{"formattedCitation":"\\super 52\\nosupersub{}","plainCitation":"52","noteIndex":0},"citationItems":[{"id":899,"uris":["http://zotero.org/groups/5151721/items/EP7BKLWR"],"itemData":{"id":899,"type":"article-journal","abstract":"UMAP (Uniform Manifold Approximation and Projection) is a novel manifold learning technique for dimension reduction. UMAP is constructed from a theoretical framework based in Riemannian geometry and algebraic topology. The result is a practical scalable algorithm that applies to real world data. The UMAP algorithm is competitive with t-SNE for visualization quality, and arguably preserves more of the global structure with superior run time performance. Furthermore, UMAP has no computational restrictions on embedding dimension, making it viable as a general purpose dimension reduction technique for machine learning.","container-title":"ArXiv (preprint)","note":"arXiv:1802.03426 [cs, stat]","source":"arXiv.org","title":"UMAP: Uniform Manifold Approximation and Projection for Dimension Reduction","title-short":"UMAP","URL":"http://arxiv.org/abs/1802.03426","author":[{"family":"McInnes","given":"Leland"},{"family":"Healy","given":"John"},{"family":"Melville","given":"James"}],"accessed":{"date-parts":[["2023",8,21]]},"issued":{"date-parts":[["2020",9,17]]}}}],"schema":"https://github.com/citation-style-language/schema/raw/master/csl-citation.json"} </w:instrText>
       </w:r>
       <w:r>
         <w:rPr>
@@ -7376,7 +7305,7 @@
         <w:rPr>
           <w:lang w:val="en-US"/>
         </w:rPr>
-        <w:instrText xml:space="preserve"> ADDIN ZOTERO_ITEM CSL_CITATION {"citationID":"ViGwqYS0","properties":{"formattedCitation":"\\super 42\\nosupersub{}","plainCitation":"42","noteIndex":0},"citationItems":[{"id":886,"uris":["http://zotero.org/groups/5151721/items/TZZ9AFSV"],"itemData":{"id":886,"type":"article-journal","container-title":"Journal of Chemical Information and Modeling","DOI":"10.1021/acs.jcim.0c00155","ISSN":"1549-9596, 1549-960X","issue":"9","journalAbbreviation":"J. Chem. Inf. Model.","language":"en","page":"4263-4273","source":"DOI.org (Crossref)","title":"LIT-PCBA: An Unbiased Data Set for Machine Learning and Virtual Screening","title-short":"LIT-PCBA","volume":"60","author":[{"family":"Tran-Nguyen","given":"Viet-Khoa"},{"family":"Jacquemard","given":"Célien"},{"family":"Rognan","given":"Didier"}],"issued":{"date-parts":[["2020",9,28]]}}}],"schema":"https://github.com/citation-style-language/schema/raw/master/csl-citation.json"} </w:instrText>
+        <w:instrText xml:space="preserve"> ADDIN ZOTERO_ITEM CSL_CITATION {"citationID":"ViGwqYS0","properties":{"formattedCitation":"\\super 40\\nosupersub{}","plainCitation":"40","noteIndex":0},"citationItems":[{"id":886,"uris":["http://zotero.org/groups/5151721/items/TZZ9AFSV"],"itemData":{"id":886,"type":"article-journal","container-title":"Journal of Chemical Information and Modeling","DOI":"10.1021/acs.jcim.0c00155","ISSN":"1549-9596, 1549-960X","issue":"9","journalAbbreviation":"J. Chem. Inf. Model.","language":"en","page":"4263-4273","source":"DOI.org (Crossref)","title":"LIT-PCBA: An Unbiased Data Set for Machine Learning and Virtual Screening","title-short":"LIT-PCBA","volume":"60","author":[{"family":"Tran-Nguyen","given":"Viet-Khoa"},{"family":"Jacquemard","given":"Célien"},{"family":"Rognan","given":"Didier"}],"issued":{"date-parts":[["2020",9,28]]}}}],"schema":"https://github.com/citation-style-language/schema/raw/master/csl-citation.json"} </w:instrText>
       </w:r>
       <w:r>
         <w:rPr>
@@ -7389,7 +7318,7 @@
           <w:kern w:val="0"/>
           <w:vertAlign w:val="superscript"/>
         </w:rPr>
-        <w:t>42</w:t>
+        <w:t>40</w:t>
       </w:r>
       <w:r>
         <w:rPr>
@@ -7776,21 +7705,7 @@
         <w:rPr>
           <w:lang w:val="en-US"/>
         </w:rPr>
-        <w:t xml:space="preserve"> expect the insights gathered in this study to assist with strategic experimental design of active learning campaigns in </w:t>
-      </w:r>
-      <w:proofErr w:type="gramStart"/>
-      <w:r>
-        <w:rPr>
-          <w:lang w:val="en-US"/>
-        </w:rPr>
-        <w:t>low-data</w:t>
-      </w:r>
-      <w:proofErr w:type="gramEnd"/>
-      <w:r>
-        <w:rPr>
-          <w:lang w:val="en-US"/>
-        </w:rPr>
-        <w:t xml:space="preserve"> hit discovery settings.</w:t>
+        <w:t xml:space="preserve"> expect the insights gathered in this study to assist with strategic experimental design of active learning campaigns in low-data hit discovery settings.</w:t>
       </w:r>
       <w:r>
         <w:rPr>
@@ -8156,7 +8071,7 @@
         <w:rPr>
           <w:lang w:val="en-US"/>
         </w:rPr>
-        <w:instrText xml:space="preserve"> ADDIN ZOTERO_ITEM CSL_CITATION {"citationID":"dMPPvwPz","properties":{"formattedCitation":"\\super 42\\nosupersub{}","plainCitation":"42","noteIndex":0},"citationItems":[{"id":886,"uris":["http://zotero.org/groups/5151721/items/TZZ9AFSV"],"itemData":{"id":886,"type":"article-journal","container-title":"Journal of Chemical Information and Modeling","DOI":"10.1021/acs.jcim.0c00155","ISSN":"1549-9596, 1549-960X","issue":"9","journalAbbreviation":"J. Chem. Inf. Model.","language":"en","page":"4263-4273","source":"DOI.org (Crossref)","title":"LIT-PCBA: An Unbiased Data Set for Machine Learning and Virtual Screening","title-short":"LIT-PCBA","volume":"60","author":[{"family":"Tran-Nguyen","given":"Viet-Khoa"},{"family":"Jacquemard","given":"Célien"},{"family":"Rognan","given":"Didier"}],"issued":{"date-parts":[["2020",9,28]]}}}],"schema":"https://github.com/citation-style-language/schema/raw/master/csl-citation.json"} </w:instrText>
+        <w:instrText xml:space="preserve"> ADDIN ZOTERO_ITEM CSL_CITATION {"citationID":"dMPPvwPz","properties":{"formattedCitation":"\\super 40\\nosupersub{}","plainCitation":"40","noteIndex":0},"citationItems":[{"id":886,"uris":["http://zotero.org/groups/5151721/items/TZZ9AFSV"],"itemData":{"id":886,"type":"article-journal","container-title":"Journal of Chemical Information and Modeling","DOI":"10.1021/acs.jcim.0c00155","ISSN":"1549-9596, 1549-960X","issue":"9","journalAbbreviation":"J. Chem. Inf. Model.","language":"en","page":"4263-4273","source":"DOI.org (Crossref)","title":"LIT-PCBA: An Unbiased Data Set for Machine Learning and Virtual Screening","title-short":"LIT-PCBA","volume":"60","author":[{"family":"Tran-Nguyen","given":"Viet-Khoa"},{"family":"Jacquemard","given":"Célien"},{"family":"Rognan","given":"Didier"}],"issued":{"date-parts":[["2020",9,28]]}}}],"schema":"https://github.com/citation-style-language/schema/raw/master/csl-citation.json"} </w:instrText>
       </w:r>
       <w:r>
         <w:rPr>
@@ -8169,7 +8084,7 @@
           <w:kern w:val="0"/>
           <w:vertAlign w:val="superscript"/>
         </w:rPr>
-        <w:t>42</w:t>
+        <w:t>40</w:t>
       </w:r>
       <w:r>
         <w:rPr>
@@ -8285,7 +8200,7 @@
         <w:rPr>
           <w:lang w:val="en-US"/>
         </w:rPr>
-        <w:instrText xml:space="preserve"> ADDIN ZOTERO_ITEM CSL_CITATION {"citationID":"Go7kGHPP","properties":{"formattedCitation":"\\super 42\\nosupersub{}","plainCitation":"42","noteIndex":0},"citationItems":[{"id":886,"uris":["http://zotero.org/groups/5151721/items/TZZ9AFSV"],"itemData":{"id":886,"type":"article-journal","container-title":"Journal of Chemical Information and Modeling","DOI":"10.1021/acs.jcim.0c00155","ISSN":"1549-9596, 1549-960X","issue":"9","journalAbbreviation":"J. Chem. Inf. Model.","language":"en","page":"4263-4273","source":"DOI.org (Crossref)","title":"LIT-PCBA: An Unbiased Data Set for Machine Learning and Virtual Screening","title-short":"LIT-PCBA","volume":"60","author":[{"family":"Tran-Nguyen","given":"Viet-Khoa"},{"family":"Jacquemard","given":"Célien"},{"family":"Rognan","given":"Didier"}],"issued":{"date-parts":[["2020",9,28]]}}}],"schema":"https://github.com/citation-style-language/schema/raw/master/csl-citation.json"} </w:instrText>
+        <w:instrText xml:space="preserve"> ADDIN ZOTERO_ITEM CSL_CITATION {"citationID":"Go7kGHPP","properties":{"formattedCitation":"\\super 40\\nosupersub{}","plainCitation":"40","noteIndex":0},"citationItems":[{"id":886,"uris":["http://zotero.org/groups/5151721/items/TZZ9AFSV"],"itemData":{"id":886,"type":"article-journal","container-title":"Journal of Chemical Information and Modeling","DOI":"10.1021/acs.jcim.0c00155","ISSN":"1549-9596, 1549-960X","issue":"9","journalAbbreviation":"J. Chem. Inf. Model.","language":"en","page":"4263-4273","source":"DOI.org (Crossref)","title":"LIT-PCBA: An Unbiased Data Set for Machine Learning and Virtual Screening","title-short":"LIT-PCBA","volume":"60","author":[{"family":"Tran-Nguyen","given":"Viet-Khoa"},{"family":"Jacquemard","given":"Célien"},{"family":"Rognan","given":"Didier"}],"issued":{"date-parts":[["2020",9,28]]}}}],"schema":"https://github.com/citation-style-language/schema/raw/master/csl-citation.json"} </w:instrText>
       </w:r>
       <w:r>
         <w:rPr>
@@ -8298,7 +8213,7 @@
           <w:kern w:val="0"/>
           <w:vertAlign w:val="superscript"/>
         </w:rPr>
-        <w:t>42</w:t>
+        <w:t>40</w:t>
       </w:r>
       <w:r>
         <w:rPr>
@@ -9115,7 +9030,7 @@
         <w:rPr>
           <w:lang w:val="en-US"/>
         </w:rPr>
-        <w:instrText xml:space="preserve"> ADDIN ZOTERO_ITEM CSL_CITATION {"citationID":"ZN6HxdK4","properties":{"formattedCitation":"\\super 52\\nosupersub{}","plainCitation":"52","noteIndex":0},"citationItems":[{"id":899,"uris":["http://zotero.org/groups/5151721/items/EP7BKLWR"],"itemData":{"id":899,"type":"article","abstract":"UMAP (Uniform Manifold Approximation and Projection) is a novel manifold learning technique for dimension reduction. UMAP is constructed from a theoretical framework based in Riemannian geometry and algebraic topology. The result is a practical scalable algorithm that applies to real world data. The UMAP algorithm is competitive with t-SNE for visualization quality, and arguably preserves more of the global structure with superior run time performance. Furthermore, UMAP has no computational restrictions on embedding dimension, making it viable as a general purpose dimension reduction technique for machine learning.","DOI":"10.48550/arXiv.1802.03426","note":"arXiv:1802.03426 [cs, stat]","number":"arXiv:1802.03426","publisher":"arXiv","source":"arXiv.org","title":"UMAP: Uniform Manifold Approximation and Projection for Dimension Reduction","title-short":"UMAP","URL":"http://arxiv.org/abs/1802.03426","author":[{"family":"McInnes","given":"Leland"},{"family":"Healy","given":"John"},{"family":"Melville","given":"James"}],"accessed":{"date-parts":[["2023",8,21]]},"issued":{"date-parts":[["2020",9,17]]}}}],"schema":"https://github.com/citation-style-language/schema/raw/master/csl-citation.json"} </w:instrText>
+        <w:instrText xml:space="preserve"> ADDIN ZOTERO_ITEM CSL_CITATION {"citationID":"ZN6HxdK4","properties":{"formattedCitation":"\\super 52\\nosupersub{}","plainCitation":"52","noteIndex":0},"citationItems":[{"id":899,"uris":["http://zotero.org/groups/5151721/items/EP7BKLWR"],"itemData":{"id":899,"type":"article-journal","abstract":"UMAP (Uniform Manifold Approximation and Projection) is a novel manifold learning technique for dimension reduction. UMAP is constructed from a theoretical framework based in Riemannian geometry and algebraic topology. The result is a practical scalable algorithm that applies to real world data. The UMAP algorithm is competitive with t-SNE for visualization quality, and arguably preserves more of the global structure with superior run time performance. Furthermore, UMAP has no computational restrictions on embedding dimension, making it viable as a general purpose dimension reduction technique for machine learning.","container-title":"ArXiv (preprint)","note":"arXiv:1802.03426 [cs, stat]","source":"arXiv.org","title":"UMAP: Uniform Manifold Approximation and Projection for Dimension Reduction","title-short":"UMAP","URL":"http://arxiv.org/abs/1802.03426","author":[{"family":"McInnes","given":"Leland"},{"family":"Healy","given":"John"},{"family":"Melville","given":"James"}],"accessed":{"date-parts":[["2023",8,21]]},"issued":{"date-parts":[["2020",9,17]]}}}],"schema":"https://github.com/citation-style-language/schema/raw/master/csl-citation.json"} </w:instrText>
       </w:r>
       <w:r>
         <w:rPr>
@@ -9205,7 +9120,7 @@
         <w:rPr>
           <w:lang w:val="en-US"/>
         </w:rPr>
-        <w:instrText xml:space="preserve"> ADDIN ZOTERO_ITEM CSL_CITATION {"citationID":"4BlDDSMT","properties":{"formattedCitation":"\\super 52\\nosupersub{}","plainCitation":"52","noteIndex":0},"citationItems":[{"id":899,"uris":["http://zotero.org/groups/5151721/items/EP7BKLWR"],"itemData":{"id":899,"type":"article","abstract":"UMAP (Uniform Manifold Approximation and Projection) is a novel manifold learning technique for dimension reduction. UMAP is constructed from a theoretical framework based in Riemannian geometry and algebraic topology. The result is a practical scalable algorithm that applies to real world data. The UMAP algorithm is competitive with t-SNE for visualization quality, and arguably preserves more of the global structure with superior run time performance. Furthermore, UMAP has no computational restrictions on embedding dimension, making it viable as a general purpose dimension reduction technique for machine learning.","DOI":"10.48550/arXiv.1802.03426","note":"arXiv:1802.03426 [cs, stat]","number":"arXiv:1802.03426","publisher":"arXiv","source":"arXiv.org","title":"UMAP: Uniform Manifold Approximation and Projection for Dimension Reduction","title-short":"UMAP","URL":"http://arxiv.org/abs/1802.03426","author":[{"family":"McInnes","given":"Leland"},{"family":"Healy","given":"John"},{"family":"Melville","given":"James"}],"accessed":{"date-parts":[["2023",8,21]]},"issued":{"date-parts":[["2020",9,17]]}}}],"schema":"https://github.com/citation-style-language/schema/raw/master/csl-citation.json"} </w:instrText>
+        <w:instrText xml:space="preserve"> ADDIN ZOTERO_ITEM CSL_CITATION {"citationID":"4BlDDSMT","properties":{"formattedCitation":"\\super 52\\nosupersub{}","plainCitation":"52","noteIndex":0},"citationItems":[{"id":899,"uris":["http://zotero.org/groups/5151721/items/EP7BKLWR"],"itemData":{"id":899,"type":"article-journal","abstract":"UMAP (Uniform Manifold Approximation and Projection) is a novel manifold learning technique for dimension reduction. UMAP is constructed from a theoretical framework based in Riemannian geometry and algebraic topology. The result is a practical scalable algorithm that applies to real world data. The UMAP algorithm is competitive with t-SNE for visualization quality, and arguably preserves more of the global structure with superior run time performance. Furthermore, UMAP has no computational restrictions on embedding dimension, making it viable as a general purpose dimension reduction technique for machine learning.","container-title":"ArXiv (preprint)","note":"arXiv:1802.03426 [cs, stat]","source":"arXiv.org","title":"UMAP: Uniform Manifold Approximation and Projection for Dimension Reduction","title-short":"UMAP","URL":"http://arxiv.org/abs/1802.03426","author":[{"family":"McInnes","given":"Leland"},{"family":"Healy","given":"John"},{"family":"Melville","given":"James"}],"accessed":{"date-parts":[["2023",8,21]]},"issued":{"date-parts":[["2020",9,17]]}}}],"schema":"https://github.com/citation-style-language/schema/raw/master/csl-citation.json"} </w:instrText>
       </w:r>
       <w:r>
         <w:rPr>
@@ -9392,7 +9307,7 @@
         <w:rPr>
           <w:lang w:val="en-US"/>
         </w:rPr>
-        <w:instrText xml:space="preserve"> ADDIN ZOTERO_ITEM CSL_CITATION {"citationID":"eGiAoTmD","properties":{"formattedCitation":"\\super 56\\nosupersub{}","plainCitation":"56","noteIndex":0},"citationItems":[{"id":913,"uris":["http://zotero.org/groups/5151721/items/6K2E6PKT"],"itemData":{"id":913,"type":"paper-conference","container-title":"Advances in Neural Information Processing Systems","publisher":"Curran Associates, Inc.","title":"PyTorch: An Imperative Style, High-Performance Deep Learning Library","URL":"https://proceedings.neurips.cc/paper_files/paper/2019/file/bdbca288fee7f92f2bfa9f7012727740-Paper.pdf","volume":"32","author":[{"family":"Paszke","given":"Adam"},{"family":"Gross","given":"Sam"},{"family":"Massa","given":"Francisco"},{"family":"Lerer","given":"Adam"},{"family":"Bradbury","given":"James"},{"family":"Chanan","given":"Gregory"},{"family":"Killeen","given":"Trevor"},{"family":"Lin","given":"Zeming"},{"family":"Gimelshein","given":"Natalia"},{"family":"Antiga","given":"Luca"},{"family":"Desmaison","given":"Alban"},{"family":"Kopf","given":"Andreas"},{"family":"Yang","given":"Edward"},{"family":"DeVito","given":"Zachary"},{"family":"Raison","given":"Martin"},{"family":"Tejani","given":"Alykhan"},{"family":"Chilamkurthy","given":"Sasank"},{"family":"Steiner","given":"Benoit"},{"family":"Fang","given":"Lu"},{"family":"Bai","given":"Junjie"},{"family":"Chintala","given":"Soumith"}],"editor":[{"family":"Wallach","given":"H."},{"family":"Larochelle","given":"H."},{"family":"Beygelzimer","given":"A."},{"family":"Alché-Buc","given":"F.","dropping-particle":"d'"},{"family":"Fox","given":"E."},{"family":"Garnett","given":"R."}],"issued":{"date-parts":[["2019"]]}}}],"schema":"https://github.com/citation-style-language/schema/raw/master/csl-citation.json"} </w:instrText>
+        <w:instrText xml:space="preserve"> ADDIN ZOTERO_ITEM CSL_CITATION {"citationID":"eGiAoTmD","properties":{"formattedCitation":"\\super 56\\nosupersub{}","plainCitation":"56","noteIndex":0},"citationItems":[{"id":913,"uris":["http://zotero.org/groups/5151721/items/6K2E6PKT"],"itemData":{"id":913,"type":"article-journal","container-title":"Advances in Neural Information Processing Systems 32","title":"PyTorch: An Imperative Style, High-Performance Deep Learning Library","URL":"https://proceedings.neurips.cc/paper_files/paper/2019/file/bdbca288fee7f92f2bfa9f7012727740-Paper.pdf","author":[{"family":"Paszke","given":"Adam"},{"family":"Gross","given":"Sam"},{"family":"Massa","given":"Francisco"},{"family":"Lerer","given":"Adam"},{"family":"Bradbury","given":"James"},{"family":"Chanan","given":"Gregory"},{"family":"Killeen","given":"Trevor"},{"family":"Lin","given":"Zeming"},{"family":"Gimelshein","given":"Natalia"},{"family":"Antiga","given":"Luca"},{"family":"Desmaison","given":"Alban"},{"family":"Kopf","given":"Andreas"},{"family":"Yang","given":"Edward"},{"family":"DeVito","given":"Zachary"},{"family":"Raison","given":"Martin"},{"family":"Tejani","given":"Alykhan"},{"family":"Chilamkurthy","given":"Sasank"},{"family":"Steiner","given":"Benoit"},{"family":"Fang","given":"Lu"},{"family":"Bai","given":"Junjie"},{"family":"Chintala","given":"Soumith"}],"editor":[{"family":"Wallach","given":"H."},{"family":"Larochelle","given":"H."},{"family":"Beygelzimer","given":"A."},{"family":"Alché-Buc","given":"F.","dropping-particle":"d'"},{"family":"Fox","given":"E."},{"family":"Garnett","given":"R."}],"issued":{"date-parts":[["2019"]]}}}],"schema":"https://github.com/citation-style-language/schema/raw/master/csl-citation.json"} </w:instrText>
       </w:r>
       <w:r>
         <w:rPr>
@@ -9443,7 +9358,7 @@
         <w:rPr>
           <w:lang w:val="en-US"/>
         </w:rPr>
-        <w:instrText xml:space="preserve"> ADDIN ZOTERO_ITEM CSL_CITATION {"citationID":"t2xLMx7F","properties":{"formattedCitation":"\\super 57\\nosupersub{}","plainCitation":"57","noteIndex":0},"citationItems":[{"id":914,"uris":["http://zotero.org/groups/5151721/items/T9MDBHM9"],"itemData":{"id":914,"type":"article","abstract":"We introduce PyTorch Geometric, a library for deep learning on irregularly structured input data such as graphs, point clouds and manifolds, built upon PyTorch. In addition to general graph data structures and processing methods, it contains a variety of recently published methods from the domains of relational learning and 3D data processing. PyTorch Geometric achieves high data throughput by leveraging sparse GPU acceleration, by providing dedicated CUDA kernels and by introducing efficient mini-batch handling for input examples of different size. In this work, we present the library in detail and perform a comprehensive comparative study of the implemented methods in homogeneous evaluation scenarios.","note":"arXiv:1903.02428 [cs, stat]","number":"arXiv:1903.02428","publisher":"arXiv","source":"arXiv.org","title":"Fast Graph Representation Learning with PyTorch Geometric","URL":"http://arxiv.org/abs/1903.02428","author":[{"family":"Fey","given":"Matthias"},{"family":"Lenssen","given":"Jan Eric"}],"accessed":{"date-parts":[["2023",9,6]]},"issued":{"date-parts":[["2019",4,25]]}}}],"schema":"https://github.com/citation-style-language/schema/raw/master/csl-citation.json"} </w:instrText>
+        <w:instrText xml:space="preserve"> ADDIN ZOTERO_ITEM CSL_CITATION {"citationID":"t2xLMx7F","properties":{"formattedCitation":"\\super 57\\nosupersub{}","plainCitation":"57","noteIndex":0},"citationItems":[{"id":914,"uris":["http://zotero.org/groups/5151721/items/T9MDBHM9"],"itemData":{"id":914,"type":"article-journal","abstract":"We introduce PyTorch Geometric, a library for deep learning on irregularly structured input data such as graphs, point clouds and manifolds, built upon PyTorch. In addition to general graph data structures and processing methods, it contains a variety of recently published methods from the domains of relational learning and 3D data processing. PyTorch Geometric achieves high data throughput by leveraging sparse GPU acceleration, by providing dedicated CUDA kernels and by introducing efficient mini-batch handling for input examples of different size. In this work, we present the library in detail and perform a comprehensive comparative study of the implemented methods in homogeneous evaluation scenarios.","container-title":"ArXiv (preprint)","note":"arXiv:1903.02428 [cs, stat]","source":"arXiv.org","title":"Fast Graph Representation Learning with PyTorch Geometric","URL":"http://arxiv.org/abs/1903.02428","author":[{"family":"Fey","given":"Matthias"},{"family":"Lenssen","given":"Jan Eric"}],"accessed":{"date-parts":[["2023",9,6]]},"issued":{"date-parts":[["2019",4,25]]}}}],"schema":"https://github.com/citation-style-language/schema/raw/master/csl-citation.json"} </w:instrText>
       </w:r>
       <w:r>
         <w:rPr>
@@ -9480,7 +9395,7 @@
         <w:rPr>
           <w:lang w:val="en-US"/>
         </w:rPr>
-        <w:instrText xml:space="preserve"> ADDIN ZOTERO_ITEM CSL_CITATION {"citationID":"SrLHLxOu","properties":{"formattedCitation":"\\super 48\\nosupersub{}","plainCitation":"48","noteIndex":0},"citationItems":[{"id":918,"uris":["http://zotero.org/groups/5151721/items/UCEG4ZQR"],"itemData":{"id":918,"type":"article","abstract":"We present a scalable approach for semi-supervised learning on graph-structured data that is based on an efficient variant of convolutional neural networks which operate directly on graphs. We motivate the choice of our convolutional architecture via a localized first-order approximation of spectral graph convolutions. Our model scales linearly in the number of graph edges and learns hidden layer representations that encode both local graph structure and features of nodes. In a number of experiments on citation networks and on a knowledge graph dataset we demonstrate that our approach outperforms related methods by a significant margin.","note":"arXiv:1609.02907 [cs, stat]","number":"arXiv:1609.02907","publisher":"arXiv","source":"arXiv.org","title":"Semi-Supervised Classification with Graph Convolutional Networks","URL":"http://arxiv.org/abs/1609.02907","author":[{"family":"Kipf","given":"Thomas N."},{"family":"Welling","given":"Max"}],"accessed":{"date-parts":[["2023",9,6]]},"issued":{"date-parts":[["2017",2,22]]}}}],"schema":"https://github.com/citation-style-language/schema/raw/master/csl-citation.json"} </w:instrText>
+        <w:instrText xml:space="preserve"> ADDIN ZOTERO_ITEM CSL_CITATION {"citationID":"SrLHLxOu","properties":{"formattedCitation":"\\super 47\\nosupersub{}","plainCitation":"47","noteIndex":0},"citationItems":[{"id":918,"uris":["http://zotero.org/groups/5151721/items/UCEG4ZQR"],"itemData":{"id":918,"type":"article-journal","abstract":"We present a scalable approach for semi-supervised learning on graph-structured data that is based on an efficient variant of convolutional neural networks which operate directly on graphs. We motivate the choice of our convolutional architecture via a localized first-order approximation of spectral graph convolutions. Our model scales linearly in the number of graph edges and learns hidden layer representations that encode both local graph structure and features of nodes. In a number of experiments on citation networks and on a knowledge graph dataset we demonstrate that our approach outperforms related methods by a significant margin.","container-title":"5th International Conference on Learning Representations","source":"arXiv.org","title":"Semi-Supervised Classification with Graph Convolutional Networks","URL":"http://arxiv.org/abs/1609.02907","author":[{"family":"Kipf","given":"Thomas N."},{"family":"Welling","given":"Max"}],"accessed":{"date-parts":[["2023",9,6]]},"issued":{"date-parts":[["2017",2,22]]}}}],"schema":"https://github.com/citation-style-language/schema/raw/master/csl-citation.json"} </w:instrText>
       </w:r>
       <w:r>
         <w:rPr>
@@ -9493,7 +9408,7 @@
           <w:kern w:val="0"/>
           <w:vertAlign w:val="superscript"/>
         </w:rPr>
-        <w:t>48</w:t>
+        <w:t>47</w:t>
       </w:r>
       <w:r>
         <w:rPr>
@@ -9517,7 +9432,7 @@
         <w:rPr>
           <w:lang w:val="en-US"/>
         </w:rPr>
-        <w:instrText xml:space="preserve"> ADDIN ZOTERO_ITEM CSL_CITATION {"citationID":"HUy0FkJs","properties":{"formattedCitation":"\\super 58\\nosupersub{}","plainCitation":"58","noteIndex":0},"citationItems":[{"id":922,"uris":["http://zotero.org/groups/5151721/items/DP6VXJKC"],"itemData":{"id":922,"type":"article","abstract":"Training Deep Neural Networks is complicated by the fact that the distribution of each layer's inputs changes during training, as the parameters of the previous layers change. This slows down the training by requiring lower learning rates and careful parameter initialization, and makes it notoriously hard to train models with saturating nonlinearities. We refer to this phenomenon as internal covariate shift, and address the problem by normalizing layer inputs. Our method draws its strength from making normalization a part of the model architecture and performing the normalization for each training mini-batch. Batch Normalization allows us to use much higher learning rates and be less careful about initialization. It also acts as a regularizer, in some cases eliminating the need for Dropout. Applied to a state-of-the-art image classification model, Batch Normalization achieves the same accuracy with 14 times fewer training steps, and beats the original model by a significant margin. Using an ensemble of batch-normalized networks, we improve upon the best published result on ImageNet classification: reaching 4.9% top-5 validation error (and 4.8% test error), exceeding the accuracy of human raters.","note":"arXiv:1502.03167 [cs]","number":"arXiv:1502.03167","publisher":"arXiv","source":"arXiv.org","title":"Batch Normalization: Accelerating Deep Network Training by Reducing Internal Covariate Shift","title-short":"Batch Normalization","URL":"http://arxiv.org/abs/1502.03167","author":[{"family":"Ioffe","given":"Sergey"},{"family":"Szegedy","given":"Christian"}],"accessed":{"date-parts":[["2023",9,6]]},"issued":{"date-parts":[["2015",3,2]]}}}],"schema":"https://github.com/citation-style-language/schema/raw/master/csl-citation.json"} </w:instrText>
+        <w:instrText xml:space="preserve"> ADDIN ZOTERO_ITEM CSL_CITATION {"citationID":"HUy0FkJs","properties":{"formattedCitation":"\\super 58\\nosupersub{}","plainCitation":"58","noteIndex":0},"citationItems":[{"id":922,"uris":["http://zotero.org/groups/5151721/items/DP6VXJKC"],"itemData":{"id":922,"type":"article-journal","abstract":"Training Deep Neural Networks is complicated by the fact that the distribution of each layer's inputs changes during training, as the parameters of the previous layers change. This slows down the training by requiring lower learning rates and careful parameter initialization, and makes it notoriously hard to train models with saturating nonlinearities. We refer to this phenomenon as internal covariate shift, and address the problem by normalizing layer inputs. Our method draws its strength from making normalization a part of the model architecture and performing the normalization for each training mini-batch. Batch Normalization allows us to use much higher learning rates and be less careful about initialization. It also acts as a regularizer, in some cases eliminating the need for Dropout. Applied to a state-of-the-art image classification model, Batch Normalization achieves the same accuracy with 14 times fewer training steps, and beats the original model by a significant margin. Using an ensemble of batch-normalized networks, we improve upon the best published result on ImageNet classification: reaching 4.9% top-5 validation error (and 4.8% test error), exceeding the accuracy of human raters.","container-title":"Proceedings of the 32nd International Conference on Machine Learning","note":"arXiv:1502.03167 [cs]","page":"448-456","source":"arXiv.org","title":"Batch Normalization: Accelerating Deep Network Training by Reducing Internal Covariate Shift","title-short":"Batch Normalization","volume":"37","author":[{"family":"Ioffe","given":"Sergey"},{"family":"Szegedy","given":"Christian"}],"issued":{"date-parts":[["2015",3,2]]}}}],"schema":"https://github.com/citation-style-language/schema/raw/master/csl-citation.json"} </w:instrText>
       </w:r>
       <w:r>
         <w:rPr>
@@ -9554,7 +9469,7 @@
         <w:rPr>
           <w:lang w:val="en-US"/>
         </w:rPr>
-        <w:instrText xml:space="preserve"> ADDIN ZOTERO_ITEM CSL_CITATION {"citationID":"13Z5Z6aR","properties":{"formattedCitation":"\\super 58\\nosupersub{}","plainCitation":"58","noteIndex":0},"citationItems":[{"id":922,"uris":["http://zotero.org/groups/5151721/items/DP6VXJKC"],"itemData":{"id":922,"type":"article","abstract":"Training Deep Neural Networks is complicated by the fact that the distribution of each layer's inputs changes during training, as the parameters of the previous layers change. This slows down the training by requiring lower learning rates and careful parameter initialization, and makes it notoriously hard to train models with saturating nonlinearities. We refer to this phenomenon as internal covariate shift, and address the problem by normalizing layer inputs. Our method draws its strength from making normalization a part of the model architecture and performing the normalization for each training mini-batch. Batch Normalization allows us to use much higher learning rates and be less careful about initialization. It also acts as a regularizer, in some cases eliminating the need for Dropout. Applied to a state-of-the-art image classification model, Batch Normalization achieves the same accuracy with 14 times fewer training steps, and beats the original model by a significant margin. Using an ensemble of batch-normalized networks, we improve upon the best published result on ImageNet classification: reaching 4.9% top-5 validation error (and 4.8% test error), exceeding the accuracy of human raters.","note":"arXiv:1502.03167 [cs]","number":"arXiv:1502.03167","publisher":"arXiv","source":"arXiv.org","title":"Batch Normalization: Accelerating Deep Network Training by Reducing Internal Covariate Shift","title-short":"Batch Normalization","URL":"http://arxiv.org/abs/1502.03167","author":[{"family":"Ioffe","given":"Sergey"},{"family":"Szegedy","given":"Christian"}],"accessed":{"date-parts":[["2023",9,6]]},"issued":{"date-parts":[["2015",3,2]]}}}],"schema":"https://github.com/citation-style-language/schema/raw/master/csl-citation.json"} </w:instrText>
+        <w:instrText xml:space="preserve"> ADDIN ZOTERO_ITEM CSL_CITATION {"citationID":"13Z5Z6aR","properties":{"formattedCitation":"\\super 58\\nosupersub{}","plainCitation":"58","noteIndex":0},"citationItems":[{"id":922,"uris":["http://zotero.org/groups/5151721/items/DP6VXJKC"],"itemData":{"id":922,"type":"article-journal","abstract":"Training Deep Neural Networks is complicated by the fact that the distribution of each layer's inputs changes during training, as the parameters of the previous layers change. This slows down the training by requiring lower learning rates and careful parameter initialization, and makes it notoriously hard to train models with saturating nonlinearities. We refer to this phenomenon as internal covariate shift, and address the problem by normalizing layer inputs. Our method draws its strength from making normalization a part of the model architecture and performing the normalization for each training mini-batch. Batch Normalization allows us to use much higher learning rates and be less careful about initialization. It also acts as a regularizer, in some cases eliminating the need for Dropout. Applied to a state-of-the-art image classification model, Batch Normalization achieves the same accuracy with 14 times fewer training steps, and beats the original model by a significant margin. Using an ensemble of batch-normalized networks, we improve upon the best published result on ImageNet classification: reaching 4.9% top-5 validation error (and 4.8% test error), exceeding the accuracy of human raters.","container-title":"Proceedings of the 32nd International Conference on Machine Learning","note":"arXiv:1502.03167 [cs]","page":"448-456","source":"arXiv.org","title":"Batch Normalization: Accelerating Deep Network Training by Reducing Internal Covariate Shift","title-short":"Batch Normalization","volume":"37","author":[{"family":"Ioffe","given":"Sergey"},{"family":"Szegedy","given":"Christian"}],"issued":{"date-parts":[["2015",3,2]]}}}],"schema":"https://github.com/citation-style-language/schema/raw/master/csl-citation.json"} </w:instrText>
       </w:r>
       <w:r>
         <w:rPr>
@@ -9932,7 +9847,7 @@
         <w:rPr>
           <w:lang w:val="en-US"/>
         </w:rPr>
-        <w:instrText xml:space="preserve"> ADDIN ZOTERO_ITEM CSL_CITATION {"citationID":"u8tbLN0p","properties":{"formattedCitation":"\\super 49\\nosupersub{}","plainCitation":"49","noteIndex":0},"citationItems":[{"id":925,"uris":["http://zotero.org/groups/5151721/items/9CRTGDXP"],"itemData":{"id":925,"type":"paper-conference","abstract":"Understanding the uncertainty of a neural network’s (NN) predictions is essential for many purposes. The Bayesian framework provides a principled approach to this, however applying it to NNs is challenging due to large numbers of parameters and data. Ensembling NNs provides an easily implementable, scalable method for uncertainty quantification, however, it has been criticised for not being Bayesian. This work proposes one modification to the usual process that we argue does result in approximate Bayesian inference; regularising parameters about values drawn from a distribution which can be set equal to the prior. A theoretical analysis of the procedure in a simplified setting suggests the recovered posterior is centred correctly but tends to have an underestimated marginal variance, and overestimated correlation. However, two conditions can lead to exact recovery. We argue that these conditions are partially present in NNs.  Empirical evaluations demonstrate it has an advantage over standard ensembling, and is competitive with variational methods.","container-title":"Proceedings of the Twenty Third International Conference on Artificial Intelligence and Statistics","event-title":"International Conference on Artificial Intelligence and Statistics","language":"en","note":"ISSN: 2640-3498","page":"234-244","publisher":"PMLR","source":"proceedings.mlr.press","title":"Uncertainty in Neural Networks: Approximately Bayesian Ensembling","title-short":"Uncertainty in Neural Networks","URL":"https://proceedings.mlr.press/v108/pearce20a.html","author":[{"family":"Pearce","given":"Tim"},{"family":"Leibfried","given":"Felix"},{"family":"Brintrup","given":"Alexandra"}],"accessed":{"date-parts":[["2023",9,6]]},"issued":{"date-parts":[["2020",6,3]]}}}],"schema":"https://github.com/citation-style-language/schema/raw/master/csl-citation.json"} </w:instrText>
+        <w:instrText xml:space="preserve"> ADDIN ZOTERO_ITEM CSL_CITATION {"citationID":"u8tbLN0p","properties":{"formattedCitation":"\\super 48\\nosupersub{}","plainCitation":"48","noteIndex":0},"citationItems":[{"id":925,"uris":["http://zotero.org/groups/5151721/items/9CRTGDXP"],"itemData":{"id":925,"type":"article-journal","abstract":"Understanding the uncertainty of a neural network’s (NN) predictions is essential for many purposes. The Bayesian framework provides a principled approach to this, however applying it to NNs is challenging due to large numbers of parameters and data. Ensembling NNs provides an easily implementable, scalable method for uncertainty quantification, however, it has been criticised for not being Bayesian. This work proposes one modification to the usual process that we argue does result in approximate Bayesian inference; regularising parameters about values drawn from a distribution which can be set equal to the prior. A theoretical analysis of the procedure in a simplified setting suggests the recovered posterior is centred correctly but tends to have an underestimated marginal variance, and overestimated correlation. However, two conditions can lead to exact recovery. We argue that these conditions are partially present in NNs.  Empirical evaluations demonstrate it has an advantage over standard ensembling, and is competitive with variational methods.","container-title":"Proceedings of the Twenty Third International Conference on Artificial Intelligence and Statistics","language":"en","note":"ISSN: 2640-3498","source":"proceedings.mlr.press","title":"Uncertainty in Neural Networks: Approximately Bayesian Ensembling","title-short":"Uncertainty in Neural Networks","URL":"https://proceedings.mlr.press/v108/pearce20a.html","author":[{"family":"Pearce","given":"Tim"},{"family":"Leibfried","given":"Felix"},{"family":"Brintrup","given":"Alexandra"}],"accessed":{"date-parts":[["2023",9,6]]},"issued":{"date-parts":[["2020",6,3]]}}}],"schema":"https://github.com/citation-style-language/schema/raw/master/csl-citation.json"} </w:instrText>
       </w:r>
       <w:r>
         <w:rPr>
@@ -9945,7 +9860,7 @@
           <w:kern w:val="0"/>
           <w:vertAlign w:val="superscript"/>
         </w:rPr>
-        <w:t>49</w:t>
+        <w:t>48</w:t>
       </w:r>
       <w:r>
         <w:rPr>
@@ -11863,7 +11778,7 @@
         <w:rPr>
           <w:lang w:val="en-US"/>
         </w:rPr>
-        <w:instrText xml:space="preserve"> ADDIN ZOTERO_ITEM CSL_CITATION {"citationID":"3BYos7hJ","properties":{"formattedCitation":"\\super 51\\nosupersub{}","plainCitation":"51","noteIndex":0},"citationItems":[{"id":"fP2t2TeH/q5yah3Lh","uris":["http://zotero.org/users/local/1JKiESOA/items/T76N3Q84"],"itemData":{"id":852,"type":"article-journal","abstract":"Machine learning methods are becoming integral to scientific inquiry in numerous disciplines. We demonstrated that machine learning can be used to predict the performance of a synthetic reaction in multidimensional chemical space using data obtained via high-throughput experimentation. We created scripts to compute and extract atomic, molecular, and vibrational descriptors for the components of a palladium-catalyzed Buchwald-Hartwig cross-coupling of aryl halides with 4-methylaniline in the presence of various potentially inhibitory additives. Using these descriptors as inputs and reaction yield as output, we showed that a random forest algorithm provides significantly improved predictive performance over linear regression analysis. The random forest model was also successfully applied to sparse training sets and out-of-sample prediction, suggesting its value in facilitating adoption of synthetic methodology.","container-title":"Science","DOI":"10.1126/science.aar5169","issue":"6385","note":"publisher: American Association for the Advancement of Science","page":"186-190","source":"science.org (Atypon)","title":"Predicting reaction performance in C–N cross-coupling using machine learning","volume":"360","author":[{"family":"Ahneman","given":"Derek T."},{"family":"Estrada","given":"Jesús G."},{"family":"Lin","given":"Shishi"},{"family":"Dreher","given":"Spencer D."},{"family":"Doyle","given":"Abigail G."}],"issued":{"date-parts":[["2018",4,13]]}}}],"schema":"https://github.com/citation-style-language/schema/raw/master/csl-citation.json"} </w:instrText>
+        <w:instrText xml:space="preserve"> ADDIN ZOTERO_ITEM CSL_CITATION {"citationID":"3BYos7hJ","properties":{"formattedCitation":"\\super 51\\nosupersub{}","plainCitation":"51","noteIndex":0},"citationItems":[{"id":"p8eBrFnr/u1ugSUfl","uris":["http://zotero.org/users/local/1JKiESOA/items/T76N3Q84"],"itemData":{"id":852,"type":"article-journal","abstract":"Machine learning methods are becoming integral to scientific inquiry in numerous disciplines. We demonstrated that machine learning can be used to predict the performance of a synthetic reaction in multidimensional chemical space using data obtained via high-throughput experimentation. We created scripts to compute and extract atomic, molecular, and vibrational descriptors for the components of a palladium-catalyzed Buchwald-Hartwig cross-coupling of aryl halides with 4-methylaniline in the presence of various potentially inhibitory additives. Using these descriptors as inputs and reaction yield as output, we showed that a random forest algorithm provides significantly improved predictive performance over linear regression analysis. The random forest model was also successfully applied to sparse training sets and out-of-sample prediction, suggesting its value in facilitating adoption of synthetic methodology.","container-title":"Science","DOI":"10.1126/science.aar5169","issue":"6385","note":"publisher: American Association for the Advancement of Science","page":"186-190","source":"science.org (Atypon)","title":"Predicting reaction performance in C–N cross-coupling using machine learning","volume":"360","author":[{"family":"Ahneman","given":"Derek T."},{"family":"Estrada","given":"Jesús G."},{"family":"Lin","given":"Shishi"},{"family":"Dreher","given":"Spencer D."},{"family":"Doyle","given":"Abigail G."}],"issued":{"date-parts":[["2018",4,13]]}}}],"schema":"https://github.com/citation-style-language/schema/raw/master/csl-citation.json"} </w:instrText>
       </w:r>
       <w:r>
         <w:rPr>
@@ -11895,21 +11810,7 @@
         <w:rPr>
           <w:lang w:val="en-US"/>
         </w:rPr>
-        <w:t xml:space="preserve"> For ECFPs, the bits were randomly shuffled for each molecule. For molecular graphs, both atom </w:t>
-      </w:r>
-      <w:proofErr w:type="gramStart"/>
-      <w:r>
-        <w:rPr>
-          <w:lang w:val="en-US"/>
-        </w:rPr>
-        <w:t>features</w:t>
-      </w:r>
-      <w:proofErr w:type="gramEnd"/>
-      <w:r>
-        <w:rPr>
-          <w:lang w:val="en-US"/>
-        </w:rPr>
-        <w:t xml:space="preserve"> and adjacency matrices were randomized. All data is perturbed once at the start of an active learning experiment, so that features stay consistent across active learning cycles. For each experiment, three perturbations with different random seeds were performed</w:t>
+        <w:t xml:space="preserve"> For ECFPs, the bits were randomly shuffled for each molecule. For molecular graphs, both atom features and adjacency matrices were randomized. All data is perturbed once at the start of an active learning experiment, so that features stay consistent across active learning cycles. For each experiment, three perturbations with different random seeds were performed</w:t>
       </w:r>
       <w:r>
         <w:rPr>
@@ -12897,7 +12798,7 @@
         <w:rPr>
           <w:lang w:val="en-US"/>
         </w:rPr>
-        <w:instrText xml:space="preserve"> ADDIN ZOTERO_ITEM CSL_CITATION {"citationID":"SXrceDL3","properties":{"formattedCitation":"\\super 59\\nosupersub{}","plainCitation":"59","noteIndex":0},"citationItems":[{"id":931,"uris":["http://zotero.org/groups/5151721/items/XLMWLZEK"],"itemData":{"id":931,"type":"article","abstract":"Information theoretic active learning has been widely studied for probabilistic models. For simple regression an optimal myopic policy is easily tractable. However, for other tasks and with more complex models, such as classification with nonparametric models, the optimal solution is harder to compute. Current approaches make approximations to achieve tractability. We propose an approach that expresses information gain in terms of predictive entropies, and apply this method to the Gaussian Process Classifier (GPC). Our approach makes minimal approximations to the full information theoretic objective. Our experimental performance compares favourably to many popular active learning algorithms, and has equal or lower computational complexity. We compare well to decision theoretic approaches also, which are privy to more information and require much more computational time. Secondly, by developing further a reformulation of binary preference learning to a classification problem, we extend our algorithm to Gaussian Process preference learning.","note":"arXiv:1112.5745 [cs, stat]","number":"arXiv:1112.5745","publisher":"arXiv","source":"arXiv.org","title":"Bayesian Active Learning for Classification and Preference Learning","URL":"http://arxiv.org/abs/1112.5745","author":[{"family":"Houlsby","given":"Neil"},{"family":"Huszár","given":"Ferenc"},{"family":"Ghahramani","given":"Zoubin"},{"family":"Lengyel","given":"Máté"}],"accessed":{"date-parts":[["2023",9,6]]},"issued":{"date-parts":[["2011",12,24]]}}}],"schema":"https://github.com/citation-style-language/schema/raw/master/csl-citation.json"} </w:instrText>
+        <w:instrText xml:space="preserve"> ADDIN ZOTERO_ITEM CSL_CITATION {"citationID":"SXrceDL3","properties":{"formattedCitation":"\\super 49\\nosupersub{}","plainCitation":"49","noteIndex":0},"citationItems":[{"id":931,"uris":["http://zotero.org/groups/5151721/items/XLMWLZEK"],"itemData":{"id":931,"type":"article-journal","abstract":"Information theoretic active learning has been widely studied for probabilistic models. For simple regression an optimal myopic policy is easily tractable. However, for other tasks and with more complex models, such as classification with nonparametric models, the optimal solution is harder to compute. Current approaches make approximations to achieve tractability. We propose an approach that expresses information gain in terms of predictive entropies, and apply this method to the Gaussian Process Classifier (GPC). Our approach makes minimal approximations to the full information theoretic objective. Our experimental performance compares favourably to many popular active learning algorithms, and has equal or lower computational complexity. We compare well to decision theoretic approaches also, which are privy to more information and require much more computational time. Secondly, by developing further a reformulation of binary preference learning to a classification problem, we extend our algorithm to Gaussian Process preference learning.","container-title":"ArXiv (preprint)","note":"arXiv:1112.5745 [cs, stat]","source":"arXiv.org","title":"Bayesian Active Learning for Classification and Preference Learning","URL":"http://arxiv.org/abs/1112.5745","author":[{"family":"Houlsby","given":"Neil"},{"family":"Huszár","given":"Ferenc"},{"family":"Ghahramani","given":"Zoubin"},{"family":"Lengyel","given":"Máté"}],"accessed":{"date-parts":[["2023",9,6]]},"issued":{"date-parts":[["2011",12,24]]}}}],"schema":"https://github.com/citation-style-language/schema/raw/master/csl-citation.json"} </w:instrText>
       </w:r>
       <w:r>
         <w:rPr>
@@ -12910,7 +12811,7 @@
           <w:kern w:val="0"/>
           <w:vertAlign w:val="superscript"/>
         </w:rPr>
-        <w:t>59</w:t>
+        <w:t>49</w:t>
       </w:r>
       <w:r>
         <w:rPr>
@@ -12941,7 +12842,7 @@
         <w:rPr>
           <w:lang w:val="en-US"/>
         </w:rPr>
-        <w:instrText xml:space="preserve"> ADDIN ZOTERO_ITEM CSL_CITATION {"citationID":"jKlTVw7H","properties":{"formattedCitation":"\\super 60\\nosupersub{}","plainCitation":"60","noteIndex":0},"citationItems":[{"id":895,"uris":["http://zotero.org/groups/5151721/items/DYEHJQ7V"],"itemData":{"id":895,"type":"paper-conference","container-title":"Advances in Neural Information Processing Systems","publisher":"Curran Associates, Inc.","title":"BatchBALD: Efficient and Diverse Batch Acquisition for Deep Bayesian Active Learning","URL":"https://proceedings.neurips.cc/paper_files/paper/2019/file/95323660ed2124450caaac2c46b5ed90-Paper.pdf","volume":"32","author":[{"family":"Kirsch","given":"Andreas"},{"family":"Amersfoort","given":"Joost","non-dropping-particle":"van"},{"family":"Gal","given":"Yarin"}],"editor":[{"family":"Wallach","given":"H."},{"family":"Larochelle","given":"H."},{"family":"Beygelzimer","given":"A."},{"family":"Alché-Buc","given":"F.","dropping-particle":"d'"},{"family":"Fox","given":"E."},{"family":"Garnett","given":"R."}],"issued":{"date-parts":[["2019"]]}}}],"schema":"https://github.com/citation-style-language/schema/raw/master/csl-citation.json"} </w:instrText>
+        <w:instrText xml:space="preserve"> ADDIN ZOTERO_ITEM CSL_CITATION {"citationID":"jKlTVw7H","properties":{"formattedCitation":"\\super 59\\nosupersub{}","plainCitation":"59","noteIndex":0},"citationItems":[{"id":895,"uris":["http://zotero.org/groups/5151721/items/DYEHJQ7V"],"itemData":{"id":895,"type":"article-journal","container-title":"Advances in Neural Information Processing Systems 32","title":"BatchBALD: Efficient and Diverse Batch Acquisition for Deep Bayesian Active Learning","URL":"https://proceedings.neurips.cc/paper_files/paper/2019/file/95323660ed2124450caaac2c46b5ed90-Paper.pdf","author":[{"family":"Kirsch","given":"Andreas"},{"family":"Amersfoort","given":"Joost","non-dropping-particle":"van"},{"family":"Gal","given":"Yarin"}],"editor":[{"family":"Wallach","given":"H."},{"family":"Larochelle","given":"H."},{"family":"Beygelzimer","given":"A."},{"family":"Alché-Buc","given":"F.","dropping-particle":"d'"},{"family":"Fox","given":"E."},{"family":"Garnett","given":"R."}],"issued":{"date-parts":[["2019"]]}}}],"schema":"https://github.com/citation-style-language/schema/raw/master/csl-citation.json"} </w:instrText>
       </w:r>
       <w:r>
         <w:rPr>
@@ -12954,7 +12855,7 @@
           <w:kern w:val="0"/>
           <w:vertAlign w:val="superscript"/>
         </w:rPr>
-        <w:t>60</w:t>
+        <w:t>59</w:t>
       </w:r>
       <w:r>
         <w:rPr>
@@ -13208,7 +13109,7 @@
         <w:fldChar w:fldCharType="begin"/>
       </w:r>
       <w:r>
-        <w:instrText xml:space="preserve"> ADDIN ZOTERO_ITEM CSL_CITATION {"citationID":"UnBxnanF","properties":{"formattedCitation":"\\super 60,61\\nosupersub{}","plainCitation":"60,61","noteIndex":0},"citationItems":[{"id":895,"uris":["http://zotero.org/groups/5151721/items/DYEHJQ7V"],"itemData":{"id":895,"type":"paper-conference","container-title":"Advances in Neural Information Processing Systems","publisher":"Curran Associates, Inc.","title":"BatchBALD: Efficient and Diverse Batch Acquisition for Deep Bayesian Active Learning","URL":"https://proceedings.neurips.cc/paper_files/paper/2019/file/95323660ed2124450caaac2c46b5ed90-Paper.pdf","volume":"32","author":[{"family":"Kirsch","given":"Andreas"},{"family":"Amersfoort","given":"Joost","non-dropping-particle":"van"},{"family":"Gal","given":"Yarin"}],"editor":[{"family":"Wallach","given":"H."},{"family":"Larochelle","given":"H."},{"family":"Beygelzimer","given":"A."},{"family":"Alché-Buc","given":"F.","dropping-particle":"d'"},{"family":"Fox","given":"E."},{"family":"Garnett","given":"R."}],"issued":{"date-parts":[["2019"]]}}},{"id":898,"uris":["http://zotero.org/groups/5151721/items/VT6AXUC8"],"itemData":{"id":898,"type":"paper-conference","container-title":"Advances in Neural Information Processing Systems","page":"11933–11944","publisher":"Curran Associates, Inc.","title":"Batch Active Learning at Scale","URL":"https://proceedings.neurips.cc/paper_files/paper/2021/file/64254db8396e404d9223914a0bd355d2-Paper.pdf","volume":"34","author":[{"family":"Citovsky","given":"Gui"},{"family":"DeSalvo","given":"Giulia"},{"family":"Gentile","given":"Claudio"},{"family":"Karydas","given":"Lazaros"},{"family":"Rajagopalan","given":"Anand"},{"family":"Rostamizadeh","given":"Afshin"},{"family":"Kumar","given":"Sanjiv"}],"editor":[{"family":"Ranzato","given":"M."},{"family":"Beygelzimer","given":"A."},{"family":"Dauphin","given":"Y."},{"family":"Liang","given":"P. S."},{"family":"Vaughan","given":"J. Wortman"}],"issued":{"date-parts":[["2021"]]}}}],"schema":"https://github.com/citation-style-language/schema/raw/master/csl-citation.json"} </w:instrText>
+        <w:instrText xml:space="preserve"> ADDIN ZOTERO_ITEM CSL_CITATION {"citationID":"UnBxnanF","properties":{"formattedCitation":"\\super 59,60\\nosupersub{}","plainCitation":"59,60","noteIndex":0},"citationItems":[{"id":895,"uris":["http://zotero.org/groups/5151721/items/DYEHJQ7V"],"itemData":{"id":895,"type":"article-journal","container-title":"Advances in Neural Information Processing Systems 32","title":"BatchBALD: Efficient and Diverse Batch Acquisition for Deep Bayesian Active Learning","URL":"https://proceedings.neurips.cc/paper_files/paper/2019/file/95323660ed2124450caaac2c46b5ed90-Paper.pdf","author":[{"family":"Kirsch","given":"Andreas"},{"family":"Amersfoort","given":"Joost","non-dropping-particle":"van"},{"family":"Gal","given":"Yarin"}],"editor":[{"family":"Wallach","given":"H."},{"family":"Larochelle","given":"H."},{"family":"Beygelzimer","given":"A."},{"family":"Alché-Buc","given":"F.","dropping-particle":"d'"},{"family":"Fox","given":"E."},{"family":"Garnett","given":"R."}],"issued":{"date-parts":[["2019"]]}}},{"id":898,"uris":["http://zotero.org/groups/5151721/items/VT6AXUC8"],"itemData":{"id":898,"type":"article-journal","container-title":"Advances in Neural Information Processing Systems 34","title":"Batch Active Learning at Scale","URL":"https://proceedings.neurips.cc/paper_files/paper/2021/file/64254db8396e404d9223914a0bd355d2-Paper.pdf","author":[{"family":"Citovsky","given":"Gui"},{"family":"DeSalvo","given":"Giulia"},{"family":"Gentile","given":"Claudio"},{"family":"Karydas","given":"Lazaros"},{"family":"Rajagopalan","given":"Anand"},{"family":"Rostamizadeh","given":"Afshin"},{"family":"Kumar","given":"Sanjiv"}],"editor":[{"family":"Ranzato","given":"M."},{"family":"Beygelzimer","given":"A."},{"family":"Dauphin","given":"Y."},{"family":"Liang","given":"P. S."},{"family":"Vaughan","given":"J. Wortman"}],"issued":{"date-parts":[["2021"]]}}}],"schema":"https://github.com/citation-style-language/schema/raw/master/csl-citation.json"} </w:instrText>
       </w:r>
       <w:r>
         <w:fldChar w:fldCharType="separate"/>
@@ -13218,7 +13119,7 @@
           <w:kern w:val="0"/>
           <w:vertAlign w:val="superscript"/>
         </w:rPr>
-        <w:t>60,61</w:t>
+        <w:t>59,60</w:t>
       </w:r>
       <w:r>
         <w:fldChar w:fldCharType="end"/>
@@ -13267,7 +13168,7 @@
           <w:szCs w:val="18"/>
         </w:rPr>
         <w:drawing>
-          <wp:inline distT="0" distB="0" distL="0" distR="0" wp14:anchorId="26FB2DCD" wp14:editId="4A9E42F8">
+          <wp:inline distT="0" distB="0" distL="0" distR="0" wp14:anchorId="26FB2DCD" wp14:editId="4EB2F446">
             <wp:extent cx="4632572" cy="1649095"/>
             <wp:effectExtent l="0" t="0" r="3175" b="1905"/>
             <wp:docPr id="1942260319" name="Picture 5"/>
@@ -13548,7 +13449,7 @@
           <w:sz w:val="20"/>
           <w:szCs w:val="20"/>
         </w:rPr>
-        <w:instrText xml:space="preserve"> ADDIN ZOTERO_ITEM CSL_CITATION {"citationID":"lIGnGrMa","properties":{"formattedCitation":"\\super 52\\nosupersub{}","plainCitation":"52","noteIndex":0},"citationItems":[{"id":899,"uris":["http://zotero.org/groups/5151721/items/EP7BKLWR"],"itemData":{"id":899,"type":"article","abstract":"UMAP (Uniform Manifold Approximation and Projection) is a novel manifold learning technique for dimension reduction. UMAP is constructed from a theoretical framework based in Riemannian geometry and algebraic topology. The result is a practical scalable algorithm that applies to real world data. The UMAP algorithm is competitive with t-SNE for visualization quality, and arguably preserves more of the global structure with superior run time performance. Furthermore, UMAP has no computational restrictions on embedding dimension, making it viable as a general purpose dimension reduction technique for machine learning.","DOI":"10.48550/arXiv.1802.03426","note":"arXiv:1802.03426 [cs, stat]","number":"arXiv:1802.03426","publisher":"arXiv","source":"arXiv.org","title":"UMAP: Uniform Manifold Approximation and Projection for Dimension Reduction","title-short":"UMAP","URL":"http://arxiv.org/abs/1802.03426","author":[{"family":"McInnes","given":"Leland"},{"family":"Healy","given":"John"},{"family":"Melville","given":"James"}],"accessed":{"date-parts":[["2023",8,21]]},"issued":{"date-parts":[["2020",9,17]]}}}],"schema":"https://github.com/citation-style-language/schema/raw/master/csl-citation.json"} </w:instrText>
+        <w:instrText xml:space="preserve"> ADDIN ZOTERO_ITEM CSL_CITATION {"citationID":"lIGnGrMa","properties":{"formattedCitation":"\\super 52\\nosupersub{}","plainCitation":"52","noteIndex":0},"citationItems":[{"id":899,"uris":["http://zotero.org/groups/5151721/items/EP7BKLWR"],"itemData":{"id":899,"type":"article-journal","abstract":"UMAP (Uniform Manifold Approximation and Projection) is a novel manifold learning technique for dimension reduction. UMAP is constructed from a theoretical framework based in Riemannian geometry and algebraic topology. The result is a practical scalable algorithm that applies to real world data. The UMAP algorithm is competitive with t-SNE for visualization quality, and arguably preserves more of the global structure with superior run time performance. Furthermore, UMAP has no computational restrictions on embedding dimension, making it viable as a general purpose dimension reduction technique for machine learning.","container-title":"ArXiv (preprint)","note":"arXiv:1802.03426 [cs, stat]","source":"arXiv.org","title":"UMAP: Uniform Manifold Approximation and Projection for Dimension Reduction","title-short":"UMAP","URL":"http://arxiv.org/abs/1802.03426","author":[{"family":"McInnes","given":"Leland"},{"family":"Healy","given":"John"},{"family":"Melville","given":"James"}],"accessed":{"date-parts":[["2023",8,21]]},"issued":{"date-parts":[["2020",9,17]]}}}],"schema":"https://github.com/citation-style-language/schema/raw/master/csl-citation.json"} </w:instrText>
       </w:r>
       <w:r>
         <w:rPr>
@@ -13620,7 +13521,7 @@
           <w:szCs w:val="20"/>
         </w:rPr>
         <w:drawing>
-          <wp:inline distT="0" distB="0" distL="0" distR="0" wp14:anchorId="1B0E0EBD" wp14:editId="657786CA">
+          <wp:inline distT="0" distB="0" distL="0" distR="0" wp14:anchorId="1B0E0EBD" wp14:editId="12367854">
             <wp:extent cx="4681728" cy="1094099"/>
             <wp:effectExtent l="0" t="0" r="0" b="0"/>
             <wp:docPr id="2020914492" name="Picture 1"/>
@@ -13788,7 +13689,7 @@
         </w:rPr>
         <w:lastRenderedPageBreak/>
         <w:drawing>
-          <wp:inline distT="0" distB="0" distL="0" distR="0" wp14:anchorId="21085EB5" wp14:editId="18748EFD">
+          <wp:inline distT="0" distB="0" distL="0" distR="0" wp14:anchorId="21085EB5" wp14:editId="7476F233">
             <wp:extent cx="4681728" cy="3968496"/>
             <wp:effectExtent l="0" t="0" r="5080" b="0"/>
             <wp:docPr id="416304714" name="Picture 3"/>
@@ -13901,7 +13802,7 @@
           <w:sz w:val="20"/>
           <w:szCs w:val="20"/>
         </w:rPr>
-        <w:instrText xml:space="preserve"> ADDIN ZOTERO_ITEM CSL_CITATION {"citationID":"kZQ1DvTL","properties":{"formattedCitation":"\\super 47\\nosupersub{}","plainCitation":"47","noteIndex":0},"citationItems":[{"id":930,"uris":["http://zotero.org/groups/5151721/items/A67DS5ES"],"itemData":{"id":930,"type":"article-journal","container-title":"Journal of Chemical Information and Modeling","DOI":"10.1021/ci100050t","ISSN":"1549-9596, 1549-960X","issue":"5","journalAbbreviation":"J. Chem. Inf. Model.","language":"en","page":"742-754","source":"DOI.org (Crossref)","title":"Extended-Connectivity Fingerprints","volume":"50","author":[{"family":"Rogers","given":"David"},{"family":"Hahn","given":"Mathew"}],"issued":{"date-parts":[["2010",5,24]]}}}],"schema":"https://github.com/citation-style-language/schema/raw/master/csl-citation.json"} </w:instrText>
+        <w:instrText xml:space="preserve"> ADDIN ZOTERO_ITEM CSL_CITATION {"citationID":"kZQ1DvTL","properties":{"formattedCitation":"\\super 45\\nosupersub{}","plainCitation":"45","noteIndex":0},"citationItems":[{"id":930,"uris":["http://zotero.org/groups/5151721/items/A67DS5ES"],"itemData":{"id":930,"type":"article-journal","container-title":"Journal of Chemical Information and Modeling","DOI":"10.1021/ci100050t","ISSN":"1549-9596, 1549-960X","issue":"5","journalAbbreviation":"J. Chem. Inf. Model.","language":"en","page":"742-754","source":"DOI.org (Crossref)","title":"Extended-Connectivity Fingerprints","volume":"50","author":[{"family":"Rogers","given":"David"},{"family":"Hahn","given":"Mathew"}],"issued":{"date-parts":[["2010",5,24]]}}}],"schema":"https://github.com/citation-style-language/schema/raw/master/csl-citation.json"} </w:instrText>
       </w:r>
       <w:r>
         <w:rPr>
@@ -13916,7 +13817,7 @@
           <w:sz w:val="20"/>
           <w:vertAlign w:val="superscript"/>
         </w:rPr>
-        <w:t>47</w:t>
+        <w:t>45</w:t>
       </w:r>
       <w:r>
         <w:rPr>
@@ -14067,7 +13968,7 @@
         </w:rPr>
         <w:lastRenderedPageBreak/>
         <w:drawing>
-          <wp:inline distT="0" distB="0" distL="0" distR="0" wp14:anchorId="251CDCE6" wp14:editId="4B15A555">
+          <wp:inline distT="0" distB="0" distL="0" distR="0" wp14:anchorId="251CDCE6" wp14:editId="212DC8A4">
             <wp:extent cx="4681728" cy="2824303"/>
             <wp:effectExtent l="0" t="0" r="5080" b="0"/>
             <wp:docPr id="632254634" name="Picture 1"/>
@@ -14735,7 +14636,7 @@
         </w:rPr>
         <w:lastRenderedPageBreak/>
         <w:drawing>
-          <wp:inline distT="0" distB="0" distL="0" distR="0" wp14:anchorId="67767AF0" wp14:editId="4DA572CB">
+          <wp:inline distT="0" distB="0" distL="0" distR="0" wp14:anchorId="67767AF0" wp14:editId="6B89D142">
             <wp:extent cx="4681728" cy="2331720"/>
             <wp:effectExtent l="0" t="0" r="5080" b="5080"/>
             <wp:docPr id="1969611087" name="Picture 1"/>
@@ -14941,7 +14842,7 @@
         </w:rPr>
         <w:lastRenderedPageBreak/>
         <w:drawing>
-          <wp:inline distT="0" distB="0" distL="0" distR="0" wp14:anchorId="78264FD6" wp14:editId="06DFAABB">
+          <wp:inline distT="0" distB="0" distL="0" distR="0" wp14:anchorId="78264FD6" wp14:editId="334B51B1">
             <wp:extent cx="4681728" cy="3904488"/>
             <wp:effectExtent l="0" t="0" r="5080" b="0"/>
             <wp:docPr id="1438110358" name="Picture 1"/>
@@ -15038,7 +14939,7 @@
           <w:sz w:val="20"/>
           <w:szCs w:val="20"/>
         </w:rPr>
-        <w:instrText xml:space="preserve"> ADDIN ZOTERO_ITEM CSL_CITATION {"citationID":"ItprKgsw","properties":{"formattedCitation":"\\super 42\\nosupersub{}","plainCitation":"42","noteIndex":0},"citationItems":[{"id":886,"uris":["http://zotero.org/groups/5151721/items/TZZ9AFSV"],"itemData":{"id":886,"type":"article-journal","container-title":"Journal of Chemical Information and Modeling","DOI":"10.1021/acs.jcim.0c00155","ISSN":"1549-9596, 1549-960X","issue":"9","journalAbbreviation":"J. Chem. Inf. Model.","language":"en","page":"4263-4273","source":"DOI.org (Crossref)","title":"LIT-PCBA: An Unbiased Data Set for Machine Learning and Virtual Screening","title-short":"LIT-PCBA","volume":"60","author":[{"family":"Tran-Nguyen","given":"Viet-Khoa"},{"family":"Jacquemard","given":"Célien"},{"family":"Rognan","given":"Didier"}],"issued":{"date-parts":[["2020",9,28]]}}}],"schema":"https://github.com/citation-style-language/schema/raw/master/csl-citation.json"} </w:instrText>
+        <w:instrText xml:space="preserve"> ADDIN ZOTERO_ITEM CSL_CITATION {"citationID":"ItprKgsw","properties":{"formattedCitation":"\\super 40\\nosupersub{}","plainCitation":"40","noteIndex":0},"citationItems":[{"id":886,"uris":["http://zotero.org/groups/5151721/items/TZZ9AFSV"],"itemData":{"id":886,"type":"article-journal","container-title":"Journal of Chemical Information and Modeling","DOI":"10.1021/acs.jcim.0c00155","ISSN":"1549-9596, 1549-960X","issue":"9","journalAbbreviation":"J. Chem. Inf. Model.","language":"en","page":"4263-4273","source":"DOI.org (Crossref)","title":"LIT-PCBA: An Unbiased Data Set for Machine Learning and Virtual Screening","title-short":"LIT-PCBA","volume":"60","author":[{"family":"Tran-Nguyen","given":"Viet-Khoa"},{"family":"Jacquemard","given":"Célien"},{"family":"Rognan","given":"Didier"}],"issued":{"date-parts":[["2020",9,28]]}}}],"schema":"https://github.com/citation-style-language/schema/raw/master/csl-citation.json"} </w:instrText>
       </w:r>
       <w:r>
         <w:rPr>
@@ -15053,7 +14954,7 @@
           <w:sz w:val="20"/>
           <w:vertAlign w:val="superscript"/>
         </w:rPr>
-        <w:t>42</w:t>
+        <w:t>40</w:t>
       </w:r>
       <w:r>
         <w:rPr>
@@ -15411,7 +15312,7 @@
           <w:sz w:val="20"/>
           <w:szCs w:val="20"/>
         </w:rPr>
-        <w:instrText xml:space="preserve"> ADDIN ZOTERO_ITEM CSL_CITATION {"citationID":"t7hEVYAP","properties":{"formattedCitation":"\\super 42\\nosupersub{}","plainCitation":"42","noteIndex":0},"citationItems":[{"id":886,"uris":["http://zotero.org/groups/5151721/items/TZZ9AFSV"],"itemData":{"id":886,"type":"article-journal","container-title":"Journal of Chemical Information and Modeling","DOI":"10.1021/acs.jcim.0c00155","ISSN":"1549-9596, 1549-960X","issue":"9","journalAbbreviation":"J. Chem. Inf. Model.","language":"en","page":"4263-4273","source":"DOI.org (Crossref)","title":"LIT-PCBA: An Unbiased Data Set for Machine Learning and Virtual Screening","title-short":"LIT-PCBA","volume":"60","author":[{"family":"Tran-Nguyen","given":"Viet-Khoa"},{"family":"Jacquemard","given":"Célien"},{"family":"Rognan","given":"Didier"}],"issued":{"date-parts":[["2020",9,28]]}}}],"schema":"https://github.com/citation-style-language/schema/raw/master/csl-citation.json"} </w:instrText>
+        <w:instrText xml:space="preserve"> ADDIN ZOTERO_ITEM CSL_CITATION {"citationID":"t7hEVYAP","properties":{"formattedCitation":"\\super 40\\nosupersub{}","plainCitation":"40","noteIndex":0},"citationItems":[{"id":886,"uris":["http://zotero.org/groups/5151721/items/TZZ9AFSV"],"itemData":{"id":886,"type":"article-journal","container-title":"Journal of Chemical Information and Modeling","DOI":"10.1021/acs.jcim.0c00155","ISSN":"1549-9596, 1549-960X","issue":"9","journalAbbreviation":"J. Chem. Inf. Model.","language":"en","page":"4263-4273","source":"DOI.org (Crossref)","title":"LIT-PCBA: An Unbiased Data Set for Machine Learning and Virtual Screening","title-short":"LIT-PCBA","volume":"60","author":[{"family":"Tran-Nguyen","given":"Viet-Khoa"},{"family":"Jacquemard","given":"Célien"},{"family":"Rognan","given":"Didier"}],"issued":{"date-parts":[["2020",9,28]]}}}],"schema":"https://github.com/citation-style-language/schema/raw/master/csl-citation.json"} </w:instrText>
       </w:r>
       <w:r>
         <w:rPr>
@@ -15426,7 +15327,7 @@
           <w:sz w:val="20"/>
           <w:vertAlign w:val="superscript"/>
         </w:rPr>
-        <w:t>42</w:t>
+        <w:t>40</w:t>
       </w:r>
       <w:r>
         <w:rPr>
@@ -15612,7 +15513,7 @@
           <w:sz w:val="18"/>
           <w:szCs w:val="18"/>
         </w:rPr>
-        <w:instrText xml:space="preserve"> ADDIN ZOTERO_ITEM CSL_CITATION {"citationID":"VwEU0O7I","properties":{"formattedCitation":"\\super 13\\nosupersub{}","plainCitation":"13","noteIndex":0},"citationItems":[{"id":906,"uris":["http://zotero.org/groups/5151721/items/N55XQURX"],"itemData":{"id":906,"type":"article-journal","container-title":"Drug Discovery Today","DOI":"10.1016/j.drudis.2014.12.004","ISSN":"13596446","issue":"4","journalAbbreviation":"Drug Discovery Today","language":"en","page":"458-465","source":"DOI.org (Crossref)","title":"Active-learning strategies in computer-assisted drug discovery","volume":"20","author":[{"family":"Reker","given":"Daniel"},{"family":"Schneider","given":"Gisbert"}],"issued":{"date-parts":[["2015",4]]}}}],"schema":"https://github.com/citation-style-language/schema/raw/master/csl-citation.json"} </w:instrText>
+        <w:instrText xml:space="preserve"> ADDIN ZOTERO_ITEM CSL_CITATION {"citationID":"VwEU0O7I","properties":{"formattedCitation":"\\super 12\\nosupersub{}","plainCitation":"12","noteIndex":0},"citationItems":[{"id":906,"uris":["http://zotero.org/groups/5151721/items/N55XQURX"],"itemData":{"id":906,"type":"article-journal","container-title":"Drug Discovery Today","DOI":"10.1016/j.drudis.2014.12.004","ISSN":"13596446","issue":"4","journalAbbreviation":"Drug Discovery Today","language":"en","page":"458-465","source":"DOI.org (Crossref)","title":"Active-learning strategies in computer-assisted drug discovery","volume":"20","author":[{"family":"Reker","given":"Daniel"},{"family":"Schneider","given":"Gisbert"}],"issued":{"date-parts":[["2015",4]]}}}],"schema":"https://github.com/citation-style-language/schema/raw/master/csl-citation.json"} </w:instrText>
       </w:r>
       <w:r>
         <w:rPr>
@@ -15628,7 +15529,7 @@
           <w:sz w:val="18"/>
           <w:vertAlign w:val="superscript"/>
         </w:rPr>
-        <w:t>13</w:t>
+        <w:t>12</w:t>
       </w:r>
       <w:r>
         <w:rPr>
@@ -15657,7 +15558,7 @@
           <w:sz w:val="18"/>
           <w:szCs w:val="18"/>
         </w:rPr>
-        <w:instrText xml:space="preserve"> ADDIN ZOTERO_ITEM CSL_CITATION {"citationID":"BTlIq97M","properties":{"formattedCitation":"\\super 28\\nosupersub{}","plainCitation":"28","noteIndex":0},"citationItems":[{"id":980,"uris":["http://zotero.org/groups/5151721/items/KQRL2I8T"],"itemData":{"id":980,"type":"article-journal","abstract":"We report a statistically principled method to quantify the uncertainty of machine learning models for molecular properties prediction. We show that this uncertainty estimate can be used to judiciously design experiments.\n          , \n            Predicting bioactivity and physical properties of small molecules is a central challenge in drug discovery. Deep learning is becoming the method of choice but studies to date focus on mean accuracy as the main metric. However, to replace costly and mission-critical experiments by models, a high mean accuracy is not enough: outliers can derail a discovery campaign, thus models need to reliably predict when it will fail, even when the training data is biased; experiments are expensive, thus models need to be data-efficient and suggest informative training sets using active learning. We show that uncertainty quantification and active learning can be achieved by Bayesian semi-supervised graph convolutional neural networks. The Bayesian approach estimates uncertainty in a statistically principled way through sampling from the posterior distribution. Semi-supervised learning disentangles representation learning and regression, keeping uncertainty estimates accurate in the low data limit and allowing the model to start active learning from a small initial pool of training data. Our study highlights the promise of Bayesian deep learning for chemistry.","container-title":"Chemical Science","DOI":"10.1039/C9SC00616H","ISSN":"2041-6520, 2041-6539","issue":"35","journalAbbreviation":"Chem. Sci.","language":"en","page":"8154-8163","source":"DOI.org (Crossref)","title":"Bayesian semi-supervised learning for uncertainty-calibrated prediction of molecular properties and active learning","volume":"10","author":[{"family":"Zhang","given":"Yao"},{"family":"Lee","given":"Alpha A."}],"issued":{"date-parts":[["2019"]]}}}],"schema":"https://github.com/citation-style-language/schema/raw/master/csl-citation.json"} </w:instrText>
+        <w:instrText xml:space="preserve"> ADDIN ZOTERO_ITEM CSL_CITATION {"citationID":"BTlIq97M","properties":{"formattedCitation":"\\super 27\\nosupersub{}","plainCitation":"27","noteIndex":0},"citationItems":[{"id":980,"uris":["http://zotero.org/groups/5151721/items/KQRL2I8T"],"itemData":{"id":980,"type":"article-journal","abstract":"We report a statistically principled method to quantify the uncertainty of machine learning models for molecular properties prediction. We show that this uncertainty estimate can be used to judiciously design experiments.\n          , \n            Predicting bioactivity and physical properties of small molecules is a central challenge in drug discovery. Deep learning is becoming the method of choice but studies to date focus on mean accuracy as the main metric. However, to replace costly and mission-critical experiments by models, a high mean accuracy is not enough: outliers can derail a discovery campaign, thus models need to reliably predict when it will fail, even when the training data is biased; experiments are expensive, thus models need to be data-efficient and suggest informative training sets using active learning. We show that uncertainty quantification and active learning can be achieved by Bayesian semi-supervised graph convolutional neural networks. The Bayesian approach estimates uncertainty in a statistically principled way through sampling from the posterior distribution. Semi-supervised learning disentangles representation learning and regression, keeping uncertainty estimates accurate in the low data limit and allowing the model to start active learning from a small initial pool of training data. Our study highlights the promise of Bayesian deep learning for chemistry.","container-title":"Chemical Science","DOI":"10.1039/C9SC00616H","ISSN":"2041-6520, 2041-6539","issue":"35","journalAbbreviation":"Chem. Sci.","language":"en","page":"8154-8163","source":"DOI.org (Crossref)","title":"Bayesian semi-supervised learning for uncertainty-calibrated prediction of molecular properties and active learning","volume":"10","author":[{"family":"Zhang","given":"Yao"},{"family":"Lee","given":"Alpha A."}],"issued":{"date-parts":[["2019"]]}}}],"schema":"https://github.com/citation-style-language/schema/raw/master/csl-citation.json"} </w:instrText>
       </w:r>
       <w:r>
         <w:rPr>
@@ -15673,7 +15574,7 @@
           <w:sz w:val="18"/>
           <w:vertAlign w:val="superscript"/>
         </w:rPr>
-        <w:t>28</w:t>
+        <w:t>27</w:t>
       </w:r>
       <w:r>
         <w:rPr>
@@ -15744,7 +15645,7 @@
           <w:sz w:val="18"/>
           <w:szCs w:val="18"/>
         </w:rPr>
-        <w:instrText xml:space="preserve"> ADDIN ZOTERO_ITEM CSL_CITATION {"citationID":"eEhEanWF","properties":{"formattedCitation":"\\super 21\\nosupersub{}","plainCitation":"21","noteIndex":0},"citationItems":[{"id":957,"uris":["http://zotero.org/groups/5151721/items/XDUB7LZD"],"itemData":{"id":957,"type":"article-journal","container-title":"Journal of Chemical Information and Modeling","DOI":"10.1021/acs.jcim.2c00602","ISSN":"1549-9596, 1549-960X","issue":"17","journalAbbreviation":"J. Chem. Inf. Model.","language":"en","page":"3970-3981","source":"DOI.org (Crossref)","title":"Batched Bayesian Optimization for Drug Design in Noisy Environments","volume":"62","author":[{"family":"Bellamy","given":"Hugo"},{"family":"Rehim","given":"Abbi Abdel"},{"family":"Orhobor","given":"Oghenejokpeme I."},{"family":"King","given":"Ross"}],"issued":{"date-parts":[["2022",9,12]]}}}],"schema":"https://github.com/citation-style-language/schema/raw/master/csl-citation.json"} </w:instrText>
+        <w:instrText xml:space="preserve"> ADDIN ZOTERO_ITEM CSL_CITATION {"citationID":"eEhEanWF","properties":{"formattedCitation":"\\super 20\\nosupersub{}","plainCitation":"20","noteIndex":0},"citationItems":[{"id":957,"uris":["http://zotero.org/groups/5151721/items/XDUB7LZD"],"itemData":{"id":957,"type":"article-journal","container-title":"Journal of Chemical Information and Modeling","DOI":"10.1021/acs.jcim.2c00602","ISSN":"1549-9596, 1549-960X","issue":"17","journalAbbreviation":"J. Chem. Inf. Model.","language":"en","page":"3970-3981","source":"DOI.org (Crossref)","title":"Batched Bayesian Optimization for Drug Design in Noisy Environments","volume":"62","author":[{"family":"Bellamy","given":"Hugo"},{"family":"Rehim","given":"Abbi Abdel"},{"family":"Orhobor","given":"Oghenejokpeme I."},{"family":"King","given":"Ross"}],"issued":{"date-parts":[["2022",9,12]]}}}],"schema":"https://github.com/citation-style-language/schema/raw/master/csl-citation.json"} </w:instrText>
       </w:r>
       <w:r>
         <w:rPr>
@@ -15761,7 +15662,7 @@
           <w:sz w:val="18"/>
           <w:vertAlign w:val="superscript"/>
         </w:rPr>
-        <w:t>21</w:t>
+        <w:t>20</w:t>
       </w:r>
       <w:r>
         <w:rPr>
@@ -15807,7 +15708,7 @@
           <w:sz w:val="18"/>
           <w:szCs w:val="18"/>
         </w:rPr>
-        <w:instrText xml:space="preserve"> ADDIN ZOTERO_ITEM CSL_CITATION {"citationID":"vMxZp1Kg","properties":{"formattedCitation":"\\super 30\\nosupersub{}","plainCitation":"30","noteIndex":0},"citationItems":[{"id":1068,"uris":["http://zotero.org/groups/5151721/items/LX63AYGG"],"itemData":{"id":1068,"type":"article-journal","abstract":"This paper presents a diversity-maximizing strategy for actively constructing a compact molecule set for training graph neural network molecular property models.\n          , \n            \n              This paper presents a diversity-maximizing strategy for actively constructing a compact molecule set for training graph neural network molecular property models. In particular, we consider the core-set selection problem,\n              viz.\n              , finding a training set\n              S\n              that is (1) representative and (2) a subset of a pre-defined space\n              U\n              of interest. The strategy iteratively adds new molecules into\n              S\n              so that the its diversity is maximized (in a greedy way) with respect to\n              U\n              ; the diversity itself is determined from a Euclidean distance metric of a feature vector that is extracted from the graph neural network model at that iteration. We apply this strategy to retrospectively construct compact training sets for a number of experimental and computed molecular properties and show that it outperforms random sampling of\n              U\n              in almost all cases. Random sampling and the proposed active learning strategy, however, perform similarly for the QM7 (computed heat of atomization) dataset; further inspection using data visualization and analysis indicates that this is attributable to the manner in which the molecule set was created to maximize functional group diversity. Our method, in general, is property agnostic and does not require the calculation of prediction uncertainty at each iteration.","container-title":"Molecular Systems Design &amp; Engineering","DOI":"10.1039/D2ME00073C","ISSN":"2058-9689","issue":"12","journalAbbreviation":"Mol. Syst. Des. Eng.","language":"en","page":"1697-1706","source":"DOI.org (Crossref)","title":"A diversity maximizing active learning strategy for graph neural network models of chemical properties","volume":"7","author":[{"family":"Li","given":"Bowen"},{"family":"Rangarajan","given":"Srinivas"}],"issued":{"date-parts":[["2022"]]}}}],"schema":"https://github.com/citation-style-language/schema/raw/master/csl-citation.json"} </w:instrText>
+        <w:instrText xml:space="preserve"> ADDIN ZOTERO_ITEM CSL_CITATION {"citationID":"vMxZp1Kg","properties":{"formattedCitation":"\\super 29\\nosupersub{}","plainCitation":"29","noteIndex":0},"citationItems":[{"id":1068,"uris":["http://zotero.org/groups/5151721/items/LX63AYGG"],"itemData":{"id":1068,"type":"article-journal","abstract":"This paper presents a diversity-maximizing strategy for actively constructing a compact molecule set for training graph neural network molecular property models.\n          , \n            \n              This paper presents a diversity-maximizing strategy for actively constructing a compact molecule set for training graph neural network molecular property models. In particular, we consider the core-set selection problem,\n              viz.\n              , finding a training set\n              S\n              that is (1) representative and (2) a subset of a pre-defined space\n              U\n              of interest. The strategy iteratively adds new molecules into\n              S\n              so that the its diversity is maximized (in a greedy way) with respect to\n              U\n              ; the diversity itself is determined from a Euclidean distance metric of a feature vector that is extracted from the graph neural network model at that iteration. We apply this strategy to retrospectively construct compact training sets for a number of experimental and computed molecular properties and show that it outperforms random sampling of\n              U\n              in almost all cases. Random sampling and the proposed active learning strategy, however, perform similarly for the QM7 (computed heat of atomization) dataset; further inspection using data visualization and analysis indicates that this is attributable to the manner in which the molecule set was created to maximize functional group diversity. Our method, in general, is property agnostic and does not require the calculation of prediction uncertainty at each iteration.","container-title":"Molecular Systems Design &amp; Engineering","DOI":"10.1039/D2ME00073C","ISSN":"2058-9689","issue":"12","journalAbbreviation":"Mol. Syst. Des. Eng.","language":"en","page":"1697-1706","source":"DOI.org (Crossref)","title":"A diversity maximizing active learning strategy for graph neural network models of chemical properties","volume":"7","author":[{"family":"Li","given":"Bowen"},{"family":"Rangarajan","given":"Srinivas"}],"issued":{"date-parts":[["2022"]]}}}],"schema":"https://github.com/citation-style-language/schema/raw/master/csl-citation.json"} </w:instrText>
       </w:r>
       <w:r>
         <w:rPr>
@@ -15823,7 +15724,7 @@
           <w:sz w:val="18"/>
           <w:vertAlign w:val="superscript"/>
         </w:rPr>
-        <w:t>30</w:t>
+        <w:t>29</w:t>
       </w:r>
       <w:r>
         <w:rPr>
@@ -15896,7 +15797,7 @@
           <w:sz w:val="18"/>
           <w:szCs w:val="18"/>
         </w:rPr>
-        <w:instrText xml:space="preserve"> ADDIN ZOTERO_ITEM CSL_CITATION {"citationID":"1eImdN3f","properties":{"formattedCitation":"\\super 62\\nosupersub{}","plainCitation":"62","noteIndex":0},"citationItems":[{"id":1149,"uris":["http://zotero.org/groups/5151721/items/BAJREI3B"],"itemData":{"id":1149,"type":"article-journal","container-title":"Journal of Chemical Information and Modeling","DOI":"10.1021/acs.jcim.4c00220","ISSN":"1549-9596, 1549-960X","issue":"6","journalAbbreviation":"J. Chem. Inf. Model.","language":"en","license":"https://creativecommons.org/licenses/by/4.0/","page":"1955-1965","source":"DOI.org (Crossref)","title":"Benchmarking Active Learning Protocols for Ligand-Binding Affinity Prediction","volume":"64","author":[{"family":"Gorantla","given":"Rohan"},{"family":"Kubincová","given":"Alžbeta"},{"family":"Suutari","given":"Benjamin"},{"family":"Cossins","given":"Benjamin P."},{"family":"Mey","given":"Antonia S. J. S."}],"issued":{"date-parts":[["2024",3,25]]}}}],"schema":"https://github.com/citation-style-language/schema/raw/master/csl-citation.json"} </w:instrText>
+        <w:instrText xml:space="preserve"> ADDIN ZOTERO_ITEM CSL_CITATION {"citationID":"1eImdN3f","properties":{"formattedCitation":"\\super 61\\nosupersub{}","plainCitation":"61","noteIndex":0},"citationItems":[{"id":1149,"uris":["http://zotero.org/groups/5151721/items/BAJREI3B"],"itemData":{"id":1149,"type":"article-journal","container-title":"Journal of Chemical Information and Modeling","DOI":"10.1021/acs.jcim.4c00220","ISSN":"1549-9596, 1549-960X","issue":"6","journalAbbreviation":"J. Chem. Inf. Model.","language":"en","license":"https://creativecommons.org/licenses/by/4.0/","page":"1955-1965","source":"DOI.org (Crossref)","title":"Benchmarking Active Learning Protocols for Ligand-Binding Affinity Prediction","volume":"64","author":[{"family":"Gorantla","given":"Rohan"},{"family":"Kubincová","given":"Alžbeta"},{"family":"Suutari","given":"Benjamin"},{"family":"Cossins","given":"Benjamin P."},{"family":"Mey","given":"Antonia S. J. S."}],"issued":{"date-parts":[["2024",3,25]]}}}],"schema":"https://github.com/citation-style-language/schema/raw/master/csl-citation.json"} </w:instrText>
       </w:r>
       <w:r>
         <w:rPr>
@@ -15913,7 +15814,7 @@
           <w:sz w:val="18"/>
           <w:vertAlign w:val="superscript"/>
         </w:rPr>
-        <w:t>62</w:t>
+        <w:t>61</w:t>
       </w:r>
       <w:r>
         <w:rPr>
@@ -15960,7 +15861,7 @@
           <w:sz w:val="18"/>
           <w:szCs w:val="18"/>
         </w:rPr>
-        <w:instrText xml:space="preserve"> ADDIN ZOTERO_ITEM CSL_CITATION {"citationID":"bewMAxyc","properties":{"formattedCitation":"\\super 18\\nosupersub{}","plainCitation":"18","noteIndex":0},"citationItems":[{"id":965,"uris":["http://zotero.org/groups/5151721/items/73IJ66GR"],"itemData":{"id":965,"type":"article-journal","container-title":"IBM Journal of Research and Development","DOI":"10.1147/JRD.2018.2881731","ISSN":"0018-8646, 0018-8646","issue":"6","journalAbbreviation":"IBM J. Res. &amp; Dev.","page":"2:1-2:7","source":"DOI.org (Crossref)","title":"Bayesian optimization for accelerated drug discovery","volume":"62","author":[{"family":"Pyzer-Knapp","given":"E. O."}],"issued":{"date-parts":[["2018",11,1]]}}}],"schema":"https://github.com/citation-style-language/schema/raw/master/csl-citation.json"} </w:instrText>
+        <w:instrText xml:space="preserve"> ADDIN ZOTERO_ITEM CSL_CITATION {"citationID":"bewMAxyc","properties":{"formattedCitation":"\\super 17\\nosupersub{}","plainCitation":"17","noteIndex":0},"citationItems":[{"id":965,"uris":["http://zotero.org/groups/5151721/items/73IJ66GR"],"itemData":{"id":965,"type":"article-journal","container-title":"IBM Journal of Research and Development","ISSN":"0018-8646, 0018-8646","issue":"6","journalAbbreviation":"IBM J. Res. &amp; Dev.","page":"2:1-2:7","source":"DOI.org (Crossref)","title":"Bayesian optimization for accelerated drug discovery","volume":"62","author":[{"family":"Pyzer-Knapp","given":"E. O."}],"issued":{"date-parts":[["2018",11,1]]}}}],"schema":"https://github.com/citation-style-language/schema/raw/master/csl-citation.json"} </w:instrText>
       </w:r>
       <w:r>
         <w:rPr>
@@ -15976,7 +15877,7 @@
           <w:sz w:val="18"/>
           <w:vertAlign w:val="superscript"/>
         </w:rPr>
-        <w:t>18</w:t>
+        <w:t>17</w:t>
       </w:r>
       <w:r>
         <w:rPr>
@@ -16015,7 +15916,7 @@
           <w:sz w:val="18"/>
           <w:szCs w:val="18"/>
         </w:rPr>
-        <w:instrText xml:space="preserve"> ADDIN ZOTERO_ITEM CSL_CITATION {"citationID":"BPpfREbZ","properties":{"formattedCitation":"\\super 17\\nosupersub{}","plainCitation":"17","noteIndex":0},"citationItems":[{"id":964,"uris":["http://zotero.org/groups/5151721/items/CFR99QG7"],"itemData":{"id":964,"type":"article-journal","container-title":"Journal of Chemical Information and Modeling","DOI":"10.1021/ci700085q","ISSN":"1549-9596, 1549-960X","issue":"4","journalAbbreviation":"J. Chem. Inf. Model.","language":"en","page":"930-940","source":"DOI.org (Crossref)","title":"Virtual Screening System for Finding Structurally Diverse Hits by Active Learning","volume":"48","author":[{"family":"Fujiwara","given":"Yukiko"},{"family":"Yamashita","given":"Yoshiko"},{"family":"Osoda","given":"Tsutomu"},{"family":"Asogawa","given":"Minoru"},{"family":"Fukushima","given":"Chiaki"},{"family":"Asao","given":"Masaaki"},{"family":"Shimadzu","given":"Hideshi"},{"family":"Nakao","given":"Kazuya"},{"family":"Shimizu","given":"Ryo"}],"issued":{"date-parts":[["2008",4,1]]}}}],"schema":"https://github.com/citation-style-language/schema/raw/master/csl-citation.json"} </w:instrText>
+        <w:instrText xml:space="preserve"> ADDIN ZOTERO_ITEM CSL_CITATION {"citationID":"BPpfREbZ","properties":{"formattedCitation":"\\super 16\\nosupersub{}","plainCitation":"16","noteIndex":0},"citationItems":[{"id":964,"uris":["http://zotero.org/groups/5151721/items/CFR99QG7"],"itemData":{"id":964,"type":"article-journal","container-title":"Journal of Chemical Information and Modeling","DOI":"10.1021/ci700085q","ISSN":"1549-9596, 1549-960X","issue":"4","journalAbbreviation":"J. Chem. Inf. Model.","language":"en","page":"930-940","source":"DOI.org (Crossref)","title":"Virtual Screening System for Finding Structurally Diverse Hits by Active Learning","volume":"48","author":[{"family":"Fujiwara","given":"Yukiko"},{"family":"Yamashita","given":"Yoshiko"},{"family":"Osoda","given":"Tsutomu"},{"family":"Asogawa","given":"Minoru"},{"family":"Fukushima","given":"Chiaki"},{"family":"Asao","given":"Masaaki"},{"family":"Shimadzu","given":"Hideshi"},{"family":"Nakao","given":"Kazuya"},{"family":"Shimizu","given":"Ryo"}],"issued":{"date-parts":[["2008",4,1]]}}}],"schema":"https://github.com/citation-style-language/schema/raw/master/csl-citation.json"} </w:instrText>
       </w:r>
       <w:r>
         <w:rPr>
@@ -16032,7 +15933,7 @@
           <w:sz w:val="18"/>
           <w:vertAlign w:val="superscript"/>
         </w:rPr>
-        <w:t>17</w:t>
+        <w:t>16</w:t>
       </w:r>
       <w:r>
         <w:rPr>
@@ -16074,7 +15975,7 @@
           <w:sz w:val="18"/>
           <w:szCs w:val="18"/>
         </w:rPr>
-        <w:instrText xml:space="preserve"> ADDIN ZOTERO_ITEM CSL_CITATION {"citationID":"OSfESucI","properties":{"formattedCitation":"\\super 25\\nosupersub{}","plainCitation":"25","noteIndex":0},"citationItems":[{"id":971,"uris":["http://zotero.org/groups/5151721/items/4HLEMGVT"],"itemData":{"id":971,"type":"article-journal","abstract":"Active machine learning puts artificial intelligence in charge of a sequential, feedback-driven discovery process.\n          , \n            Active machine learning puts artificial intelligence in charge of a sequential, feedback-driven discovery process. We present the application of a multi-objective active learning scheme for identifying small molecules that inhibit the protein–protein interaction between the anti-cancer target CXC chemokine receptor 4 (CXCR4) and its endogenous ligand CXCL-12 (SDF-1). Experimental design by active learning was used to retrieve informative active compounds that continuously improved the adaptive structure–activity model. The balanced character of the compound selection function rapidly delivered new molecular structures with the desired inhibitory activity and at the same time allowed us to focus on informative compounds for model adjustment. The results of our study validate active learning for prospective ligand finding by adaptive, focused screening of large compound repositories and virtual compound libraries.","container-title":"Chemical Science","DOI":"10.1039/C5SC04272K","ISSN":"2041-6520, 2041-6539","issue":"6","journalAbbreviation":"Chem. Sci.","language":"en","page":"3919-3927","source":"DOI.org (Crossref)","title":"Multi-objective active machine learning rapidly improves structure–activity models and reveals new protein–protein interaction inhibitors","volume":"7","author":[{"family":"Reker","given":"D."},{"family":"Schneider","given":"P."},{"family":"Schneider","given":"G."}],"issued":{"date-parts":[["2016"]]}}}],"schema":"https://github.com/citation-style-language/schema/raw/master/csl-citation.json"} </w:instrText>
+        <w:instrText xml:space="preserve"> ADDIN ZOTERO_ITEM CSL_CITATION {"citationID":"OSfESucI","properties":{"formattedCitation":"\\super 24\\nosupersub{}","plainCitation":"24","noteIndex":0},"citationItems":[{"id":971,"uris":["http://zotero.org/groups/5151721/items/4HLEMGVT"],"itemData":{"id":971,"type":"article-journal","abstract":"Active machine learning puts artificial intelligence in charge of a sequential, feedback-driven discovery process.\n          , \n            Active machine learning puts artificial intelligence in charge of a sequential, feedback-driven discovery process. We present the application of a multi-objective active learning scheme for identifying small molecules that inhibit the protein–protein interaction between the anti-cancer target CXC chemokine receptor 4 (CXCR4) and its endogenous ligand CXCL-12 (SDF-1). Experimental design by active learning was used to retrieve informative active compounds that continuously improved the adaptive structure–activity model. The balanced character of the compound selection function rapidly delivered new molecular structures with the desired inhibitory activity and at the same time allowed us to focus on informative compounds for model adjustment. The results of our study validate active learning for prospective ligand finding by adaptive, focused screening of large compound repositories and virtual compound libraries.","container-title":"Chemical Science","DOI":"10.1039/C5SC04272K","ISSN":"2041-6520, 2041-6539","issue":"6","journalAbbreviation":"Chem. Sci.","language":"en","page":"3919-3927","source":"DOI.org (Crossref)","title":"Multi-objective active machine learning rapidly improves structure–activity models and reveals new protein–protein interaction inhibitors","volume":"7","author":[{"family":"Reker","given":"D."},{"family":"Schneider","given":"P."},{"family":"Schneider","given":"G."}],"issued":{"date-parts":[["2016"]]}}}],"schema":"https://github.com/citation-style-language/schema/raw/master/csl-citation.json"} </w:instrText>
       </w:r>
       <w:r>
         <w:rPr>
@@ -16091,7 +15992,7 @@
           <w:sz w:val="18"/>
           <w:vertAlign w:val="superscript"/>
         </w:rPr>
-        <w:t>25</w:t>
+        <w:t>24</w:t>
       </w:r>
       <w:r>
         <w:rPr>
@@ -16144,7 +16045,7 @@
           <w:sz w:val="18"/>
           <w:szCs w:val="18"/>
         </w:rPr>
-        <w:instrText xml:space="preserve"> ADDIN ZOTERO_ITEM CSL_CITATION {"citationID":"2TB9Jhdv","properties":{"formattedCitation":"\\super 63\\nosupersub{}","plainCitation":"63","noteIndex":0},"citationItems":[{"id":1145,"uris":["http://zotero.org/groups/5151721/items/SEFMBBYC"],"itemData":{"id":1145,"type":"article-journal","container-title":"Journal of Computer Aided Chemistry","DOI":"10.2751/jcac.18.124","ISSN":"1345-8647","issue":"0","journalAbbreviation":"J. Comput. Aided Chem.","language":"en","page":"124-142","source":"DOI.org (Crossref)","title":"Small Random Forest Models for Effective Chemogenomic Active Learning","volume":"18","author":[{"family":"Rakers","given":"Christin"},{"family":"Reker","given":"Daniel"},{"family":"Brown","given":"J.B."}],"issued":{"date-parts":[["2017"]]}}}],"schema":"https://github.com/citation-style-language/schema/raw/master/csl-citation.json"} </w:instrText>
+        <w:instrText xml:space="preserve"> ADDIN ZOTERO_ITEM CSL_CITATION {"citationID":"2TB9Jhdv","properties":{"formattedCitation":"\\super 62\\nosupersub{}","plainCitation":"62","noteIndex":0},"citationItems":[{"id":1145,"uris":["http://zotero.org/groups/5151721/items/SEFMBBYC"],"itemData":{"id":1145,"type":"article-journal","container-title":"Journal of Computer Aided Chemistry","DOI":"10.2751/jcac.18.124","ISSN":"1345-8647","issue":"0","journalAbbreviation":"J. Comput. Aided Chem.","language":"en","page":"124-142","source":"DOI.org (Crossref)","title":"Small Random Forest Models for Effective Chemogenomic Active Learning","volume":"18","author":[{"family":"Rakers","given":"Christin"},{"family":"Reker","given":"Daniel"},{"family":"Brown","given":"J.B."}],"issued":{"date-parts":[["2017"]]}}}],"schema":"https://github.com/citation-style-language/schema/raw/master/csl-citation.json"} </w:instrText>
       </w:r>
       <w:r>
         <w:rPr>
@@ -16161,7 +16062,7 @@
           <w:sz w:val="18"/>
           <w:vertAlign w:val="superscript"/>
         </w:rPr>
-        <w:t>63</w:t>
+        <w:t>62</w:t>
       </w:r>
       <w:r>
         <w:rPr>
@@ -16787,7 +16688,7 @@
                 <w:lang w:val="nl-NL" w:eastAsia="en-GB"/>
                 <w14:ligatures w14:val="none"/>
               </w:rPr>
-              <w:instrText xml:space="preserve"> ADDIN ZOTERO_ITEM CSL_CITATION {"citationID":"Mzth0DvU","properties":{"formattedCitation":"\\super 13\\nosupersub{}","plainCitation":"13","noteIndex":0},"citationItems":[{"id":906,"uris":["http://zotero.org/groups/5151721/items/N55XQURX"],"itemData":{"id":906,"type":"article-journal","container-title":"Drug Discovery Today","DOI":"10.1016/j.drudis.2014.12.004","ISSN":"13596446","issue":"4","journalAbbreviation":"Drug Discovery Today","language":"en","page":"458-465","source":"DOI.org (Crossref)","title":"Active-learning strategies in computer-assisted drug discovery","volume":"20","author":[{"family":"Reker","given":"Daniel"},{"family":"Schneider","given":"Gisbert"}],"issued":{"date-parts":[["2015",4]]}}}],"schema":"https://github.com/citation-style-language/schema/raw/master/csl-citation.json"} </w:instrText>
+              <w:instrText xml:space="preserve"> ADDIN ZOTERO_ITEM CSL_CITATION {"citationID":"Mzth0DvU","properties":{"formattedCitation":"\\super 12\\nosupersub{}","plainCitation":"12","noteIndex":0},"citationItems":[{"id":906,"uris":["http://zotero.org/groups/5151721/items/N55XQURX"],"itemData":{"id":906,"type":"article-journal","container-title":"Drug Discovery Today","DOI":"10.1016/j.drudis.2014.12.004","ISSN":"13596446","issue":"4","journalAbbreviation":"Drug Discovery Today","language":"en","page":"458-465","source":"DOI.org (Crossref)","title":"Active-learning strategies in computer-assisted drug discovery","volume":"20","author":[{"family":"Reker","given":"Daniel"},{"family":"Schneider","given":"Gisbert"}],"issued":{"date-parts":[["2015",4]]}}}],"schema":"https://github.com/citation-style-language/schema/raw/master/csl-citation.json"} </w:instrText>
             </w:r>
             <w:r>
               <w:rPr>
@@ -16808,7 +16709,7 @@
                 <w:sz w:val="16"/>
                 <w:vertAlign w:val="superscript"/>
               </w:rPr>
-              <w:t>13</w:t>
+              <w:t>12</w:t>
             </w:r>
             <w:r>
               <w:rPr>
@@ -17218,7 +17119,7 @@
                 <w:lang w:val="nl-NL" w:eastAsia="en-GB"/>
                 <w14:ligatures w14:val="none"/>
               </w:rPr>
-              <w:instrText xml:space="preserve"> ADDIN ZOTERO_ITEM CSL_CITATION {"citationID":"Oyd8yjBA","properties":{"formattedCitation":"\\super 28\\nosupersub{}","plainCitation":"28","noteIndex":0},"citationItems":[{"id":980,"uris":["http://zotero.org/groups/5151721/items/KQRL2I8T"],"itemData":{"id":980,"type":"article-journal","abstract":"We report a statistically principled method to quantify the uncertainty of machine learning models for molecular properties prediction. We show that this uncertainty estimate can be used to judiciously design experiments.\n          , \n            Predicting bioactivity and physical properties of small molecules is a central challenge in drug discovery. Deep learning is becoming the method of choice but studies to date focus on mean accuracy as the main metric. However, to replace costly and mission-critical experiments by models, a high mean accuracy is not enough: outliers can derail a discovery campaign, thus models need to reliably predict when it will fail, even when the training data is biased; experiments are expensive, thus models need to be data-efficient and suggest informative training sets using active learning. We show that uncertainty quantification and active learning can be achieved by Bayesian semi-supervised graph convolutional neural networks. The Bayesian approach estimates uncertainty in a statistically principled way through sampling from the posterior distribution. Semi-supervised learning disentangles representation learning and regression, keeping uncertainty estimates accurate in the low data limit and allowing the model to start active learning from a small initial pool of training data. Our study highlights the promise of Bayesian deep learning for chemistry.","container-title":"Chemical Science","DOI":"10.1039/C9SC00616H","ISSN":"2041-6520, 2041-6539","issue":"35","journalAbbreviation":"Chem. Sci.","language":"en","page":"8154-8163","source":"DOI.org (Crossref)","title":"Bayesian semi-supervised learning for uncertainty-calibrated prediction of molecular properties and active learning","volume":"10","author":[{"family":"Zhang","given":"Yao"},{"family":"Lee","given":"Alpha A."}],"issued":{"date-parts":[["2019"]]}}}],"schema":"https://github.com/citation-style-language/schema/raw/master/csl-citation.json"} </w:instrText>
+              <w:instrText xml:space="preserve"> ADDIN ZOTERO_ITEM CSL_CITATION {"citationID":"Oyd8yjBA","properties":{"formattedCitation":"\\super 27\\nosupersub{}","plainCitation":"27","noteIndex":0},"citationItems":[{"id":980,"uris":["http://zotero.org/groups/5151721/items/KQRL2I8T"],"itemData":{"id":980,"type":"article-journal","abstract":"We report a statistically principled method to quantify the uncertainty of machine learning models for molecular properties prediction. We show that this uncertainty estimate can be used to judiciously design experiments.\n          , \n            Predicting bioactivity and physical properties of small molecules is a central challenge in drug discovery. Deep learning is becoming the method of choice but studies to date focus on mean accuracy as the main metric. However, to replace costly and mission-critical experiments by models, a high mean accuracy is not enough: outliers can derail a discovery campaign, thus models need to reliably predict when it will fail, even when the training data is biased; experiments are expensive, thus models need to be data-efficient and suggest informative training sets using active learning. We show that uncertainty quantification and active learning can be achieved by Bayesian semi-supervised graph convolutional neural networks. The Bayesian approach estimates uncertainty in a statistically principled way through sampling from the posterior distribution. Semi-supervised learning disentangles representation learning and regression, keeping uncertainty estimates accurate in the low data limit and allowing the model to start active learning from a small initial pool of training data. Our study highlights the promise of Bayesian deep learning for chemistry.","container-title":"Chemical Science","DOI":"10.1039/C9SC00616H","ISSN":"2041-6520, 2041-6539","issue":"35","journalAbbreviation":"Chem. Sci.","language":"en","page":"8154-8163","source":"DOI.org (Crossref)","title":"Bayesian semi-supervised learning for uncertainty-calibrated prediction of molecular properties and active learning","volume":"10","author":[{"family":"Zhang","given":"Yao"},{"family":"Lee","given":"Alpha A."}],"issued":{"date-parts":[["2019"]]}}}],"schema":"https://github.com/citation-style-language/schema/raw/master/csl-citation.json"} </w:instrText>
             </w:r>
             <w:r>
               <w:rPr>
@@ -17239,7 +17140,7 @@
                 <w:sz w:val="16"/>
                 <w:vertAlign w:val="superscript"/>
               </w:rPr>
-              <w:t>28</w:t>
+              <w:t>27</w:t>
             </w:r>
             <w:r>
               <w:rPr>
@@ -17659,7 +17560,7 @@
                 <w:lang w:eastAsia="en-GB"/>
                 <w14:ligatures w14:val="none"/>
               </w:rPr>
-              <w:instrText xml:space="preserve"> ADDIN ZOTERO_ITEM CSL_CITATION {"citationID":"zO5Kyrek","properties":{"formattedCitation":"\\super 21\\nosupersub{}","plainCitation":"21","noteIndex":0},"citationItems":[{"id":957,"uris":["http://zotero.org/groups/5151721/items/XDUB7LZD"],"itemData":{"id":957,"type":"article-journal","container-title":"Journal of Chemical Information and Modeling","DOI":"10.1021/acs.jcim.2c00602","ISSN":"1549-9596, 1549-960X","issue":"17","journalAbbreviation":"J. Chem. Inf. Model.","language":"en","page":"3970-3981","source":"DOI.org (Crossref)","title":"Batched Bayesian Optimization for Drug Design in Noisy Environments","volume":"62","author":[{"family":"Bellamy","given":"Hugo"},{"family":"Rehim","given":"Abbi Abdel"},{"family":"Orhobor","given":"Oghenejokpeme I."},{"family":"King","given":"Ross"}],"issued":{"date-parts":[["2022",9,12]]}}}],"schema":"https://github.com/citation-style-language/schema/raw/master/csl-citation.json"} </w:instrText>
+              <w:instrText xml:space="preserve"> ADDIN ZOTERO_ITEM CSL_CITATION {"citationID":"zO5Kyrek","properties":{"formattedCitation":"\\super 20\\nosupersub{}","plainCitation":"20","noteIndex":0},"citationItems":[{"id":957,"uris":["http://zotero.org/groups/5151721/items/XDUB7LZD"],"itemData":{"id":957,"type":"article-journal","container-title":"Journal of Chemical Information and Modeling","DOI":"10.1021/acs.jcim.2c00602","ISSN":"1549-9596, 1549-960X","issue":"17","journalAbbreviation":"J. Chem. Inf. Model.","language":"en","page":"3970-3981","source":"DOI.org (Crossref)","title":"Batched Bayesian Optimization for Drug Design in Noisy Environments","volume":"62","author":[{"family":"Bellamy","given":"Hugo"},{"family":"Rehim","given":"Abbi Abdel"},{"family":"Orhobor","given":"Oghenejokpeme I."},{"family":"King","given":"Ross"}],"issued":{"date-parts":[["2022",9,12]]}}}],"schema":"https://github.com/citation-style-language/schema/raw/master/csl-citation.json"} </w:instrText>
             </w:r>
             <w:r>
               <w:rPr>
@@ -17680,7 +17581,7 @@
                 <w:sz w:val="16"/>
                 <w:vertAlign w:val="superscript"/>
               </w:rPr>
-              <w:t>21</w:t>
+              <w:t>20</w:t>
             </w:r>
             <w:r>
               <w:rPr>
@@ -18077,7 +17978,7 @@
                 <w:lang w:val="nl-NL" w:eastAsia="en-GB"/>
                 <w14:ligatures w14:val="none"/>
               </w:rPr>
-              <w:instrText xml:space="preserve"> ADDIN ZOTERO_ITEM CSL_CITATION {"citationID":"KZRIIPLO","properties":{"formattedCitation":"\\super 30\\nosupersub{}","plainCitation":"30","noteIndex":0},"citationItems":[{"id":1068,"uris":["http://zotero.org/groups/5151721/items/LX63AYGG"],"itemData":{"id":1068,"type":"article-journal","abstract":"This paper presents a diversity-maximizing strategy for actively constructing a compact molecule set for training graph neural network molecular property models.\n          , \n            \n              This paper presents a diversity-maximizing strategy for actively constructing a compact molecule set for training graph neural network molecular property models. In particular, we consider the core-set selection problem,\n              viz.\n              , finding a training set\n              S\n              that is (1) representative and (2) a subset of a pre-defined space\n              U\n              of interest. The strategy iteratively adds new molecules into\n              S\n              so that the its diversity is maximized (in a greedy way) with respect to\n              U\n              ; the diversity itself is determined from a Euclidean distance metric of a feature vector that is extracted from the graph neural network model at that iteration. We apply this strategy to retrospectively construct compact training sets for a number of experimental and computed molecular properties and show that it outperforms random sampling of\n              U\n              in almost all cases. Random sampling and the proposed active learning strategy, however, perform similarly for the QM7 (computed heat of atomization) dataset; further inspection using data visualization and analysis indicates that this is attributable to the manner in which the molecule set was created to maximize functional group diversity. Our method, in general, is property agnostic and does not require the calculation of prediction uncertainty at each iteration.","container-title":"Molecular Systems Design &amp; Engineering","DOI":"10.1039/D2ME00073C","ISSN":"2058-9689","issue":"12","journalAbbreviation":"Mol. Syst. Des. Eng.","language":"en","page":"1697-1706","source":"DOI.org (Crossref)","title":"A diversity maximizing active learning strategy for graph neural network models of chemical properties","volume":"7","author":[{"family":"Li","given":"Bowen"},{"family":"Rangarajan","given":"Srinivas"}],"issued":{"date-parts":[["2022"]]}}}],"schema":"https://github.com/citation-style-language/schema/raw/master/csl-citation.json"} </w:instrText>
+              <w:instrText xml:space="preserve"> ADDIN ZOTERO_ITEM CSL_CITATION {"citationID":"KZRIIPLO","properties":{"formattedCitation":"\\super 29\\nosupersub{}","plainCitation":"29","noteIndex":0},"citationItems":[{"id":1068,"uris":["http://zotero.org/groups/5151721/items/LX63AYGG"],"itemData":{"id":1068,"type":"article-journal","abstract":"This paper presents a diversity-maximizing strategy for actively constructing a compact molecule set for training graph neural network molecular property models.\n          , \n            \n              This paper presents a diversity-maximizing strategy for actively constructing a compact molecule set for training graph neural network molecular property models. In particular, we consider the core-set selection problem,\n              viz.\n              , finding a training set\n              S\n              that is (1) representative and (2) a subset of a pre-defined space\n              U\n              of interest. The strategy iteratively adds new molecules into\n              S\n              so that the its diversity is maximized (in a greedy way) with respect to\n              U\n              ; the diversity itself is determined from a Euclidean distance metric of a feature vector that is extracted from the graph neural network model at that iteration. We apply this strategy to retrospectively construct compact training sets for a number of experimental and computed molecular properties and show that it outperforms random sampling of\n              U\n              in almost all cases. Random sampling and the proposed active learning strategy, however, perform similarly for the QM7 (computed heat of atomization) dataset; further inspection using data visualization and analysis indicates that this is attributable to the manner in which the molecule set was created to maximize functional group diversity. Our method, in general, is property agnostic and does not require the calculation of prediction uncertainty at each iteration.","container-title":"Molecular Systems Design &amp; Engineering","DOI":"10.1039/D2ME00073C","ISSN":"2058-9689","issue":"12","journalAbbreviation":"Mol. Syst. Des. Eng.","language":"en","page":"1697-1706","source":"DOI.org (Crossref)","title":"A diversity maximizing active learning strategy for graph neural network models of chemical properties","volume":"7","author":[{"family":"Li","given":"Bowen"},{"family":"Rangarajan","given":"Srinivas"}],"issued":{"date-parts":[["2022"]]}}}],"schema":"https://github.com/citation-style-language/schema/raw/master/csl-citation.json"} </w:instrText>
             </w:r>
             <w:r>
               <w:rPr>
@@ -18098,7 +17999,7 @@
                 <w:sz w:val="16"/>
                 <w:vertAlign w:val="superscript"/>
               </w:rPr>
-              <w:t>30</w:t>
+              <w:t>29</w:t>
             </w:r>
             <w:r>
               <w:rPr>
@@ -18513,7 +18414,7 @@
                 <w:lang w:eastAsia="en-GB"/>
                 <w14:ligatures w14:val="none"/>
               </w:rPr>
-              <w:instrText xml:space="preserve"> ADDIN ZOTERO_ITEM CSL_CITATION {"citationID":"uNfkzmc1","properties":{"formattedCitation":"\\super 62\\nosupersub{}","plainCitation":"62","noteIndex":0},"citationItems":[{"id":1149,"uris":["http://zotero.org/groups/5151721/items/BAJREI3B"],"itemData":{"id":1149,"type":"article-journal","container-title":"Journal of Chemical Information and Modeling","DOI":"10.1021/acs.jcim.4c00220","ISSN":"1549-9596, 1549-960X","issue":"6","journalAbbreviation":"J. Chem. Inf. Model.","language":"en","license":"https://creativecommons.org/licenses/by/4.0/","page":"1955-1965","source":"DOI.org (Crossref)","title":"Benchmarking Active Learning Protocols for Ligand-Binding Affinity Prediction","volume":"64","author":[{"family":"Gorantla","given":"Rohan"},{"family":"Kubincová","given":"Alžbeta"},{"family":"Suutari","given":"Benjamin"},{"family":"Cossins","given":"Benjamin P."},{"family":"Mey","given":"Antonia S. J. S."}],"issued":{"date-parts":[["2024",3,25]]}}}],"schema":"https://github.com/citation-style-language/schema/raw/master/csl-citation.json"} </w:instrText>
+              <w:instrText xml:space="preserve"> ADDIN ZOTERO_ITEM CSL_CITATION {"citationID":"uNfkzmc1","properties":{"formattedCitation":"\\super 61\\nosupersub{}","plainCitation":"61","noteIndex":0},"citationItems":[{"id":1149,"uris":["http://zotero.org/groups/5151721/items/BAJREI3B"],"itemData":{"id":1149,"type":"article-journal","container-title":"Journal of Chemical Information and Modeling","DOI":"10.1021/acs.jcim.4c00220","ISSN":"1549-9596, 1549-960X","issue":"6","journalAbbreviation":"J. Chem. Inf. Model.","language":"en","license":"https://creativecommons.org/licenses/by/4.0/","page":"1955-1965","source":"DOI.org (Crossref)","title":"Benchmarking Active Learning Protocols for Ligand-Binding Affinity Prediction","volume":"64","author":[{"family":"Gorantla","given":"Rohan"},{"family":"Kubincová","given":"Alžbeta"},{"family":"Suutari","given":"Benjamin"},{"family":"Cossins","given":"Benjamin P."},{"family":"Mey","given":"Antonia S. J. S."}],"issued":{"date-parts":[["2024",3,25]]}}}],"schema":"https://github.com/citation-style-language/schema/raw/master/csl-citation.json"} </w:instrText>
             </w:r>
             <w:r>
               <w:rPr>
@@ -18535,7 +18436,7 @@
                 <w:sz w:val="16"/>
                 <w:vertAlign w:val="superscript"/>
               </w:rPr>
-              <w:t>62</w:t>
+              <w:t>61</w:t>
             </w:r>
             <w:r>
               <w:rPr>
@@ -18932,7 +18833,7 @@
                 <w:lang w:eastAsia="en-GB"/>
                 <w14:ligatures w14:val="none"/>
               </w:rPr>
-              <w:instrText xml:space="preserve"> ADDIN ZOTERO_ITEM CSL_CITATION {"citationID":"4kEux9yf","properties":{"formattedCitation":"\\super 18\\nosupersub{}","plainCitation":"18","noteIndex":0},"citationItems":[{"id":965,"uris":["http://zotero.org/groups/5151721/items/73IJ66GR"],"itemData":{"id":965,"type":"article-journal","container-title":"IBM Journal of Research and Development","DOI":"10.1147/JRD.2018.2881731","ISSN":"0018-8646, 0018-8646","issue":"6","journalAbbreviation":"IBM J. Res. &amp; Dev.","page":"2:1-2:7","source":"DOI.org (Crossref)","title":"Bayesian optimization for accelerated drug discovery","volume":"62","author":[{"family":"Pyzer-Knapp","given":"E. O."}],"issued":{"date-parts":[["2018",11,1]]}}}],"schema":"https://github.com/citation-style-language/schema/raw/master/csl-citation.json"} </w:instrText>
+              <w:instrText xml:space="preserve"> ADDIN ZOTERO_ITEM CSL_CITATION {"citationID":"4kEux9yf","properties":{"formattedCitation":"\\super 17\\nosupersub{}","plainCitation":"17","noteIndex":0},"citationItems":[{"id":965,"uris":["http://zotero.org/groups/5151721/items/73IJ66GR"],"itemData":{"id":965,"type":"article-journal","container-title":"IBM Journal of Research and Development","ISSN":"0018-8646, 0018-8646","issue":"6","journalAbbreviation":"IBM J. Res. &amp; Dev.","page":"2:1-2:7","source":"DOI.org (Crossref)","title":"Bayesian optimization for accelerated drug discovery","volume":"62","author":[{"family":"Pyzer-Knapp","given":"E. O."}],"issued":{"date-parts":[["2018",11,1]]}}}],"schema":"https://github.com/citation-style-language/schema/raw/master/csl-citation.json"} </w:instrText>
             </w:r>
             <w:r>
               <w:rPr>
@@ -18953,7 +18854,7 @@
                 <w:sz w:val="16"/>
                 <w:vertAlign w:val="superscript"/>
               </w:rPr>
-              <w:t>18</w:t>
+              <w:t>17</w:t>
             </w:r>
             <w:r>
               <w:rPr>
@@ -19356,7 +19257,7 @@
                 <w:lang w:eastAsia="en-GB"/>
                 <w14:ligatures w14:val="none"/>
               </w:rPr>
-              <w:instrText xml:space="preserve"> ADDIN ZOTERO_ITEM CSL_CITATION {"citationID":"2xjJZU5F","properties":{"formattedCitation":"\\super 17\\nosupersub{}","plainCitation":"17","noteIndex":0},"citationItems":[{"id":964,"uris":["http://zotero.org/groups/5151721/items/CFR99QG7"],"itemData":{"id":964,"type":"article-journal","container-title":"Journal of Chemical Information and Modeling","DOI":"10.1021/ci700085q","ISSN":"1549-9596, 1549-960X","issue":"4","journalAbbreviation":"J. Chem. Inf. Model.","language":"en","page":"930-940","source":"DOI.org (Crossref)","title":"Virtual Screening System for Finding Structurally Diverse Hits by Active Learning","volume":"48","author":[{"family":"Fujiwara","given":"Yukiko"},{"family":"Yamashita","given":"Yoshiko"},{"family":"Osoda","given":"Tsutomu"},{"family":"Asogawa","given":"Minoru"},{"family":"Fukushima","given":"Chiaki"},{"family":"Asao","given":"Masaaki"},{"family":"Shimadzu","given":"Hideshi"},{"family":"Nakao","given":"Kazuya"},{"family":"Shimizu","given":"Ryo"}],"issued":{"date-parts":[["2008",4,1]]}}}],"schema":"https://github.com/citation-style-language/schema/raw/master/csl-citation.json"} </w:instrText>
+              <w:instrText xml:space="preserve"> ADDIN ZOTERO_ITEM CSL_CITATION {"citationID":"2xjJZU5F","properties":{"formattedCitation":"\\super 16\\nosupersub{}","plainCitation":"16","noteIndex":0},"citationItems":[{"id":964,"uris":["http://zotero.org/groups/5151721/items/CFR99QG7"],"itemData":{"id":964,"type":"article-journal","container-title":"Journal of Chemical Information and Modeling","DOI":"10.1021/ci700085q","ISSN":"1549-9596, 1549-960X","issue":"4","journalAbbreviation":"J. Chem. Inf. Model.","language":"en","page":"930-940","source":"DOI.org (Crossref)","title":"Virtual Screening System for Finding Structurally Diverse Hits by Active Learning","volume":"48","author":[{"family":"Fujiwara","given":"Yukiko"},{"family":"Yamashita","given":"Yoshiko"},{"family":"Osoda","given":"Tsutomu"},{"family":"Asogawa","given":"Minoru"},{"family":"Fukushima","given":"Chiaki"},{"family":"Asao","given":"Masaaki"},{"family":"Shimadzu","given":"Hideshi"},{"family":"Nakao","given":"Kazuya"},{"family":"Shimizu","given":"Ryo"}],"issued":{"date-parts":[["2008",4,1]]}}}],"schema":"https://github.com/citation-style-language/schema/raw/master/csl-citation.json"} </w:instrText>
             </w:r>
             <w:r>
               <w:rPr>
@@ -19378,7 +19279,7 @@
                 <w:sz w:val="16"/>
                 <w:vertAlign w:val="superscript"/>
               </w:rPr>
-              <w:t>17</w:t>
+              <w:t>16</w:t>
             </w:r>
             <w:r>
               <w:rPr>
@@ -19738,7 +19639,7 @@
                 <w:lang w:eastAsia="en-GB"/>
                 <w14:ligatures w14:val="none"/>
               </w:rPr>
-              <w:instrText xml:space="preserve"> ADDIN ZOTERO_ITEM CSL_CITATION {"citationID":"WviON0gd","properties":{"formattedCitation":"\\super 25\\nosupersub{}","plainCitation":"25","noteIndex":0},"citationItems":[{"id":971,"uris":["http://zotero.org/groups/5151721/items/4HLEMGVT"],"itemData":{"id":971,"type":"article-journal","abstract":"Active machine learning puts artificial intelligence in charge of a sequential, feedback-driven discovery process.\n          , \n            Active machine learning puts artificial intelligence in charge of a sequential, feedback-driven discovery process. We present the application of a multi-objective active learning scheme for identifying small molecules that inhibit the protein–protein interaction between the anti-cancer target CXC chemokine receptor 4 (CXCR4) and its endogenous ligand CXCL-12 (SDF-1). Experimental design by active learning was used to retrieve informative active compounds that continuously improved the adaptive structure–activity model. The balanced character of the compound selection function rapidly delivered new molecular structures with the desired inhibitory activity and at the same time allowed us to focus on informative compounds for model adjustment. The results of our study validate active learning for prospective ligand finding by adaptive, focused screening of large compound repositories and virtual compound libraries.","container-title":"Chemical Science","DOI":"10.1039/C5SC04272K","ISSN":"2041-6520, 2041-6539","issue":"6","journalAbbreviation":"Chem. Sci.","language":"en","page":"3919-3927","source":"DOI.org (Crossref)","title":"Multi-objective active machine learning rapidly improves structure–activity models and reveals new protein–protein interaction inhibitors","volume":"7","author":[{"family":"Reker","given":"D."},{"family":"Schneider","given":"P."},{"family":"Schneider","given":"G."}],"issued":{"date-parts":[["2016"]]}}}],"schema":"https://github.com/citation-style-language/schema/raw/master/csl-citation.json"} </w:instrText>
+              <w:instrText xml:space="preserve"> ADDIN ZOTERO_ITEM CSL_CITATION {"citationID":"WviON0gd","properties":{"formattedCitation":"\\super 24\\nosupersub{}","plainCitation":"24","noteIndex":0},"citationItems":[{"id":971,"uris":["http://zotero.org/groups/5151721/items/4HLEMGVT"],"itemData":{"id":971,"type":"article-journal","abstract":"Active machine learning puts artificial intelligence in charge of a sequential, feedback-driven discovery process.\n          , \n            Active machine learning puts artificial intelligence in charge of a sequential, feedback-driven discovery process. We present the application of a multi-objective active learning scheme for identifying small molecules that inhibit the protein–protein interaction between the anti-cancer target CXC chemokine receptor 4 (CXCR4) and its endogenous ligand CXCL-12 (SDF-1). Experimental design by active learning was used to retrieve informative active compounds that continuously improved the adaptive structure–activity model. The balanced character of the compound selection function rapidly delivered new molecular structures with the desired inhibitory activity and at the same time allowed us to focus on informative compounds for model adjustment. The results of our study validate active learning for prospective ligand finding by adaptive, focused screening of large compound repositories and virtual compound libraries.","container-title":"Chemical Science","DOI":"10.1039/C5SC04272K","ISSN":"2041-6520, 2041-6539","issue":"6","journalAbbreviation":"Chem. Sci.","language":"en","page":"3919-3927","source":"DOI.org (Crossref)","title":"Multi-objective active machine learning rapidly improves structure–activity models and reveals new protein–protein interaction inhibitors","volume":"7","author":[{"family":"Reker","given":"D."},{"family":"Schneider","given":"P."},{"family":"Schneider","given":"G."}],"issued":{"date-parts":[["2016"]]}}}],"schema":"https://github.com/citation-style-language/schema/raw/master/csl-citation.json"} </w:instrText>
             </w:r>
             <w:r>
               <w:rPr>
@@ -19761,7 +19662,7 @@
                 <w:sz w:val="16"/>
                 <w:vertAlign w:val="superscript"/>
               </w:rPr>
-              <w:t>25</w:t>
+              <w:t>24</w:t>
             </w:r>
             <w:r>
               <w:rPr>
@@ -20135,7 +20036,7 @@
                 <w:lang w:eastAsia="en-GB"/>
                 <w14:ligatures w14:val="none"/>
               </w:rPr>
-              <w:instrText xml:space="preserve"> ADDIN ZOTERO_ITEM CSL_CITATION {"citationID":"HswGbODa","properties":{"formattedCitation":"\\super 63\\nosupersub{}","plainCitation":"63","noteIndex":0},"citationItems":[{"id":1145,"uris":["http://zotero.org/groups/5151721/items/SEFMBBYC"],"itemData":{"id":1145,"type":"article-journal","container-title":"Journal of Computer Aided Chemistry","DOI":"10.2751/jcac.18.124","ISSN":"1345-8647","issue":"0","journalAbbreviation":"J. Comput. Aided Chem.","language":"en","page":"124-142","source":"DOI.org (Crossref)","title":"Small Random Forest Models for Effective Chemogenomic Active Learning","volume":"18","author":[{"family":"Rakers","given":"Christin"},{"family":"Reker","given":"Daniel"},{"family":"Brown","given":"J.B."}],"issued":{"date-parts":[["2017"]]}}}],"schema":"https://github.com/citation-style-language/schema/raw/master/csl-citation.json"} </w:instrText>
+              <w:instrText xml:space="preserve"> ADDIN ZOTERO_ITEM CSL_CITATION {"citationID":"HswGbODa","properties":{"formattedCitation":"\\super 62\\nosupersub{}","plainCitation":"62","noteIndex":0},"citationItems":[{"id":1145,"uris":["http://zotero.org/groups/5151721/items/SEFMBBYC"],"itemData":{"id":1145,"type":"article-journal","container-title":"Journal of Computer Aided Chemistry","DOI":"10.2751/jcac.18.124","ISSN":"1345-8647","issue":"0","journalAbbreviation":"J. Comput. Aided Chem.","language":"en","page":"124-142","source":"DOI.org (Crossref)","title":"Small Random Forest Models for Effective Chemogenomic Active Learning","volume":"18","author":[{"family":"Rakers","given":"Christin"},{"family":"Reker","given":"Daniel"},{"family":"Brown","given":"J.B."}],"issued":{"date-parts":[["2017"]]}}}],"schema":"https://github.com/citation-style-language/schema/raw/master/csl-citation.json"} </w:instrText>
             </w:r>
             <w:r>
               <w:rPr>
@@ -20158,7 +20059,7 @@
                 <w:sz w:val="16"/>
                 <w:vertAlign w:val="superscript"/>
               </w:rPr>
-              <w:t>63</w:t>
+              <w:t>62</w:t>
             </w:r>
             <w:r>
               <w:rPr>
@@ -43785,7 +43686,7 @@
           <w:sz w:val="20"/>
           <w:szCs w:val="20"/>
         </w:rPr>
-        <w:instrText xml:space="preserve"> ADDIN ZOTERO_ITEM CSL_CITATION {"citationID":"S2SvyDjB","properties":{"formattedCitation":"\\super 42\\nosupersub{}","plainCitation":"42","noteIndex":0},"citationItems":[{"id":886,"uris":["http://zotero.org/groups/5151721/items/TZZ9AFSV"],"itemData":{"id":886,"type":"article-journal","container-title":"Journal of Chemical Information and Modeling","DOI":"10.1021/acs.jcim.0c00155","ISSN":"1549-9596, 1549-960X","issue":"9","journalAbbreviation":"J. Chem. Inf. Model.","language":"en","page":"4263-4273","source":"DOI.org (Crossref)","title":"LIT-PCBA: An Unbiased Data Set for Machine Learning and Virtual Screening","title-short":"LIT-PCBA","volume":"60","author":[{"family":"Tran-Nguyen","given":"Viet-Khoa"},{"family":"Jacquemard","given":"Célien"},{"family":"Rognan","given":"Didier"}],"issued":{"date-parts":[["2020",9,28]]}}}],"schema":"https://github.com/citation-style-language/schema/raw/master/csl-citation.json"} </w:instrText>
+        <w:instrText xml:space="preserve"> ADDIN ZOTERO_ITEM CSL_CITATION {"citationID":"S2SvyDjB","properties":{"formattedCitation":"\\super 40\\nosupersub{}","plainCitation":"40","noteIndex":0},"citationItems":[{"id":886,"uris":["http://zotero.org/groups/5151721/items/TZZ9AFSV"],"itemData":{"id":886,"type":"article-journal","container-title":"Journal of Chemical Information and Modeling","DOI":"10.1021/acs.jcim.0c00155","ISSN":"1549-9596, 1549-960X","issue":"9","journalAbbreviation":"J. Chem. Inf. Model.","language":"en","page":"4263-4273","source":"DOI.org (Crossref)","title":"LIT-PCBA: An Unbiased Data Set for Machine Learning and Virtual Screening","title-short":"LIT-PCBA","volume":"60","author":[{"family":"Tran-Nguyen","given":"Viet-Khoa"},{"family":"Jacquemard","given":"Célien"},{"family":"Rognan","given":"Didier"}],"issued":{"date-parts":[["2020",9,28]]}}}],"schema":"https://github.com/citation-style-language/schema/raw/master/csl-citation.json"} </w:instrText>
       </w:r>
       <w:r>
         <w:rPr>
@@ -43800,7 +43701,7 @@
           <w:sz w:val="20"/>
           <w:vertAlign w:val="superscript"/>
         </w:rPr>
-        <w:t>42</w:t>
+        <w:t>40</w:t>
       </w:r>
       <w:r>
         <w:rPr>
@@ -46274,3806 +46175,1986 @@
     <w:p>
       <w:pPr>
         <w:pStyle w:val="Bibliography"/>
-        <w:spacing w:line="276" w:lineRule="auto"/>
+      </w:pPr>
+      <w:r>
         <w:rPr>
           <w:sz w:val="20"/>
           <w:szCs w:val="20"/>
         </w:rPr>
-      </w:pPr>
+        <w:fldChar w:fldCharType="begin"/>
+      </w:r>
       <w:r>
         <w:rPr>
           <w:sz w:val="20"/>
           <w:szCs w:val="20"/>
         </w:rPr>
-        <w:fldChar w:fldCharType="begin"/>
+        <w:instrText xml:space="preserve"> ADDIN ZOTERO_BIBL {"uncited":[],"omitted":[],"custom":[]} CSL_BIBLIOGRAPHY </w:instrText>
       </w:r>
       <w:r>
         <w:rPr>
           <w:sz w:val="20"/>
           <w:szCs w:val="20"/>
         </w:rPr>
-        <w:instrText xml:space="preserve"> ADDIN ZOTERO_BIBL {"uncited":[],"omitted":[],"custom":[]} CSL_BIBLIOGRAPHY </w:instrText>
-      </w:r>
-      <w:r>
-        <w:rPr>
-          <w:sz w:val="20"/>
-          <w:szCs w:val="20"/>
-        </w:rPr>
         <w:fldChar w:fldCharType="separate"/>
       </w:r>
       <w:r>
-        <w:rPr>
-          <w:sz w:val="20"/>
-          <w:szCs w:val="20"/>
-        </w:rPr>
         <w:t>1.</w:t>
       </w:r>
       <w:r>
-        <w:rPr>
-          <w:sz w:val="20"/>
-          <w:szCs w:val="20"/>
-        </w:rPr>
         <w:tab/>
-        <w:t xml:space="preserve">LeCun, Y., Bengio, Y. &amp; Hinton, G. Deep learning. </w:t>
+        <w:t xml:space="preserve">Deep learning. LeCun, Y., Bengio, Y. &amp; Hinton, G. </w:t>
       </w:r>
       <w:r>
         <w:rPr>
           <w:i/>
           <w:iCs/>
-          <w:sz w:val="20"/>
-          <w:szCs w:val="20"/>
         </w:rPr>
         <w:t>Nature</w:t>
       </w:r>
       <w:r>
-        <w:rPr>
-          <w:sz w:val="20"/>
-          <w:szCs w:val="20"/>
-        </w:rPr>
-        <w:t xml:space="preserve"> </w:t>
-      </w:r>
-      <w:r>
-        <w:rPr>
-          <w:b/>
-          <w:bCs/>
-          <w:sz w:val="20"/>
-          <w:szCs w:val="20"/>
-        </w:rPr>
-        <w:t>521</w:t>
-      </w:r>
-      <w:r>
-        <w:rPr>
-          <w:sz w:val="20"/>
-          <w:szCs w:val="20"/>
-        </w:rPr>
-        <w:t>, 436–444 (2015).</w:t>
+        <w:t>, vol. 521, page 436–444, 2015.</w:t>
       </w:r>
     </w:p>
     <w:p>
       <w:pPr>
         <w:pStyle w:val="Bibliography"/>
-        <w:spacing w:line="276" w:lineRule="auto"/>
-        <w:rPr>
-          <w:sz w:val="20"/>
-          <w:szCs w:val="20"/>
-        </w:rPr>
-      </w:pPr>
-      <w:r>
-        <w:rPr>
-          <w:sz w:val="20"/>
-          <w:szCs w:val="20"/>
-        </w:rPr>
+        <w:rPr>
+          <w:lang w:val="nl-NL"/>
+        </w:rPr>
+      </w:pPr>
+      <w:r>
         <w:t>2.</w:t>
       </w:r>
       <w:r>
-        <w:rPr>
-          <w:sz w:val="20"/>
-          <w:szCs w:val="20"/>
-        </w:rPr>
         <w:tab/>
+        <w:t xml:space="preserve">AI in drug discovery and its clinical relevance. </w:t>
+      </w:r>
+      <w:r>
+        <w:rPr>
+          <w:lang w:val="nl-NL"/>
+        </w:rPr>
         <w:t xml:space="preserve">Qureshi, R. </w:t>
       </w:r>
       <w:r>
         <w:rPr>
           <w:i/>
           <w:iCs/>
-          <w:sz w:val="20"/>
-          <w:szCs w:val="20"/>
+          <w:lang w:val="nl-NL"/>
         </w:rPr>
         <w:t>et al.</w:t>
       </w:r>
       <w:r>
         <w:rPr>
-          <w:sz w:val="20"/>
-          <w:szCs w:val="20"/>
-        </w:rPr>
-        <w:t xml:space="preserve"> AI in drug discovery and its clinical relevance. </w:t>
+          <w:lang w:val="nl-NL"/>
+        </w:rPr>
+        <w:t xml:space="preserve"> </w:t>
       </w:r>
       <w:r>
         <w:rPr>
           <w:i/>
           <w:iCs/>
-          <w:sz w:val="20"/>
-          <w:szCs w:val="20"/>
+          <w:lang w:val="nl-NL"/>
         </w:rPr>
         <w:t>Heliyon</w:t>
       </w:r>
       <w:r>
         <w:rPr>
-          <w:sz w:val="20"/>
-          <w:szCs w:val="20"/>
-        </w:rPr>
-        <w:t xml:space="preserve"> </w:t>
-      </w:r>
-      <w:r>
-        <w:rPr>
-          <w:b/>
-          <w:bCs/>
-          <w:sz w:val="20"/>
-          <w:szCs w:val="20"/>
-        </w:rPr>
-        <w:t>9</w:t>
-      </w:r>
-      <w:r>
-        <w:rPr>
-          <w:sz w:val="20"/>
-          <w:szCs w:val="20"/>
-        </w:rPr>
-        <w:t>, e17575 (2023).</w:t>
+          <w:lang w:val="nl-NL"/>
+        </w:rPr>
+        <w:t>, vol. 9, page e17575, 2023.</w:t>
       </w:r>
     </w:p>
     <w:p>
       <w:pPr>
         <w:pStyle w:val="Bibliography"/>
-        <w:spacing w:line="276" w:lineRule="auto"/>
-        <w:rPr>
-          <w:sz w:val="20"/>
-          <w:szCs w:val="20"/>
-        </w:rPr>
-      </w:pPr>
-      <w:r>
-        <w:rPr>
-          <w:sz w:val="20"/>
-          <w:szCs w:val="20"/>
-        </w:rPr>
+      </w:pPr>
+      <w:r>
         <w:t>3.</w:t>
       </w:r>
       <w:r>
-        <w:rPr>
-          <w:sz w:val="20"/>
-          <w:szCs w:val="20"/>
-        </w:rPr>
         <w:tab/>
-        <w:t xml:space="preserve">Jiménez-Luna, J., Grisoni, F., Weskamp, N. &amp; Schneider, G. Artificial intelligence in drug discovery: recent advances and future perspectives. </w:t>
+        <w:t xml:space="preserve">Artificial intelligence in drug discovery: recent advances and future perspectives. Jiménez-Luna, J., Grisoni, F., Weskamp, N. &amp; Schneider, G. </w:t>
       </w:r>
       <w:r>
         <w:rPr>
           <w:i/>
           <w:iCs/>
-          <w:sz w:val="20"/>
-          <w:szCs w:val="20"/>
         </w:rPr>
         <w:t>Expert Opinion on Drug Discovery</w:t>
       </w:r>
       <w:r>
-        <w:rPr>
-          <w:sz w:val="20"/>
-          <w:szCs w:val="20"/>
-        </w:rPr>
-        <w:t xml:space="preserve"> </w:t>
-      </w:r>
-      <w:r>
-        <w:rPr>
-          <w:b/>
-          <w:bCs/>
-          <w:sz w:val="20"/>
-          <w:szCs w:val="20"/>
-        </w:rPr>
-        <w:t>16</w:t>
-      </w:r>
-      <w:r>
-        <w:rPr>
-          <w:sz w:val="20"/>
-          <w:szCs w:val="20"/>
-        </w:rPr>
-        <w:t>, 949–959 (2021).</w:t>
+        <w:t>, vol. 16, page 949–959, 2021.</w:t>
       </w:r>
     </w:p>
     <w:p>
       <w:pPr>
         <w:pStyle w:val="Bibliography"/>
-        <w:spacing w:line="276" w:lineRule="auto"/>
-        <w:rPr>
-          <w:sz w:val="20"/>
-          <w:szCs w:val="20"/>
-        </w:rPr>
-      </w:pPr>
-      <w:r>
-        <w:rPr>
-          <w:sz w:val="20"/>
-          <w:szCs w:val="20"/>
-        </w:rPr>
+      </w:pPr>
+      <w:r>
         <w:t>4.</w:t>
       </w:r>
       <w:r>
-        <w:rPr>
-          <w:sz w:val="20"/>
-          <w:szCs w:val="20"/>
-        </w:rPr>
         <w:tab/>
-        <w:t xml:space="preserve">Walters, W. P., Stahl, M. T. &amp; Murcko, M. A. Virtual screening—an overview. </w:t>
+        <w:t xml:space="preserve">Virtual screening—an overview. Walters, W. P., Stahl, M. T. &amp; Murcko, M. A. </w:t>
       </w:r>
       <w:r>
         <w:rPr>
           <w:i/>
           <w:iCs/>
-          <w:sz w:val="20"/>
-          <w:szCs w:val="20"/>
         </w:rPr>
         <w:t>Drug Discovery Today</w:t>
       </w:r>
       <w:r>
-        <w:rPr>
-          <w:sz w:val="20"/>
-          <w:szCs w:val="20"/>
-        </w:rPr>
-        <w:t xml:space="preserve"> </w:t>
-      </w:r>
-      <w:r>
-        <w:rPr>
-          <w:b/>
-          <w:bCs/>
-          <w:sz w:val="20"/>
-          <w:szCs w:val="20"/>
-        </w:rPr>
-        <w:t>3</w:t>
-      </w:r>
-      <w:r>
-        <w:rPr>
-          <w:sz w:val="20"/>
-          <w:szCs w:val="20"/>
-        </w:rPr>
-        <w:t>, 160–178 (1998).</w:t>
+        <w:t>, vol. 3, page 160–178, 1998.</w:t>
       </w:r>
     </w:p>
     <w:p>
       <w:pPr>
         <w:pStyle w:val="Bibliography"/>
-        <w:spacing w:line="276" w:lineRule="auto"/>
-        <w:rPr>
-          <w:sz w:val="20"/>
-          <w:szCs w:val="20"/>
-        </w:rPr>
-      </w:pPr>
-      <w:r>
-        <w:rPr>
-          <w:sz w:val="20"/>
-          <w:szCs w:val="20"/>
-        </w:rPr>
+      </w:pPr>
+      <w:r>
         <w:t>5.</w:t>
       </w:r>
       <w:r>
-        <w:rPr>
-          <w:sz w:val="20"/>
-          <w:szCs w:val="20"/>
-        </w:rPr>
         <w:tab/>
+        <w:t xml:space="preserve">A Deep Learning Approach to Antibiotic Discovery. </w:t>
+      </w:r>
+      <w:r>
+        <w:rPr>
+          <w:lang w:val="nl-NL"/>
+        </w:rPr>
         <w:t xml:space="preserve">Stokes, J. M. </w:t>
       </w:r>
       <w:r>
         <w:rPr>
           <w:i/>
           <w:iCs/>
-          <w:sz w:val="20"/>
-          <w:szCs w:val="20"/>
+          <w:lang w:val="nl-NL"/>
         </w:rPr>
         <w:t>et al.</w:t>
       </w:r>
       <w:r>
         <w:rPr>
-          <w:sz w:val="20"/>
-          <w:szCs w:val="20"/>
-        </w:rPr>
-        <w:t xml:space="preserve"> A Deep Learning Approach to Antibiotic Discovery. </w:t>
+          <w:lang w:val="nl-NL"/>
+        </w:rPr>
+        <w:t xml:space="preserve"> </w:t>
       </w:r>
       <w:r>
         <w:rPr>
           <w:i/>
           <w:iCs/>
-          <w:sz w:val="20"/>
-          <w:szCs w:val="20"/>
         </w:rPr>
         <w:t>Cell</w:t>
       </w:r>
       <w:r>
-        <w:rPr>
-          <w:sz w:val="20"/>
-          <w:szCs w:val="20"/>
-        </w:rPr>
-        <w:t xml:space="preserve"> </w:t>
-      </w:r>
-      <w:r>
-        <w:rPr>
-          <w:b/>
-          <w:bCs/>
-          <w:sz w:val="20"/>
-          <w:szCs w:val="20"/>
-        </w:rPr>
-        <w:t>180</w:t>
-      </w:r>
-      <w:r>
-        <w:rPr>
-          <w:sz w:val="20"/>
-          <w:szCs w:val="20"/>
-        </w:rPr>
-        <w:t>, 688-702.e13 (2020).</w:t>
+        <w:t>, vol. 180, page 688-702.e13, 2020.</w:t>
       </w:r>
     </w:p>
     <w:p>
       <w:pPr>
         <w:pStyle w:val="Bibliography"/>
-        <w:spacing w:line="276" w:lineRule="auto"/>
-        <w:rPr>
-          <w:sz w:val="20"/>
-          <w:szCs w:val="20"/>
-        </w:rPr>
-      </w:pPr>
-      <w:r>
-        <w:rPr>
-          <w:sz w:val="20"/>
-          <w:szCs w:val="20"/>
-        </w:rPr>
+      </w:pPr>
+      <w:r>
         <w:t>6.</w:t>
       </w:r>
       <w:r>
-        <w:rPr>
-          <w:sz w:val="20"/>
-          <w:szCs w:val="20"/>
-        </w:rPr>
         <w:tab/>
-        <w:t xml:space="preserve">Liu, G. </w:t>
+        <w:t xml:space="preserve">Deep learning-guided discovery of an antibiotic targeting Acinetobacter baumannii. Liu, G. </w:t>
       </w:r>
       <w:r>
         <w:rPr>
           <w:i/>
           <w:iCs/>
-          <w:sz w:val="20"/>
-          <w:szCs w:val="20"/>
         </w:rPr>
         <w:t>et al.</w:t>
       </w:r>
       <w:r>
-        <w:rPr>
-          <w:sz w:val="20"/>
-          <w:szCs w:val="20"/>
-        </w:rPr>
-        <w:t xml:space="preserve"> Deep learning-guided discovery of an antibiotic targeting Acinetobacter baumannii. </w:t>
+        <w:t xml:space="preserve"> </w:t>
       </w:r>
       <w:r>
         <w:rPr>
           <w:i/>
           <w:iCs/>
-          <w:sz w:val="20"/>
-          <w:szCs w:val="20"/>
-        </w:rPr>
-        <w:t>Nat Chem Biol</w:t>
-      </w:r>
-      <w:r>
-        <w:rPr>
-          <w:sz w:val="20"/>
-          <w:szCs w:val="20"/>
-        </w:rPr>
-        <w:t xml:space="preserve"> (2023) doi:10.1038/s41589-023-01349-8.</w:t>
+        </w:rPr>
+        <w:t>Nature Chemical Biology</w:t>
+      </w:r>
+      <w:r>
+        <w:t>, vol. 19, page 1342–1350, 2023.</w:t>
       </w:r>
     </w:p>
     <w:p>
       <w:pPr>
         <w:pStyle w:val="Bibliography"/>
-        <w:spacing w:line="276" w:lineRule="auto"/>
-        <w:rPr>
-          <w:sz w:val="20"/>
-          <w:szCs w:val="20"/>
-        </w:rPr>
-      </w:pPr>
-      <w:r>
-        <w:rPr>
-          <w:sz w:val="20"/>
-          <w:szCs w:val="20"/>
-        </w:rPr>
+      </w:pPr>
+      <w:r>
         <w:t>7.</w:t>
       </w:r>
       <w:r>
-        <w:rPr>
-          <w:sz w:val="20"/>
-          <w:szCs w:val="20"/>
-        </w:rPr>
         <w:tab/>
-        <w:t xml:space="preserve">Neves, B. J. </w:t>
+        <w:t>Discovery of New Anti-</w:t>
+      </w:r>
+      <w:proofErr w:type="spellStart"/>
+      <w:r>
+        <w:t>Schistosomal</w:t>
+      </w:r>
+      <w:proofErr w:type="spellEnd"/>
+      <w:r>
+        <w:t xml:space="preserve"> Hits by Integration of QSAR-Based Virtual Screening and High Content Screening. Neves, B. J. </w:t>
       </w:r>
       <w:r>
         <w:rPr>
           <w:i/>
           <w:iCs/>
-          <w:sz w:val="20"/>
-          <w:szCs w:val="20"/>
         </w:rPr>
         <w:t>et al.</w:t>
       </w:r>
       <w:r>
-        <w:rPr>
-          <w:sz w:val="20"/>
-          <w:szCs w:val="20"/>
-        </w:rPr>
-        <w:t xml:space="preserve"> Discovery of New Anti-Schistosomal Hits by Integration of QSAR-Based Virtual Screening and High Content Screening. </w:t>
+        <w:t xml:space="preserve"> </w:t>
       </w:r>
       <w:r>
         <w:rPr>
           <w:i/>
           <w:iCs/>
-          <w:sz w:val="20"/>
-          <w:szCs w:val="20"/>
-        </w:rPr>
-        <w:t>J. Med. Chem.</w:t>
-      </w:r>
-      <w:r>
-        <w:rPr>
-          <w:sz w:val="20"/>
-          <w:szCs w:val="20"/>
-        </w:rPr>
-        <w:t xml:space="preserve"> </w:t>
-      </w:r>
-      <w:r>
-        <w:rPr>
-          <w:b/>
-          <w:bCs/>
-          <w:sz w:val="20"/>
-          <w:szCs w:val="20"/>
-        </w:rPr>
-        <w:t>59</w:t>
-      </w:r>
-      <w:r>
-        <w:rPr>
-          <w:sz w:val="20"/>
-          <w:szCs w:val="20"/>
-        </w:rPr>
-        <w:t>, 7075–7088 (2016).</w:t>
+        </w:rPr>
+        <w:t>Journal of Medicinal Chemistry</w:t>
+      </w:r>
+      <w:r>
+        <w:t>, vol. 59, page 7075–7088, 2016.</w:t>
       </w:r>
     </w:p>
     <w:p>
       <w:pPr>
         <w:pStyle w:val="Bibliography"/>
-        <w:spacing w:line="276" w:lineRule="auto"/>
-        <w:rPr>
-          <w:sz w:val="20"/>
-          <w:szCs w:val="20"/>
-        </w:rPr>
-      </w:pPr>
-      <w:r>
-        <w:rPr>
-          <w:sz w:val="20"/>
-          <w:szCs w:val="20"/>
-        </w:rPr>
+      </w:pPr>
+      <w:r>
         <w:t>8.</w:t>
       </w:r>
       <w:r>
-        <w:rPr>
-          <w:sz w:val="20"/>
-          <w:szCs w:val="20"/>
-        </w:rPr>
         <w:tab/>
-        <w:t xml:space="preserve">Deng, J. </w:t>
+        <w:t xml:space="preserve">A systematic study of key elements underlying molecular property prediction. Deng, J. </w:t>
       </w:r>
       <w:r>
         <w:rPr>
           <w:i/>
           <w:iCs/>
-          <w:sz w:val="20"/>
-          <w:szCs w:val="20"/>
         </w:rPr>
         <w:t>et al.</w:t>
       </w:r>
       <w:r>
-        <w:rPr>
-          <w:sz w:val="20"/>
-          <w:szCs w:val="20"/>
-        </w:rPr>
-        <w:t xml:space="preserve"> A systematic study of key elements underlying molecular property prediction. </w:t>
+        <w:t xml:space="preserve"> </w:t>
       </w:r>
       <w:r>
         <w:rPr>
           <w:i/>
           <w:iCs/>
-          <w:sz w:val="20"/>
-          <w:szCs w:val="20"/>
-        </w:rPr>
-        <w:t>Nat Commun</w:t>
-      </w:r>
-      <w:r>
-        <w:rPr>
-          <w:sz w:val="20"/>
-          <w:szCs w:val="20"/>
-        </w:rPr>
-        <w:t xml:space="preserve"> </w:t>
-      </w:r>
-      <w:r>
-        <w:rPr>
-          <w:b/>
-          <w:bCs/>
-          <w:sz w:val="20"/>
-          <w:szCs w:val="20"/>
-        </w:rPr>
-        <w:t>14</w:t>
-      </w:r>
-      <w:r>
-        <w:rPr>
-          <w:sz w:val="20"/>
-          <w:szCs w:val="20"/>
-        </w:rPr>
-        <w:t>, 6395 (2023).</w:t>
+        </w:rPr>
+        <w:t>Nature Communications</w:t>
+      </w:r>
+      <w:r>
+        <w:t>, vol. 14, page 6395, 2023.</w:t>
       </w:r>
     </w:p>
     <w:p>
       <w:pPr>
         <w:pStyle w:val="Bibliography"/>
-        <w:spacing w:line="276" w:lineRule="auto"/>
-        <w:rPr>
-          <w:sz w:val="20"/>
-          <w:szCs w:val="20"/>
-        </w:rPr>
-      </w:pPr>
-      <w:r>
-        <w:rPr>
-          <w:sz w:val="20"/>
-          <w:szCs w:val="20"/>
-        </w:rPr>
+      </w:pPr>
+      <w:r>
+        <w:lastRenderedPageBreak/>
         <w:t>9.</w:t>
       </w:r>
       <w:r>
-        <w:rPr>
-          <w:sz w:val="20"/>
-          <w:szCs w:val="20"/>
-        </w:rPr>
         <w:tab/>
-        <w:t xml:space="preserve">Van Tilborg, D., Alenicheva, A. &amp; Grisoni, F. Exposing the Limitations of Molecular Machine Learning with Activity Cliffs. </w:t>
+        <w:t xml:space="preserve">On the Frustration to Predict Binding Affinities from Protein–Ligand Structures with Deep Neural Networks. Volkov, M. </w:t>
       </w:r>
       <w:r>
         <w:rPr>
           <w:i/>
           <w:iCs/>
-          <w:sz w:val="20"/>
-          <w:szCs w:val="20"/>
-        </w:rPr>
-        <w:t>J. Chem. Inf. Model.</w:t>
-      </w:r>
-      <w:r>
-        <w:rPr>
-          <w:sz w:val="20"/>
-          <w:szCs w:val="20"/>
-        </w:rPr>
+        </w:rPr>
+        <w:t>et al.</w:t>
+      </w:r>
+      <w:r>
         <w:t xml:space="preserve"> </w:t>
       </w:r>
       <w:r>
         <w:rPr>
-          <w:b/>
-          <w:bCs/>
-          <w:sz w:val="20"/>
-          <w:szCs w:val="20"/>
-        </w:rPr>
-        <w:t>62</w:t>
-      </w:r>
-      <w:r>
-        <w:rPr>
-          <w:sz w:val="20"/>
-          <w:szCs w:val="20"/>
-        </w:rPr>
-        <w:t>, 5938–5951 (2022).</w:t>
+          <w:i/>
+          <w:iCs/>
+        </w:rPr>
+        <w:t>Journal of Medicinal Chemistry</w:t>
+      </w:r>
+      <w:r>
+        <w:t>, vol. 65, page 7946–7958, 2022.</w:t>
       </w:r>
     </w:p>
     <w:p>
       <w:pPr>
         <w:pStyle w:val="Bibliography"/>
-        <w:spacing w:line="276" w:lineRule="auto"/>
-        <w:rPr>
-          <w:sz w:val="20"/>
-          <w:szCs w:val="20"/>
-        </w:rPr>
-      </w:pPr>
-      <w:r>
-        <w:rPr>
-          <w:sz w:val="20"/>
-          <w:szCs w:val="20"/>
-        </w:rPr>
+      </w:pPr>
+      <w:r>
         <w:t>10.</w:t>
       </w:r>
       <w:r>
-        <w:rPr>
-          <w:sz w:val="20"/>
-          <w:szCs w:val="20"/>
-        </w:rPr>
         <w:tab/>
-        <w:t xml:space="preserve">Volkov, M. </w:t>
+        <w:t xml:space="preserve">Most Ligand-Based Classification Benchmarks Reward Memorization Rather than Generalization. Wallach, I. &amp; </w:t>
+      </w:r>
+      <w:proofErr w:type="spellStart"/>
+      <w:r>
+        <w:t>Heifets</w:t>
+      </w:r>
+      <w:proofErr w:type="spellEnd"/>
+      <w:r>
+        <w:t xml:space="preserve">, A. </w:t>
       </w:r>
       <w:r>
         <w:rPr>
           <w:i/>
           <w:iCs/>
-          <w:sz w:val="20"/>
-          <w:szCs w:val="20"/>
-        </w:rPr>
-        <w:t>et al.</w:t>
-      </w:r>
-      <w:r>
-        <w:rPr>
-          <w:sz w:val="20"/>
-          <w:szCs w:val="20"/>
-        </w:rPr>
-        <w:t xml:space="preserve"> On the Frustration to Predict Binding Affinities from Protein–Ligand Structures with Deep Neural Networks. </w:t>
+        </w:rPr>
+        <w:t>Journal of Chemical Information and Modeling</w:t>
+      </w:r>
+      <w:r>
+        <w:t>, vol. 58, page 916–932, 2018.</w:t>
+      </w:r>
+    </w:p>
+    <w:p>
+      <w:pPr>
+        <w:pStyle w:val="Bibliography"/>
+      </w:pPr>
+      <w:r>
+        <w:t>11.</w:t>
+      </w:r>
+      <w:r>
+        <w:tab/>
+      </w:r>
+      <w:proofErr w:type="spellStart"/>
+      <w:r>
+        <w:t>Chemspace</w:t>
+      </w:r>
+      <w:proofErr w:type="spellEnd"/>
+      <w:r>
+        <w:t xml:space="preserve"> Atlas: Multiscale </w:t>
+      </w:r>
+      <w:proofErr w:type="spellStart"/>
+      <w:r>
+        <w:t>Chemography</w:t>
+      </w:r>
+      <w:proofErr w:type="spellEnd"/>
+      <w:r>
+        <w:t xml:space="preserve"> of </w:t>
+      </w:r>
+      <w:proofErr w:type="spellStart"/>
+      <w:r>
+        <w:t>Ultralarge</w:t>
+      </w:r>
+      <w:proofErr w:type="spellEnd"/>
+      <w:r>
+        <w:t xml:space="preserve"> Libraries for Drug Discovery. </w:t>
+      </w:r>
+      <w:proofErr w:type="spellStart"/>
+      <w:r>
+        <w:t>Zabolotna</w:t>
+      </w:r>
+      <w:proofErr w:type="spellEnd"/>
+      <w:r>
+        <w:t xml:space="preserve">, Y. </w:t>
       </w:r>
       <w:r>
         <w:rPr>
           <w:i/>
           <w:iCs/>
-          <w:sz w:val="20"/>
-          <w:szCs w:val="20"/>
-        </w:rPr>
-        <w:t>J. Med. Chem.</w:t>
-      </w:r>
-      <w:r>
-        <w:rPr>
-          <w:sz w:val="20"/>
-          <w:szCs w:val="20"/>
-        </w:rPr>
+        </w:rPr>
+        <w:t>et al.</w:t>
+      </w:r>
+      <w:r>
         <w:t xml:space="preserve"> </w:t>
       </w:r>
       <w:r>
         <w:rPr>
-          <w:b/>
-          <w:bCs/>
-          <w:sz w:val="20"/>
-          <w:szCs w:val="20"/>
-        </w:rPr>
-        <w:t>65</w:t>
-      </w:r>
-      <w:r>
-        <w:rPr>
-          <w:sz w:val="20"/>
-          <w:szCs w:val="20"/>
-        </w:rPr>
-        <w:t>, 7946–7958 (2022).</w:t>
+          <w:i/>
+          <w:iCs/>
+        </w:rPr>
+        <w:t>Journal of Chemical Information and Modeling</w:t>
+      </w:r>
+      <w:r>
+        <w:t>, vol. 62, page 4537–4548, 2022.</w:t>
       </w:r>
     </w:p>
     <w:p>
       <w:pPr>
         <w:pStyle w:val="Bibliography"/>
-        <w:spacing w:line="276" w:lineRule="auto"/>
-        <w:rPr>
-          <w:sz w:val="20"/>
-          <w:szCs w:val="20"/>
-        </w:rPr>
-      </w:pPr>
-      <w:r>
-        <w:rPr>
-          <w:sz w:val="20"/>
-          <w:szCs w:val="20"/>
-        </w:rPr>
-        <w:t>11.</w:t>
-      </w:r>
-      <w:r>
-        <w:rPr>
-          <w:sz w:val="20"/>
-          <w:szCs w:val="20"/>
-        </w:rPr>
+      </w:pPr>
+      <w:r>
+        <w:t>12.</w:t>
+      </w:r>
+      <w:r>
         <w:tab/>
-        <w:t xml:space="preserve">Wallach, I. &amp; Heifets, A. Most Ligand-Based Classification Benchmarks Reward Memorization Rather than Generalization. </w:t>
+        <w:t xml:space="preserve">Active-learning strategies in computer-assisted drug discovery. Reker, D. &amp; Schneider, G. </w:t>
       </w:r>
       <w:r>
         <w:rPr>
           <w:i/>
           <w:iCs/>
-          <w:sz w:val="20"/>
-          <w:szCs w:val="20"/>
-        </w:rPr>
-        <w:t>J. Chem. Inf. Model.</w:t>
-      </w:r>
-      <w:r>
-        <w:rPr>
-          <w:sz w:val="20"/>
-          <w:szCs w:val="20"/>
-        </w:rPr>
-        <w:t xml:space="preserve"> </w:t>
-      </w:r>
-      <w:r>
-        <w:rPr>
-          <w:b/>
-          <w:bCs/>
-          <w:sz w:val="20"/>
-          <w:szCs w:val="20"/>
-        </w:rPr>
-        <w:t>58</w:t>
-      </w:r>
-      <w:r>
-        <w:rPr>
-          <w:sz w:val="20"/>
-          <w:szCs w:val="20"/>
-        </w:rPr>
-        <w:t>, 916–932 (2018).</w:t>
+        </w:rPr>
+        <w:t>Drug Discovery Today</w:t>
+      </w:r>
+      <w:r>
+        <w:t>, vol. 20, page 458–465, 2015.</w:t>
       </w:r>
     </w:p>
     <w:p>
       <w:pPr>
         <w:pStyle w:val="Bibliography"/>
-        <w:spacing w:line="276" w:lineRule="auto"/>
-        <w:rPr>
-          <w:sz w:val="20"/>
-          <w:szCs w:val="20"/>
-        </w:rPr>
-      </w:pPr>
-      <w:r>
-        <w:rPr>
-          <w:sz w:val="20"/>
-          <w:szCs w:val="20"/>
-        </w:rPr>
-        <w:t>12.</w:t>
-      </w:r>
-      <w:r>
-        <w:rPr>
-          <w:sz w:val="20"/>
-          <w:szCs w:val="20"/>
-        </w:rPr>
+      </w:pPr>
+      <w:r>
+        <w:t>13.</w:t>
+      </w:r>
+      <w:r>
         <w:tab/>
-        <w:t xml:space="preserve">Zabolotna, Y. </w:t>
+        <w:t xml:space="preserve">Accelerating high-throughput virtual screening through molecular pool-based active learning. Graff, D. E., </w:t>
+      </w:r>
+      <w:proofErr w:type="spellStart"/>
+      <w:r>
+        <w:t>Shakhnovich</w:t>
+      </w:r>
+      <w:proofErr w:type="spellEnd"/>
+      <w:r>
+        <w:t xml:space="preserve">, E. I. &amp; Coley, C. W. </w:t>
       </w:r>
       <w:r>
         <w:rPr>
           <w:i/>
           <w:iCs/>
-          <w:sz w:val="20"/>
-          <w:szCs w:val="20"/>
-        </w:rPr>
-        <w:t>et al.</w:t>
-      </w:r>
-      <w:r>
-        <w:rPr>
-          <w:sz w:val="20"/>
-          <w:szCs w:val="20"/>
-        </w:rPr>
-        <w:t xml:space="preserve"> Chemspace Atlas: Multiscale Chemography of Ultralarge Libraries for Drug Discovery. </w:t>
+        </w:rPr>
+        <w:t>Chemical Science</w:t>
+      </w:r>
+      <w:r>
+        <w:t>, vol. 12, page 7866–7881, 2021.</w:t>
+      </w:r>
+    </w:p>
+    <w:p>
+      <w:pPr>
+        <w:pStyle w:val="Bibliography"/>
+      </w:pPr>
+      <w:r>
+        <w:t>14.</w:t>
+      </w:r>
+      <w:r>
+        <w:tab/>
+        <w:t xml:space="preserve">Practical considerations for active machine learning in drug discovery. Reker, D. </w:t>
       </w:r>
       <w:r>
         <w:rPr>
           <w:i/>
           <w:iCs/>
-          <w:sz w:val="20"/>
-          <w:szCs w:val="20"/>
-        </w:rPr>
-        <w:t>J. Chem. Inf. Model.</w:t>
-      </w:r>
-      <w:r>
-        <w:rPr>
-          <w:sz w:val="20"/>
-          <w:szCs w:val="20"/>
-        </w:rPr>
-        <w:t xml:space="preserve"> </w:t>
-      </w:r>
-      <w:r>
-        <w:rPr>
-          <w:b/>
-          <w:bCs/>
-          <w:sz w:val="20"/>
-          <w:szCs w:val="20"/>
-        </w:rPr>
-        <w:t>62</w:t>
-      </w:r>
-      <w:r>
-        <w:rPr>
-          <w:sz w:val="20"/>
-          <w:szCs w:val="20"/>
-        </w:rPr>
-        <w:t>, 4537–4548 (2022).</w:t>
+        </w:rPr>
+        <w:t>Drug Discovery Today: Technologies</w:t>
+      </w:r>
+      <w:r>
+        <w:t>, vol. 32–33, page 73–79, 2019.</w:t>
       </w:r>
     </w:p>
     <w:p>
       <w:pPr>
         <w:pStyle w:val="Bibliography"/>
-        <w:spacing w:line="276" w:lineRule="auto"/>
-        <w:rPr>
-          <w:sz w:val="20"/>
-          <w:szCs w:val="20"/>
-        </w:rPr>
-      </w:pPr>
-      <w:r>
-        <w:rPr>
-          <w:sz w:val="20"/>
-          <w:szCs w:val="20"/>
-        </w:rPr>
-        <w:t>13.</w:t>
-      </w:r>
-      <w:r>
-        <w:rPr>
-          <w:sz w:val="20"/>
-          <w:szCs w:val="20"/>
-        </w:rPr>
+      </w:pPr>
+      <w:r>
+        <w:t>15.</w:t>
+      </w:r>
+      <w:r>
         <w:tab/>
-        <w:t xml:space="preserve">Reker, D. &amp; Schneider, G. Active-learning strategies in computer-assisted drug discovery. </w:t>
+        <w:t xml:space="preserve">An active role for machine learning in drug development. Murphy, R. F. </w:t>
       </w:r>
       <w:r>
         <w:rPr>
           <w:i/>
           <w:iCs/>
-          <w:sz w:val="20"/>
-          <w:szCs w:val="20"/>
-        </w:rPr>
-        <w:t>Drug Discovery Today</w:t>
-      </w:r>
-      <w:r>
-        <w:rPr>
-          <w:sz w:val="20"/>
-          <w:szCs w:val="20"/>
-        </w:rPr>
-        <w:t xml:space="preserve"> </w:t>
-      </w:r>
-      <w:r>
-        <w:rPr>
-          <w:b/>
-          <w:bCs/>
-          <w:sz w:val="20"/>
-          <w:szCs w:val="20"/>
-        </w:rPr>
-        <w:t>20</w:t>
-      </w:r>
-      <w:r>
-        <w:rPr>
-          <w:sz w:val="20"/>
-          <w:szCs w:val="20"/>
-        </w:rPr>
-        <w:t>, 458–465 (2015).</w:t>
+        </w:rPr>
+        <w:t>Nature Chemical Biology</w:t>
+      </w:r>
+      <w:r>
+        <w:t>, vol. 7, page 327–330, 2011.</w:t>
       </w:r>
     </w:p>
     <w:p>
       <w:pPr>
         <w:pStyle w:val="Bibliography"/>
-        <w:spacing w:line="276" w:lineRule="auto"/>
-        <w:rPr>
-          <w:sz w:val="20"/>
-          <w:szCs w:val="20"/>
-        </w:rPr>
-      </w:pPr>
-      <w:r>
-        <w:rPr>
-          <w:sz w:val="20"/>
-          <w:szCs w:val="20"/>
-        </w:rPr>
-        <w:t>14.</w:t>
-      </w:r>
-      <w:r>
-        <w:rPr>
-          <w:sz w:val="20"/>
-          <w:szCs w:val="20"/>
-        </w:rPr>
+      </w:pPr>
+      <w:r>
+        <w:lastRenderedPageBreak/>
+        <w:t>16.</w:t>
+      </w:r>
+      <w:r>
         <w:tab/>
-        <w:t xml:space="preserve">Graff, D. E., Shakhnovich, E. I. &amp; Coley, C. W. Accelerating high-throughput virtual screening through molecular pool-based active learning. </w:t>
+        <w:t xml:space="preserve">Virtual Screening System for Finding Structurally Diverse Hits by Active Learning. Fujiwara, Y. </w:t>
       </w:r>
       <w:r>
         <w:rPr>
           <w:i/>
           <w:iCs/>
-          <w:sz w:val="20"/>
-          <w:szCs w:val="20"/>
-        </w:rPr>
-        <w:t>Chem. Sci.</w:t>
-      </w:r>
-      <w:r>
-        <w:rPr>
-          <w:sz w:val="20"/>
-          <w:szCs w:val="20"/>
-        </w:rPr>
+        </w:rPr>
+        <w:t>et al.</w:t>
+      </w:r>
+      <w:r>
         <w:t xml:space="preserve"> </w:t>
       </w:r>
       <w:r>
         <w:rPr>
-          <w:b/>
-          <w:bCs/>
-          <w:sz w:val="20"/>
-          <w:szCs w:val="20"/>
-        </w:rPr>
-        <w:t>12</w:t>
-      </w:r>
-      <w:r>
-        <w:rPr>
-          <w:sz w:val="20"/>
-          <w:szCs w:val="20"/>
-        </w:rPr>
-        <w:t>, 7866–7881 (2021).</w:t>
+          <w:i/>
+          <w:iCs/>
+        </w:rPr>
+        <w:t>Journal of Chemical Information and Modeling</w:t>
+      </w:r>
+      <w:r>
+        <w:t>, vol. 48, page 930–940, 2008.</w:t>
       </w:r>
     </w:p>
     <w:p>
       <w:pPr>
         <w:pStyle w:val="Bibliography"/>
-        <w:spacing w:line="276" w:lineRule="auto"/>
-        <w:rPr>
-          <w:sz w:val="20"/>
-          <w:szCs w:val="20"/>
-        </w:rPr>
-      </w:pPr>
-      <w:r>
-        <w:rPr>
-          <w:sz w:val="20"/>
-          <w:szCs w:val="20"/>
-        </w:rPr>
-        <w:t>15.</w:t>
-      </w:r>
-      <w:r>
-        <w:rPr>
-          <w:sz w:val="20"/>
-          <w:szCs w:val="20"/>
-        </w:rPr>
+      </w:pPr>
+      <w:r>
+        <w:t>17.</w:t>
+      </w:r>
+      <w:r>
         <w:tab/>
-        <w:t xml:space="preserve">Reker, D. Practical considerations for active machine learning in drug discovery. </w:t>
+        <w:t xml:space="preserve">Bayesian optimization for accelerated drug discovery. Pyzer-Knapp, E. O. </w:t>
       </w:r>
       <w:r>
         <w:rPr>
           <w:i/>
           <w:iCs/>
-          <w:sz w:val="20"/>
-          <w:szCs w:val="20"/>
-        </w:rPr>
-        <w:t>Drug Discovery Today: Technologies</w:t>
-      </w:r>
-      <w:r>
-        <w:rPr>
-          <w:sz w:val="20"/>
-          <w:szCs w:val="20"/>
-        </w:rPr>
-        <w:t xml:space="preserve"> </w:t>
-      </w:r>
-      <w:r>
-        <w:rPr>
-          <w:b/>
-          <w:bCs/>
-          <w:sz w:val="20"/>
-          <w:szCs w:val="20"/>
-        </w:rPr>
-        <w:t>32–33</w:t>
-      </w:r>
-      <w:r>
-        <w:rPr>
-          <w:sz w:val="20"/>
-          <w:szCs w:val="20"/>
-        </w:rPr>
-        <w:t>, 73–79 (2019).</w:t>
+        </w:rPr>
+        <w:t>IBM Journal of Research and Development</w:t>
+      </w:r>
+      <w:r>
+        <w:t>, vol. 62, page 2:1-2:7, 2018.</w:t>
       </w:r>
     </w:p>
     <w:p>
       <w:pPr>
         <w:pStyle w:val="Bibliography"/>
-        <w:spacing w:line="276" w:lineRule="auto"/>
-        <w:rPr>
-          <w:sz w:val="20"/>
-          <w:szCs w:val="20"/>
-        </w:rPr>
-      </w:pPr>
-      <w:r>
-        <w:rPr>
-          <w:sz w:val="20"/>
-          <w:szCs w:val="20"/>
-        </w:rPr>
-        <w:t>16.</w:t>
-      </w:r>
-      <w:r>
-        <w:rPr>
-          <w:sz w:val="20"/>
-          <w:szCs w:val="20"/>
-        </w:rPr>
+      </w:pPr>
+      <w:r>
+        <w:t>18.</w:t>
+      </w:r>
+      <w:r>
         <w:tab/>
-        <w:t xml:space="preserve">Murphy, R. F. An active role for machine learning in drug development. </w:t>
+        <w:t xml:space="preserve">Deep Docking: A Deep Learning Platform for Augmentation of Structure Based Drug Discovery. Gentile, F. </w:t>
       </w:r>
       <w:r>
         <w:rPr>
           <w:i/>
           <w:iCs/>
-          <w:sz w:val="20"/>
-          <w:szCs w:val="20"/>
-        </w:rPr>
-        <w:t>Nat Chem Biol</w:t>
-      </w:r>
-      <w:r>
-        <w:rPr>
-          <w:sz w:val="20"/>
-          <w:szCs w:val="20"/>
-        </w:rPr>
+        </w:rPr>
+        <w:t>et al.</w:t>
+      </w:r>
+      <w:r>
         <w:t xml:space="preserve"> </w:t>
       </w:r>
       <w:r>
         <w:rPr>
-          <w:b/>
-          <w:bCs/>
-          <w:sz w:val="20"/>
-          <w:szCs w:val="20"/>
-        </w:rPr>
-        <w:t>7</w:t>
-      </w:r>
-      <w:r>
-        <w:rPr>
-          <w:sz w:val="20"/>
-          <w:szCs w:val="20"/>
-        </w:rPr>
-        <w:t>, 327–330 (2011).</w:t>
+          <w:i/>
+          <w:iCs/>
+        </w:rPr>
+        <w:t>ACS Central Science</w:t>
+      </w:r>
+      <w:r>
+        <w:t>, vol. 6, page 939–949, 2020.</w:t>
       </w:r>
     </w:p>
     <w:p>
       <w:pPr>
         <w:pStyle w:val="Bibliography"/>
-        <w:spacing w:line="276" w:lineRule="auto"/>
-        <w:rPr>
-          <w:sz w:val="20"/>
-          <w:szCs w:val="20"/>
-        </w:rPr>
-      </w:pPr>
-      <w:r>
-        <w:rPr>
-          <w:sz w:val="20"/>
-          <w:szCs w:val="20"/>
-        </w:rPr>
-        <w:lastRenderedPageBreak/>
-        <w:t>17.</w:t>
-      </w:r>
-      <w:r>
-        <w:rPr>
-          <w:sz w:val="20"/>
-          <w:szCs w:val="20"/>
-        </w:rPr>
+      </w:pPr>
+      <w:r>
+        <w:t>19.</w:t>
+      </w:r>
+      <w:r>
         <w:tab/>
-        <w:t xml:space="preserve">Fujiwara, Y. </w:t>
+        <w:t xml:space="preserve">Active Learning Guided Drug Design Lead Optimization Based on Relative Binding Free Energy Modeling. Gusev, F., Gutkin, E., </w:t>
+      </w:r>
+      <w:proofErr w:type="spellStart"/>
+      <w:r>
+        <w:t>Kurnikova</w:t>
+      </w:r>
+      <w:proofErr w:type="spellEnd"/>
+      <w:r>
+        <w:t xml:space="preserve">, M. G. &amp; Isayev, O. </w:t>
       </w:r>
       <w:r>
         <w:rPr>
           <w:i/>
           <w:iCs/>
-          <w:sz w:val="20"/>
-          <w:szCs w:val="20"/>
-        </w:rPr>
-        <w:t>et al.</w:t>
-      </w:r>
-      <w:r>
-        <w:rPr>
-          <w:sz w:val="20"/>
-          <w:szCs w:val="20"/>
-        </w:rPr>
-        <w:t xml:space="preserve"> Virtual Screening System for Finding Structurally Diverse Hits by Active Learning. </w:t>
+        </w:rPr>
+        <w:t>Journal of Chemical Information and Modeling</w:t>
+      </w:r>
+      <w:r>
+        <w:t>, vol. 63, page 583–594, 2023.</w:t>
+      </w:r>
+    </w:p>
+    <w:p>
+      <w:pPr>
+        <w:pStyle w:val="Bibliography"/>
+      </w:pPr>
+      <w:r>
+        <w:t>20.</w:t>
+      </w:r>
+      <w:r>
+        <w:tab/>
+        <w:t xml:space="preserve">Batched Bayesian Optimization for Drug Design in Noisy Environments. Bellamy, H., </w:t>
+      </w:r>
+      <w:proofErr w:type="spellStart"/>
+      <w:r>
+        <w:t>Rehim</w:t>
+      </w:r>
+      <w:proofErr w:type="spellEnd"/>
+      <w:r>
+        <w:t xml:space="preserve">, A. A., </w:t>
+      </w:r>
+      <w:proofErr w:type="spellStart"/>
+      <w:r>
+        <w:t>Orhobor</w:t>
+      </w:r>
+      <w:proofErr w:type="spellEnd"/>
+      <w:r>
+        <w:t xml:space="preserve">, O. I. &amp; King, R. </w:t>
       </w:r>
       <w:r>
         <w:rPr>
           <w:i/>
           <w:iCs/>
-          <w:sz w:val="20"/>
-          <w:szCs w:val="20"/>
-        </w:rPr>
-        <w:t>J. Chem. Inf. Model.</w:t>
-      </w:r>
-      <w:r>
-        <w:rPr>
-          <w:sz w:val="20"/>
-          <w:szCs w:val="20"/>
-        </w:rPr>
-        <w:t xml:space="preserve"> </w:t>
-      </w:r>
-      <w:r>
-        <w:rPr>
-          <w:b/>
-          <w:bCs/>
-          <w:sz w:val="20"/>
-          <w:szCs w:val="20"/>
-        </w:rPr>
-        <w:t>48</w:t>
-      </w:r>
-      <w:r>
-        <w:rPr>
-          <w:sz w:val="20"/>
-          <w:szCs w:val="20"/>
-        </w:rPr>
-        <w:t>, 930–940 (2008).</w:t>
+        </w:rPr>
+        <w:t>Journal of Chemical Information and Modeling</w:t>
+      </w:r>
+      <w:r>
+        <w:t>, vol. 62, page 3970–3981, 2022.</w:t>
       </w:r>
     </w:p>
     <w:p>
       <w:pPr>
         <w:pStyle w:val="Bibliography"/>
-        <w:spacing w:line="276" w:lineRule="auto"/>
-        <w:rPr>
-          <w:sz w:val="20"/>
-          <w:szCs w:val="20"/>
-        </w:rPr>
-      </w:pPr>
-      <w:r>
-        <w:rPr>
-          <w:sz w:val="20"/>
-          <w:szCs w:val="20"/>
-        </w:rPr>
-        <w:t>18.</w:t>
-      </w:r>
-      <w:r>
-        <w:rPr>
-          <w:sz w:val="20"/>
-          <w:szCs w:val="20"/>
-        </w:rPr>
+      </w:pPr>
+      <w:r>
+        <w:t>21.</w:t>
+      </w:r>
+      <w:r>
         <w:tab/>
-        <w:t xml:space="preserve">Pyzer-Knapp, E. O. Bayesian optimization for accelerated drug discovery. </w:t>
+        <w:t xml:space="preserve">Self-Focusing Virtual Screening with Active Design Space Pruning. Graff, D. E. </w:t>
       </w:r>
       <w:r>
         <w:rPr>
           <w:i/>
           <w:iCs/>
-          <w:sz w:val="20"/>
-          <w:szCs w:val="20"/>
-        </w:rPr>
-        <w:t>IBM J. Res. &amp; Dev.</w:t>
-      </w:r>
-      <w:r>
-        <w:rPr>
-          <w:sz w:val="20"/>
-          <w:szCs w:val="20"/>
-        </w:rPr>
+        </w:rPr>
+        <w:t>et al.</w:t>
+      </w:r>
+      <w:r>
         <w:t xml:space="preserve"> </w:t>
       </w:r>
       <w:r>
         <w:rPr>
-          <w:b/>
-          <w:bCs/>
-          <w:sz w:val="20"/>
-          <w:szCs w:val="20"/>
-        </w:rPr>
-        <w:t>62</w:t>
-      </w:r>
-      <w:r>
-        <w:rPr>
-          <w:sz w:val="20"/>
-          <w:szCs w:val="20"/>
-        </w:rPr>
-        <w:t>, 2:1-2:7 (2018).</w:t>
+          <w:i/>
+          <w:iCs/>
+        </w:rPr>
+        <w:t>Journal of Chemical Information and Modeling</w:t>
+      </w:r>
+      <w:r>
+        <w:t>, vol. 62, page 3854–3862, 2022.</w:t>
       </w:r>
     </w:p>
     <w:p>
       <w:pPr>
         <w:pStyle w:val="Bibliography"/>
-        <w:spacing w:line="276" w:lineRule="auto"/>
-        <w:rPr>
-          <w:sz w:val="20"/>
-          <w:szCs w:val="20"/>
-        </w:rPr>
-      </w:pPr>
-      <w:r>
-        <w:rPr>
-          <w:sz w:val="20"/>
-          <w:szCs w:val="20"/>
-        </w:rPr>
-        <w:t>19.</w:t>
-      </w:r>
-      <w:r>
-        <w:rPr>
-          <w:sz w:val="20"/>
-          <w:szCs w:val="20"/>
-        </w:rPr>
+      </w:pPr>
+      <w:r>
+        <w:t>22.</w:t>
+      </w:r>
+      <w:r>
         <w:tab/>
-        <w:t xml:space="preserve">Gentile, F. </w:t>
+        <w:t xml:space="preserve">Rapid Discovery of a Novel Series of Abl Kinase Inhibitors by Application of an Integrated Microfluidic Synthesis and Screening </w:t>
+      </w:r>
+      <w:r>
+        <w:lastRenderedPageBreak/>
+        <w:t xml:space="preserve">Platform. Desai, B. </w:t>
       </w:r>
       <w:r>
         <w:rPr>
           <w:i/>
           <w:iCs/>
-          <w:sz w:val="20"/>
-          <w:szCs w:val="20"/>
         </w:rPr>
         <w:t>et al.</w:t>
       </w:r>
       <w:r>
-        <w:rPr>
-          <w:sz w:val="20"/>
-          <w:szCs w:val="20"/>
-        </w:rPr>
-        <w:t xml:space="preserve"> Deep Docking: A Deep Learning Platform for Augmentation of Structure Based Drug Discovery. </w:t>
+        <w:t xml:space="preserve"> </w:t>
       </w:r>
       <w:r>
         <w:rPr>
           <w:i/>
           <w:iCs/>
-          <w:sz w:val="20"/>
-          <w:szCs w:val="20"/>
-        </w:rPr>
-        <w:t>ACS Cent. Sci.</w:t>
-      </w:r>
-      <w:r>
-        <w:rPr>
-          <w:sz w:val="20"/>
-          <w:szCs w:val="20"/>
-        </w:rPr>
-        <w:t xml:space="preserve"> </w:t>
-      </w:r>
-      <w:r>
-        <w:rPr>
-          <w:b/>
-          <w:bCs/>
-          <w:sz w:val="20"/>
-          <w:szCs w:val="20"/>
-        </w:rPr>
-        <w:t>6</w:t>
-      </w:r>
-      <w:r>
-        <w:rPr>
-          <w:sz w:val="20"/>
-          <w:szCs w:val="20"/>
-        </w:rPr>
-        <w:t>, 939–949 (2020).</w:t>
+        </w:rPr>
+        <w:t>Journal of Medicinal Chemistry</w:t>
+      </w:r>
+      <w:r>
+        <w:t>, vol. 56, page 3033–3047, 2013.</w:t>
       </w:r>
     </w:p>
     <w:p>
       <w:pPr>
         <w:pStyle w:val="Bibliography"/>
-        <w:spacing w:line="276" w:lineRule="auto"/>
-        <w:rPr>
-          <w:sz w:val="20"/>
-          <w:szCs w:val="20"/>
-        </w:rPr>
-      </w:pPr>
-      <w:r>
-        <w:rPr>
-          <w:sz w:val="20"/>
-          <w:szCs w:val="20"/>
-        </w:rPr>
-        <w:t>20.</w:t>
-      </w:r>
-      <w:r>
-        <w:rPr>
-          <w:sz w:val="20"/>
-          <w:szCs w:val="20"/>
-        </w:rPr>
+      </w:pPr>
+      <w:r>
+        <w:t>23.</w:t>
+      </w:r>
+      <w:r>
         <w:tab/>
-        <w:t xml:space="preserve">Gusev, F., Gutkin, E., Kurnikova, M. G. &amp; Isayev, O. Active Learning Guided Drug Design Lead Optimization Based on Relative Binding Free Energy Modeling. </w:t>
+        <w:t xml:space="preserve">Accelerated search for materials with targeted properties by adaptive design. Xue, D. </w:t>
       </w:r>
       <w:r>
         <w:rPr>
           <w:i/>
           <w:iCs/>
-          <w:sz w:val="20"/>
-          <w:szCs w:val="20"/>
-        </w:rPr>
-        <w:t>J. Chem. Inf. Model.</w:t>
-      </w:r>
-      <w:r>
-        <w:rPr>
-          <w:sz w:val="20"/>
-          <w:szCs w:val="20"/>
-        </w:rPr>
+        </w:rPr>
+        <w:t>et al.</w:t>
+      </w:r>
+      <w:r>
         <w:t xml:space="preserve"> </w:t>
       </w:r>
       <w:r>
         <w:rPr>
-          <w:b/>
-          <w:bCs/>
-          <w:sz w:val="20"/>
-          <w:szCs w:val="20"/>
-        </w:rPr>
-        <w:t>63</w:t>
-      </w:r>
-      <w:r>
-        <w:rPr>
-          <w:sz w:val="20"/>
-          <w:szCs w:val="20"/>
-        </w:rPr>
-        <w:t>, 583–594 (2023).</w:t>
+          <w:i/>
+          <w:iCs/>
+        </w:rPr>
+        <w:t>Nature Communications</w:t>
+      </w:r>
+      <w:r>
+        <w:t>, vol. 7, page 11241, 2016.</w:t>
       </w:r>
     </w:p>
     <w:p>
       <w:pPr>
         <w:pStyle w:val="Bibliography"/>
-        <w:spacing w:line="276" w:lineRule="auto"/>
-        <w:rPr>
-          <w:sz w:val="20"/>
-          <w:szCs w:val="20"/>
-        </w:rPr>
-      </w:pPr>
-      <w:r>
-        <w:rPr>
-          <w:sz w:val="20"/>
-          <w:szCs w:val="20"/>
-        </w:rPr>
-        <w:t>21.</w:t>
-      </w:r>
-      <w:r>
-        <w:rPr>
-          <w:sz w:val="20"/>
-          <w:szCs w:val="20"/>
-        </w:rPr>
+      </w:pPr>
+      <w:r>
+        <w:t>24.</w:t>
+      </w:r>
+      <w:r>
         <w:tab/>
-        <w:t xml:space="preserve">Bellamy, H., Rehim, A. A., Orhobor, O. I. &amp; King, R. Batched Bayesian Optimization for Drug Design in Noisy Environments. </w:t>
+        <w:t xml:space="preserve">Multi-objective active machine learning rapidly improves structure–activity models and reveals new protein–protein interaction inhibitors. Reker, D., Schneider, P. &amp; Schneider, G. </w:t>
       </w:r>
       <w:r>
         <w:rPr>
           <w:i/>
           <w:iCs/>
-          <w:sz w:val="20"/>
-          <w:szCs w:val="20"/>
-        </w:rPr>
-        <w:t>J. Chem. Inf. Model.</w:t>
-      </w:r>
-      <w:r>
-        <w:rPr>
-          <w:sz w:val="20"/>
-          <w:szCs w:val="20"/>
-        </w:rPr>
-        <w:t xml:space="preserve"> </w:t>
-      </w:r>
-      <w:r>
-        <w:rPr>
-          <w:b/>
-          <w:bCs/>
-          <w:sz w:val="20"/>
-          <w:szCs w:val="20"/>
-        </w:rPr>
-        <w:t>62</w:t>
-      </w:r>
-      <w:r>
-        <w:rPr>
-          <w:sz w:val="20"/>
-          <w:szCs w:val="20"/>
-        </w:rPr>
-        <w:t>, 3970–3981 (2022).</w:t>
+        </w:rPr>
+        <w:t>Chemical Science</w:t>
+      </w:r>
+      <w:r>
+        <w:t>, vol. 7, page 3919–3927, 2016.</w:t>
       </w:r>
     </w:p>
     <w:p>
       <w:pPr>
         <w:pStyle w:val="Bibliography"/>
-        <w:spacing w:line="276" w:lineRule="auto"/>
-        <w:rPr>
-          <w:sz w:val="20"/>
-          <w:szCs w:val="20"/>
-        </w:rPr>
-      </w:pPr>
-      <w:r>
-        <w:rPr>
-          <w:sz w:val="20"/>
-          <w:szCs w:val="20"/>
-        </w:rPr>
-        <w:t>22.</w:t>
-      </w:r>
-      <w:r>
-        <w:rPr>
-          <w:sz w:val="20"/>
-          <w:szCs w:val="20"/>
-        </w:rPr>
+      </w:pPr>
+      <w:r>
+        <w:t>25.</w:t>
+      </w:r>
+      <w:r>
         <w:tab/>
-        <w:t xml:space="preserve">Graff, D. E. </w:t>
+        <w:t xml:space="preserve">Accelerated Discovery of Large </w:t>
+      </w:r>
+      <w:proofErr w:type="spellStart"/>
+      <w:r>
+        <w:t>Electrostrains</w:t>
+      </w:r>
+      <w:proofErr w:type="spellEnd"/>
+      <w:r>
+        <w:t xml:space="preserve"> in BaTiO</w:t>
+      </w:r>
+      <w:r>
+        <w:rPr>
+          <w:vertAlign w:val="subscript"/>
+        </w:rPr>
+        <w:t>3</w:t>
+      </w:r>
+      <w:r>
+        <w:t xml:space="preserve">-Based </w:t>
+      </w:r>
+      <w:proofErr w:type="spellStart"/>
+      <w:r>
+        <w:t>Piezoelectrics</w:t>
+      </w:r>
+      <w:proofErr w:type="spellEnd"/>
+      <w:r>
+        <w:t xml:space="preserve"> Using Active Learning. Yuan, R. </w:t>
       </w:r>
       <w:r>
         <w:rPr>
           <w:i/>
           <w:iCs/>
-          <w:sz w:val="20"/>
-          <w:szCs w:val="20"/>
         </w:rPr>
         <w:t>et al.</w:t>
       </w:r>
       <w:r>
-        <w:rPr>
-          <w:sz w:val="20"/>
-          <w:szCs w:val="20"/>
-        </w:rPr>
-        <w:t xml:space="preserve"> Self-Focusing Virtual Screening with Active Design Space Pruning. </w:t>
+        <w:t xml:space="preserve"> </w:t>
       </w:r>
       <w:r>
         <w:rPr>
           <w:i/>
           <w:iCs/>
-          <w:sz w:val="20"/>
-          <w:szCs w:val="20"/>
-        </w:rPr>
-        <w:t>J. Chem. Inf. Model.</w:t>
-      </w:r>
-      <w:r>
-        <w:rPr>
-          <w:sz w:val="20"/>
-          <w:szCs w:val="20"/>
-        </w:rPr>
-        <w:t xml:space="preserve"> </w:t>
-      </w:r>
-      <w:r>
-        <w:rPr>
-          <w:b/>
-          <w:bCs/>
-          <w:sz w:val="20"/>
-          <w:szCs w:val="20"/>
-        </w:rPr>
-        <w:t>62</w:t>
-      </w:r>
-      <w:r>
-        <w:rPr>
-          <w:sz w:val="20"/>
-          <w:szCs w:val="20"/>
-        </w:rPr>
-        <w:t>, 3854–3862 (2022).</w:t>
+        </w:rPr>
+        <w:t>Advanced Materials</w:t>
+      </w:r>
+      <w:r>
+        <w:t>, vol. 30, page 1702884, 2018.</w:t>
       </w:r>
     </w:p>
     <w:p>
       <w:pPr>
         <w:pStyle w:val="Bibliography"/>
-        <w:spacing w:line="276" w:lineRule="auto"/>
-        <w:rPr>
-          <w:sz w:val="20"/>
-          <w:szCs w:val="20"/>
-        </w:rPr>
-      </w:pPr>
-      <w:r>
-        <w:rPr>
-          <w:sz w:val="20"/>
-          <w:szCs w:val="20"/>
-        </w:rPr>
-        <w:t>23.</w:t>
-      </w:r>
-      <w:r>
-        <w:rPr>
-          <w:sz w:val="20"/>
-          <w:szCs w:val="20"/>
-        </w:rPr>
+        <w:rPr>
+          <w:lang w:val="nl-NL"/>
+        </w:rPr>
+      </w:pPr>
+      <w:r>
+        <w:t>26.</w:t>
+      </w:r>
+      <w:r>
         <w:tab/>
-        <w:t xml:space="preserve">Desai, B. </w:t>
+        <w:t xml:space="preserve">Two-step machine learning enables optimized nanoparticle synthesis. </w:t>
+      </w:r>
+      <w:r>
+        <w:rPr>
+          <w:lang w:val="nl-NL"/>
+        </w:rPr>
+        <w:t xml:space="preserve">Mekki-Berrada, F. </w:t>
       </w:r>
       <w:r>
         <w:rPr>
           <w:i/>
           <w:iCs/>
-          <w:sz w:val="20"/>
-          <w:szCs w:val="20"/>
+          <w:lang w:val="nl-NL"/>
         </w:rPr>
         <w:t>et al.</w:t>
       </w:r>
       <w:r>
         <w:rPr>
-          <w:sz w:val="20"/>
-          <w:szCs w:val="20"/>
-        </w:rPr>
-        <w:t xml:space="preserve"> Rapid Discovery of a Novel Series of Abl Kinase Inhibitors by Application of an Integrated Microfluidic Synthesis and Screening Platform. </w:t>
+          <w:lang w:val="nl-NL"/>
+        </w:rPr>
+        <w:t xml:space="preserve"> </w:t>
       </w:r>
       <w:r>
         <w:rPr>
           <w:i/>
           <w:iCs/>
-          <w:sz w:val="20"/>
-          <w:szCs w:val="20"/>
-        </w:rPr>
-        <w:t>J. Med. Chem.</w:t>
-      </w:r>
-      <w:r>
-        <w:rPr>
-          <w:sz w:val="20"/>
-          <w:szCs w:val="20"/>
-        </w:rPr>
-        <w:t xml:space="preserve"> </w:t>
-      </w:r>
-      <w:r>
-        <w:rPr>
-          <w:b/>
-          <w:bCs/>
-          <w:sz w:val="20"/>
-          <w:szCs w:val="20"/>
-        </w:rPr>
-        <w:t>56</w:t>
-      </w:r>
-      <w:r>
-        <w:rPr>
-          <w:sz w:val="20"/>
-          <w:szCs w:val="20"/>
-        </w:rPr>
-        <w:t>, 3033–3047 (2013).</w:t>
+          <w:lang w:val="nl-NL"/>
+        </w:rPr>
+        <w:t>npj Computational Materials</w:t>
+      </w:r>
+      <w:r>
+        <w:rPr>
+          <w:lang w:val="nl-NL"/>
+        </w:rPr>
+        <w:t>, vol. 7, page 55, 2021.</w:t>
       </w:r>
     </w:p>
     <w:p>
       <w:pPr>
         <w:pStyle w:val="Bibliography"/>
-        <w:spacing w:line="276" w:lineRule="auto"/>
-        <w:rPr>
-          <w:sz w:val="20"/>
-          <w:szCs w:val="20"/>
-        </w:rPr>
-      </w:pPr>
-      <w:r>
-        <w:rPr>
-          <w:sz w:val="20"/>
-          <w:szCs w:val="20"/>
-        </w:rPr>
-        <w:t>24.</w:t>
-      </w:r>
-      <w:r>
-        <w:rPr>
-          <w:sz w:val="20"/>
-          <w:szCs w:val="20"/>
-        </w:rPr>
+      </w:pPr>
+      <w:r>
+        <w:t>27.</w:t>
+      </w:r>
+      <w:r>
         <w:tab/>
-        <w:t xml:space="preserve">Xue, D. </w:t>
+        <w:t xml:space="preserve">Bayesian semi-supervised learning for uncertainty-calibrated prediction of molecular properties and active learning. Zhang, Y. &amp; Lee, A. A. </w:t>
       </w:r>
       <w:r>
         <w:rPr>
           <w:i/>
           <w:iCs/>
-          <w:sz w:val="20"/>
-          <w:szCs w:val="20"/>
-        </w:rPr>
-        <w:t>et al.</w:t>
-      </w:r>
-      <w:r>
-        <w:rPr>
-          <w:sz w:val="20"/>
-          <w:szCs w:val="20"/>
-        </w:rPr>
-        <w:t xml:space="preserve"> Accelerated search for materials with targeted properties by adaptive design. </w:t>
+        </w:rPr>
+        <w:t>Chemical Science</w:t>
+      </w:r>
+      <w:r>
+        <w:t>, vol. 10, page 8154–8163, 2019.</w:t>
+      </w:r>
+    </w:p>
+    <w:p>
+      <w:pPr>
+        <w:pStyle w:val="Bibliography"/>
+      </w:pPr>
+      <w:r>
+        <w:t>28.</w:t>
+      </w:r>
+      <w:r>
+        <w:tab/>
+        <w:t xml:space="preserve">Automated design of ligands to </w:t>
+      </w:r>
+      <w:proofErr w:type="spellStart"/>
+      <w:r>
+        <w:t>polypharmacological</w:t>
+      </w:r>
+      <w:proofErr w:type="spellEnd"/>
+      <w:r>
+        <w:t xml:space="preserve"> profiles. Besnard, J. </w:t>
       </w:r>
       <w:r>
         <w:rPr>
           <w:i/>
           <w:iCs/>
-          <w:sz w:val="20"/>
-          <w:szCs w:val="20"/>
-        </w:rPr>
-        <w:t>Nat Commun</w:t>
-      </w:r>
-      <w:r>
-        <w:rPr>
-          <w:sz w:val="20"/>
-          <w:szCs w:val="20"/>
-        </w:rPr>
+        </w:rPr>
+        <w:t>et al.</w:t>
+      </w:r>
+      <w:r>
         <w:t xml:space="preserve"> </w:t>
       </w:r>
       <w:r>
         <w:rPr>
-          <w:b/>
-          <w:bCs/>
-          <w:sz w:val="20"/>
-          <w:szCs w:val="20"/>
-        </w:rPr>
-        <w:t>7</w:t>
-      </w:r>
-      <w:r>
-        <w:rPr>
-          <w:sz w:val="20"/>
-          <w:szCs w:val="20"/>
-        </w:rPr>
-        <w:t>, 11241 (2016).</w:t>
+          <w:i/>
+          <w:iCs/>
+        </w:rPr>
+        <w:t>Nature</w:t>
+      </w:r>
+      <w:r>
+        <w:t>, vol. 492, page 215–220, 2012.</w:t>
       </w:r>
     </w:p>
     <w:p>
       <w:pPr>
         <w:pStyle w:val="Bibliography"/>
-        <w:spacing w:line="276" w:lineRule="auto"/>
-        <w:rPr>
-          <w:sz w:val="20"/>
-          <w:szCs w:val="20"/>
-        </w:rPr>
-      </w:pPr>
-      <w:r>
-        <w:rPr>
-          <w:sz w:val="20"/>
-          <w:szCs w:val="20"/>
-        </w:rPr>
-        <w:t>25.</w:t>
-      </w:r>
-      <w:r>
-        <w:rPr>
-          <w:sz w:val="20"/>
-          <w:szCs w:val="20"/>
-        </w:rPr>
+      </w:pPr>
+      <w:r>
+        <w:lastRenderedPageBreak/>
+        <w:t>29.</w:t>
+      </w:r>
+      <w:r>
         <w:tab/>
-        <w:t xml:space="preserve">Reker, D., Schneider, P. &amp; Schneider, G. Multi-objective active machine learning rapidly improves structure–activity models and reveals new protein–protein interaction inhibitors. </w:t>
+        <w:t xml:space="preserve">A diversity maximizing active learning strategy for graph neural network models of chemical properties. Li, B. &amp; Rangarajan, S. </w:t>
       </w:r>
       <w:r>
         <w:rPr>
           <w:i/>
           <w:iCs/>
-          <w:sz w:val="20"/>
-          <w:szCs w:val="20"/>
-        </w:rPr>
-        <w:t>Chem. Sci.</w:t>
-      </w:r>
-      <w:r>
-        <w:rPr>
-          <w:sz w:val="20"/>
-          <w:szCs w:val="20"/>
-        </w:rPr>
-        <w:t xml:space="preserve"> </w:t>
-      </w:r>
-      <w:r>
-        <w:rPr>
-          <w:b/>
-          <w:bCs/>
-          <w:sz w:val="20"/>
-          <w:szCs w:val="20"/>
-        </w:rPr>
-        <w:t>7</w:t>
-      </w:r>
-      <w:r>
-        <w:rPr>
-          <w:sz w:val="20"/>
-          <w:szCs w:val="20"/>
-        </w:rPr>
-        <w:t>, 3919–3927 (2016).</w:t>
+        </w:rPr>
+        <w:t>Molecular Systems Design &amp; Engineering</w:t>
+      </w:r>
+      <w:r>
+        <w:t>, vol. 7, page 1697–1706, 2022.</w:t>
       </w:r>
     </w:p>
     <w:p>
       <w:pPr>
         <w:pStyle w:val="Bibliography"/>
-        <w:spacing w:line="276" w:lineRule="auto"/>
-        <w:rPr>
-          <w:sz w:val="20"/>
-          <w:szCs w:val="20"/>
-        </w:rPr>
-      </w:pPr>
-      <w:r>
-        <w:rPr>
-          <w:sz w:val="20"/>
-          <w:szCs w:val="20"/>
-        </w:rPr>
-        <w:t>26.</w:t>
-      </w:r>
-      <w:r>
-        <w:rPr>
-          <w:sz w:val="20"/>
-          <w:szCs w:val="20"/>
-        </w:rPr>
+      </w:pPr>
+      <w:r>
+        <w:t>30.</w:t>
+      </w:r>
+      <w:r>
         <w:tab/>
-        <w:t xml:space="preserve">Yuan, R. </w:t>
+        <w:t xml:space="preserve">Large scale active-learning-guided exploration for in vitro protein production optimization. Borkowski, O. </w:t>
       </w:r>
       <w:r>
         <w:rPr>
           <w:i/>
           <w:iCs/>
-          <w:sz w:val="20"/>
-          <w:szCs w:val="20"/>
         </w:rPr>
         <w:t>et al.</w:t>
       </w:r>
       <w:r>
-        <w:rPr>
-          <w:sz w:val="20"/>
-          <w:szCs w:val="20"/>
-        </w:rPr>
-        <w:t xml:space="preserve"> Accelerated Discovery of Large Electrostrains in BaTiO </w:t>
-      </w:r>
-      <w:r>
-        <w:rPr>
-          <w:sz w:val="20"/>
-          <w:szCs w:val="20"/>
-          <w:vertAlign w:val="subscript"/>
-        </w:rPr>
-        <w:t>3</w:t>
-      </w:r>
-      <w:r>
-        <w:rPr>
-          <w:sz w:val="20"/>
-          <w:szCs w:val="20"/>
-        </w:rPr>
         <w:t xml:space="preserve"> </w:t>
-      </w:r>
-      <w:r>
-        <w:rPr>
-          <w:rFonts w:ascii="Cambria Math" w:hAnsi="Cambria Math" w:cs="Cambria Math"/>
-          <w:sz w:val="20"/>
-          <w:szCs w:val="20"/>
-        </w:rPr>
-        <w:t>‐</w:t>
-      </w:r>
-      <w:r>
-        <w:rPr>
-          <w:sz w:val="20"/>
-          <w:szCs w:val="20"/>
-        </w:rPr>
-        <w:t xml:space="preserve">Based Piezoelectrics Using Active Learning. </w:t>
       </w:r>
       <w:r>
         <w:rPr>
           <w:i/>
           <w:iCs/>
-          <w:sz w:val="20"/>
-          <w:szCs w:val="20"/>
-        </w:rPr>
-        <w:t>Advanced Materials</w:t>
-      </w:r>
-      <w:r>
-        <w:rPr>
-          <w:sz w:val="20"/>
-          <w:szCs w:val="20"/>
-        </w:rPr>
-        <w:t xml:space="preserve"> </w:t>
-      </w:r>
-      <w:r>
-        <w:rPr>
-          <w:b/>
-          <w:bCs/>
-          <w:sz w:val="20"/>
-          <w:szCs w:val="20"/>
-        </w:rPr>
-        <w:t>30</w:t>
-      </w:r>
-      <w:r>
-        <w:rPr>
-          <w:sz w:val="20"/>
-          <w:szCs w:val="20"/>
-        </w:rPr>
-        <w:t>, 1702884 (2018).</w:t>
+        </w:rPr>
+        <w:t>Nature Communications</w:t>
+      </w:r>
+      <w:r>
+        <w:t>, vol. 11, page 1872, 2020.</w:t>
       </w:r>
     </w:p>
     <w:p>
       <w:pPr>
         <w:pStyle w:val="Bibliography"/>
-        <w:spacing w:line="276" w:lineRule="auto"/>
-        <w:rPr>
-          <w:sz w:val="20"/>
-          <w:szCs w:val="20"/>
-        </w:rPr>
-      </w:pPr>
-      <w:r>
-        <w:rPr>
-          <w:sz w:val="20"/>
-          <w:szCs w:val="20"/>
-        </w:rPr>
-        <w:t>27.</w:t>
-      </w:r>
-      <w:r>
-        <w:rPr>
-          <w:sz w:val="20"/>
-          <w:szCs w:val="20"/>
-        </w:rPr>
+      </w:pPr>
+      <w:r>
+        <w:t>31.</w:t>
+      </w:r>
+      <w:r>
         <w:tab/>
-        <w:t xml:space="preserve">Mekki-Berrada, F. </w:t>
+        <w:t xml:space="preserve">RECOVER identifies synergistic drug combinations in vitro through sequential model optimization. Bertin, P. </w:t>
       </w:r>
       <w:r>
         <w:rPr>
           <w:i/>
           <w:iCs/>
-          <w:sz w:val="20"/>
-          <w:szCs w:val="20"/>
         </w:rPr>
         <w:t>et al.</w:t>
       </w:r>
       <w:r>
-        <w:rPr>
-          <w:sz w:val="20"/>
-          <w:szCs w:val="20"/>
-        </w:rPr>
-        <w:t xml:space="preserve"> Two-step machine learning enables optimized nanoparticle synthesis. </w:t>
+        <w:t xml:space="preserve"> </w:t>
       </w:r>
       <w:r>
         <w:rPr>
           <w:i/>
           <w:iCs/>
-          <w:sz w:val="20"/>
-          <w:szCs w:val="20"/>
-        </w:rPr>
-        <w:t>npj Comput Mater</w:t>
-      </w:r>
-      <w:r>
-        <w:rPr>
-          <w:sz w:val="20"/>
-          <w:szCs w:val="20"/>
-        </w:rPr>
-        <w:t xml:space="preserve"> </w:t>
-      </w:r>
-      <w:r>
-        <w:rPr>
-          <w:b/>
-          <w:bCs/>
-          <w:sz w:val="20"/>
-          <w:szCs w:val="20"/>
-        </w:rPr>
-        <w:t>7</w:t>
-      </w:r>
-      <w:r>
-        <w:rPr>
-          <w:sz w:val="20"/>
-          <w:szCs w:val="20"/>
-        </w:rPr>
-        <w:t>, 55 (2021).</w:t>
+        </w:rPr>
+        <w:t>Cell Reports Methods</w:t>
+      </w:r>
+      <w:r>
+        <w:t>, vol. 3, page 100599, 2023.</w:t>
       </w:r>
     </w:p>
     <w:p>
       <w:pPr>
         <w:pStyle w:val="Bibliography"/>
-        <w:spacing w:line="276" w:lineRule="auto"/>
-        <w:rPr>
-          <w:sz w:val="20"/>
-          <w:szCs w:val="20"/>
-        </w:rPr>
-      </w:pPr>
-      <w:r>
-        <w:rPr>
-          <w:sz w:val="20"/>
-          <w:szCs w:val="20"/>
-        </w:rPr>
-        <w:t>28.</w:t>
-      </w:r>
-      <w:r>
-        <w:rPr>
-          <w:sz w:val="20"/>
-          <w:szCs w:val="20"/>
-        </w:rPr>
+      </w:pPr>
+      <w:r>
+        <w:t>32.</w:t>
+      </w:r>
+      <w:r>
         <w:tab/>
-        <w:t xml:space="preserve">Zhang, Y. &amp; Lee, A. A. Bayesian semi-supervised learning for uncertainty-calibrated prediction of molecular properties and active learning. </w:t>
+        <w:t xml:space="preserve">Active learning effectively identifies a minimal set of maximally informative and asymptotically performant cytotoxic structure–activity patterns in NCI-60 cell lines. Nakano, T., Takeda, S. &amp; Brown, J. B. </w:t>
       </w:r>
       <w:r>
         <w:rPr>
           <w:i/>
           <w:iCs/>
-          <w:sz w:val="20"/>
-          <w:szCs w:val="20"/>
-        </w:rPr>
-        <w:t>Chem. Sci.</w:t>
-      </w:r>
-      <w:r>
-        <w:rPr>
-          <w:sz w:val="20"/>
-          <w:szCs w:val="20"/>
-        </w:rPr>
-        <w:t xml:space="preserve"> </w:t>
-      </w:r>
-      <w:r>
-        <w:rPr>
-          <w:b/>
-          <w:bCs/>
-          <w:sz w:val="20"/>
-          <w:szCs w:val="20"/>
-        </w:rPr>
-        <w:t>10</w:t>
-      </w:r>
-      <w:r>
-        <w:rPr>
-          <w:sz w:val="20"/>
-          <w:szCs w:val="20"/>
-        </w:rPr>
-        <w:t>, 8154–8163 (2019).</w:t>
+        </w:rPr>
+        <w:t>RSC Medicinal Chemistry</w:t>
+      </w:r>
+      <w:r>
+        <w:t>, vol. 11, page 1075–1087, 2020.</w:t>
       </w:r>
     </w:p>
     <w:p>
       <w:pPr>
         <w:pStyle w:val="Bibliography"/>
-        <w:spacing w:line="276" w:lineRule="auto"/>
-        <w:rPr>
-          <w:sz w:val="20"/>
-          <w:szCs w:val="20"/>
-        </w:rPr>
-      </w:pPr>
-      <w:r>
-        <w:rPr>
-          <w:sz w:val="20"/>
-          <w:szCs w:val="20"/>
-        </w:rPr>
-        <w:t>29.</w:t>
-      </w:r>
-      <w:r>
-        <w:rPr>
-          <w:sz w:val="20"/>
-          <w:szCs w:val="20"/>
-        </w:rPr>
+      </w:pPr>
+      <w:r>
+        <w:t>33.</w:t>
+      </w:r>
+      <w:r>
         <w:tab/>
-        <w:t xml:space="preserve">Besnard, J. </w:t>
+        <w:t xml:space="preserve">Active learning efficiently converges on rational limits of toxicity prediction and identifies patterns for molecule design. Habib Polash, A., Nakano, T., Rakers, C., Takeda, S. &amp; Brown, J. B. </w:t>
       </w:r>
       <w:r>
         <w:rPr>
           <w:i/>
           <w:iCs/>
-          <w:sz w:val="20"/>
-          <w:szCs w:val="20"/>
-        </w:rPr>
-        <w:t>et al.</w:t>
-      </w:r>
-      <w:r>
-        <w:rPr>
-          <w:sz w:val="20"/>
-          <w:szCs w:val="20"/>
-        </w:rPr>
-        <w:t xml:space="preserve"> Automated design of ligands to polypharmacological profiles. </w:t>
+        </w:rPr>
+        <w:t>Computational Toxicology</w:t>
+      </w:r>
+      <w:r>
+        <w:t>, vol. 15, page 100129, 2020.</w:t>
+      </w:r>
+    </w:p>
+    <w:p>
+      <w:pPr>
+        <w:pStyle w:val="Bibliography"/>
+      </w:pPr>
+      <w:r>
+        <w:t>34.</w:t>
+      </w:r>
+      <w:r>
+        <w:tab/>
+        <w:t xml:space="preserve">Reaction-Based Enumeration, Active Learning, and Free Energy Calculations </w:t>
+      </w:r>
+      <w:proofErr w:type="gramStart"/>
+      <w:r>
+        <w:t>To</w:t>
+      </w:r>
+      <w:proofErr w:type="gramEnd"/>
+      <w:r>
+        <w:t xml:space="preserve"> Rapidly Explore Synthetically Tractable Chemical Space and Optimize Potency of Cyclin-Dependent Kinase 2 Inhibitors. Konze, K. D. </w:t>
       </w:r>
       <w:r>
         <w:rPr>
           <w:i/>
           <w:iCs/>
-          <w:sz w:val="20"/>
-          <w:szCs w:val="20"/>
-        </w:rPr>
-        <w:t>Nature</w:t>
-      </w:r>
-      <w:r>
-        <w:rPr>
-          <w:sz w:val="20"/>
-          <w:szCs w:val="20"/>
-        </w:rPr>
+        </w:rPr>
+        <w:t>et al.</w:t>
+      </w:r>
+      <w:r>
         <w:t xml:space="preserve"> </w:t>
       </w:r>
       <w:r>
         <w:rPr>
-          <w:b/>
-          <w:bCs/>
-          <w:sz w:val="20"/>
-          <w:szCs w:val="20"/>
-        </w:rPr>
-        <w:t>492</w:t>
-      </w:r>
-      <w:r>
-        <w:rPr>
-          <w:sz w:val="20"/>
-          <w:szCs w:val="20"/>
-        </w:rPr>
-        <w:t>, 215–220 (2012).</w:t>
+          <w:i/>
+          <w:iCs/>
+        </w:rPr>
+        <w:t>Journal of Chemical Information and Modeling</w:t>
+      </w:r>
+      <w:r>
+        <w:t>, vol. 59, page 3782–3793, 2019.</w:t>
       </w:r>
     </w:p>
     <w:p>
       <w:pPr>
         <w:pStyle w:val="Bibliography"/>
-        <w:spacing w:line="276" w:lineRule="auto"/>
-        <w:rPr>
-          <w:sz w:val="20"/>
-          <w:szCs w:val="20"/>
-        </w:rPr>
-      </w:pPr>
-      <w:r>
-        <w:rPr>
-          <w:sz w:val="20"/>
-          <w:szCs w:val="20"/>
-        </w:rPr>
-        <w:t>30.</w:t>
-      </w:r>
-      <w:r>
-        <w:rPr>
-          <w:sz w:val="20"/>
-          <w:szCs w:val="20"/>
-        </w:rPr>
+      </w:pPr>
+      <w:r>
+        <w:lastRenderedPageBreak/>
+        <w:t>35.</w:t>
+      </w:r>
+      <w:r>
         <w:tab/>
-        <w:t xml:space="preserve">Li, B. &amp; Rangarajan, S. A diversity maximizing active learning strategy for graph neural network models of chemical properties. </w:t>
+        <w:t xml:space="preserve">Chemical Space Exploration with Active Learning and Alchemical Free Energies. </w:t>
+      </w:r>
+      <w:proofErr w:type="spellStart"/>
+      <w:r>
+        <w:t>Khalak</w:t>
+      </w:r>
+      <w:proofErr w:type="spellEnd"/>
+      <w:r>
+        <w:t xml:space="preserve">, Y., </w:t>
+      </w:r>
+      <w:proofErr w:type="spellStart"/>
+      <w:r>
+        <w:t>Tresadern</w:t>
+      </w:r>
+      <w:proofErr w:type="spellEnd"/>
+      <w:r>
+        <w:t xml:space="preserve">, G., Hahn, D. F., De Groot, B. L. &amp; </w:t>
+      </w:r>
+      <w:proofErr w:type="spellStart"/>
+      <w:r>
+        <w:t>Gapsys</w:t>
+      </w:r>
+      <w:proofErr w:type="spellEnd"/>
+      <w:r>
+        <w:t xml:space="preserve">, V. </w:t>
       </w:r>
       <w:r>
         <w:rPr>
           <w:i/>
           <w:iCs/>
-          <w:sz w:val="20"/>
-          <w:szCs w:val="20"/>
-        </w:rPr>
-        <w:t>Mol. Syst. Des. Eng.</w:t>
-      </w:r>
-      <w:r>
-        <w:rPr>
-          <w:sz w:val="20"/>
-          <w:szCs w:val="20"/>
-        </w:rPr>
-        <w:t xml:space="preserve"> </w:t>
-      </w:r>
-      <w:r>
-        <w:rPr>
-          <w:b/>
-          <w:bCs/>
-          <w:sz w:val="20"/>
-          <w:szCs w:val="20"/>
-        </w:rPr>
-        <w:t>7</w:t>
-      </w:r>
-      <w:r>
-        <w:rPr>
-          <w:sz w:val="20"/>
-          <w:szCs w:val="20"/>
-        </w:rPr>
-        <w:t>, 1697–1706 (2022).</w:t>
+        </w:rPr>
+        <w:t>Journal of Chemical Theory and Computation</w:t>
+      </w:r>
+      <w:r>
+        <w:t>, vol. 18, page 6259–6270, 2022.</w:t>
       </w:r>
     </w:p>
     <w:p>
       <w:pPr>
         <w:pStyle w:val="Bibliography"/>
-        <w:spacing w:line="276" w:lineRule="auto"/>
-        <w:rPr>
-          <w:sz w:val="20"/>
-          <w:szCs w:val="20"/>
-        </w:rPr>
-      </w:pPr>
-      <w:r>
-        <w:rPr>
-          <w:sz w:val="20"/>
-          <w:szCs w:val="20"/>
-        </w:rPr>
-        <w:t>31.</w:t>
-      </w:r>
-      <w:r>
-        <w:rPr>
-          <w:sz w:val="20"/>
-          <w:szCs w:val="20"/>
-        </w:rPr>
+      </w:pPr>
+      <w:r>
+        <w:t>36.</w:t>
+      </w:r>
+      <w:r>
         <w:tab/>
-        <w:t xml:space="preserve">Borkowski, O. </w:t>
+        <w:t xml:space="preserve">The rise of self-driving labs in chemical and materials sciences. </w:t>
+      </w:r>
+      <w:proofErr w:type="spellStart"/>
+      <w:r>
+        <w:t>Abolhasani</w:t>
+      </w:r>
+      <w:proofErr w:type="spellEnd"/>
+      <w:r>
+        <w:t xml:space="preserve">, M. &amp; </w:t>
+      </w:r>
+      <w:proofErr w:type="spellStart"/>
+      <w:r>
+        <w:t>Kumacheva</w:t>
+      </w:r>
+      <w:proofErr w:type="spellEnd"/>
+      <w:r>
+        <w:t xml:space="preserve">, E. </w:t>
       </w:r>
       <w:r>
         <w:rPr>
           <w:i/>
           <w:iCs/>
-          <w:sz w:val="20"/>
-          <w:szCs w:val="20"/>
-        </w:rPr>
-        <w:t>et al.</w:t>
-      </w:r>
-      <w:r>
-        <w:rPr>
-          <w:sz w:val="20"/>
-          <w:szCs w:val="20"/>
-        </w:rPr>
-        <w:t xml:space="preserve"> Large scale active-learning-guided exploration for in vitro protein production optimization. </w:t>
+        </w:rPr>
+        <w:t>Nature Synthesis</w:t>
+      </w:r>
+      <w:r>
+        <w:t>, vol. 2, page 483–492, 2023.</w:t>
+      </w:r>
+    </w:p>
+    <w:p>
+      <w:pPr>
+        <w:pStyle w:val="Bibliography"/>
+      </w:pPr>
+      <w:r>
+        <w:t>37.</w:t>
+      </w:r>
+      <w:r>
+        <w:tab/>
+        <w:t xml:space="preserve">Autonomous Chemical Experiments: Challenges and Perspectives on Establishing a Self-Driving Lab. </w:t>
+      </w:r>
+      <w:proofErr w:type="spellStart"/>
+      <w:r>
+        <w:t>Seifrid</w:t>
+      </w:r>
+      <w:proofErr w:type="spellEnd"/>
+      <w:r>
+        <w:t xml:space="preserve">, M. </w:t>
       </w:r>
       <w:r>
         <w:rPr>
           <w:i/>
           <w:iCs/>
-          <w:sz w:val="20"/>
-          <w:szCs w:val="20"/>
-        </w:rPr>
-        <w:t>Nat Commun</w:t>
-      </w:r>
-      <w:r>
-        <w:rPr>
-          <w:sz w:val="20"/>
-          <w:szCs w:val="20"/>
-        </w:rPr>
+        </w:rPr>
+        <w:t>et al.</w:t>
+      </w:r>
+      <w:r>
         <w:t xml:space="preserve"> </w:t>
       </w:r>
       <w:r>
         <w:rPr>
-          <w:b/>
-          <w:bCs/>
-          <w:sz w:val="20"/>
-          <w:szCs w:val="20"/>
-        </w:rPr>
-        <w:t>11</w:t>
-      </w:r>
-      <w:r>
-        <w:rPr>
-          <w:sz w:val="20"/>
-          <w:szCs w:val="20"/>
-        </w:rPr>
-        <w:t>, 1872 (2020).</w:t>
+          <w:i/>
+          <w:iCs/>
+        </w:rPr>
+        <w:t>Accounts of Chemical Research</w:t>
+      </w:r>
+      <w:r>
+        <w:t>, vol. 55, page 2454–2466, 2022.</w:t>
       </w:r>
     </w:p>
     <w:p>
       <w:pPr>
         <w:pStyle w:val="Bibliography"/>
-        <w:spacing w:line="276" w:lineRule="auto"/>
-        <w:rPr>
-          <w:sz w:val="20"/>
-          <w:szCs w:val="20"/>
-        </w:rPr>
-      </w:pPr>
-      <w:r>
-        <w:rPr>
-          <w:sz w:val="20"/>
-          <w:szCs w:val="20"/>
-        </w:rPr>
-        <w:t>32.</w:t>
-      </w:r>
-      <w:r>
-        <w:rPr>
-          <w:sz w:val="20"/>
-          <w:szCs w:val="20"/>
-        </w:rPr>
+      </w:pPr>
+      <w:r>
+        <w:t>38.</w:t>
+      </w:r>
+      <w:r>
         <w:tab/>
-        <w:t xml:space="preserve">Bertin, P. </w:t>
+        <w:t>Scaffold</w:t>
+      </w:r>
+      <w:r>
+        <w:rPr>
+          <w:rFonts w:ascii="Cambria Math" w:hAnsi="Cambria Math" w:cs="Cambria Math"/>
+        </w:rPr>
+        <w:t>‐</w:t>
+      </w:r>
+      <w:r>
+        <w:t xml:space="preserve">Hopping: How Far Can You Jump? Schneider, G., Schneider, P. &amp; Renner, S. </w:t>
       </w:r>
       <w:r>
         <w:rPr>
           <w:i/>
           <w:iCs/>
-          <w:sz w:val="20"/>
-          <w:szCs w:val="20"/>
-        </w:rPr>
-        <w:t>et al.</w:t>
-      </w:r>
-      <w:r>
-        <w:rPr>
-          <w:sz w:val="20"/>
-          <w:szCs w:val="20"/>
-        </w:rPr>
-        <w:t xml:space="preserve"> RECOVER identifies synergistic drug combinations in vitro through sequential model optimization. </w:t>
+        </w:rPr>
+        <w:t>QSAR &amp; Combinatorial Science</w:t>
+      </w:r>
+      <w:r>
+        <w:t>, vol. 25, page 1162–1171, 2006.</w:t>
+      </w:r>
+    </w:p>
+    <w:p>
+      <w:pPr>
+        <w:pStyle w:val="Bibliography"/>
+      </w:pPr>
+      <w:r>
+        <w:t>39.</w:t>
+      </w:r>
+      <w:r>
+        <w:tab/>
+        <w:t xml:space="preserve">Hit and lead generation: beyond high-throughput screening. Bleicher, K. H., Böhm, H.-J., Müller, K. &amp; Alanine, A. I. </w:t>
       </w:r>
       <w:r>
         <w:rPr>
           <w:i/>
           <w:iCs/>
-          <w:sz w:val="20"/>
-          <w:szCs w:val="20"/>
-        </w:rPr>
-        <w:t>Cell Reports Methods</w:t>
-      </w:r>
-      <w:r>
-        <w:rPr>
-          <w:sz w:val="20"/>
-          <w:szCs w:val="20"/>
-        </w:rPr>
-        <w:t xml:space="preserve"> </w:t>
-      </w:r>
-      <w:r>
-        <w:rPr>
-          <w:b/>
-          <w:bCs/>
-          <w:sz w:val="20"/>
-          <w:szCs w:val="20"/>
-        </w:rPr>
-        <w:t>3</w:t>
-      </w:r>
-      <w:r>
-        <w:rPr>
-          <w:sz w:val="20"/>
-          <w:szCs w:val="20"/>
-        </w:rPr>
-        <w:t>, 100599 (2023).</w:t>
+        </w:rPr>
+        <w:t>Nature Reviews Drug Discovery</w:t>
+      </w:r>
+      <w:r>
+        <w:t>, vol. 2, page 369–378, 2003.</w:t>
       </w:r>
     </w:p>
     <w:p>
       <w:pPr>
         <w:pStyle w:val="Bibliography"/>
-        <w:spacing w:line="276" w:lineRule="auto"/>
-        <w:rPr>
-          <w:sz w:val="20"/>
-          <w:szCs w:val="20"/>
-        </w:rPr>
-      </w:pPr>
-      <w:r>
-        <w:rPr>
-          <w:sz w:val="20"/>
-          <w:szCs w:val="20"/>
-        </w:rPr>
-        <w:lastRenderedPageBreak/>
-        <w:t>33.</w:t>
-      </w:r>
-      <w:r>
-        <w:rPr>
-          <w:sz w:val="20"/>
-          <w:szCs w:val="20"/>
-        </w:rPr>
+      </w:pPr>
+      <w:r>
+        <w:t>40.</w:t>
+      </w:r>
+      <w:r>
         <w:tab/>
-        <w:t xml:space="preserve">Nakano, T., Takeda, S. &amp; Brown, J. B. Active learning effectively identifies a minimal set of maximally informative and asymptotically performant cytotoxic structure–activity patterns in NCI-60 cell lines. </w:t>
+        <w:t xml:space="preserve">LIT-PCBA: An Unbiased Data Set for Machine Learning and Virtual Screening. Tran-Nguyen, V.-K., </w:t>
+      </w:r>
+      <w:proofErr w:type="spellStart"/>
+      <w:r>
+        <w:t>Jacquemard</w:t>
+      </w:r>
+      <w:proofErr w:type="spellEnd"/>
+      <w:r>
+        <w:t xml:space="preserve">, C. &amp; Rognan, D. </w:t>
       </w:r>
       <w:r>
         <w:rPr>
           <w:i/>
           <w:iCs/>
-          <w:sz w:val="20"/>
-          <w:szCs w:val="20"/>
-        </w:rPr>
-        <w:t>RSC Med. Chem.</w:t>
-      </w:r>
-      <w:r>
-        <w:rPr>
-          <w:sz w:val="20"/>
-          <w:szCs w:val="20"/>
-        </w:rPr>
-        <w:t xml:space="preserve"> </w:t>
-      </w:r>
-      <w:r>
-        <w:rPr>
-          <w:b/>
-          <w:bCs/>
-          <w:sz w:val="20"/>
-          <w:szCs w:val="20"/>
-        </w:rPr>
-        <w:t>11</w:t>
-      </w:r>
-      <w:r>
-        <w:rPr>
-          <w:sz w:val="20"/>
-          <w:szCs w:val="20"/>
-        </w:rPr>
-        <w:t>, 1075–1087 (2020).</w:t>
+        </w:rPr>
+        <w:t>Journal of Chemical Information and Modeling</w:t>
+      </w:r>
+      <w:r>
+        <w:t>, vol. 60, page 4263–4273, 2020.</w:t>
       </w:r>
     </w:p>
     <w:p>
       <w:pPr>
         <w:pStyle w:val="Bibliography"/>
-        <w:spacing w:line="276" w:lineRule="auto"/>
-        <w:rPr>
-          <w:sz w:val="20"/>
-          <w:szCs w:val="20"/>
-        </w:rPr>
-      </w:pPr>
-      <w:r>
-        <w:rPr>
-          <w:sz w:val="20"/>
-          <w:szCs w:val="20"/>
-        </w:rPr>
-        <w:t>34.</w:t>
-      </w:r>
-      <w:r>
-        <w:rPr>
-          <w:sz w:val="20"/>
-          <w:szCs w:val="20"/>
-        </w:rPr>
+      </w:pPr>
+      <w:r>
+        <w:t>41.</w:t>
+      </w:r>
+      <w:r>
         <w:tab/>
-        <w:t xml:space="preserve">Habib Polash, A., Nakano, T., Rakers, C., Takeda, S. &amp; Brown, J. B. Active learning efficiently converges on rational limits of toxicity prediction and identifies patterns for molecule design. </w:t>
+        <w:t xml:space="preserve">Aldehyde Dehydrogenase 1 Is a Tumor Stem Cell-Associated Marker in Lung Cancer. Jiang, F. </w:t>
       </w:r>
       <w:r>
         <w:rPr>
           <w:i/>
           <w:iCs/>
-          <w:sz w:val="20"/>
-          <w:szCs w:val="20"/>
-        </w:rPr>
-        <w:t>Computational Toxicology</w:t>
-      </w:r>
-      <w:r>
-        <w:rPr>
-          <w:sz w:val="20"/>
-          <w:szCs w:val="20"/>
-        </w:rPr>
+        </w:rPr>
+        <w:t>et al.</w:t>
+      </w:r>
+      <w:r>
         <w:t xml:space="preserve"> </w:t>
       </w:r>
       <w:r>
         <w:rPr>
-          <w:b/>
-          <w:bCs/>
-          <w:sz w:val="20"/>
-          <w:szCs w:val="20"/>
-        </w:rPr>
-        <w:t>15</w:t>
-      </w:r>
-      <w:r>
-        <w:rPr>
-          <w:sz w:val="20"/>
-          <w:szCs w:val="20"/>
-        </w:rPr>
-        <w:t>, 100129 (2020).</w:t>
+          <w:i/>
+          <w:iCs/>
+        </w:rPr>
+        <w:t>Molecular Cancer Research</w:t>
+      </w:r>
+      <w:r>
+        <w:t>, vol. 7, page 330–338, 2009.</w:t>
       </w:r>
     </w:p>
     <w:p>
       <w:pPr>
         <w:pStyle w:val="Bibliography"/>
-        <w:spacing w:line="276" w:lineRule="auto"/>
-        <w:rPr>
-          <w:sz w:val="20"/>
-          <w:szCs w:val="20"/>
-        </w:rPr>
-      </w:pPr>
-      <w:r>
-        <w:rPr>
-          <w:sz w:val="20"/>
-          <w:szCs w:val="20"/>
-        </w:rPr>
-        <w:t>35.</w:t>
-      </w:r>
-      <w:r>
-        <w:rPr>
-          <w:sz w:val="20"/>
-          <w:szCs w:val="20"/>
-        </w:rPr>
+      </w:pPr>
+      <w:r>
+        <w:lastRenderedPageBreak/>
+        <w:t>42.</w:t>
+      </w:r>
+      <w:r>
         <w:tab/>
-        <w:t xml:space="preserve">Konze, K. D. </w:t>
+        <w:t xml:space="preserve">Aldehyde dehydrogenase 1 (ALDH1) isoform expression and potential clinical implications in hepatocellular carcinoma. Yang, C. </w:t>
       </w:r>
       <w:r>
         <w:rPr>
           <w:i/>
           <w:iCs/>
-          <w:sz w:val="20"/>
-          <w:szCs w:val="20"/>
         </w:rPr>
         <w:t>et al.</w:t>
       </w:r>
       <w:r>
-        <w:rPr>
-          <w:sz w:val="20"/>
-          <w:szCs w:val="20"/>
-        </w:rPr>
-        <w:t xml:space="preserve"> Reaction-Based Enumeration, Active Learning, and Free Energy Calculations To Rapidly Explore Synthetically Tractable Chemical Space and Optimize Potency of Cyclin-Dependent Kinase 2 Inhibitors. </w:t>
+        <w:t xml:space="preserve"> </w:t>
       </w:r>
       <w:r>
         <w:rPr>
           <w:i/>
           <w:iCs/>
-          <w:sz w:val="20"/>
-          <w:szCs w:val="20"/>
-        </w:rPr>
-        <w:t>J. Chem. Inf. Model.</w:t>
-      </w:r>
-      <w:r>
-        <w:rPr>
-          <w:sz w:val="20"/>
-          <w:szCs w:val="20"/>
-        </w:rPr>
-        <w:t xml:space="preserve"> </w:t>
-      </w:r>
-      <w:r>
-        <w:rPr>
-          <w:b/>
-          <w:bCs/>
-          <w:sz w:val="20"/>
-          <w:szCs w:val="20"/>
-        </w:rPr>
-        <w:t>59</w:t>
-      </w:r>
-      <w:r>
-        <w:rPr>
-          <w:sz w:val="20"/>
-          <w:szCs w:val="20"/>
-        </w:rPr>
-        <w:t>, 3782–3793 (2019).</w:t>
+        </w:rPr>
+        <w:t>PLOS ONE</w:t>
+      </w:r>
+      <w:r>
+        <w:t>, vol. 12, page e0182208, 2017.</w:t>
       </w:r>
     </w:p>
     <w:p>
       <w:pPr>
         <w:pStyle w:val="Bibliography"/>
-        <w:spacing w:line="276" w:lineRule="auto"/>
-        <w:rPr>
-          <w:sz w:val="20"/>
-          <w:szCs w:val="20"/>
-        </w:rPr>
-      </w:pPr>
-      <w:r>
-        <w:rPr>
-          <w:sz w:val="20"/>
-          <w:szCs w:val="20"/>
-        </w:rPr>
-        <w:t>36.</w:t>
-      </w:r>
-      <w:r>
-        <w:rPr>
-          <w:sz w:val="20"/>
-          <w:szCs w:val="20"/>
-        </w:rPr>
+      </w:pPr>
+      <w:r>
+        <w:t>43.</w:t>
+      </w:r>
+      <w:r>
         <w:tab/>
-        <w:t xml:space="preserve">Khalak, Y., Tresadern, G., Hahn, D. F., De Groot, B. L. &amp; Gapsys, V. Chemical Space Exploration with Active Learning and Alchemical Free Energies. </w:t>
+        <w:t xml:space="preserve">Pyruvate Kinase M2 Is Required for the Expression of the Immune Checkpoint PD-L1 in Immune Cells and Tumors. Palsson-McDermott, E. M. </w:t>
       </w:r>
       <w:r>
         <w:rPr>
           <w:i/>
           <w:iCs/>
-          <w:sz w:val="20"/>
-          <w:szCs w:val="20"/>
-        </w:rPr>
-        <w:t>J. Chem. Theory Comput.</w:t>
-      </w:r>
-      <w:r>
-        <w:rPr>
-          <w:sz w:val="20"/>
-          <w:szCs w:val="20"/>
-        </w:rPr>
+        </w:rPr>
+        <w:t>et al.</w:t>
+      </w:r>
+      <w:r>
         <w:t xml:space="preserve"> </w:t>
       </w:r>
       <w:r>
         <w:rPr>
-          <w:b/>
-          <w:bCs/>
-          <w:sz w:val="20"/>
-          <w:szCs w:val="20"/>
-        </w:rPr>
-        <w:t>18</w:t>
-      </w:r>
-      <w:r>
-        <w:rPr>
-          <w:sz w:val="20"/>
-          <w:szCs w:val="20"/>
-        </w:rPr>
-        <w:t>, 6259–6270 (2022).</w:t>
+          <w:i/>
+          <w:iCs/>
+        </w:rPr>
+        <w:t>Frontiers in Immunology</w:t>
+      </w:r>
+      <w:r>
+        <w:t>, vol. 8, page 1300, 2017.</w:t>
       </w:r>
     </w:p>
     <w:p>
       <w:pPr>
         <w:pStyle w:val="Bibliography"/>
-        <w:spacing w:line="276" w:lineRule="auto"/>
-        <w:rPr>
-          <w:sz w:val="20"/>
-          <w:szCs w:val="20"/>
-        </w:rPr>
-      </w:pPr>
-      <w:r>
-        <w:rPr>
-          <w:sz w:val="20"/>
-          <w:szCs w:val="20"/>
-        </w:rPr>
-        <w:t>37.</w:t>
-      </w:r>
-      <w:r>
-        <w:rPr>
-          <w:sz w:val="20"/>
-          <w:szCs w:val="20"/>
-        </w:rPr>
+      </w:pPr>
+      <w:r>
+        <w:t>44.</w:t>
+      </w:r>
+      <w:r>
         <w:tab/>
-        <w:t xml:space="preserve">van Tilborg, D. </w:t>
+        <w:t xml:space="preserve">Vitamin D, disease and therapeutic opportunities. Plum, L. A. &amp; DeLuca, H. F. </w:t>
       </w:r>
       <w:r>
         <w:rPr>
           <w:i/>
           <w:iCs/>
-          <w:sz w:val="20"/>
-          <w:szCs w:val="20"/>
-        </w:rPr>
-        <w:t>et al.</w:t>
-      </w:r>
-      <w:r>
-        <w:rPr>
-          <w:sz w:val="20"/>
-          <w:szCs w:val="20"/>
-        </w:rPr>
-        <w:t xml:space="preserve"> Deep learning for low-data drug discovery: Hurdles and opportunities. </w:t>
+        </w:rPr>
+        <w:t>Nature Reviews Drug Discovery</w:t>
+      </w:r>
+      <w:r>
+        <w:t>, vol. 9, page 941–955, 2010.</w:t>
+      </w:r>
+    </w:p>
+    <w:p>
+      <w:pPr>
+        <w:pStyle w:val="Bibliography"/>
+      </w:pPr>
+      <w:r>
+        <w:t>45.</w:t>
+      </w:r>
+      <w:r>
+        <w:tab/>
+        <w:t xml:space="preserve">Extended-Connectivity Fingerprints. Rogers, D. &amp; Hahn, M. </w:t>
       </w:r>
       <w:r>
         <w:rPr>
           <w:i/>
           <w:iCs/>
-          <w:sz w:val="20"/>
-          <w:szCs w:val="20"/>
-        </w:rPr>
-        <w:t>Current Opinion in Structural Biology</w:t>
-      </w:r>
-      <w:r>
-        <w:rPr>
-          <w:sz w:val="20"/>
-          <w:szCs w:val="20"/>
-        </w:rPr>
-        <w:t xml:space="preserve"> </w:t>
-      </w:r>
-      <w:r>
-        <w:rPr>
-          <w:b/>
-          <w:bCs/>
-          <w:sz w:val="20"/>
-          <w:szCs w:val="20"/>
-        </w:rPr>
-        <w:t>86</w:t>
-      </w:r>
-      <w:r>
-        <w:rPr>
-          <w:sz w:val="20"/>
-          <w:szCs w:val="20"/>
-        </w:rPr>
-        <w:t>, 102818 (2024).</w:t>
+        </w:rPr>
+        <w:t>Journal of Chemical Information and Modeling</w:t>
+      </w:r>
+      <w:r>
+        <w:t>, vol. 50, page 742–754, 2010.</w:t>
       </w:r>
     </w:p>
     <w:p>
       <w:pPr>
         <w:pStyle w:val="Bibliography"/>
-        <w:spacing w:line="276" w:lineRule="auto"/>
-        <w:rPr>
-          <w:sz w:val="20"/>
-          <w:szCs w:val="20"/>
-        </w:rPr>
-      </w:pPr>
-      <w:r>
-        <w:rPr>
-          <w:sz w:val="20"/>
-          <w:szCs w:val="20"/>
-        </w:rPr>
-        <w:t>38.</w:t>
-      </w:r>
-      <w:r>
-        <w:rPr>
-          <w:sz w:val="20"/>
-          <w:szCs w:val="20"/>
-        </w:rPr>
+      </w:pPr>
+      <w:r>
+        <w:t>46.</w:t>
+      </w:r>
+      <w:r>
         <w:tab/>
-        <w:t xml:space="preserve">Abolhasani, M. &amp; Kumacheva, E. The rise of self-driving labs in chemical and materials sciences. </w:t>
+        <w:t xml:space="preserve">Molecular graph convolutions: moving beyond fingerprints. Kearnes, S., McCloskey, K., Berndl, M., Pande, V. &amp; Riley, P. </w:t>
       </w:r>
       <w:r>
         <w:rPr>
           <w:i/>
           <w:iCs/>
-          <w:sz w:val="20"/>
-          <w:szCs w:val="20"/>
-        </w:rPr>
-        <w:t>Nat. Synth</w:t>
-      </w:r>
-      <w:r>
-        <w:rPr>
-          <w:sz w:val="20"/>
-          <w:szCs w:val="20"/>
-        </w:rPr>
-        <w:t xml:space="preserve"> </w:t>
-      </w:r>
-      <w:r>
-        <w:rPr>
-          <w:b/>
-          <w:bCs/>
-          <w:sz w:val="20"/>
-          <w:szCs w:val="20"/>
-        </w:rPr>
-        <w:t>2</w:t>
-      </w:r>
-      <w:r>
-        <w:rPr>
-          <w:sz w:val="20"/>
-          <w:szCs w:val="20"/>
-        </w:rPr>
-        <w:t>, 483–492 (2023).</w:t>
+        </w:rPr>
+        <w:t>Journal of Computer-Aided Molecular Design</w:t>
+      </w:r>
+      <w:r>
+        <w:t>, vol. 30, page 595–608, 2016.</w:t>
       </w:r>
     </w:p>
     <w:p>
       <w:pPr>
         <w:pStyle w:val="Bibliography"/>
-        <w:spacing w:line="276" w:lineRule="auto"/>
-        <w:rPr>
-          <w:sz w:val="20"/>
-          <w:szCs w:val="20"/>
-        </w:rPr>
-      </w:pPr>
-      <w:r>
-        <w:rPr>
-          <w:sz w:val="20"/>
-          <w:szCs w:val="20"/>
-        </w:rPr>
-        <w:t>39.</w:t>
-      </w:r>
-      <w:r>
-        <w:rPr>
-          <w:sz w:val="20"/>
-          <w:szCs w:val="20"/>
-        </w:rPr>
+      </w:pPr>
+      <w:r>
+        <w:t>47.</w:t>
+      </w:r>
+      <w:r>
         <w:tab/>
-        <w:t xml:space="preserve">Seifrid, M. </w:t>
+        <w:t xml:space="preserve">Semi-Supervised Classification with Graph Convolutional Networks. Kipf, T. N. &amp; Welling, M. </w:t>
       </w:r>
       <w:r>
         <w:rPr>
           <w:i/>
           <w:iCs/>
-          <w:sz w:val="20"/>
-          <w:szCs w:val="20"/>
-        </w:rPr>
-        <w:t>et al.</w:t>
-      </w:r>
-      <w:r>
-        <w:rPr>
-          <w:sz w:val="20"/>
-          <w:szCs w:val="20"/>
-        </w:rPr>
-        <w:t xml:space="preserve"> Autonomous Chemical Experiments: Challenges and Perspectives on Establishing a Self-Driving Lab. </w:t>
+        </w:rPr>
+        <w:t>5th International Conference on Learning Representations</w:t>
+      </w:r>
+      <w:r>
+        <w:t>, 2017.</w:t>
+      </w:r>
+    </w:p>
+    <w:p>
+      <w:pPr>
+        <w:pStyle w:val="Bibliography"/>
+      </w:pPr>
+      <w:r>
+        <w:t>48.</w:t>
+      </w:r>
+      <w:r>
+        <w:tab/>
+        <w:t xml:space="preserve">Uncertainty in Neural Networks: Approximately Bayesian Ensembling. Pearce, T., Leibfried, F. &amp; </w:t>
+      </w:r>
+      <w:proofErr w:type="spellStart"/>
+      <w:r>
+        <w:t>Brintrup</w:t>
+      </w:r>
+      <w:proofErr w:type="spellEnd"/>
+      <w:r>
+        <w:t xml:space="preserve">, A. </w:t>
       </w:r>
       <w:r>
         <w:rPr>
           <w:i/>
           <w:iCs/>
-          <w:sz w:val="20"/>
-          <w:szCs w:val="20"/>
-        </w:rPr>
-        <w:t>Acc. Chem. Res.</w:t>
-      </w:r>
-      <w:r>
-        <w:rPr>
-          <w:sz w:val="20"/>
-          <w:szCs w:val="20"/>
-        </w:rPr>
-        <w:t xml:space="preserve"> </w:t>
-      </w:r>
-      <w:r>
-        <w:rPr>
-          <w:b/>
-          <w:bCs/>
-          <w:sz w:val="20"/>
-          <w:szCs w:val="20"/>
-        </w:rPr>
-        <w:t>55</w:t>
-      </w:r>
-      <w:r>
-        <w:rPr>
-          <w:sz w:val="20"/>
-          <w:szCs w:val="20"/>
-        </w:rPr>
-        <w:t>, 2454–2466 (2022).</w:t>
+        </w:rPr>
+        <w:t>Proceedings of the Twenty Third International Conference on Artificial Intelligence and Statistics</w:t>
+      </w:r>
+      <w:r>
+        <w:t>, 2020.</w:t>
       </w:r>
     </w:p>
     <w:p>
       <w:pPr>
         <w:pStyle w:val="Bibliography"/>
-        <w:spacing w:line="276" w:lineRule="auto"/>
-        <w:rPr>
-          <w:sz w:val="20"/>
-          <w:szCs w:val="20"/>
-        </w:rPr>
-      </w:pPr>
-      <w:r>
-        <w:rPr>
-          <w:sz w:val="20"/>
-          <w:szCs w:val="20"/>
-        </w:rPr>
-        <w:t>40.</w:t>
-      </w:r>
-      <w:r>
-        <w:rPr>
-          <w:sz w:val="20"/>
-          <w:szCs w:val="20"/>
-        </w:rPr>
+      </w:pPr>
+      <w:r>
+        <w:lastRenderedPageBreak/>
+        <w:t>49.</w:t>
+      </w:r>
+      <w:r>
         <w:tab/>
-        <w:t>Schneider, G., Schneider, P. &amp; Renner, S. Scaffold</w:t>
-      </w:r>
-      <w:r>
-        <w:rPr>
-          <w:rFonts w:ascii="Cambria Math" w:hAnsi="Cambria Math" w:cs="Cambria Math"/>
-          <w:sz w:val="20"/>
-          <w:szCs w:val="20"/>
-        </w:rPr>
-        <w:t>‐</w:t>
-      </w:r>
-      <w:r>
-        <w:rPr>
-          <w:sz w:val="20"/>
-          <w:szCs w:val="20"/>
-        </w:rPr>
-        <w:t xml:space="preserve">Hopping: How Far Can You Jump? </w:t>
-      </w:r>
+        <w:t xml:space="preserve">Bayesian Active Learning for Classification and Preference Learning. </w:t>
+      </w:r>
+      <w:proofErr w:type="spellStart"/>
+      <w:r>
+        <w:t>Houlsby</w:t>
+      </w:r>
+      <w:proofErr w:type="spellEnd"/>
+      <w:r>
+        <w:t xml:space="preserve">, N., Huszár, F., Ghahramani, Z. &amp; Lengyel, M. </w:t>
+      </w:r>
+      <w:proofErr w:type="spellStart"/>
       <w:r>
         <w:rPr>
           <w:i/>
           <w:iCs/>
-          <w:sz w:val="20"/>
-          <w:szCs w:val="20"/>
-        </w:rPr>
-        <w:t>QSAR Comb. Sci.</w:t>
-      </w:r>
-      <w:r>
-        <w:rPr>
-          <w:sz w:val="20"/>
-          <w:szCs w:val="20"/>
-        </w:rPr>
-        <w:t xml:space="preserve"> </w:t>
-      </w:r>
-      <w:r>
-        <w:rPr>
-          <w:b/>
-          <w:bCs/>
-          <w:sz w:val="20"/>
-          <w:szCs w:val="20"/>
-        </w:rPr>
-        <w:t>25</w:t>
-      </w:r>
-      <w:r>
-        <w:rPr>
-          <w:sz w:val="20"/>
-          <w:szCs w:val="20"/>
-        </w:rPr>
-        <w:t>, 1162–1171 (2006).</w:t>
+        </w:rPr>
+        <w:t>ArXiv</w:t>
+      </w:r>
+      <w:proofErr w:type="spellEnd"/>
+      <w:r>
+        <w:rPr>
+          <w:i/>
+          <w:iCs/>
+        </w:rPr>
+        <w:t xml:space="preserve"> (preprint)</w:t>
+      </w:r>
+      <w:r>
+        <w:t>, 2011.</w:t>
       </w:r>
     </w:p>
     <w:p>
       <w:pPr>
         <w:pStyle w:val="Bibliography"/>
-        <w:spacing w:line="276" w:lineRule="auto"/>
-        <w:rPr>
-          <w:sz w:val="20"/>
-          <w:szCs w:val="20"/>
-        </w:rPr>
-      </w:pPr>
-      <w:r>
-        <w:rPr>
-          <w:sz w:val="20"/>
-          <w:szCs w:val="20"/>
-        </w:rPr>
-        <w:t>41.</w:t>
-      </w:r>
-      <w:r>
-        <w:rPr>
-          <w:sz w:val="20"/>
-          <w:szCs w:val="20"/>
-        </w:rPr>
+      </w:pPr>
+      <w:r>
+        <w:t>50.</w:t>
+      </w:r>
+      <w:r>
         <w:tab/>
-        <w:t xml:space="preserve">Bleicher, K. H., Böhm, H.-J., Müller, K. &amp; Alanine, A. I. Hit and lead generation: beyond high-throughput screening. </w:t>
+        <w:t xml:space="preserve">Evaluating Virtual Screening Methods:  Good and Bad Metrics for the “Early Recognition” Problem. Truchon, J.-F. &amp; Bayly, C. I. </w:t>
       </w:r>
       <w:r>
         <w:rPr>
           <w:i/>
           <w:iCs/>
-          <w:sz w:val="20"/>
-          <w:szCs w:val="20"/>
-        </w:rPr>
-        <w:t>Nat Rev Drug Discov</w:t>
-      </w:r>
-      <w:r>
-        <w:rPr>
-          <w:sz w:val="20"/>
-          <w:szCs w:val="20"/>
-        </w:rPr>
-        <w:t xml:space="preserve"> </w:t>
-      </w:r>
-      <w:r>
-        <w:rPr>
-          <w:b/>
-          <w:bCs/>
-          <w:sz w:val="20"/>
-          <w:szCs w:val="20"/>
-        </w:rPr>
-        <w:t>2</w:t>
-      </w:r>
-      <w:r>
-        <w:rPr>
-          <w:sz w:val="20"/>
-          <w:szCs w:val="20"/>
-        </w:rPr>
-        <w:t>, 369–378 (2003).</w:t>
+        </w:rPr>
+        <w:t>Journal of Chemical Information and Modeling</w:t>
+      </w:r>
+      <w:r>
+        <w:t>, vol. 47, page 488–508, 2007.</w:t>
       </w:r>
     </w:p>
     <w:p>
       <w:pPr>
         <w:pStyle w:val="Bibliography"/>
-        <w:spacing w:line="276" w:lineRule="auto"/>
-        <w:rPr>
-          <w:sz w:val="20"/>
-          <w:szCs w:val="20"/>
-        </w:rPr>
-      </w:pPr>
-      <w:r>
-        <w:rPr>
-          <w:sz w:val="20"/>
-          <w:szCs w:val="20"/>
-        </w:rPr>
-        <w:t>42.</w:t>
-      </w:r>
-      <w:r>
-        <w:rPr>
-          <w:sz w:val="20"/>
-          <w:szCs w:val="20"/>
-        </w:rPr>
+      </w:pPr>
+      <w:r>
+        <w:t>51.</w:t>
+      </w:r>
+      <w:r>
         <w:tab/>
-        <w:t xml:space="preserve">Tran-Nguyen, V.-K., Jacquemard, C. &amp; Rognan, D. LIT-PCBA: An Unbiased Data Set for Machine Learning and Virtual Screening. </w:t>
+        <w:t xml:space="preserve">Predicting reaction performance in C–N cross-coupling using machine learning. </w:t>
+      </w:r>
+      <w:proofErr w:type="spellStart"/>
+      <w:r>
+        <w:t>Ahneman</w:t>
+      </w:r>
+      <w:proofErr w:type="spellEnd"/>
+      <w:r>
+        <w:t xml:space="preserve">, D. T., Estrada, J. G., Lin, S., Dreher, S. D. &amp; Doyle, A. G. </w:t>
       </w:r>
       <w:r>
         <w:rPr>
           <w:i/>
           <w:iCs/>
-          <w:sz w:val="20"/>
-          <w:szCs w:val="20"/>
-        </w:rPr>
-        <w:t>J. Chem. Inf. Model.</w:t>
-      </w:r>
-      <w:r>
-        <w:rPr>
-          <w:sz w:val="20"/>
-          <w:szCs w:val="20"/>
-        </w:rPr>
-        <w:t xml:space="preserve"> </w:t>
-      </w:r>
-      <w:r>
-        <w:rPr>
-          <w:b/>
-          <w:bCs/>
-          <w:sz w:val="20"/>
-          <w:szCs w:val="20"/>
-        </w:rPr>
-        <w:t>60</w:t>
-      </w:r>
-      <w:r>
-        <w:rPr>
-          <w:sz w:val="20"/>
-          <w:szCs w:val="20"/>
-        </w:rPr>
-        <w:t>, 4263–4273 (2020).</w:t>
+        </w:rPr>
+        <w:t>Science</w:t>
+      </w:r>
+      <w:r>
+        <w:t>, vol. 360, page 186–190, 2018.</w:t>
       </w:r>
     </w:p>
     <w:p>
       <w:pPr>
         <w:pStyle w:val="Bibliography"/>
-        <w:spacing w:line="276" w:lineRule="auto"/>
-        <w:rPr>
-          <w:sz w:val="20"/>
-          <w:szCs w:val="20"/>
-        </w:rPr>
-      </w:pPr>
-      <w:r>
-        <w:rPr>
-          <w:sz w:val="20"/>
-          <w:szCs w:val="20"/>
-        </w:rPr>
-        <w:t>43.</w:t>
-      </w:r>
-      <w:r>
-        <w:rPr>
-          <w:sz w:val="20"/>
-          <w:szCs w:val="20"/>
-        </w:rPr>
+      </w:pPr>
+      <w:r>
+        <w:t>52.</w:t>
+      </w:r>
+      <w:r>
         <w:tab/>
-        <w:t xml:space="preserve">Jiang, F. </w:t>
-      </w:r>
+        <w:t xml:space="preserve">UMAP: Uniform Manifold Approximation and Projection for Dimension Reduction. McInnes, L., Healy, J. &amp; Melville, J. </w:t>
+      </w:r>
+      <w:proofErr w:type="spellStart"/>
       <w:r>
         <w:rPr>
           <w:i/>
           <w:iCs/>
-          <w:sz w:val="20"/>
-          <w:szCs w:val="20"/>
-        </w:rPr>
-        <w:t>et al.</w:t>
-      </w:r>
-      <w:r>
-        <w:rPr>
-          <w:sz w:val="20"/>
-          <w:szCs w:val="20"/>
-        </w:rPr>
-        <w:t xml:space="preserve"> Aldehyde Dehydrogenase 1 Is a Tumor Stem Cell-Associated Marker in Lung Cancer. </w:t>
-      </w:r>
+        </w:rPr>
+        <w:t>ArXiv</w:t>
+      </w:r>
+      <w:proofErr w:type="spellEnd"/>
       <w:r>
         <w:rPr>
           <w:i/>
           <w:iCs/>
-          <w:sz w:val="20"/>
-          <w:szCs w:val="20"/>
-        </w:rPr>
-        <w:t>Molecular Cancer Research</w:t>
-      </w:r>
-      <w:r>
-        <w:rPr>
-          <w:sz w:val="20"/>
-          <w:szCs w:val="20"/>
-        </w:rPr>
-        <w:t xml:space="preserve"> </w:t>
-      </w:r>
-      <w:r>
-        <w:rPr>
-          <w:b/>
-          <w:bCs/>
-          <w:sz w:val="20"/>
-          <w:szCs w:val="20"/>
-        </w:rPr>
-        <w:t>7</w:t>
-      </w:r>
-      <w:r>
-        <w:rPr>
-          <w:sz w:val="20"/>
-          <w:szCs w:val="20"/>
-        </w:rPr>
-        <w:t>, 330–338 (2009).</w:t>
+        </w:rPr>
+        <w:t xml:space="preserve"> (preprint)</w:t>
+      </w:r>
+      <w:r>
+        <w:t>, 2020.</w:t>
       </w:r>
     </w:p>
     <w:p>
       <w:pPr>
         <w:pStyle w:val="Bibliography"/>
-        <w:spacing w:line="276" w:lineRule="auto"/>
-        <w:rPr>
-          <w:sz w:val="20"/>
-          <w:szCs w:val="20"/>
-        </w:rPr>
-      </w:pPr>
-      <w:r>
-        <w:rPr>
-          <w:sz w:val="20"/>
-          <w:szCs w:val="20"/>
-        </w:rPr>
-        <w:t>44.</w:t>
-      </w:r>
-      <w:r>
-        <w:rPr>
-          <w:sz w:val="20"/>
-          <w:szCs w:val="20"/>
-        </w:rPr>
+      </w:pPr>
+      <w:r>
+        <w:t>53.</w:t>
+      </w:r>
+      <w:r>
         <w:tab/>
-        <w:t xml:space="preserve">Yang, C. </w:t>
+      </w:r>
+      <w:proofErr w:type="spellStart"/>
+      <w:r>
+        <w:t>RDKit</w:t>
+      </w:r>
+      <w:proofErr w:type="spellEnd"/>
+      <w:r>
+        <w:t>: Open-source cheminformatics. Landrum, G. 2006.</w:t>
+      </w:r>
+    </w:p>
+    <w:p>
+      <w:pPr>
+        <w:pStyle w:val="Bibliography"/>
+      </w:pPr>
+      <w:r>
+        <w:t>54.</w:t>
+      </w:r>
+      <w:r>
+        <w:tab/>
+        <w:t xml:space="preserve">Molecular fingerprint similarity search in virtual screening. </w:t>
+      </w:r>
+      <w:proofErr w:type="spellStart"/>
+      <w:r>
+        <w:t>Cereto-Massagué</w:t>
+      </w:r>
+      <w:proofErr w:type="spellEnd"/>
+      <w:r>
+        <w:t xml:space="preserve">, A. </w:t>
       </w:r>
       <w:r>
         <w:rPr>
           <w:i/>
           <w:iCs/>
-          <w:sz w:val="20"/>
-          <w:szCs w:val="20"/>
         </w:rPr>
         <w:t>et al.</w:t>
       </w:r>
       <w:r>
-        <w:rPr>
-          <w:sz w:val="20"/>
-          <w:szCs w:val="20"/>
-        </w:rPr>
-        <w:t xml:space="preserve"> Aldehyde dehydrogenase 1 (ALDH1) isoform expression and potential clinical implications in hepatocellular carcinoma. </w:t>
+        <w:t xml:space="preserve"> </w:t>
       </w:r>
       <w:r>
         <w:rPr>
           <w:i/>
           <w:iCs/>
-          <w:sz w:val="20"/>
-          <w:szCs w:val="20"/>
-        </w:rPr>
-        <w:t>PLoS ONE</w:t>
-      </w:r>
-      <w:r>
-        <w:rPr>
-          <w:sz w:val="20"/>
-          <w:szCs w:val="20"/>
-        </w:rPr>
-        <w:t xml:space="preserve"> </w:t>
-      </w:r>
-      <w:r>
-        <w:rPr>
-          <w:b/>
-          <w:bCs/>
-          <w:sz w:val="20"/>
-          <w:szCs w:val="20"/>
-        </w:rPr>
-        <w:t>12</w:t>
-      </w:r>
-      <w:r>
-        <w:rPr>
-          <w:sz w:val="20"/>
-          <w:szCs w:val="20"/>
-        </w:rPr>
-        <w:t>, e0182208 (2017).</w:t>
+        </w:rPr>
+        <w:t>Methods</w:t>
+      </w:r>
+      <w:r>
+        <w:t>, vol. 71, page 58–63, 2015.</w:t>
       </w:r>
     </w:p>
     <w:p>
       <w:pPr>
         <w:pStyle w:val="Bibliography"/>
-        <w:spacing w:line="276" w:lineRule="auto"/>
-        <w:rPr>
-          <w:sz w:val="20"/>
-          <w:szCs w:val="20"/>
-        </w:rPr>
-      </w:pPr>
-      <w:r>
-        <w:rPr>
-          <w:sz w:val="20"/>
-          <w:szCs w:val="20"/>
-        </w:rPr>
-        <w:t>45.</w:t>
-      </w:r>
-      <w:r>
-        <w:rPr>
-          <w:sz w:val="20"/>
-          <w:szCs w:val="20"/>
-        </w:rPr>
+      </w:pPr>
+      <w:r>
+        <w:t>55.</w:t>
+      </w:r>
+      <w:r>
         <w:tab/>
-        <w:t xml:space="preserve">Palsson-McDermott, E. M. </w:t>
+        <w:t xml:space="preserve">Evaluating uncertainty-based active learning for accelerating the generalization of molecular property prediction. Yin, T., </w:t>
+      </w:r>
+      <w:proofErr w:type="spellStart"/>
+      <w:r>
+        <w:t>Panapitiya</w:t>
+      </w:r>
+      <w:proofErr w:type="spellEnd"/>
+      <w:r>
+        <w:t xml:space="preserve">, G., Coda, E. D. &amp; Saldanha, E. G. </w:t>
       </w:r>
       <w:r>
         <w:rPr>
           <w:i/>
           <w:iCs/>
-          <w:sz w:val="20"/>
-          <w:szCs w:val="20"/>
-        </w:rPr>
-        <w:t>et al.</w:t>
-      </w:r>
-      <w:r>
-        <w:rPr>
-          <w:sz w:val="20"/>
-          <w:szCs w:val="20"/>
-        </w:rPr>
-        <w:t xml:space="preserve"> Pyruvate Kinase M2 Is Required for the Expression of the Immune Checkpoint PD-L1 in Immune Cells and Tumors. </w:t>
+        </w:rPr>
+        <w:t>Journal of Cheminformatics</w:t>
+      </w:r>
+      <w:r>
+        <w:t>, vol. 15, page 105, 2023.</w:t>
+      </w:r>
+    </w:p>
+    <w:p>
+      <w:pPr>
+        <w:pStyle w:val="Bibliography"/>
+      </w:pPr>
+      <w:r>
+        <w:t>56.</w:t>
+      </w:r>
+      <w:r>
+        <w:tab/>
+      </w:r>
+      <w:proofErr w:type="spellStart"/>
+      <w:r>
+        <w:t>PyTorch</w:t>
+      </w:r>
+      <w:proofErr w:type="spellEnd"/>
+      <w:r>
+        <w:t xml:space="preserve">: An Imperative Style, High-Performance Deep Learning Library. </w:t>
+      </w:r>
+      <w:proofErr w:type="spellStart"/>
+      <w:r>
+        <w:t>Paszke</w:t>
+      </w:r>
+      <w:proofErr w:type="spellEnd"/>
+      <w:r>
+        <w:t xml:space="preserve">, A. </w:t>
       </w:r>
       <w:r>
         <w:rPr>
           <w:i/>
           <w:iCs/>
-          <w:sz w:val="20"/>
-          <w:szCs w:val="20"/>
-        </w:rPr>
-        <w:t>Front. Immunol.</w:t>
-      </w:r>
-      <w:r>
-        <w:rPr>
-          <w:sz w:val="20"/>
-          <w:szCs w:val="20"/>
-        </w:rPr>
+        </w:rPr>
+        <w:t>et al.</w:t>
+      </w:r>
+      <w:r>
         <w:t xml:space="preserve"> </w:t>
       </w:r>
       <w:r>
         <w:rPr>
-          <w:b/>
-          <w:bCs/>
-          <w:sz w:val="20"/>
-          <w:szCs w:val="20"/>
-        </w:rPr>
-        <w:t>8</w:t>
-      </w:r>
-      <w:r>
-        <w:rPr>
-          <w:sz w:val="20"/>
-          <w:szCs w:val="20"/>
-        </w:rPr>
-        <w:t>, 1300 (2017).</w:t>
+          <w:i/>
+          <w:iCs/>
+        </w:rPr>
+        <w:t>Advances in Neural Information Processing Systems 32</w:t>
+      </w:r>
+      <w:r>
+        <w:t>, 2019.</w:t>
       </w:r>
     </w:p>
     <w:p>
       <w:pPr>
         <w:pStyle w:val="Bibliography"/>
-        <w:spacing w:line="276" w:lineRule="auto"/>
-        <w:rPr>
-          <w:sz w:val="20"/>
-          <w:szCs w:val="20"/>
-        </w:rPr>
-      </w:pPr>
-      <w:r>
-        <w:rPr>
-          <w:sz w:val="20"/>
-          <w:szCs w:val="20"/>
-        </w:rPr>
-        <w:t>46.</w:t>
-      </w:r>
-      <w:r>
-        <w:rPr>
-          <w:sz w:val="20"/>
-          <w:szCs w:val="20"/>
-        </w:rPr>
+      </w:pPr>
+      <w:r>
+        <w:lastRenderedPageBreak/>
+        <w:t>57.</w:t>
+      </w:r>
+      <w:r>
         <w:tab/>
-        <w:t xml:space="preserve">Plum, L. A. &amp; DeLuca, H. F. Vitamin D, disease and therapeutic opportunities. </w:t>
-      </w:r>
+        <w:t xml:space="preserve">Fast Graph Representation Learning with </w:t>
+      </w:r>
+      <w:proofErr w:type="spellStart"/>
+      <w:r>
+        <w:t>PyTorch</w:t>
+      </w:r>
+      <w:proofErr w:type="spellEnd"/>
+      <w:r>
+        <w:t xml:space="preserve"> Geometric. Fey, M. &amp; Lenssen, J. E. </w:t>
+      </w:r>
+      <w:proofErr w:type="spellStart"/>
       <w:r>
         <w:rPr>
           <w:i/>
           <w:iCs/>
-          <w:sz w:val="20"/>
-          <w:szCs w:val="20"/>
-        </w:rPr>
-        <w:t>Nat Rev Drug Discov</w:t>
-      </w:r>
-      <w:r>
-        <w:rPr>
-          <w:sz w:val="20"/>
-          <w:szCs w:val="20"/>
-        </w:rPr>
-        <w:t xml:space="preserve"> </w:t>
-      </w:r>
-      <w:r>
-        <w:rPr>
-          <w:b/>
-          <w:bCs/>
-          <w:sz w:val="20"/>
-          <w:szCs w:val="20"/>
-        </w:rPr>
-        <w:t>9</w:t>
-      </w:r>
-      <w:r>
-        <w:rPr>
-          <w:sz w:val="20"/>
-          <w:szCs w:val="20"/>
-        </w:rPr>
-        <w:t>, 941–955 (2010).</w:t>
+        </w:rPr>
+        <w:t>ArXiv</w:t>
+      </w:r>
+      <w:proofErr w:type="spellEnd"/>
+      <w:r>
+        <w:rPr>
+          <w:i/>
+          <w:iCs/>
+        </w:rPr>
+        <w:t xml:space="preserve"> (preprint)</w:t>
+      </w:r>
+      <w:r>
+        <w:t>, 2019.</w:t>
       </w:r>
     </w:p>
     <w:p>
       <w:pPr>
         <w:pStyle w:val="Bibliography"/>
-        <w:spacing w:line="276" w:lineRule="auto"/>
-        <w:rPr>
-          <w:sz w:val="20"/>
-          <w:szCs w:val="20"/>
-        </w:rPr>
-      </w:pPr>
-      <w:r>
-        <w:rPr>
-          <w:sz w:val="20"/>
-          <w:szCs w:val="20"/>
-        </w:rPr>
-        <w:t>47.</w:t>
-      </w:r>
-      <w:r>
-        <w:rPr>
-          <w:sz w:val="20"/>
-          <w:szCs w:val="20"/>
-        </w:rPr>
+      </w:pPr>
+      <w:r>
+        <w:t>58.</w:t>
+      </w:r>
+      <w:r>
         <w:tab/>
-        <w:t xml:space="preserve">Rogers, D. &amp; Hahn, M. Extended-Connectivity Fingerprints. </w:t>
+        <w:t xml:space="preserve">Batch Normalization: Accelerating Deep Network Training by Reducing Internal Covariate Shift. Ioffe, S. &amp; Szegedy, C. </w:t>
       </w:r>
       <w:r>
         <w:rPr>
           <w:i/>
           <w:iCs/>
-          <w:sz w:val="20"/>
-          <w:szCs w:val="20"/>
-        </w:rPr>
-        <w:t>J. Chem. Inf. Model.</w:t>
-      </w:r>
-      <w:r>
-        <w:rPr>
-          <w:sz w:val="20"/>
-          <w:szCs w:val="20"/>
-        </w:rPr>
-        <w:t xml:space="preserve"> </w:t>
-      </w:r>
-      <w:r>
-        <w:rPr>
-          <w:b/>
-          <w:bCs/>
-          <w:sz w:val="20"/>
-          <w:szCs w:val="20"/>
-        </w:rPr>
-        <w:t>50</w:t>
-      </w:r>
-      <w:r>
-        <w:rPr>
-          <w:sz w:val="20"/>
-          <w:szCs w:val="20"/>
-        </w:rPr>
-        <w:t>, 742–754 (2010).</w:t>
+        </w:rPr>
+        <w:t>Proceedings of the 32nd International Conference on Machine Learning</w:t>
+      </w:r>
+      <w:r>
+        <w:t>, vol. 37, page 448–456, 2015.</w:t>
       </w:r>
     </w:p>
     <w:p>
       <w:pPr>
         <w:pStyle w:val="Bibliography"/>
-        <w:spacing w:line="276" w:lineRule="auto"/>
-        <w:rPr>
-          <w:sz w:val="20"/>
-          <w:szCs w:val="20"/>
-        </w:rPr>
-      </w:pPr>
-      <w:r>
-        <w:rPr>
-          <w:sz w:val="20"/>
-          <w:szCs w:val="20"/>
-        </w:rPr>
-        <w:lastRenderedPageBreak/>
-        <w:t>48.</w:t>
-      </w:r>
-      <w:r>
-        <w:rPr>
-          <w:sz w:val="20"/>
-          <w:szCs w:val="20"/>
-        </w:rPr>
+      </w:pPr>
+      <w:r>
+        <w:t>59.</w:t>
+      </w:r>
+      <w:r>
         <w:tab/>
-        <w:t>Kipf, T. N. &amp; Welling, M. Semi-Supervised Classification with Graph Convolutional Networks. Preprint at http://arxiv.org/abs/1609.02907 (2017).</w:t>
+      </w:r>
+      <w:proofErr w:type="spellStart"/>
+      <w:r>
+        <w:t>BatchBALD</w:t>
+      </w:r>
+      <w:proofErr w:type="spellEnd"/>
+      <w:r>
+        <w:t xml:space="preserve">: Efficient and Diverse Batch Acquisition for Deep Bayesian Active Learning. Kirsch, A., van Amersfoort, J. &amp; Gal, Y. </w:t>
+      </w:r>
+      <w:r>
+        <w:rPr>
+          <w:i/>
+          <w:iCs/>
+        </w:rPr>
+        <w:t>Advances in Neural Information Processing Systems 32</w:t>
+      </w:r>
+      <w:r>
+        <w:t>, 2019.</w:t>
       </w:r>
     </w:p>
     <w:p>
       <w:pPr>
         <w:pStyle w:val="Bibliography"/>
-        <w:spacing w:line="276" w:lineRule="auto"/>
-        <w:rPr>
-          <w:sz w:val="20"/>
-          <w:szCs w:val="20"/>
-        </w:rPr>
-      </w:pPr>
-      <w:r>
-        <w:rPr>
-          <w:sz w:val="20"/>
-          <w:szCs w:val="20"/>
-        </w:rPr>
-        <w:t>49.</w:t>
-      </w:r>
-      <w:r>
-        <w:rPr>
-          <w:sz w:val="20"/>
-          <w:szCs w:val="20"/>
-        </w:rPr>
+      </w:pPr>
+      <w:r>
+        <w:t>60.</w:t>
+      </w:r>
+      <w:r>
         <w:tab/>
-        <w:t xml:space="preserve">Pearce, T., Leibfried, F. &amp; Brintrup, A. Uncertainty in Neural Networks: Approximately Bayesian Ensembling. in </w:t>
+        <w:t xml:space="preserve">Batch Active Learning at Scale. </w:t>
+      </w:r>
+      <w:proofErr w:type="spellStart"/>
+      <w:r>
+        <w:t>Citovsky</w:t>
+      </w:r>
+      <w:proofErr w:type="spellEnd"/>
+      <w:r>
+        <w:t xml:space="preserve">, G. </w:t>
       </w:r>
       <w:r>
         <w:rPr>
           <w:i/>
           <w:iCs/>
-          <w:sz w:val="20"/>
-          <w:szCs w:val="20"/>
-        </w:rPr>
-        <w:t>Proceedings of the Twenty Third International Conference on Artificial Intelligence and Statistics</w:t>
-      </w:r>
-      <w:r>
-        <w:rPr>
-          <w:sz w:val="20"/>
-          <w:szCs w:val="20"/>
-        </w:rPr>
-        <w:t xml:space="preserve"> 234–244 (PMLR, 2020).</w:t>
+        </w:rPr>
+        <w:t>et al.</w:t>
+      </w:r>
+      <w:r>
+        <w:t xml:space="preserve"> </w:t>
+      </w:r>
+      <w:r>
+        <w:rPr>
+          <w:i/>
+          <w:iCs/>
+        </w:rPr>
+        <w:t>Advances in Neural Information Processing Systems 34</w:t>
+      </w:r>
+      <w:r>
+        <w:t>, 2021.</w:t>
       </w:r>
     </w:p>
     <w:p>
       <w:pPr>
         <w:pStyle w:val="Bibliography"/>
-        <w:spacing w:line="276" w:lineRule="auto"/>
-        <w:rPr>
-          <w:sz w:val="20"/>
-          <w:szCs w:val="20"/>
-        </w:rPr>
-      </w:pPr>
-      <w:r>
-        <w:rPr>
-          <w:sz w:val="20"/>
-          <w:szCs w:val="20"/>
-        </w:rPr>
-        <w:t>50.</w:t>
-      </w:r>
-      <w:r>
-        <w:rPr>
-          <w:sz w:val="20"/>
-          <w:szCs w:val="20"/>
-        </w:rPr>
+      </w:pPr>
+      <w:r>
+        <w:t>61.</w:t>
+      </w:r>
+      <w:r>
         <w:tab/>
-        <w:t xml:space="preserve">Truchon, J.-F. &amp; Bayly, C. I. Evaluating Virtual Screening Methods:  Good and Bad Metrics for the “Early Recognition” Problem. </w:t>
+        <w:t xml:space="preserve">Benchmarking Active Learning Protocols for Ligand-Binding Affinity Prediction. Gorantla, R., </w:t>
+      </w:r>
+      <w:proofErr w:type="spellStart"/>
+      <w:r>
+        <w:t>Kubincová</w:t>
+      </w:r>
+      <w:proofErr w:type="spellEnd"/>
+      <w:r>
+        <w:t xml:space="preserve">, A., Suutari, B., Cossins, B. P. &amp; Mey, A. S. J. S. </w:t>
       </w:r>
       <w:r>
         <w:rPr>
           <w:i/>
           <w:iCs/>
-          <w:sz w:val="20"/>
-          <w:szCs w:val="20"/>
-        </w:rPr>
-        <w:t>J. Chem. Inf. Model.</w:t>
-      </w:r>
-      <w:r>
-        <w:rPr>
-          <w:sz w:val="20"/>
-          <w:szCs w:val="20"/>
-        </w:rPr>
-        <w:t xml:space="preserve"> </w:t>
-      </w:r>
-      <w:r>
-        <w:rPr>
-          <w:b/>
-          <w:bCs/>
-          <w:sz w:val="20"/>
-          <w:szCs w:val="20"/>
-        </w:rPr>
-        <w:t>47</w:t>
-      </w:r>
-      <w:r>
-        <w:rPr>
-          <w:sz w:val="20"/>
-          <w:szCs w:val="20"/>
-        </w:rPr>
-        <w:t>, 488–508 (2007).</w:t>
+        </w:rPr>
+        <w:t>Journal of Chemical Information and Modeling</w:t>
+      </w:r>
+      <w:r>
+        <w:t>, vol. 64, page 1955–1965, 2024.</w:t>
       </w:r>
     </w:p>
     <w:p>
       <w:pPr>
         <w:pStyle w:val="Bibliography"/>
-        <w:spacing w:line="276" w:lineRule="auto"/>
-        <w:rPr>
-          <w:sz w:val="20"/>
-          <w:szCs w:val="20"/>
-        </w:rPr>
-      </w:pPr>
-      <w:r>
-        <w:rPr>
-          <w:sz w:val="20"/>
-          <w:szCs w:val="20"/>
-        </w:rPr>
-        <w:t>51.</w:t>
-      </w:r>
-      <w:r>
-        <w:rPr>
-          <w:sz w:val="20"/>
-          <w:szCs w:val="20"/>
-        </w:rPr>
+      </w:pPr>
+      <w:r>
+        <w:t>62.</w:t>
+      </w:r>
+      <w:r>
         <w:tab/>
-        <w:t xml:space="preserve">Ahneman, D. T., Estrada, J. G., Lin, S., Dreher, S. D. &amp; Doyle, A. G. Predicting reaction performance in C–N cross-coupling using machine learning. </w:t>
+        <w:t xml:space="preserve">Small Random Forest Models for Effective Chemogenomic Active Learning. Rakers, C., Reker, D. &amp; Brown, J. B. </w:t>
       </w:r>
       <w:r>
         <w:rPr>
           <w:i/>
           <w:iCs/>
-          <w:sz w:val="20"/>
-          <w:szCs w:val="20"/>
-        </w:rPr>
-        <w:t>Science</w:t>
-      </w:r>
-      <w:r>
-        <w:rPr>
-          <w:sz w:val="20"/>
-          <w:szCs w:val="20"/>
-        </w:rPr>
-        <w:t xml:space="preserve"> </w:t>
-      </w:r>
-      <w:r>
-        <w:rPr>
-          <w:b/>
-          <w:bCs/>
-          <w:sz w:val="20"/>
-          <w:szCs w:val="20"/>
-        </w:rPr>
-        <w:t>360</w:t>
-      </w:r>
-      <w:r>
-        <w:rPr>
-          <w:sz w:val="20"/>
-          <w:szCs w:val="20"/>
-        </w:rPr>
-        <w:t>, 186–190 (2018).</w:t>
-      </w:r>
-    </w:p>
-    <w:p>
-      <w:pPr>
-        <w:pStyle w:val="Bibliography"/>
-        <w:spacing w:line="276" w:lineRule="auto"/>
-        <w:rPr>
-          <w:sz w:val="20"/>
-          <w:szCs w:val="20"/>
-        </w:rPr>
-      </w:pPr>
-      <w:r>
-        <w:rPr>
-          <w:sz w:val="20"/>
-          <w:szCs w:val="20"/>
-        </w:rPr>
-        <w:t>52.</w:t>
-      </w:r>
-      <w:r>
-        <w:rPr>
-          <w:sz w:val="20"/>
-          <w:szCs w:val="20"/>
-        </w:rPr>
-        <w:tab/>
-        <w:t>McInnes, L., Healy, J. &amp; Melville, J. UMAP: Uniform Manifold Approximation and Projection for Dimension Reduction. Preprint at https://doi.org/10.48550/arXiv.1802.03426 (2020).</w:t>
-      </w:r>
-    </w:p>
-    <w:p>
-      <w:pPr>
-        <w:pStyle w:val="Bibliography"/>
-        <w:spacing w:line="276" w:lineRule="auto"/>
-        <w:rPr>
-          <w:sz w:val="20"/>
-          <w:szCs w:val="20"/>
-        </w:rPr>
-      </w:pPr>
-      <w:r>
-        <w:rPr>
-          <w:sz w:val="20"/>
-          <w:szCs w:val="20"/>
-        </w:rPr>
-        <w:t>53.</w:t>
-      </w:r>
-      <w:r>
-        <w:rPr>
-          <w:sz w:val="20"/>
-          <w:szCs w:val="20"/>
-        </w:rPr>
-        <w:tab/>
-        <w:t>Landrum, G. RDKit: Open-source cheminformatics. (2006).</w:t>
-      </w:r>
-    </w:p>
-    <w:p>
-      <w:pPr>
-        <w:pStyle w:val="Bibliography"/>
-        <w:spacing w:line="276" w:lineRule="auto"/>
-        <w:rPr>
-          <w:sz w:val="20"/>
-          <w:szCs w:val="20"/>
-        </w:rPr>
-      </w:pPr>
-      <w:r>
-        <w:rPr>
-          <w:sz w:val="20"/>
-          <w:szCs w:val="20"/>
-        </w:rPr>
-        <w:t>54.</w:t>
-      </w:r>
-      <w:r>
-        <w:rPr>
-          <w:sz w:val="20"/>
-          <w:szCs w:val="20"/>
-        </w:rPr>
-        <w:tab/>
-        <w:t xml:space="preserve">Cereto-Massagué, A. </w:t>
-      </w:r>
-      <w:r>
-        <w:rPr>
-          <w:i/>
-          <w:iCs/>
-          <w:sz w:val="20"/>
-          <w:szCs w:val="20"/>
-        </w:rPr>
-        <w:t>et al.</w:t>
-      </w:r>
-      <w:r>
-        <w:rPr>
-          <w:sz w:val="20"/>
-          <w:szCs w:val="20"/>
-        </w:rPr>
-        <w:t xml:space="preserve"> Molecular fingerprint similarity search in virtual screening. </w:t>
-      </w:r>
-      <w:r>
-        <w:rPr>
-          <w:i/>
-          <w:iCs/>
-          <w:sz w:val="20"/>
-          <w:szCs w:val="20"/>
-        </w:rPr>
-        <w:t>Methods</w:t>
-      </w:r>
-      <w:r>
-        <w:rPr>
-          <w:sz w:val="20"/>
-          <w:szCs w:val="20"/>
-        </w:rPr>
-        <w:t xml:space="preserve"> </w:t>
-      </w:r>
-      <w:r>
-        <w:rPr>
-          <w:b/>
-          <w:bCs/>
-          <w:sz w:val="20"/>
-          <w:szCs w:val="20"/>
-        </w:rPr>
-        <w:t>71</w:t>
-      </w:r>
-      <w:r>
-        <w:rPr>
-          <w:sz w:val="20"/>
-          <w:szCs w:val="20"/>
-        </w:rPr>
-        <w:t>, 58–63 (2015).</w:t>
-      </w:r>
-    </w:p>
-    <w:p>
-      <w:pPr>
-        <w:pStyle w:val="Bibliography"/>
-        <w:spacing w:line="276" w:lineRule="auto"/>
-        <w:rPr>
-          <w:sz w:val="20"/>
-          <w:szCs w:val="20"/>
-        </w:rPr>
-      </w:pPr>
-      <w:r>
-        <w:rPr>
-          <w:sz w:val="20"/>
-          <w:szCs w:val="20"/>
-        </w:rPr>
-        <w:t>55.</w:t>
-      </w:r>
-      <w:r>
-        <w:rPr>
-          <w:sz w:val="20"/>
-          <w:szCs w:val="20"/>
-        </w:rPr>
-        <w:tab/>
-        <w:t xml:space="preserve">Yin, T., Panapitiya, G., Coda, E. D. &amp; Saldanha, E. G. Evaluating uncertainty-based active learning for accelerating the generalization of molecular property prediction. </w:t>
-      </w:r>
-      <w:r>
-        <w:rPr>
-          <w:i/>
-          <w:iCs/>
-          <w:sz w:val="20"/>
-          <w:szCs w:val="20"/>
-        </w:rPr>
-        <w:t>J Cheminform</w:t>
-      </w:r>
-      <w:r>
-        <w:rPr>
-          <w:sz w:val="20"/>
-          <w:szCs w:val="20"/>
-        </w:rPr>
-        <w:t xml:space="preserve"> </w:t>
-      </w:r>
-      <w:r>
-        <w:rPr>
-          <w:b/>
-          <w:bCs/>
-          <w:sz w:val="20"/>
-          <w:szCs w:val="20"/>
-        </w:rPr>
-        <w:t>15</w:t>
-      </w:r>
-      <w:r>
-        <w:rPr>
-          <w:sz w:val="20"/>
-          <w:szCs w:val="20"/>
-        </w:rPr>
-        <w:t>, 105 (2023).</w:t>
-      </w:r>
-    </w:p>
-    <w:p>
-      <w:pPr>
-        <w:pStyle w:val="Bibliography"/>
-        <w:spacing w:line="276" w:lineRule="auto"/>
-        <w:rPr>
-          <w:sz w:val="20"/>
-          <w:szCs w:val="20"/>
-        </w:rPr>
-      </w:pPr>
-      <w:r>
-        <w:rPr>
-          <w:sz w:val="20"/>
-          <w:szCs w:val="20"/>
-        </w:rPr>
-        <w:t>56.</w:t>
-      </w:r>
-      <w:r>
-        <w:rPr>
-          <w:sz w:val="20"/>
-          <w:szCs w:val="20"/>
-        </w:rPr>
-        <w:tab/>
-        <w:t xml:space="preserve">Paszke, A. </w:t>
-      </w:r>
-      <w:r>
-        <w:rPr>
-          <w:i/>
-          <w:iCs/>
-          <w:sz w:val="20"/>
-          <w:szCs w:val="20"/>
-        </w:rPr>
-        <w:t>et al.</w:t>
-      </w:r>
-      <w:r>
-        <w:rPr>
-          <w:sz w:val="20"/>
-          <w:szCs w:val="20"/>
-        </w:rPr>
-        <w:t xml:space="preserve"> PyTorch: An Imperative Style, High-Performance Deep Learning Library. in </w:t>
-      </w:r>
-      <w:r>
-        <w:rPr>
-          <w:i/>
-          <w:iCs/>
-          <w:sz w:val="20"/>
-          <w:szCs w:val="20"/>
-        </w:rPr>
-        <w:t>Advances in Neural Information Processing Systems</w:t>
-      </w:r>
-      <w:r>
-        <w:rPr>
-          <w:sz w:val="20"/>
-          <w:szCs w:val="20"/>
-        </w:rPr>
-        <w:t xml:space="preserve"> (eds. Wallach, H. et al.) vol. 32 (Curran Associates, Inc., 2019).</w:t>
-      </w:r>
-    </w:p>
-    <w:p>
-      <w:pPr>
-        <w:pStyle w:val="Bibliography"/>
-        <w:spacing w:line="276" w:lineRule="auto"/>
-        <w:rPr>
-          <w:sz w:val="20"/>
-          <w:szCs w:val="20"/>
-        </w:rPr>
-      </w:pPr>
-      <w:r>
-        <w:rPr>
-          <w:sz w:val="20"/>
-          <w:szCs w:val="20"/>
-        </w:rPr>
-        <w:t>57.</w:t>
-      </w:r>
-      <w:r>
-        <w:rPr>
-          <w:sz w:val="20"/>
-          <w:szCs w:val="20"/>
-        </w:rPr>
-        <w:tab/>
-        <w:t>Fey, M. &amp; Lenssen, J. E. Fast Graph Representation Learning with PyTorch Geometric. Preprint at http://arxiv.org/abs/1903.02428 (2019).</w:t>
-      </w:r>
-    </w:p>
-    <w:p>
-      <w:pPr>
-        <w:pStyle w:val="Bibliography"/>
-        <w:spacing w:line="276" w:lineRule="auto"/>
-        <w:rPr>
-          <w:sz w:val="20"/>
-          <w:szCs w:val="20"/>
-        </w:rPr>
-      </w:pPr>
-      <w:r>
-        <w:rPr>
-          <w:sz w:val="20"/>
-          <w:szCs w:val="20"/>
-        </w:rPr>
-        <w:t>58.</w:t>
-      </w:r>
-      <w:r>
-        <w:rPr>
-          <w:sz w:val="20"/>
-          <w:szCs w:val="20"/>
-        </w:rPr>
-        <w:tab/>
-        <w:t>Ioffe, S. &amp; Szegedy, C. Batch Normalization: Accelerating Deep Network Training by Reducing Internal Covariate Shift. Preprint at http://arxiv.org/abs/1502.03167 (2015).</w:t>
-      </w:r>
-    </w:p>
-    <w:p>
-      <w:pPr>
-        <w:pStyle w:val="Bibliography"/>
-        <w:spacing w:line="276" w:lineRule="auto"/>
-        <w:rPr>
-          <w:sz w:val="20"/>
-          <w:szCs w:val="20"/>
-        </w:rPr>
-      </w:pPr>
-      <w:r>
-        <w:rPr>
-          <w:sz w:val="20"/>
-          <w:szCs w:val="20"/>
-        </w:rPr>
-        <w:t>59.</w:t>
-      </w:r>
-      <w:r>
-        <w:rPr>
-          <w:sz w:val="20"/>
-          <w:szCs w:val="20"/>
-        </w:rPr>
-        <w:tab/>
-        <w:t>Houlsby, N., Huszár, F., Ghahramani, Z. &amp; Lengyel, M. Bayesian Active Learning for Classification and Preference Learning. Preprint at http://arxiv.org/abs/1112.5745 (2011).</w:t>
-      </w:r>
-    </w:p>
-    <w:p>
-      <w:pPr>
-        <w:pStyle w:val="Bibliography"/>
-        <w:spacing w:line="276" w:lineRule="auto"/>
-        <w:rPr>
-          <w:sz w:val="20"/>
-          <w:szCs w:val="20"/>
-        </w:rPr>
-      </w:pPr>
-      <w:r>
-        <w:rPr>
-          <w:sz w:val="20"/>
-          <w:szCs w:val="20"/>
-        </w:rPr>
-        <w:t>60.</w:t>
-      </w:r>
-      <w:r>
-        <w:rPr>
-          <w:sz w:val="20"/>
-          <w:szCs w:val="20"/>
-        </w:rPr>
-        <w:tab/>
-        <w:t xml:space="preserve">Kirsch, A., van Amersfoort, J. &amp; Gal, Y. BatchBALD: Efficient and Diverse Batch Acquisition for Deep Bayesian Active Learning. in </w:t>
-      </w:r>
-      <w:r>
-        <w:rPr>
-          <w:i/>
-          <w:iCs/>
-          <w:sz w:val="20"/>
-          <w:szCs w:val="20"/>
-        </w:rPr>
-        <w:t>Advances in Neural Information Processing Systems</w:t>
-      </w:r>
-      <w:r>
-        <w:rPr>
-          <w:sz w:val="20"/>
-          <w:szCs w:val="20"/>
-        </w:rPr>
-        <w:t xml:space="preserve"> (eds. Wallach, H. et al.) vol. 32 (Curran Associates, Inc., 2019).</w:t>
-      </w:r>
-    </w:p>
-    <w:p>
-      <w:pPr>
-        <w:pStyle w:val="Bibliography"/>
-        <w:spacing w:line="276" w:lineRule="auto"/>
-        <w:rPr>
-          <w:sz w:val="20"/>
-          <w:szCs w:val="20"/>
-        </w:rPr>
-      </w:pPr>
-      <w:r>
-        <w:rPr>
-          <w:sz w:val="20"/>
-          <w:szCs w:val="20"/>
-        </w:rPr>
-        <w:t>61.</w:t>
-      </w:r>
-      <w:r>
-        <w:rPr>
-          <w:sz w:val="20"/>
-          <w:szCs w:val="20"/>
-        </w:rPr>
-        <w:tab/>
-        <w:t xml:space="preserve">Citovsky, G. </w:t>
-      </w:r>
-      <w:r>
-        <w:rPr>
-          <w:i/>
-          <w:iCs/>
-          <w:sz w:val="20"/>
-          <w:szCs w:val="20"/>
-        </w:rPr>
-        <w:t>et al.</w:t>
-      </w:r>
-      <w:r>
-        <w:rPr>
-          <w:sz w:val="20"/>
-          <w:szCs w:val="20"/>
-        </w:rPr>
-        <w:t xml:space="preserve"> Batch Active Learning at Scale. in </w:t>
-      </w:r>
-      <w:r>
-        <w:rPr>
-          <w:i/>
-          <w:iCs/>
-          <w:sz w:val="20"/>
-          <w:szCs w:val="20"/>
-        </w:rPr>
-        <w:t>Advances in Neural Information Processing Systems</w:t>
-      </w:r>
-      <w:r>
-        <w:rPr>
-          <w:sz w:val="20"/>
-          <w:szCs w:val="20"/>
-        </w:rPr>
-        <w:t xml:space="preserve"> (eds. Ranzato, M., Beygelzimer, A., Dauphin, Y., Liang, P. S. &amp; Vaughan, J. W.) vol. 34 11933–11944 (Curran Associates, Inc., 2021).</w:t>
-      </w:r>
-    </w:p>
-    <w:p>
-      <w:pPr>
-        <w:pStyle w:val="Bibliography"/>
-        <w:spacing w:line="276" w:lineRule="auto"/>
-        <w:rPr>
-          <w:sz w:val="20"/>
-          <w:szCs w:val="20"/>
-        </w:rPr>
-      </w:pPr>
-      <w:r>
-        <w:rPr>
-          <w:sz w:val="20"/>
-          <w:szCs w:val="20"/>
-        </w:rPr>
-        <w:lastRenderedPageBreak/>
-        <w:t>62.</w:t>
-      </w:r>
-      <w:r>
-        <w:rPr>
-          <w:sz w:val="20"/>
-          <w:szCs w:val="20"/>
-        </w:rPr>
-        <w:tab/>
-        <w:t xml:space="preserve">Gorantla, R., Kubincová, A., Suutari, B., Cossins, B. P. &amp; Mey, A. S. J. S. Benchmarking Active Learning Protocols for Ligand-Binding Affinity Prediction. </w:t>
-      </w:r>
-      <w:r>
-        <w:rPr>
-          <w:i/>
-          <w:iCs/>
-          <w:sz w:val="20"/>
-          <w:szCs w:val="20"/>
-        </w:rPr>
-        <w:t>J. Chem. Inf. Model.</w:t>
-      </w:r>
-      <w:r>
-        <w:rPr>
-          <w:sz w:val="20"/>
-          <w:szCs w:val="20"/>
-        </w:rPr>
-        <w:t xml:space="preserve"> </w:t>
-      </w:r>
-      <w:r>
-        <w:rPr>
-          <w:b/>
-          <w:bCs/>
-          <w:sz w:val="20"/>
-          <w:szCs w:val="20"/>
-        </w:rPr>
-        <w:t>64</w:t>
-      </w:r>
-      <w:r>
-        <w:rPr>
-          <w:sz w:val="20"/>
-          <w:szCs w:val="20"/>
-        </w:rPr>
-        <w:t>, 1955–1965 (2024).</w:t>
-      </w:r>
-    </w:p>
-    <w:p>
-      <w:pPr>
-        <w:pStyle w:val="Bibliography"/>
-        <w:spacing w:line="276" w:lineRule="auto"/>
-        <w:rPr>
-          <w:sz w:val="20"/>
-          <w:szCs w:val="20"/>
-        </w:rPr>
-      </w:pPr>
-      <w:r>
-        <w:rPr>
-          <w:sz w:val="20"/>
-          <w:szCs w:val="20"/>
-        </w:rPr>
-        <w:t>63.</w:t>
-      </w:r>
-      <w:r>
-        <w:rPr>
-          <w:sz w:val="20"/>
-          <w:szCs w:val="20"/>
-        </w:rPr>
-        <w:tab/>
-        <w:t xml:space="preserve">Rakers, C., Reker, D. &amp; Brown, J. B. Small Random Forest Models for Effective Chemogenomic Active Learning. </w:t>
-      </w:r>
-      <w:r>
-        <w:rPr>
-          <w:i/>
-          <w:iCs/>
-          <w:sz w:val="20"/>
-          <w:szCs w:val="20"/>
-        </w:rPr>
-        <w:t>J. Comput. Aided Chem.</w:t>
-      </w:r>
-      <w:r>
-        <w:rPr>
-          <w:sz w:val="20"/>
-          <w:szCs w:val="20"/>
-        </w:rPr>
-        <w:t xml:space="preserve"> </w:t>
-      </w:r>
-      <w:r>
-        <w:rPr>
-          <w:b/>
-          <w:bCs/>
-          <w:sz w:val="20"/>
-          <w:szCs w:val="20"/>
-        </w:rPr>
-        <w:t>18</w:t>
-      </w:r>
-      <w:r>
-        <w:rPr>
-          <w:sz w:val="20"/>
-          <w:szCs w:val="20"/>
-        </w:rPr>
-        <w:t>, 124–142 (2017).</w:t>
+        </w:rPr>
+        <w:t>Journal of Computer Aided Chemistry</w:t>
+      </w:r>
+      <w:r>
+        <w:t>, vol. 18, page 124–142, 2017.</w:t>
       </w:r>
     </w:p>
     <w:p>
